--- a/docs/业务留痕-德国.docx
+++ b/docs/业务留痕-德国.docx
@@ -267,6 +267,48 @@
                 <w:color w:val="0B2545"/>
                 <w:sz w:val="21"/>
               </w:rPr>
+              <w:t>完成</w:t>
+            </w:r>
+          </w:p>
+        </w:tc>
+      </w:tr>
+      <w:tr>
+        <w:tc>
+          <w:tcPr>
+            <w:tcW w:type="dxa" w:w="2160"/>
+          </w:tcPr>
+          <w:p>
+            <w:r>
+              <w:t>4</w:t>
+            </w:r>
+          </w:p>
+        </w:tc>
+        <w:tc>
+          <w:tcPr>
+            <w:tcW w:type="dxa" w:w="2160"/>
+          </w:tcPr>
+          <w:p>
+            <w:r>
+              <w:t>2026-08-01</w:t>
+            </w:r>
+          </w:p>
+        </w:tc>
+        <w:tc>
+          <w:tcPr>
+            <w:tcW w:type="dxa" w:w="2160"/>
+          </w:tcPr>
+          <w:p>
+            <w:r>
+              <w:t>根据录制代码调整登录步骤+验证码改纯等待+每步间隔1秒</w:t>
+            </w:r>
+          </w:p>
+        </w:tc>
+        <w:tc>
+          <w:tcPr>
+            <w:tcW w:type="dxa" w:w="2160"/>
+          </w:tcPr>
+          <w:p>
+            <w:r>
               <w:t>完成</w:t>
             </w:r>
           </w:p>
@@ -3166,6 +3208,380 @@
         <w:spacing w:after="40"/>
       </w:pPr>
     </w:p>
+    <w:p>
+      <w:r>
+        <w:t>【用户】 根据录制代码调整登录步骤 · 对话 4 · 2026-08-01</w:t>
+      </w:r>
+    </w:p>
+    <w:p>
+      <w:r>
+        <w:t>用户重新录制了德国test环境登录的Playwright代码，要求根据录制调整用例步骤。验证码部分不需要脚本操作，用户在浏览器人工完成；操作后登录成功，不关闭浏览器，检测页面是否有「功能入口」几个字，检测到即代表登录成功，可关闭浏览器。后续补充要求：用例中每一步点击操作持续至少一秒，方便观察页面操作。</w:t>
+      </w:r>
+    </w:p>
+    <w:p>
+      <w:r>
+        <w:t>【助手】 交付 · 对话 4 · 2026-08-01</w:t>
+      </w:r>
+    </w:p>
+    <w:p>
+      <w:r>
+        <w:t>根据录制代码调整4个文件。(1) login_page.py: Cookie文案从「接受全部」改为录制中的德语「Alle akzeptieren」，REMEMBER_PWD选择器对齐录制(.lm-bottom-box &gt; .remember-pwd &gt; .rp-check)，accept_cookie_consent改为wait_for_selector等待Vue渲染的横幅出现再点击+等待消失，修复横幅未关闭遮挡后续点击的问题。(2) captcha_page.py: 重写为纯等待模式，移除iframe/frame_locator切入、滑块定位、input()交互提示，改为直接等待「功能入口」文本出现判定登录成功(120s超时)。(3) test_login_web.py: real_browser测试对齐录制步骤(remember=True)，断言改为功能入口判定。(4) web_client.py fixture: 真实浏览器模式强制slow_mo_ms&gt;=1000，每步操作间隔至少1秒方便观察。验证：CI假页面测试1 passed，真实浏览器测试1 passed(19.77s，检测到功能入口)。</w:t>
+      </w:r>
+    </w:p>
+    <w:p>
+      <w:r>
+        <w:t>对话 4 文件变更</w:t>
+      </w:r>
+    </w:p>
+    <w:tbl>
+      <w:tblPr>
+        <w:tblStyle w:val="TableGrid"/>
+        <w:tblW w:type="auto" w:w="0"/>
+        <w:tblLook w:firstColumn="1" w:firstRow="1" w:lastColumn="0" w:lastRow="0" w:noHBand="0" w:noVBand="1" w:val="04A0"/>
+      </w:tblPr>
+      <w:tblGrid>
+        <w:gridCol w:w="2880"/>
+        <w:gridCol w:w="2880"/>
+        <w:gridCol w:w="2880"/>
+      </w:tblGrid>
+      <w:tr>
+        <w:tc>
+          <w:tcPr>
+            <w:tcW w:type="dxa" w:w="2880"/>
+          </w:tcPr>
+          <w:p>
+            <w:r>
+              <w:t>文件</w:t>
+            </w:r>
+          </w:p>
+        </w:tc>
+        <w:tc>
+          <w:tcPr>
+            <w:tcW w:type="dxa" w:w="2880"/>
+          </w:tcPr>
+          <w:p>
+            <w:r>
+              <w:t>说明</w:t>
+            </w:r>
+          </w:p>
+        </w:tc>
+        <w:tc>
+          <w:tcPr>
+            <w:tcW w:type="dxa" w:w="2880"/>
+          </w:tcPr>
+          <w:p>
+            <w:r>
+              <w:t>状态</w:t>
+            </w:r>
+          </w:p>
+        </w:tc>
+      </w:tr>
+      <w:tr>
+        <w:tc>
+          <w:tcPr>
+            <w:tcW w:type="dxa" w:w="2880"/>
+          </w:tcPr>
+          <w:p>
+            <w:r>
+              <w:t>projects/jmseu/pages/login_page.py</w:t>
+            </w:r>
+          </w:p>
+        </w:tc>
+        <w:tc>
+          <w:tcPr>
+            <w:tcW w:type="dxa" w:w="2880"/>
+          </w:tcPr>
+          <w:p>
+            <w:r>
+              <w:t>Cookie文案改Alle akzeptieren; REMEMBER_PWD选择器对齐录制; accept_cookie_consent改wait_for_selector等待Vue横幅出现+消失</w:t>
+            </w:r>
+          </w:p>
+        </w:tc>
+        <w:tc>
+          <w:tcPr>
+            <w:tcW w:type="dxa" w:w="2880"/>
+          </w:tcPr>
+          <w:p>
+            <w:r>
+              <w:t>修改</w:t>
+            </w:r>
+          </w:p>
+        </w:tc>
+      </w:tr>
+      <w:tr>
+        <w:tc>
+          <w:tcPr>
+            <w:tcW w:type="dxa" w:w="2880"/>
+          </w:tcPr>
+          <w:p>
+            <w:r>
+              <w:t>projects/jmseu/pages/captcha_page.py</w:t>
+            </w:r>
+          </w:p>
+        </w:tc>
+        <w:tc>
+          <w:tcPr>
+            <w:tcW w:type="dxa" w:w="2880"/>
+          </w:tcPr>
+          <w:p>
+            <w:r>
+              <w:t>重写为纯等待模式: 移除iframe/滑块/input交互, 改为等待「功能入口」文本判定成功</w:t>
+            </w:r>
+          </w:p>
+        </w:tc>
+        <w:tc>
+          <w:tcPr>
+            <w:tcW w:type="dxa" w:w="2880"/>
+          </w:tcPr>
+          <w:p>
+            <w:r>
+              <w:t>重写</w:t>
+            </w:r>
+          </w:p>
+        </w:tc>
+      </w:tr>
+      <w:tr>
+        <w:tc>
+          <w:tcPr>
+            <w:tcW w:type="dxa" w:w="2880"/>
+          </w:tcPr>
+          <w:p>
+            <w:r>
+              <w:t>projects/jmseu/testcase/test_login_web.py</w:t>
+            </w:r>
+          </w:p>
+        </w:tc>
+        <w:tc>
+          <w:tcPr>
+            <w:tcW w:type="dxa" w:w="2880"/>
+          </w:tcPr>
+          <w:p>
+            <w:r>
+              <w:t>real_browser测试对齐录制步骤(remember=True), 断言改为功能入口判定</w:t>
+            </w:r>
+          </w:p>
+        </w:tc>
+        <w:tc>
+          <w:tcPr>
+            <w:tcW w:type="dxa" w:w="2880"/>
+          </w:tcPr>
+          <w:p>
+            <w:r>
+              <w:t>修改</w:t>
+            </w:r>
+          </w:p>
+        </w:tc>
+      </w:tr>
+      <w:tr>
+        <w:tc>
+          <w:tcPr>
+            <w:tcW w:type="dxa" w:w="2880"/>
+          </w:tcPr>
+          <w:p>
+            <w:r>
+              <w:t>projects/jmseu/fixture/web_client.py</w:t>
+            </w:r>
+          </w:p>
+        </w:tc>
+        <w:tc>
+          <w:tcPr>
+            <w:tcW w:type="dxa" w:w="2880"/>
+          </w:tcPr>
+          <w:p>
+            <w:r>
+              <w:t>真实浏览器模式强制slow_mo_ms&gt;=1000, 每步操作间隔至少1秒</w:t>
+            </w:r>
+          </w:p>
+        </w:tc>
+        <w:tc>
+          <w:tcPr>
+            <w:tcW w:type="dxa" w:w="2880"/>
+          </w:tcPr>
+          <w:p>
+            <w:r>
+              <w:t>修改</w:t>
+            </w:r>
+          </w:p>
+        </w:tc>
+      </w:tr>
+    </w:tbl>
+    <w:p>
+      <w:r>
+        <w:t>对话 4 验证结果（Python 3.12.13）</w:t>
+      </w:r>
+    </w:p>
+    <w:tbl>
+      <w:tblPr>
+        <w:tblStyle w:val="TableGrid"/>
+        <w:tblW w:type="auto" w:w="0"/>
+        <w:tblLook w:firstColumn="1" w:firstRow="1" w:lastColumn="0" w:lastRow="0" w:noHBand="0" w:noVBand="1" w:val="04A0"/>
+      </w:tblPr>
+      <w:tblGrid>
+        <w:gridCol w:w="2880"/>
+        <w:gridCol w:w="2880"/>
+        <w:gridCol w:w="2880"/>
+      </w:tblGrid>
+      <w:tr>
+        <w:tc>
+          <w:tcPr>
+            <w:tcW w:type="dxa" w:w="2880"/>
+          </w:tcPr>
+          <w:p>
+            <w:r>
+              <w:t>检查项</w:t>
+            </w:r>
+          </w:p>
+        </w:tc>
+        <w:tc>
+          <w:tcPr>
+            <w:tcW w:type="dxa" w:w="2880"/>
+          </w:tcPr>
+          <w:p>
+            <w:r>
+              <w:t>命令</w:t>
+            </w:r>
+          </w:p>
+        </w:tc>
+        <w:tc>
+          <w:tcPr>
+            <w:tcW w:type="dxa" w:w="2880"/>
+          </w:tcPr>
+          <w:p>
+            <w:r>
+              <w:t>结果</w:t>
+            </w:r>
+          </w:p>
+        </w:tc>
+      </w:tr>
+      <w:tr>
+        <w:tc>
+          <w:tcPr>
+            <w:tcW w:type="dxa" w:w="2880"/>
+          </w:tcPr>
+          <w:p>
+            <w:r>
+              <w:t>ruff check</w:t>
+            </w:r>
+          </w:p>
+        </w:tc>
+        <w:tc>
+          <w:tcPr>
+            <w:tcW w:type="dxa" w:w="2880"/>
+          </w:tcPr>
+          <w:p>
+            <w:r>
+              <w:t>ruff check (4 files)</w:t>
+            </w:r>
+          </w:p>
+        </w:tc>
+        <w:tc>
+          <w:tcPr>
+            <w:tcW w:type="dxa" w:w="2880"/>
+          </w:tcPr>
+          <w:p>
+            <w:r>
+              <w:t>All checks passed</w:t>
+            </w:r>
+          </w:p>
+        </w:tc>
+      </w:tr>
+      <w:tr>
+        <w:tc>
+          <w:tcPr>
+            <w:tcW w:type="dxa" w:w="2880"/>
+          </w:tcPr>
+          <w:p>
+            <w:r>
+              <w:t>ruff format</w:t>
+            </w:r>
+          </w:p>
+        </w:tc>
+        <w:tc>
+          <w:tcPr>
+            <w:tcW w:type="dxa" w:w="2880"/>
+          </w:tcPr>
+          <w:p>
+            <w:r>
+              <w:t>ruff format --check (4 files)</w:t>
+            </w:r>
+          </w:p>
+        </w:tc>
+        <w:tc>
+          <w:tcPr>
+            <w:tcW w:type="dxa" w:w="2880"/>
+          </w:tcPr>
+          <w:p>
+            <w:r>
+              <w:t>4 files already formatted</w:t>
+            </w:r>
+          </w:p>
+        </w:tc>
+      </w:tr>
+      <w:tr>
+        <w:tc>
+          <w:tcPr>
+            <w:tcW w:type="dxa" w:w="2880"/>
+          </w:tcPr>
+          <w:p>
+            <w:r>
+              <w:t>pytest CI假页面</w:t>
+            </w:r>
+          </w:p>
+        </w:tc>
+        <w:tc>
+          <w:tcPr>
+            <w:tcW w:type="dxa" w:w="2880"/>
+          </w:tcPr>
+          <w:p>
+            <w:r>
+              <w:t>pytest test_login_normal_scenario</w:t>
+            </w:r>
+          </w:p>
+        </w:tc>
+        <w:tc>
+          <w:tcPr>
+            <w:tcW w:type="dxa" w:w="2880"/>
+          </w:tcPr>
+          <w:p>
+            <w:r>
+              <w:t>1 passed</w:t>
+            </w:r>
+          </w:p>
+        </w:tc>
+      </w:tr>
+      <w:tr>
+        <w:tc>
+          <w:tcPr>
+            <w:tcW w:type="dxa" w:w="2880"/>
+          </w:tcPr>
+          <w:p>
+            <w:r>
+              <w:t>pytest 真实浏览器</w:t>
+            </w:r>
+          </w:p>
+        </w:tc>
+        <w:tc>
+          <w:tcPr>
+            <w:tcW w:type="dxa" w:w="2880"/>
+          </w:tcPr>
+          <w:p>
+            <w:r>
+              <w:t>pytest test_login_real_browser (JMSEU_REAL_BROWSER=1)</w:t>
+            </w:r>
+          </w:p>
+        </w:tc>
+        <w:tc>
+          <w:tcPr>
+            <w:tcW w:type="dxa" w:w="2880"/>
+          </w:tcPr>
+          <w:p>
+            <w:r>
+              <w:t>1 passed (19.77s, 检测到功能入口)</w:t>
+            </w:r>
+          </w:p>
+        </w:tc>
+      </w:tr>
+    </w:tbl>
     <w:sectPr>
       <w:pgSz w:w="12240" w:h="15840"/>
       <w:pgMar w:top="1440" w:right="1800" w:bottom="1440" w:left="1800" w:header="720" w:footer="720" w:gutter="0"/>

--- a/docs/业务留痕-德国.docx
+++ b/docs/业务留痕-德国.docx
@@ -309,6 +309,666 @@
           </w:tcPr>
           <w:p>
             <w:r>
+              <w:t>完成</w:t>
+            </w:r>
+          </w:p>
+        </w:tc>
+      </w:tr>
+      <w:tr>
+        <w:tc>
+          <w:tcPr>
+            <w:tcW w:type="dxa" w:w="2160"/>
+            <w:tcMar>
+              <w:top w:w="80" w:type="dxa"/>
+              <w:bottom w:w="80" w:type="dxa"/>
+              <w:start w:w="120" w:type="dxa"/>
+              <w:end w:w="120" w:type="dxa"/>
+            </w:tcMar>
+            <w:vAlign w:val="center"/>
+          </w:tcPr>
+          <w:p>
+            <w:pPr>
+              <w:spacing w:after="0" w:before="0"/>
+              <w:jc w:val="center"/>
+            </w:pPr>
+            <w:r>
+              <w:rPr>
+                <w:rFonts w:ascii="Calibri" w:hAnsi="Calibri" w:eastAsia="Microsoft YaHei"/>
+                <w:b w:val="0"/>
+                <w:color w:val="0B2545"/>
+                <w:sz w:val="21"/>
+              </w:rPr>
+              <w:t>5</w:t>
+            </w:r>
+          </w:p>
+        </w:tc>
+        <w:tc>
+          <w:tcPr>
+            <w:tcW w:type="dxa" w:w="2160"/>
+            <w:tcMar>
+              <w:top w:w="80" w:type="dxa"/>
+              <w:bottom w:w="80" w:type="dxa"/>
+              <w:start w:w="120" w:type="dxa"/>
+              <w:end w:w="120" w:type="dxa"/>
+            </w:tcMar>
+            <w:vAlign w:val="center"/>
+          </w:tcPr>
+          <w:p>
+            <w:pPr>
+              <w:spacing w:after="0" w:before="0"/>
+              <w:jc w:val="center"/>
+            </w:pPr>
+            <w:r>
+              <w:rPr>
+                <w:rFonts w:ascii="Calibri" w:hAnsi="Calibri" w:eastAsia="Microsoft YaHei"/>
+                <w:b w:val="0"/>
+                <w:color w:val="0B2545"/>
+                <w:sz w:val="21"/>
+              </w:rPr>
+              <w:t>2026-08-04</w:t>
+            </w:r>
+          </w:p>
+        </w:tc>
+        <w:tc>
+          <w:tcPr>
+            <w:tcW w:type="dxa" w:w="2160"/>
+            <w:tcMar>
+              <w:top w:w="80" w:type="dxa"/>
+              <w:bottom w:w="80" w:type="dxa"/>
+              <w:start w:w="120" w:type="dxa"/>
+              <w:end w:w="120" w:type="dxa"/>
+            </w:tcMar>
+            <w:vAlign w:val="center"/>
+          </w:tcPr>
+          <w:p>
+            <w:pPr>
+              <w:spacing w:after="0" w:before="0"/>
+              <w:jc w:val="left"/>
+            </w:pPr>
+            <w:r>
+              <w:rPr>
+                <w:rFonts w:ascii="Calibri" w:hAnsi="Calibri" w:eastAsia="Microsoft YaHei"/>
+                <w:b w:val="0"/>
+                <w:color w:val="0B2545"/>
+                <w:sz w:val="21"/>
+              </w:rPr>
+              <w:t>jmseu Allure报告自动生成集成收尾</w:t>
+            </w:r>
+          </w:p>
+        </w:tc>
+        <w:tc>
+          <w:tcPr>
+            <w:tcW w:type="dxa" w:w="2160"/>
+            <w:tcMar>
+              <w:top w:w="80" w:type="dxa"/>
+              <w:bottom w:w="80" w:type="dxa"/>
+              <w:start w:w="120" w:type="dxa"/>
+              <w:end w:w="120" w:type="dxa"/>
+            </w:tcMar>
+            <w:vAlign w:val="center"/>
+          </w:tcPr>
+          <w:p>
+            <w:pPr>
+              <w:spacing w:after="0" w:before="0"/>
+              <w:jc w:val="center"/>
+            </w:pPr>
+            <w:r>
+              <w:rPr>
+                <w:rFonts w:ascii="Calibri" w:hAnsi="Calibri" w:eastAsia="Microsoft YaHei"/>
+                <w:b w:val="0"/>
+                <w:color w:val="0B2545"/>
+                <w:sz w:val="21"/>
+              </w:rPr>
+              <w:t>完成</w:t>
+            </w:r>
+          </w:p>
+        </w:tc>
+      </w:tr>
+      <w:tr>
+        <w:tc>
+          <w:tcPr>
+            <w:tcW w:type="dxa" w:w="2160"/>
+            <w:tcMar>
+              <w:top w:w="80" w:type="dxa"/>
+              <w:bottom w:w="80" w:type="dxa"/>
+              <w:start w:w="120" w:type="dxa"/>
+              <w:end w:w="120" w:type="dxa"/>
+            </w:tcMar>
+            <w:vAlign w:val="center"/>
+          </w:tcPr>
+          <w:p>
+            <w:pPr>
+              <w:spacing w:after="0" w:before="0"/>
+              <w:jc w:val="center"/>
+            </w:pPr>
+            <w:r>
+              <w:rPr>
+                <w:rFonts w:ascii="Calibri" w:hAnsi="Calibri" w:eastAsia="Microsoft YaHei"/>
+                <w:b w:val="0"/>
+                <w:color w:val="0B2545"/>
+                <w:sz w:val="21"/>
+              </w:rPr>
+              <w:t>6</w:t>
+            </w:r>
+          </w:p>
+        </w:tc>
+        <w:tc>
+          <w:tcPr>
+            <w:tcW w:type="dxa" w:w="2160"/>
+            <w:tcMar>
+              <w:top w:w="80" w:type="dxa"/>
+              <w:bottom w:w="80" w:type="dxa"/>
+              <w:start w:w="120" w:type="dxa"/>
+              <w:end w:w="120" w:type="dxa"/>
+            </w:tcMar>
+            <w:vAlign w:val="center"/>
+          </w:tcPr>
+          <w:p>
+            <w:pPr>
+              <w:spacing w:after="0" w:before="0"/>
+              <w:jc w:val="center"/>
+            </w:pPr>
+            <w:r>
+              <w:rPr>
+                <w:rFonts w:ascii="Calibri" w:hAnsi="Calibri" w:eastAsia="Microsoft YaHei"/>
+                <w:b w:val="0"/>
+                <w:color w:val="0B2545"/>
+                <w:sz w:val="21"/>
+              </w:rPr>
+              <w:t>2026-08-04</w:t>
+            </w:r>
+          </w:p>
+        </w:tc>
+        <w:tc>
+          <w:tcPr>
+            <w:tcW w:type="dxa" w:w="2160"/>
+            <w:tcMar>
+              <w:top w:w="80" w:type="dxa"/>
+              <w:bottom w:w="80" w:type="dxa"/>
+              <w:start w:w="120" w:type="dxa"/>
+              <w:end w:w="120" w:type="dxa"/>
+            </w:tcMar>
+            <w:vAlign w:val="center"/>
+          </w:tcPr>
+          <w:p>
+            <w:pPr>
+              <w:spacing w:after="0" w:before="0"/>
+              <w:jc w:val="left"/>
+            </w:pPr>
+            <w:r>
+              <w:rPr>
+                <w:rFonts w:ascii="Calibri" w:hAnsi="Calibri" w:eastAsia="Microsoft YaHei"/>
+                <w:b w:val="0"/>
+                <w:color w:val="0B2545"/>
+                <w:sz w:val="21"/>
+              </w:rPr>
+              <w:t>jmseu README 验证码文档校准(对齐现状)</w:t>
+            </w:r>
+          </w:p>
+        </w:tc>
+        <w:tc>
+          <w:tcPr>
+            <w:tcW w:type="dxa" w:w="2160"/>
+            <w:tcMar>
+              <w:top w:w="80" w:type="dxa"/>
+              <w:bottom w:w="80" w:type="dxa"/>
+              <w:start w:w="120" w:type="dxa"/>
+              <w:end w:w="120" w:type="dxa"/>
+            </w:tcMar>
+            <w:vAlign w:val="center"/>
+          </w:tcPr>
+          <w:p>
+            <w:pPr>
+              <w:spacing w:after="0" w:before="0"/>
+              <w:jc w:val="center"/>
+            </w:pPr>
+            <w:r>
+              <w:rPr>
+                <w:rFonts w:ascii="Calibri" w:hAnsi="Calibri" w:eastAsia="Microsoft YaHei"/>
+                <w:b w:val="0"/>
+                <w:color w:val="0B2545"/>
+                <w:sz w:val="21"/>
+              </w:rPr>
+              <w:t>完成</w:t>
+            </w:r>
+          </w:p>
+        </w:tc>
+      </w:tr>
+      <w:tr>
+        <w:tc>
+          <w:tcPr>
+            <w:tcW w:type="dxa" w:w="2160"/>
+            <w:tcMar>
+              <w:top w:w="80" w:type="dxa"/>
+              <w:bottom w:w="80" w:type="dxa"/>
+              <w:start w:w="120" w:type="dxa"/>
+              <w:end w:w="120" w:type="dxa"/>
+            </w:tcMar>
+            <w:vAlign w:val="center"/>
+          </w:tcPr>
+          <w:p>
+            <w:pPr>
+              <w:spacing w:after="0" w:before="0"/>
+              <w:jc w:val="center"/>
+            </w:pPr>
+            <w:r>
+              <w:rPr>
+                <w:rFonts w:ascii="Calibri" w:hAnsi="Calibri" w:eastAsia="Microsoft YaHei"/>
+                <w:b w:val="0"/>
+                <w:color w:val="0B2545"/>
+                <w:sz w:val="21"/>
+              </w:rPr>
+              <w:t>7</w:t>
+            </w:r>
+          </w:p>
+        </w:tc>
+        <w:tc>
+          <w:tcPr>
+            <w:tcW w:type="dxa" w:w="2160"/>
+            <w:tcMar>
+              <w:top w:w="80" w:type="dxa"/>
+              <w:bottom w:w="80" w:type="dxa"/>
+              <w:start w:w="120" w:type="dxa"/>
+              <w:end w:w="120" w:type="dxa"/>
+            </w:tcMar>
+            <w:vAlign w:val="center"/>
+          </w:tcPr>
+          <w:p>
+            <w:pPr>
+              <w:spacing w:after="0" w:before="0"/>
+              <w:jc w:val="center"/>
+            </w:pPr>
+            <w:r>
+              <w:rPr>
+                <w:rFonts w:ascii="Calibri" w:hAnsi="Calibri" w:eastAsia="Microsoft YaHei"/>
+                <w:b w:val="0"/>
+                <w:color w:val="0B2545"/>
+                <w:sz w:val="21"/>
+              </w:rPr>
+              <w:t>2026-08-04</w:t>
+            </w:r>
+          </w:p>
+        </w:tc>
+        <w:tc>
+          <w:tcPr>
+            <w:tcW w:type="dxa" w:w="2160"/>
+            <w:tcMar>
+              <w:top w:w="80" w:type="dxa"/>
+              <w:bottom w:w="80" w:type="dxa"/>
+              <w:start w:w="120" w:type="dxa"/>
+              <w:end w:w="120" w:type="dxa"/>
+            </w:tcMar>
+            <w:vAlign w:val="center"/>
+          </w:tcPr>
+          <w:p>
+            <w:pPr>
+              <w:spacing w:after="0" w:before="0"/>
+              <w:jc w:val="left"/>
+            </w:pPr>
+            <w:r>
+              <w:rPr>
+                <w:rFonts w:ascii="Calibri" w:hAnsi="Calibri" w:eastAsia="Microsoft YaHei"/>
+                <w:b w:val="0"/>
+                <w:color w:val="0B2545"/>
+                <w:sz w:val="21"/>
+              </w:rPr>
+              <w:t>PyCharm跑测试无Allure报告输出-诊断与自动打开改进</w:t>
+            </w:r>
+          </w:p>
+        </w:tc>
+        <w:tc>
+          <w:tcPr>
+            <w:tcW w:type="dxa" w:w="2160"/>
+            <w:tcMar>
+              <w:top w:w="80" w:type="dxa"/>
+              <w:bottom w:w="80" w:type="dxa"/>
+              <w:start w:w="120" w:type="dxa"/>
+              <w:end w:w="120" w:type="dxa"/>
+            </w:tcMar>
+            <w:vAlign w:val="center"/>
+          </w:tcPr>
+          <w:p>
+            <w:pPr>
+              <w:spacing w:after="0" w:before="0"/>
+              <w:jc w:val="center"/>
+            </w:pPr>
+            <w:r>
+              <w:rPr>
+                <w:rFonts w:ascii="Calibri" w:hAnsi="Calibri" w:eastAsia="Microsoft YaHei"/>
+                <w:b w:val="0"/>
+                <w:color w:val="0B2545"/>
+                <w:sz w:val="21"/>
+              </w:rPr>
+              <w:t>完成</w:t>
+            </w:r>
+          </w:p>
+        </w:tc>
+      </w:tr>
+      <w:tr>
+        <w:tc>
+          <w:tcPr>
+            <w:tcW w:type="dxa" w:w="2160"/>
+            <w:tcMar>
+              <w:top w:w="80" w:type="dxa"/>
+              <w:bottom w:w="80" w:type="dxa"/>
+              <w:start w:w="120" w:type="dxa"/>
+              <w:end w:w="120" w:type="dxa"/>
+            </w:tcMar>
+            <w:vAlign w:val="center"/>
+          </w:tcPr>
+          <w:p>
+            <w:pPr>
+              <w:spacing w:after="0" w:before="0"/>
+              <w:jc w:val="center"/>
+            </w:pPr>
+            <w:r>
+              <w:rPr>
+                <w:rFonts w:ascii="Calibri" w:hAnsi="Calibri" w:eastAsia="Microsoft YaHei"/>
+                <w:b w:val="0"/>
+                <w:color w:val="0B2545"/>
+                <w:sz w:val="21"/>
+              </w:rPr>
+              <w:t>8</w:t>
+            </w:r>
+          </w:p>
+        </w:tc>
+        <w:tc>
+          <w:tcPr>
+            <w:tcW w:type="dxa" w:w="2160"/>
+            <w:tcMar>
+              <w:top w:w="80" w:type="dxa"/>
+              <w:bottom w:w="80" w:type="dxa"/>
+              <w:start w:w="120" w:type="dxa"/>
+              <w:end w:w="120" w:type="dxa"/>
+            </w:tcMar>
+            <w:vAlign w:val="center"/>
+          </w:tcPr>
+          <w:p>
+            <w:pPr>
+              <w:spacing w:after="0" w:before="0"/>
+              <w:jc w:val="center"/>
+            </w:pPr>
+            <w:r>
+              <w:rPr>
+                <w:rFonts w:ascii="Calibri" w:hAnsi="Calibri" w:eastAsia="Microsoft YaHei"/>
+                <w:b w:val="0"/>
+                <w:color w:val="0B2545"/>
+                <w:sz w:val="21"/>
+              </w:rPr>
+              <w:t>2026-08-05</w:t>
+            </w:r>
+          </w:p>
+        </w:tc>
+        <w:tc>
+          <w:tcPr>
+            <w:tcW w:type="dxa" w:w="2160"/>
+            <w:tcMar>
+              <w:top w:w="80" w:type="dxa"/>
+              <w:bottom w:w="80" w:type="dxa"/>
+              <w:start w:w="120" w:type="dxa"/>
+              <w:end w:w="120" w:type="dxa"/>
+            </w:tcMar>
+            <w:vAlign w:val="center"/>
+          </w:tcPr>
+          <w:p>
+            <w:pPr>
+              <w:spacing w:after="0" w:before="0"/>
+              <w:jc w:val="left"/>
+            </w:pPr>
+            <w:r>
+              <w:rPr>
+                <w:rFonts w:ascii="Calibri" w:hAnsi="Calibri" w:eastAsia="Microsoft YaHei"/>
+                <w:b w:val="0"/>
+                <w:color w:val="0B2545"/>
+                <w:sz w:val="21"/>
+              </w:rPr>
+              <w:t>PyCharm --no-summary 抑制钩子-报告生成移到 sessionfinish</w:t>
+            </w:r>
+          </w:p>
+        </w:tc>
+        <w:tc>
+          <w:tcPr>
+            <w:tcW w:type="dxa" w:w="2160"/>
+            <w:tcMar>
+              <w:top w:w="80" w:type="dxa"/>
+              <w:bottom w:w="80" w:type="dxa"/>
+              <w:start w:w="120" w:type="dxa"/>
+              <w:end w:w="120" w:type="dxa"/>
+            </w:tcMar>
+            <w:vAlign w:val="center"/>
+          </w:tcPr>
+          <w:p>
+            <w:pPr>
+              <w:spacing w:after="0" w:before="0"/>
+              <w:jc w:val="center"/>
+            </w:pPr>
+            <w:r>
+              <w:rPr>
+                <w:rFonts w:ascii="Calibri" w:hAnsi="Calibri" w:eastAsia="Microsoft YaHei"/>
+                <w:b w:val="0"/>
+                <w:color w:val="0B2545"/>
+                <w:sz w:val="21"/>
+              </w:rPr>
+              <w:t>完成</w:t>
+            </w:r>
+          </w:p>
+        </w:tc>
+      </w:tr>
+      <w:tr>
+        <w:tc>
+          <w:tcPr>
+            <w:tcW w:type="dxa" w:w="2160"/>
+            <w:tcMar>
+              <w:top w:w="80" w:type="dxa"/>
+              <w:bottom w:w="80" w:type="dxa"/>
+              <w:start w:w="120" w:type="dxa"/>
+              <w:end w:w="120" w:type="dxa"/>
+            </w:tcMar>
+            <w:vAlign w:val="center"/>
+          </w:tcPr>
+          <w:p>
+            <w:pPr>
+              <w:spacing w:after="0" w:before="0"/>
+              <w:jc w:val="center"/>
+            </w:pPr>
+            <w:r>
+              <w:rPr>
+                <w:rFonts w:ascii="Calibri" w:hAnsi="Calibri" w:eastAsia="Microsoft YaHei"/>
+                <w:b w:val="0"/>
+                <w:color w:val="0B2545"/>
+                <w:sz w:val="21"/>
+              </w:rPr>
+              <w:t>9</w:t>
+            </w:r>
+          </w:p>
+        </w:tc>
+        <w:tc>
+          <w:tcPr>
+            <w:tcW w:type="dxa" w:w="2160"/>
+            <w:tcMar>
+              <w:top w:w="80" w:type="dxa"/>
+              <w:bottom w:w="80" w:type="dxa"/>
+              <w:start w:w="120" w:type="dxa"/>
+              <w:end w:w="120" w:type="dxa"/>
+            </w:tcMar>
+            <w:vAlign w:val="center"/>
+          </w:tcPr>
+          <w:p>
+            <w:pPr>
+              <w:spacing w:after="0" w:before="0"/>
+              <w:jc w:val="center"/>
+            </w:pPr>
+            <w:r>
+              <w:rPr>
+                <w:rFonts w:ascii="Calibri" w:hAnsi="Calibri" w:eastAsia="Microsoft YaHei"/>
+                <w:b w:val="0"/>
+                <w:color w:val="0B2545"/>
+                <w:sz w:val="21"/>
+              </w:rPr>
+              <w:t>2026-08-05</w:t>
+            </w:r>
+          </w:p>
+        </w:tc>
+        <w:tc>
+          <w:tcPr>
+            <w:tcW w:type="dxa" w:w="2160"/>
+            <w:tcMar>
+              <w:top w:w="80" w:type="dxa"/>
+              <w:bottom w:w="80" w:type="dxa"/>
+              <w:start w:w="120" w:type="dxa"/>
+              <w:end w:w="120" w:type="dxa"/>
+            </w:tcMar>
+            <w:vAlign w:val="center"/>
+          </w:tcPr>
+          <w:p>
+            <w:pPr>
+              <w:spacing w:after="0" w:before="0"/>
+              <w:jc w:val="left"/>
+            </w:pPr>
+            <w:r>
+              <w:rPr>
+                <w:rFonts w:ascii="Calibri" w:hAnsi="Calibri" w:eastAsia="Microsoft YaHei"/>
+                <w:b w:val="0"/>
+                <w:color w:val="0B2545"/>
+                <w:sz w:val="21"/>
+              </w:rPr>
+              <w:t>Allure报告转圈(file://)与路径不可点击-改allure open+绝对路径</w:t>
+            </w:r>
+          </w:p>
+        </w:tc>
+        <w:tc>
+          <w:tcPr>
+            <w:tcW w:type="dxa" w:w="2160"/>
+            <w:tcMar>
+              <w:top w:w="80" w:type="dxa"/>
+              <w:bottom w:w="80" w:type="dxa"/>
+              <w:start w:w="120" w:type="dxa"/>
+              <w:end w:w="120" w:type="dxa"/>
+            </w:tcMar>
+            <w:vAlign w:val="center"/>
+          </w:tcPr>
+          <w:p>
+            <w:pPr>
+              <w:spacing w:after="0" w:before="0"/>
+              <w:jc w:val="center"/>
+            </w:pPr>
+            <w:r>
+              <w:rPr>
+                <w:rFonts w:ascii="Calibri" w:hAnsi="Calibri" w:eastAsia="Microsoft YaHei"/>
+                <w:b w:val="0"/>
+                <w:color w:val="0B2545"/>
+                <w:sz w:val="21"/>
+              </w:rPr>
+              <w:t>完成</w:t>
+            </w:r>
+          </w:p>
+        </w:tc>
+      </w:tr>
+      <w:tr>
+        <w:tc>
+          <w:tcPr>
+            <w:tcW w:type="dxa" w:w="2160"/>
+            <w:tcMar>
+              <w:top w:w="80" w:type="dxa"/>
+              <w:bottom w:w="80" w:type="dxa"/>
+              <w:start w:w="120" w:type="dxa"/>
+              <w:end w:w="120" w:type="dxa"/>
+            </w:tcMar>
+            <w:vAlign w:val="center"/>
+          </w:tcPr>
+          <w:p>
+            <w:pPr>
+              <w:spacing w:after="0" w:before="0"/>
+              <w:jc w:val="center"/>
+            </w:pPr>
+            <w:r>
+              <w:rPr>
+                <w:rFonts w:ascii="Calibri" w:hAnsi="Calibri" w:eastAsia="Microsoft YaHei"/>
+                <w:b w:val="0"/>
+                <w:color w:val="0B2545"/>
+                <w:sz w:val="21"/>
+              </w:rPr>
+              <w:t>10</w:t>
+            </w:r>
+          </w:p>
+        </w:tc>
+        <w:tc>
+          <w:tcPr>
+            <w:tcW w:type="dxa" w:w="2160"/>
+            <w:tcMar>
+              <w:top w:w="80" w:type="dxa"/>
+              <w:bottom w:w="80" w:type="dxa"/>
+              <w:start w:w="120" w:type="dxa"/>
+              <w:end w:w="120" w:type="dxa"/>
+            </w:tcMar>
+            <w:vAlign w:val="center"/>
+          </w:tcPr>
+          <w:p>
+            <w:pPr>
+              <w:spacing w:after="0" w:before="0"/>
+              <w:jc w:val="center"/>
+            </w:pPr>
+            <w:r>
+              <w:rPr>
+                <w:rFonts w:ascii="Calibri" w:hAnsi="Calibri" w:eastAsia="Microsoft YaHei"/>
+                <w:b w:val="0"/>
+                <w:color w:val="0B2545"/>
+                <w:sz w:val="21"/>
+              </w:rPr>
+              <w:t>2026-08-05</w:t>
+            </w:r>
+          </w:p>
+        </w:tc>
+        <w:tc>
+          <w:tcPr>
+            <w:tcW w:type="dxa" w:w="2160"/>
+            <w:tcMar>
+              <w:top w:w="80" w:type="dxa"/>
+              <w:bottom w:w="80" w:type="dxa"/>
+              <w:start w:w="120" w:type="dxa"/>
+              <w:end w:w="120" w:type="dxa"/>
+            </w:tcMar>
+            <w:vAlign w:val="center"/>
+          </w:tcPr>
+          <w:p>
+            <w:pPr>
+              <w:spacing w:after="0" w:before="0"/>
+              <w:jc w:val="left"/>
+            </w:pPr>
+            <w:r>
+              <w:rPr>
+                <w:rFonts w:ascii="Calibri" w:hAnsi="Calibri" w:eastAsia="Microsoft YaHei"/>
+                <w:b w:val="0"/>
+                <w:color w:val="0B2545"/>
+                <w:sz w:val="21"/>
+              </w:rPr>
+              <w:t>Allure固定端口5274+netstat清理旧服务器(修复Get-NetTCPConnection漏检)</w:t>
+            </w:r>
+          </w:p>
+        </w:tc>
+        <w:tc>
+          <w:tcPr>
+            <w:tcW w:type="dxa" w:w="2160"/>
+            <w:tcMar>
+              <w:top w:w="80" w:type="dxa"/>
+              <w:bottom w:w="80" w:type="dxa"/>
+              <w:start w:w="120" w:type="dxa"/>
+              <w:end w:w="120" w:type="dxa"/>
+            </w:tcMar>
+            <w:vAlign w:val="center"/>
+          </w:tcPr>
+          <w:p>
+            <w:pPr>
+              <w:spacing w:after="0" w:before="0"/>
+              <w:jc w:val="center"/>
+            </w:pPr>
+            <w:r>
+              <w:rPr>
+                <w:rFonts w:ascii="Calibri" w:hAnsi="Calibri" w:eastAsia="Microsoft YaHei"/>
+                <w:b w:val="0"/>
+                <w:color w:val="0B2545"/>
+                <w:sz w:val="21"/>
+              </w:rPr>
               <w:t>完成</w:t>
             </w:r>
           </w:p>
@@ -3582,6 +4242,8886 @@
         </w:tc>
       </w:tr>
     </w:tbl>
+    <w:p>
+      <w:pPr>
+        <w:spacing w:before="320" w:after="160"/>
+        <w:shd w:val="clear" w:color="auto" w:fill="E8F0F9"/>
+        <w:ind w:left="120" w:right="120"/>
+        <w:spacing w:before="120" w:after="120"/>
+      </w:pPr>
+      <w:r>
+        <w:rPr>
+          <w:rFonts w:ascii="Calibri" w:hAnsi="Calibri" w:eastAsia="Microsoft YaHei"/>
+          <w:b/>
+          <w:color w:val="1F4D78"/>
+          <w:sz w:val="22"/>
+        </w:rPr>
+        <w:t>【用户】 项目上下文恢复与续作 · 对话 5 · 2026-08-04</w:t>
+      </w:r>
+    </w:p>
+    <w:p>
+      <w:pPr>
+        <w:spacing w:after="120"/>
+      </w:pPr>
+      <w:r>
+        <w:rPr>
+          <w:rFonts w:ascii="Calibri" w:hAnsi="Calibri" w:eastAsia="Microsoft YaHei"/>
+          <w:b w:val="0"/>
+          <w:color w:val="0B2545"/>
+          <w:sz w:val="22"/>
+        </w:rPr>
+        <w:t>新会话启动,要求阅读项目、看上一步干到哪、继续干。</w:t>
+      </w:r>
+    </w:p>
+    <w:p>
+      <w:pPr>
+        <w:spacing w:before="320" w:after="160"/>
+        <w:shd w:val="clear" w:color="auto" w:fill="EEF4F0"/>
+        <w:ind w:left="120" w:right="120"/>
+        <w:spacing w:before="120" w:after="120"/>
+      </w:pPr>
+      <w:r>
+        <w:rPr>
+          <w:rFonts w:ascii="Calibri" w:hAnsi="Calibri" w:eastAsia="Microsoft YaHei"/>
+          <w:b/>
+          <w:color w:val="1F3A5F"/>
+          <w:sz w:val="22"/>
+        </w:rPr>
+        <w:t>【助手】 交付 · 对话 5 · 2026-08-04</w:t>
+      </w:r>
+    </w:p>
+    <w:p>
+      <w:pPr>
+        <w:spacing w:after="120"/>
+      </w:pPr>
+      <w:r>
+        <w:rPr>
+          <w:rFonts w:ascii="Calibri" w:hAnsi="Calibri" w:eastAsia="Microsoft YaHei"/>
+          <w:b w:val="0"/>
+          <w:color w:val="0B2545"/>
+          <w:sz w:val="22"/>
+        </w:rPr>
+        <w:t xml:space="preserve">按 AGENTS.md 第0条恢复上下文: 读 AI_RULES(16红线)+架构留痕尾部(对话45)+德国业务留痕尾部(对话4)+README。发现工作区有未提交且未留痕的 jmseu Allure 报告集成改动: conftest.py 新增 </w:t>
+      </w:r>
+      <w:r>
+        <w:rPr>
+          <w:rFonts w:ascii="Consolas" w:hAnsi="Consolas" w:eastAsia="Microsoft YaHei"/>
+          <w:b w:val="0"/>
+          <w:color w:val="0B2545"/>
+          <w:sz w:val="22"/>
+        </w:rPr>
+        <w:t>pytest_terminal_summary</w:t>
+      </w:r>
+      <w:r>
+        <w:rPr>
+          <w:rFonts w:ascii="Calibri" w:hAnsi="Calibri" w:eastAsia="Microsoft YaHei"/>
+          <w:b w:val="0"/>
+          <w:color w:val="0B2545"/>
+          <w:sz w:val="22"/>
+        </w:rPr>
+        <w:t xml:space="preserve"> 钩子(测试结束自动生成 Allure HTML 报告并打印访问路径)、pytest.ini 加 </w:t>
+      </w:r>
+      <w:r>
+        <w:rPr>
+          <w:rFonts w:ascii="Consolas" w:hAnsi="Consolas" w:eastAsia="Microsoft YaHei"/>
+          <w:b w:val="0"/>
+          <w:color w:val="0B2545"/>
+          <w:sz w:val="22"/>
+        </w:rPr>
+        <w:t>--alluredir=allure-results</w:t>
+      </w:r>
+      <w:r>
+        <w:rPr>
+          <w:rFonts w:ascii="Calibri" w:hAnsi="Calibri" w:eastAsia="Microsoft YaHei"/>
+          <w:b w:val="0"/>
+          <w:color w:val="0B2545"/>
+          <w:sz w:val="22"/>
+        </w:rPr>
+        <w:t xml:space="preserve">。代码已实现且 allure-report 已生成,但缺验证收尾与留痕,且 </w:t>
+      </w:r>
+      <w:r>
+        <w:rPr>
+          <w:rFonts w:ascii="Consolas" w:hAnsi="Consolas" w:eastAsia="Microsoft YaHei"/>
+          <w:b w:val="0"/>
+          <w:color w:val="0B2545"/>
+          <w:sz w:val="22"/>
+        </w:rPr>
+        <w:t>pytest_terminal_summary</w:t>
+      </w:r>
+      <w:r>
+        <w:rPr>
+          <w:rFonts w:ascii="Calibri" w:hAnsi="Calibri" w:eastAsia="Microsoft YaHei"/>
+          <w:b w:val="0"/>
+          <w:color w:val="0B2545"/>
+          <w:sz w:val="22"/>
+        </w:rPr>
+        <w:t xml:space="preserve"> 参数缺类型注解(违反红线6)。</w:t>
+      </w:r>
+    </w:p>
+    <w:p>
+      <w:pPr>
+        <w:spacing w:after="120"/>
+      </w:pPr>
+      <w:r>
+        <w:rPr>
+          <w:rFonts w:ascii="Calibri" w:hAnsi="Calibri" w:eastAsia="Microsoft YaHei"/>
+          <w:b w:val="0"/>
+          <w:color w:val="0B2545"/>
+          <w:sz w:val="22"/>
+        </w:rPr>
+        <w:t xml:space="preserve">本轮收尾: (1)验证钩子工作--假页面测试 1 passed,终端打印 Allure 报告信息(结果目录45文件+HTML生成),environment.properties 含 env/base_url/browser/channel 等元数据,categories.json 含3类失败分类;(2)修复类型--给 </w:t>
+      </w:r>
+      <w:r>
+        <w:rPr>
+          <w:rFonts w:ascii="Consolas" w:hAnsi="Consolas" w:eastAsia="Microsoft YaHei"/>
+          <w:b w:val="0"/>
+          <w:color w:val="0B2545"/>
+          <w:sz w:val="22"/>
+        </w:rPr>
+        <w:t>pytest_terminal_summary</w:t>
+      </w:r>
+      <w:r>
+        <w:rPr>
+          <w:rFonts w:ascii="Calibri" w:hAnsi="Calibri" w:eastAsia="Microsoft YaHei"/>
+          <w:b w:val="0"/>
+          <w:color w:val="0B2545"/>
+          <w:sz w:val="22"/>
+        </w:rPr>
+        <w:t xml:space="preserve"> 补 </w:t>
+      </w:r>
+      <w:r>
+        <w:rPr>
+          <w:rFonts w:ascii="Consolas" w:hAnsi="Consolas" w:eastAsia="Microsoft YaHei"/>
+          <w:b w:val="0"/>
+          <w:color w:val="0B2545"/>
+          <w:sz w:val="22"/>
+        </w:rPr>
+        <w:t>pytest.TerminalReporter</w:t>
+      </w:r>
+      <w:r>
+        <w:rPr>
+          <w:rFonts w:ascii="Calibri" w:hAnsi="Calibri" w:eastAsia="Microsoft YaHei"/>
+          <w:b w:val="0"/>
+          <w:color w:val="0B2545"/>
+          <w:sz w:val="22"/>
+        </w:rPr>
+        <w:t>/</w:t>
+      </w:r>
+      <w:r>
+        <w:rPr>
+          <w:rFonts w:ascii="Consolas" w:hAnsi="Consolas" w:eastAsia="Microsoft YaHei"/>
+          <w:b w:val="0"/>
+          <w:color w:val="0B2545"/>
+          <w:sz w:val="22"/>
+        </w:rPr>
+        <w:t>exitstatus:int</w:t>
+      </w:r>
+      <w:r>
+        <w:rPr>
+          <w:rFonts w:ascii="Calibri" w:hAnsi="Calibri" w:eastAsia="Microsoft YaHei"/>
+          <w:b w:val="0"/>
+          <w:color w:val="0B2545"/>
+          <w:sz w:val="22"/>
+        </w:rPr>
+        <w:t>/</w:t>
+      </w:r>
+      <w:r>
+        <w:rPr>
+          <w:rFonts w:ascii="Consolas" w:hAnsi="Consolas" w:eastAsia="Microsoft YaHei"/>
+          <w:b w:val="0"/>
+          <w:color w:val="0B2545"/>
+          <w:sz w:val="22"/>
+        </w:rPr>
+        <w:t>pytest.Config</w:t>
+      </w:r>
+      <w:r>
+        <w:rPr>
+          <w:rFonts w:ascii="Calibri" w:hAnsi="Calibri" w:eastAsia="Microsoft YaHei"/>
+          <w:b w:val="0"/>
+          <w:color w:val="0B2545"/>
+          <w:sz w:val="22"/>
+        </w:rPr>
+        <w:t xml:space="preserve"> 注解并加 </w:t>
+      </w:r>
+      <w:r>
+        <w:rPr>
+          <w:rFonts w:ascii="Consolas" w:hAnsi="Consolas" w:eastAsia="Microsoft YaHei"/>
+          <w:b w:val="0"/>
+          <w:color w:val="0B2545"/>
+          <w:sz w:val="22"/>
+        </w:rPr>
+        <w:t>import pytest</w:t>
+      </w:r>
+      <w:r>
+        <w:rPr>
+          <w:rFonts w:ascii="Calibri" w:hAnsi="Calibri" w:eastAsia="Microsoft YaHei"/>
+          <w:b w:val="0"/>
+          <w:color w:val="0B2545"/>
+          <w:sz w:val="22"/>
+        </w:rPr>
+        <w:t xml:space="preserve">(对齐同文件 </w:t>
+      </w:r>
+      <w:r>
+        <w:rPr>
+          <w:rFonts w:ascii="Consolas" w:hAnsi="Consolas" w:eastAsia="Microsoft YaHei"/>
+          <w:b w:val="0"/>
+          <w:color w:val="0B2545"/>
+          <w:sz w:val="22"/>
+        </w:rPr>
+        <w:t>pytest_sessionfinish</w:t>
+      </w:r>
+      <w:r>
+        <w:rPr>
+          <w:rFonts w:ascii="Calibri" w:hAnsi="Calibri" w:eastAsia="Microsoft YaHei"/>
+          <w:b w:val="0"/>
+          <w:color w:val="0B2545"/>
+          <w:sz w:val="22"/>
+        </w:rPr>
+        <w:t xml:space="preserve"> 风格);(3)复查 ruff/mypy/pytest 全绿。</w:t>
+      </w:r>
+    </w:p>
+    <w:tbl>
+      <w:tblPr>
+        <w:tblStyle w:val="TableGrid"/>
+        <w:tblW w:type="dxa" w:w="10079"/>
+        <w:jc w:val="left"/>
+        <w:tblLayout w:type="fixed"/>
+        <w:tblLook w:firstColumn="1" w:firstRow="1" w:lastColumn="0" w:lastRow="0" w:noHBand="0" w:noVBand="1" w:val="04A0"/>
+        <w:tblBorders>
+          <w:top w:val="single" w:sz="4" w:space="0" w:color="BFBFBF"/>
+          <w:left w:val="single" w:sz="4" w:space="0" w:color="BFBFBF"/>
+          <w:bottom w:val="single" w:sz="4" w:space="0" w:color="BFBFBF"/>
+          <w:right w:val="single" w:sz="4" w:space="0" w:color="BFBFBF"/>
+          <w:insideH w:val="single" w:sz="4" w:space="0" w:color="BFBFBF"/>
+          <w:insideV w:val="single" w:sz="4" w:space="0" w:color="BFBFBF"/>
+        </w:tblBorders>
+      </w:tblPr>
+      <w:tblGrid>
+        <w:gridCol w:w="4031"/>
+        <w:gridCol w:w="4896"/>
+        <w:gridCol w:w="1152"/>
+      </w:tblGrid>
+      <w:tr>
+        <w:tc>
+          <w:tcPr>
+            <w:tcW w:type="dxa" w:w="4031"/>
+            <w:shd w:val="clear" w:color="auto" w:fill="E8EEF5"/>
+            <w:tcMar>
+              <w:top w:w="80" w:type="dxa"/>
+              <w:bottom w:w="80" w:type="dxa"/>
+              <w:start w:w="120" w:type="dxa"/>
+              <w:end w:w="120" w:type="dxa"/>
+            </w:tcMar>
+            <w:vAlign w:val="center"/>
+          </w:tcPr>
+          <w:p>
+            <w:pPr>
+              <w:spacing w:after="0" w:before="0"/>
+            </w:pPr>
+            <w:r>
+              <w:rPr>
+                <w:rFonts w:ascii="Calibri" w:hAnsi="Calibri" w:eastAsia="Microsoft YaHei"/>
+                <w:b/>
+                <w:color w:val="0B2545"/>
+                <w:sz w:val="22"/>
+              </w:rPr>
+              <w:t>文件</w:t>
+            </w:r>
+          </w:p>
+        </w:tc>
+        <w:tc>
+          <w:tcPr>
+            <w:tcW w:type="dxa" w:w="4896"/>
+            <w:shd w:val="clear" w:color="auto" w:fill="E8EEF5"/>
+            <w:tcMar>
+              <w:top w:w="80" w:type="dxa"/>
+              <w:bottom w:w="80" w:type="dxa"/>
+              <w:start w:w="120" w:type="dxa"/>
+              <w:end w:w="120" w:type="dxa"/>
+            </w:tcMar>
+            <w:vAlign w:val="center"/>
+          </w:tcPr>
+          <w:p>
+            <w:pPr>
+              <w:spacing w:after="0" w:before="0"/>
+            </w:pPr>
+            <w:r>
+              <w:rPr>
+                <w:rFonts w:ascii="Calibri" w:hAnsi="Calibri" w:eastAsia="Microsoft YaHei"/>
+                <w:b/>
+                <w:color w:val="0B2545"/>
+                <w:sz w:val="22"/>
+              </w:rPr>
+              <w:t>说明</w:t>
+            </w:r>
+          </w:p>
+        </w:tc>
+        <w:tc>
+          <w:tcPr>
+            <w:tcW w:type="dxa" w:w="1152"/>
+            <w:shd w:val="clear" w:color="auto" w:fill="E8EEF5"/>
+            <w:tcMar>
+              <w:top w:w="80" w:type="dxa"/>
+              <w:bottom w:w="80" w:type="dxa"/>
+              <w:start w:w="120" w:type="dxa"/>
+              <w:end w:w="120" w:type="dxa"/>
+            </w:tcMar>
+            <w:vAlign w:val="center"/>
+          </w:tcPr>
+          <w:p>
+            <w:pPr>
+              <w:spacing w:after="0" w:before="0"/>
+            </w:pPr>
+            <w:r>
+              <w:rPr>
+                <w:rFonts w:ascii="Calibri" w:hAnsi="Calibri" w:eastAsia="Microsoft YaHei"/>
+                <w:b/>
+                <w:color w:val="0B2545"/>
+                <w:sz w:val="22"/>
+              </w:rPr>
+              <w:t>状态</w:t>
+            </w:r>
+          </w:p>
+        </w:tc>
+      </w:tr>
+      <w:tr>
+        <w:tc>
+          <w:tcPr>
+            <w:tcW w:type="dxa" w:w="4031"/>
+            <w:tcMar>
+              <w:top w:w="80" w:type="dxa"/>
+              <w:bottom w:w="80" w:type="dxa"/>
+              <w:start w:w="120" w:type="dxa"/>
+              <w:end w:w="120" w:type="dxa"/>
+            </w:tcMar>
+            <w:vAlign w:val="center"/>
+          </w:tcPr>
+          <w:p>
+            <w:pPr>
+              <w:spacing w:after="0" w:before="0"/>
+            </w:pPr>
+            <w:r>
+              <w:rPr>
+                <w:rFonts w:ascii="Calibri" w:hAnsi="Calibri" w:eastAsia="Microsoft YaHei"/>
+                <w:b w:val="0"/>
+                <w:color w:val="0B2545"/>
+                <w:sz w:val="21"/>
+              </w:rPr>
+              <w:t>projects/jmseu/conftest.py</w:t>
+            </w:r>
+          </w:p>
+        </w:tc>
+        <w:tc>
+          <w:tcPr>
+            <w:tcW w:type="dxa" w:w="4896"/>
+            <w:tcMar>
+              <w:top w:w="80" w:type="dxa"/>
+              <w:bottom w:w="80" w:type="dxa"/>
+              <w:start w:w="120" w:type="dxa"/>
+              <w:end w:w="120" w:type="dxa"/>
+            </w:tcMar>
+            <w:vAlign w:val="center"/>
+          </w:tcPr>
+          <w:p>
+            <w:pPr>
+              <w:spacing w:after="0" w:before="0"/>
+            </w:pPr>
+            <w:r>
+              <w:rPr>
+                <w:rFonts w:ascii="Calibri" w:hAnsi="Calibri" w:eastAsia="Microsoft YaHei"/>
+                <w:b w:val="0"/>
+                <w:color w:val="0B2545"/>
+                <w:sz w:val="21"/>
+              </w:rPr>
+              <w:t>新增 pytest_terminal_summary 钩子(自动生成 Allure HTML+打印访问路径);补 import pytest 与参数类型注解</w:t>
+            </w:r>
+          </w:p>
+        </w:tc>
+        <w:tc>
+          <w:tcPr>
+            <w:tcW w:type="dxa" w:w="1152"/>
+            <w:tcMar>
+              <w:top w:w="80" w:type="dxa"/>
+              <w:bottom w:w="80" w:type="dxa"/>
+              <w:start w:w="120" w:type="dxa"/>
+              <w:end w:w="120" w:type="dxa"/>
+            </w:tcMar>
+            <w:vAlign w:val="center"/>
+          </w:tcPr>
+          <w:p>
+            <w:pPr>
+              <w:spacing w:after="0" w:before="0"/>
+            </w:pPr>
+            <w:r>
+              <w:rPr>
+                <w:rFonts w:ascii="Calibri" w:hAnsi="Calibri" w:eastAsia="Microsoft YaHei"/>
+                <w:b w:val="0"/>
+                <w:color w:val="0B2545"/>
+                <w:sz w:val="21"/>
+              </w:rPr>
+              <w:t>修改</w:t>
+            </w:r>
+          </w:p>
+        </w:tc>
+      </w:tr>
+      <w:tr>
+        <w:tc>
+          <w:tcPr>
+            <w:tcW w:type="dxa" w:w="4031"/>
+            <w:tcMar>
+              <w:top w:w="80" w:type="dxa"/>
+              <w:bottom w:w="80" w:type="dxa"/>
+              <w:start w:w="120" w:type="dxa"/>
+              <w:end w:w="120" w:type="dxa"/>
+            </w:tcMar>
+            <w:vAlign w:val="center"/>
+          </w:tcPr>
+          <w:p>
+            <w:pPr>
+              <w:spacing w:after="0" w:before="0"/>
+            </w:pPr>
+            <w:r>
+              <w:rPr>
+                <w:rFonts w:ascii="Calibri" w:hAnsi="Calibri" w:eastAsia="Microsoft YaHei"/>
+                <w:b w:val="0"/>
+                <w:color w:val="0B2545"/>
+                <w:sz w:val="21"/>
+              </w:rPr>
+              <w:t>projects/jmseu/pytest.ini</w:t>
+            </w:r>
+          </w:p>
+        </w:tc>
+        <w:tc>
+          <w:tcPr>
+            <w:tcW w:type="dxa" w:w="4896"/>
+            <w:tcMar>
+              <w:top w:w="80" w:type="dxa"/>
+              <w:bottom w:w="80" w:type="dxa"/>
+              <w:start w:w="120" w:type="dxa"/>
+              <w:end w:w="120" w:type="dxa"/>
+            </w:tcMar>
+            <w:vAlign w:val="center"/>
+          </w:tcPr>
+          <w:p>
+            <w:pPr>
+              <w:spacing w:after="0" w:before="0"/>
+            </w:pPr>
+            <w:r>
+              <w:rPr>
+                <w:rFonts w:ascii="Calibri" w:hAnsi="Calibri" w:eastAsia="Microsoft YaHei"/>
+                <w:b w:val="0"/>
+                <w:color w:val="0B2545"/>
+                <w:sz w:val="21"/>
+              </w:rPr>
+              <w:t>addopts 加 --alluredir=allure-results</w:t>
+            </w:r>
+          </w:p>
+        </w:tc>
+        <w:tc>
+          <w:tcPr>
+            <w:tcW w:type="dxa" w:w="1152"/>
+            <w:tcMar>
+              <w:top w:w="80" w:type="dxa"/>
+              <w:bottom w:w="80" w:type="dxa"/>
+              <w:start w:w="120" w:type="dxa"/>
+              <w:end w:w="120" w:type="dxa"/>
+            </w:tcMar>
+            <w:vAlign w:val="center"/>
+          </w:tcPr>
+          <w:p>
+            <w:pPr>
+              <w:spacing w:after="0" w:before="0"/>
+            </w:pPr>
+            <w:r>
+              <w:rPr>
+                <w:rFonts w:ascii="Calibri" w:hAnsi="Calibri" w:eastAsia="Microsoft YaHei"/>
+                <w:b w:val="0"/>
+                <w:color w:val="0B2545"/>
+                <w:sz w:val="21"/>
+              </w:rPr>
+              <w:t>修改</w:t>
+            </w:r>
+          </w:p>
+        </w:tc>
+      </w:tr>
+    </w:tbl>
+    <w:p>
+      <w:pPr>
+        <w:spacing w:after="40"/>
+      </w:pPr>
+    </w:p>
+    <w:tbl>
+      <w:tblPr>
+        <w:tblStyle w:val="TableGrid"/>
+        <w:tblW w:type="dxa" w:w="10080"/>
+        <w:jc w:val="left"/>
+        <w:tblLayout w:type="fixed"/>
+        <w:tblLook w:firstColumn="1" w:firstRow="1" w:lastColumn="0" w:lastRow="0" w:noHBand="0" w:noVBand="1" w:val="04A0"/>
+        <w:tblBorders>
+          <w:top w:val="single" w:sz="4" w:space="0" w:color="BFBFBF"/>
+          <w:left w:val="single" w:sz="4" w:space="0" w:color="BFBFBF"/>
+          <w:bottom w:val="single" w:sz="4" w:space="0" w:color="BFBFBF"/>
+          <w:right w:val="single" w:sz="4" w:space="0" w:color="BFBFBF"/>
+          <w:insideH w:val="single" w:sz="4" w:space="0" w:color="BFBFBF"/>
+          <w:insideV w:val="single" w:sz="4" w:space="0" w:color="BFBFBF"/>
+        </w:tblBorders>
+      </w:tblPr>
+      <w:tblGrid>
+        <w:gridCol w:w="2015"/>
+        <w:gridCol w:w="5184"/>
+        <w:gridCol w:w="2880"/>
+      </w:tblGrid>
+      <w:tr>
+        <w:tc>
+          <w:tcPr>
+            <w:tcW w:type="dxa" w:w="2015"/>
+            <w:shd w:val="clear" w:color="auto" w:fill="E8EEF5"/>
+            <w:tcMar>
+              <w:top w:w="80" w:type="dxa"/>
+              <w:bottom w:w="80" w:type="dxa"/>
+              <w:start w:w="120" w:type="dxa"/>
+              <w:end w:w="120" w:type="dxa"/>
+            </w:tcMar>
+            <w:vAlign w:val="center"/>
+          </w:tcPr>
+          <w:p>
+            <w:pPr>
+              <w:spacing w:after="0" w:before="0"/>
+            </w:pPr>
+            <w:r>
+              <w:rPr>
+                <w:rFonts w:ascii="Calibri" w:hAnsi="Calibri" w:eastAsia="Microsoft YaHei"/>
+                <w:b/>
+                <w:color w:val="0B2545"/>
+                <w:sz w:val="22"/>
+              </w:rPr>
+              <w:t>检查项</w:t>
+            </w:r>
+          </w:p>
+        </w:tc>
+        <w:tc>
+          <w:tcPr>
+            <w:tcW w:type="dxa" w:w="5184"/>
+            <w:shd w:val="clear" w:color="auto" w:fill="E8EEF5"/>
+            <w:tcMar>
+              <w:top w:w="80" w:type="dxa"/>
+              <w:bottom w:w="80" w:type="dxa"/>
+              <w:start w:w="120" w:type="dxa"/>
+              <w:end w:w="120" w:type="dxa"/>
+            </w:tcMar>
+            <w:vAlign w:val="center"/>
+          </w:tcPr>
+          <w:p>
+            <w:pPr>
+              <w:spacing w:after="0" w:before="0"/>
+            </w:pPr>
+            <w:r>
+              <w:rPr>
+                <w:rFonts w:ascii="Calibri" w:hAnsi="Calibri" w:eastAsia="Microsoft YaHei"/>
+                <w:b/>
+                <w:color w:val="0B2545"/>
+                <w:sz w:val="22"/>
+              </w:rPr>
+              <w:t>命令</w:t>
+            </w:r>
+          </w:p>
+        </w:tc>
+        <w:tc>
+          <w:tcPr>
+            <w:tcW w:type="dxa" w:w="2880"/>
+            <w:shd w:val="clear" w:color="auto" w:fill="E8EEF5"/>
+            <w:tcMar>
+              <w:top w:w="80" w:type="dxa"/>
+              <w:bottom w:w="80" w:type="dxa"/>
+              <w:start w:w="120" w:type="dxa"/>
+              <w:end w:w="120" w:type="dxa"/>
+            </w:tcMar>
+            <w:vAlign w:val="center"/>
+          </w:tcPr>
+          <w:p>
+            <w:pPr>
+              <w:spacing w:after="0" w:before="0"/>
+            </w:pPr>
+            <w:r>
+              <w:rPr>
+                <w:rFonts w:ascii="Calibri" w:hAnsi="Calibri" w:eastAsia="Microsoft YaHei"/>
+                <w:b/>
+                <w:color w:val="0B2545"/>
+                <w:sz w:val="22"/>
+              </w:rPr>
+              <w:t>结果</w:t>
+            </w:r>
+          </w:p>
+        </w:tc>
+      </w:tr>
+      <w:tr>
+        <w:tc>
+          <w:tcPr>
+            <w:tcW w:type="dxa" w:w="2015"/>
+            <w:tcMar>
+              <w:top w:w="80" w:type="dxa"/>
+              <w:bottom w:w="80" w:type="dxa"/>
+              <w:start w:w="120" w:type="dxa"/>
+              <w:end w:w="120" w:type="dxa"/>
+            </w:tcMar>
+            <w:vAlign w:val="center"/>
+          </w:tcPr>
+          <w:p>
+            <w:pPr>
+              <w:spacing w:after="0" w:before="0"/>
+            </w:pPr>
+            <w:r>
+              <w:rPr>
+                <w:rFonts w:ascii="Calibri" w:hAnsi="Calibri" w:eastAsia="Microsoft YaHei"/>
+                <w:b w:val="0"/>
+                <w:color w:val="0B2545"/>
+                <w:sz w:val="21"/>
+              </w:rPr>
+              <w:t>ruff lint</w:t>
+            </w:r>
+          </w:p>
+        </w:tc>
+        <w:tc>
+          <w:tcPr>
+            <w:tcW w:type="dxa" w:w="5184"/>
+            <w:tcMar>
+              <w:top w:w="80" w:type="dxa"/>
+              <w:bottom w:w="80" w:type="dxa"/>
+              <w:start w:w="120" w:type="dxa"/>
+              <w:end w:w="120" w:type="dxa"/>
+            </w:tcMar>
+            <w:vAlign w:val="center"/>
+          </w:tcPr>
+          <w:p>
+            <w:pPr>
+              <w:spacing w:after="0" w:before="0"/>
+            </w:pPr>
+            <w:r>
+              <w:rPr>
+                <w:rFonts w:ascii="Calibri" w:hAnsi="Calibri" w:eastAsia="Microsoft YaHei"/>
+                <w:b w:val="0"/>
+                <w:color w:val="0B2545"/>
+                <w:sz w:val="21"/>
+              </w:rPr>
+              <w:t>ruff check projects/jmseu/conftest.py</w:t>
+            </w:r>
+          </w:p>
+        </w:tc>
+        <w:tc>
+          <w:tcPr>
+            <w:tcW w:type="dxa" w:w="2880"/>
+            <w:tcMar>
+              <w:top w:w="80" w:type="dxa"/>
+              <w:bottom w:w="80" w:type="dxa"/>
+              <w:start w:w="120" w:type="dxa"/>
+              <w:end w:w="120" w:type="dxa"/>
+            </w:tcMar>
+            <w:vAlign w:val="center"/>
+          </w:tcPr>
+          <w:p>
+            <w:pPr>
+              <w:spacing w:after="0" w:before="0"/>
+            </w:pPr>
+            <w:r>
+              <w:rPr>
+                <w:rFonts w:ascii="Calibri" w:hAnsi="Calibri" w:eastAsia="Microsoft YaHei"/>
+                <w:b w:val="0"/>
+                <w:color w:val="0B2545"/>
+                <w:sz w:val="21"/>
+              </w:rPr>
+              <w:t>All checks passed</w:t>
+            </w:r>
+          </w:p>
+        </w:tc>
+      </w:tr>
+      <w:tr>
+        <w:tc>
+          <w:tcPr>
+            <w:tcW w:type="dxa" w:w="2015"/>
+            <w:tcMar>
+              <w:top w:w="80" w:type="dxa"/>
+              <w:bottom w:w="80" w:type="dxa"/>
+              <w:start w:w="120" w:type="dxa"/>
+              <w:end w:w="120" w:type="dxa"/>
+            </w:tcMar>
+            <w:vAlign w:val="center"/>
+          </w:tcPr>
+          <w:p>
+            <w:pPr>
+              <w:spacing w:after="0" w:before="0"/>
+            </w:pPr>
+            <w:r>
+              <w:rPr>
+                <w:rFonts w:ascii="Calibri" w:hAnsi="Calibri" w:eastAsia="Microsoft YaHei"/>
+                <w:b w:val="0"/>
+                <w:color w:val="0B2545"/>
+                <w:sz w:val="21"/>
+              </w:rPr>
+              <w:t>ruff format</w:t>
+            </w:r>
+          </w:p>
+        </w:tc>
+        <w:tc>
+          <w:tcPr>
+            <w:tcW w:type="dxa" w:w="5184"/>
+            <w:tcMar>
+              <w:top w:w="80" w:type="dxa"/>
+              <w:bottom w:w="80" w:type="dxa"/>
+              <w:start w:w="120" w:type="dxa"/>
+              <w:end w:w="120" w:type="dxa"/>
+            </w:tcMar>
+            <w:vAlign w:val="center"/>
+          </w:tcPr>
+          <w:p>
+            <w:pPr>
+              <w:spacing w:after="0" w:before="0"/>
+            </w:pPr>
+            <w:r>
+              <w:rPr>
+                <w:rFonts w:ascii="Calibri" w:hAnsi="Calibri" w:eastAsia="Microsoft YaHei"/>
+                <w:b w:val="0"/>
+                <w:color w:val="0B2545"/>
+                <w:sz w:val="21"/>
+              </w:rPr>
+              <w:t>ruff format --check projects/jmseu/conftest.py</w:t>
+            </w:r>
+          </w:p>
+        </w:tc>
+        <w:tc>
+          <w:tcPr>
+            <w:tcW w:type="dxa" w:w="2880"/>
+            <w:tcMar>
+              <w:top w:w="80" w:type="dxa"/>
+              <w:bottom w:w="80" w:type="dxa"/>
+              <w:start w:w="120" w:type="dxa"/>
+              <w:end w:w="120" w:type="dxa"/>
+            </w:tcMar>
+            <w:vAlign w:val="center"/>
+          </w:tcPr>
+          <w:p>
+            <w:pPr>
+              <w:spacing w:after="0" w:before="0"/>
+            </w:pPr>
+            <w:r>
+              <w:rPr>
+                <w:rFonts w:ascii="Calibri" w:hAnsi="Calibri" w:eastAsia="Microsoft YaHei"/>
+                <w:b w:val="0"/>
+                <w:color w:val="0B2545"/>
+                <w:sz w:val="21"/>
+              </w:rPr>
+              <w:t>1 file already formatted</w:t>
+            </w:r>
+          </w:p>
+        </w:tc>
+      </w:tr>
+      <w:tr>
+        <w:tc>
+          <w:tcPr>
+            <w:tcW w:type="dxa" w:w="2015"/>
+            <w:tcMar>
+              <w:top w:w="80" w:type="dxa"/>
+              <w:bottom w:w="80" w:type="dxa"/>
+              <w:start w:w="120" w:type="dxa"/>
+              <w:end w:w="120" w:type="dxa"/>
+            </w:tcMar>
+            <w:vAlign w:val="center"/>
+          </w:tcPr>
+          <w:p>
+            <w:pPr>
+              <w:spacing w:after="0" w:before="0"/>
+            </w:pPr>
+            <w:r>
+              <w:rPr>
+                <w:rFonts w:ascii="Calibri" w:hAnsi="Calibri" w:eastAsia="Microsoft YaHei"/>
+                <w:b w:val="0"/>
+                <w:color w:val="0B2545"/>
+                <w:sz w:val="21"/>
+              </w:rPr>
+              <w:t>mypy</w:t>
+            </w:r>
+          </w:p>
+        </w:tc>
+        <w:tc>
+          <w:tcPr>
+            <w:tcW w:type="dxa" w:w="5184"/>
+            <w:tcMar>
+              <w:top w:w="80" w:type="dxa"/>
+              <w:bottom w:w="80" w:type="dxa"/>
+              <w:start w:w="120" w:type="dxa"/>
+              <w:end w:w="120" w:type="dxa"/>
+            </w:tcMar>
+            <w:vAlign w:val="center"/>
+          </w:tcPr>
+          <w:p>
+            <w:pPr>
+              <w:spacing w:after="0" w:before="0"/>
+            </w:pPr>
+            <w:r>
+              <w:rPr>
+                <w:rFonts w:ascii="Calibri" w:hAnsi="Calibri" w:eastAsia="Microsoft YaHei"/>
+                <w:b w:val="0"/>
+                <w:color w:val="0B2545"/>
+                <w:sz w:val="21"/>
+              </w:rPr>
+              <w:t>mypy projects/jmseu/conftest.py</w:t>
+            </w:r>
+          </w:p>
+        </w:tc>
+        <w:tc>
+          <w:tcPr>
+            <w:tcW w:type="dxa" w:w="2880"/>
+            <w:tcMar>
+              <w:top w:w="80" w:type="dxa"/>
+              <w:bottom w:w="80" w:type="dxa"/>
+              <w:start w:w="120" w:type="dxa"/>
+              <w:end w:w="120" w:type="dxa"/>
+            </w:tcMar>
+            <w:vAlign w:val="center"/>
+          </w:tcPr>
+          <w:p>
+            <w:pPr>
+              <w:spacing w:after="0" w:before="0"/>
+            </w:pPr>
+            <w:r>
+              <w:rPr>
+                <w:rFonts w:ascii="Calibri" w:hAnsi="Calibri" w:eastAsia="Microsoft YaHei"/>
+                <w:b w:val="0"/>
+                <w:color w:val="0B2545"/>
+                <w:sz w:val="21"/>
+              </w:rPr>
+              <w:t>Success: no issues</w:t>
+            </w:r>
+          </w:p>
+        </w:tc>
+      </w:tr>
+      <w:tr>
+        <w:tc>
+          <w:tcPr>
+            <w:tcW w:type="dxa" w:w="2015"/>
+            <w:tcMar>
+              <w:top w:w="80" w:type="dxa"/>
+              <w:bottom w:w="80" w:type="dxa"/>
+              <w:start w:w="120" w:type="dxa"/>
+              <w:end w:w="120" w:type="dxa"/>
+            </w:tcMar>
+            <w:vAlign w:val="center"/>
+          </w:tcPr>
+          <w:p>
+            <w:pPr>
+              <w:spacing w:after="0" w:before="0"/>
+            </w:pPr>
+            <w:r>
+              <w:rPr>
+                <w:rFonts w:ascii="Calibri" w:hAnsi="Calibri" w:eastAsia="Microsoft YaHei"/>
+                <w:b w:val="0"/>
+                <w:color w:val="0B2545"/>
+                <w:sz w:val="21"/>
+              </w:rPr>
+              <w:t>pytest</w:t>
+            </w:r>
+          </w:p>
+        </w:tc>
+        <w:tc>
+          <w:tcPr>
+            <w:tcW w:type="dxa" w:w="5184"/>
+            <w:tcMar>
+              <w:top w:w="80" w:type="dxa"/>
+              <w:bottom w:w="80" w:type="dxa"/>
+              <w:start w:w="120" w:type="dxa"/>
+              <w:end w:w="120" w:type="dxa"/>
+            </w:tcMar>
+            <w:vAlign w:val="center"/>
+          </w:tcPr>
+          <w:p>
+            <w:pPr>
+              <w:spacing w:after="0" w:before="0"/>
+            </w:pPr>
+            <w:r>
+              <w:rPr>
+                <w:rFonts w:ascii="Calibri" w:hAnsi="Calibri" w:eastAsia="Microsoft YaHei"/>
+                <w:b w:val="0"/>
+                <w:color w:val="0B2545"/>
+                <w:sz w:val="21"/>
+              </w:rPr>
+              <w:t>pytest test_login_normal_scenario</w:t>
+            </w:r>
+          </w:p>
+        </w:tc>
+        <w:tc>
+          <w:tcPr>
+            <w:tcW w:type="dxa" w:w="2880"/>
+            <w:tcMar>
+              <w:top w:w="80" w:type="dxa"/>
+              <w:bottom w:w="80" w:type="dxa"/>
+              <w:start w:w="120" w:type="dxa"/>
+              <w:end w:w="120" w:type="dxa"/>
+            </w:tcMar>
+            <w:vAlign w:val="center"/>
+          </w:tcPr>
+          <w:p>
+            <w:pPr>
+              <w:spacing w:after="0" w:before="0"/>
+            </w:pPr>
+            <w:r>
+              <w:rPr>
+                <w:rFonts w:ascii="Calibri" w:hAnsi="Calibri" w:eastAsia="Microsoft YaHei"/>
+                <w:b w:val="0"/>
+                <w:color w:val="0B2545"/>
+                <w:sz w:val="21"/>
+              </w:rPr>
+              <w:t>1 passed, Allure钩子正常输出</w:t>
+            </w:r>
+          </w:p>
+        </w:tc>
+      </w:tr>
+      <w:tr>
+        <w:tc>
+          <w:tcPr>
+            <w:tcW w:type="dxa" w:w="2015"/>
+            <w:tcMar>
+              <w:top w:w="80" w:type="dxa"/>
+              <w:bottom w:w="80" w:type="dxa"/>
+              <w:start w:w="120" w:type="dxa"/>
+              <w:end w:w="120" w:type="dxa"/>
+            </w:tcMar>
+            <w:vAlign w:val="center"/>
+          </w:tcPr>
+          <w:p>
+            <w:pPr>
+              <w:spacing w:after="0" w:before="0"/>
+            </w:pPr>
+            <w:r>
+              <w:rPr>
+                <w:rFonts w:ascii="Calibri" w:hAnsi="Calibri" w:eastAsia="Microsoft YaHei"/>
+                <w:b w:val="0"/>
+                <w:color w:val="0B2545"/>
+                <w:sz w:val="21"/>
+              </w:rPr>
+              <w:t>Allure报告</w:t>
+            </w:r>
+          </w:p>
+        </w:tc>
+        <w:tc>
+          <w:tcPr>
+            <w:tcW w:type="dxa" w:w="5184"/>
+            <w:tcMar>
+              <w:top w:w="80" w:type="dxa"/>
+              <w:bottom w:w="80" w:type="dxa"/>
+              <w:start w:w="120" w:type="dxa"/>
+              <w:end w:w="120" w:type="dxa"/>
+            </w:tcMar>
+            <w:vAlign w:val="center"/>
+          </w:tcPr>
+          <w:p>
+            <w:pPr>
+              <w:spacing w:after="0" w:before="0"/>
+            </w:pPr>
+            <w:r>
+              <w:rPr>
+                <w:rFonts w:ascii="Calibri" w:hAnsi="Calibri" w:eastAsia="Microsoft YaHei"/>
+                <w:b w:val="0"/>
+                <w:color w:val="0B2545"/>
+                <w:sz w:val="21"/>
+              </w:rPr>
+              <w:t>allure generate(钩子自动)</w:t>
+            </w:r>
+          </w:p>
+        </w:tc>
+        <w:tc>
+          <w:tcPr>
+            <w:tcW w:type="dxa" w:w="2880"/>
+            <w:tcMar>
+              <w:top w:w="80" w:type="dxa"/>
+              <w:bottom w:w="80" w:type="dxa"/>
+              <w:start w:w="120" w:type="dxa"/>
+              <w:end w:w="120" w:type="dxa"/>
+            </w:tcMar>
+            <w:vAlign w:val="center"/>
+          </w:tcPr>
+          <w:p>
+            <w:pPr>
+              <w:spacing w:after="0" w:before="0"/>
+            </w:pPr>
+            <w:r>
+              <w:rPr>
+                <w:rFonts w:ascii="Calibri" w:hAnsi="Calibri" w:eastAsia="Microsoft YaHei"/>
+                <w:b w:val="0"/>
+                <w:color w:val="0B2545"/>
+                <w:sz w:val="21"/>
+              </w:rPr>
+              <w:t>HTML生成, environment+categories齐全</w:t>
+            </w:r>
+          </w:p>
+        </w:tc>
+      </w:tr>
+    </w:tbl>
+    <w:p>
+      <w:pPr>
+        <w:spacing w:after="40"/>
+      </w:pPr>
+    </w:p>
+    <w:tbl>
+      <w:tblPr>
+        <w:tblStyle w:val="TableGrid"/>
+        <w:tblW w:type="dxa" w:w="10080"/>
+        <w:jc w:val="left"/>
+        <w:tblLayout w:type="fixed"/>
+        <w:tblLook w:firstColumn="1" w:firstRow="1" w:lastColumn="0" w:lastRow="0" w:noHBand="0" w:noVBand="1" w:val="04A0"/>
+        <w:tblBorders>
+          <w:top w:val="single" w:sz="4" w:space="0" w:color="BFBFBF"/>
+          <w:left w:val="single" w:sz="4" w:space="0" w:color="BFBFBF"/>
+          <w:bottom w:val="single" w:sz="4" w:space="0" w:color="BFBFBF"/>
+          <w:right w:val="single" w:sz="4" w:space="0" w:color="BFBFBF"/>
+          <w:insideH w:val="single" w:sz="4" w:space="0" w:color="BFBFBF"/>
+          <w:insideV w:val="single" w:sz="4" w:space="0" w:color="BFBFBF"/>
+        </w:tblBorders>
+      </w:tblPr>
+      <w:tblGrid>
+        <w:gridCol w:w="2304"/>
+        <w:gridCol w:w="7776"/>
+      </w:tblGrid>
+      <w:tr>
+        <w:tc>
+          <w:tcPr>
+            <w:tcW w:type="dxa" w:w="2304"/>
+            <w:shd w:val="clear" w:color="auto" w:fill="E8EEF5"/>
+            <w:tcMar>
+              <w:top w:w="80" w:type="dxa"/>
+              <w:bottom w:w="80" w:type="dxa"/>
+              <w:start w:w="120" w:type="dxa"/>
+              <w:end w:w="120" w:type="dxa"/>
+            </w:tcMar>
+            <w:vAlign w:val="center"/>
+          </w:tcPr>
+          <w:p>
+            <w:pPr>
+              <w:spacing w:after="0" w:before="0"/>
+            </w:pPr>
+            <w:r>
+              <w:rPr>
+                <w:rFonts w:ascii="Calibri" w:hAnsi="Calibri" w:eastAsia="Microsoft YaHei"/>
+                <w:b/>
+                <w:color w:val="0B2545"/>
+                <w:sz w:val="22"/>
+              </w:rPr>
+              <w:t>维度</w:t>
+            </w:r>
+          </w:p>
+        </w:tc>
+        <w:tc>
+          <w:tcPr>
+            <w:tcW w:type="dxa" w:w="7776"/>
+            <w:shd w:val="clear" w:color="auto" w:fill="E8EEF5"/>
+            <w:tcMar>
+              <w:top w:w="80" w:type="dxa"/>
+              <w:bottom w:w="80" w:type="dxa"/>
+              <w:start w:w="120" w:type="dxa"/>
+              <w:end w:w="120" w:type="dxa"/>
+            </w:tcMar>
+            <w:vAlign w:val="center"/>
+          </w:tcPr>
+          <w:p>
+            <w:pPr>
+              <w:spacing w:after="0" w:before="0"/>
+            </w:pPr>
+            <w:r>
+              <w:rPr>
+                <w:rFonts w:ascii="Calibri" w:hAnsi="Calibri" w:eastAsia="Microsoft YaHei"/>
+                <w:b/>
+                <w:color w:val="0B2545"/>
+                <w:sz w:val="22"/>
+              </w:rPr>
+              <w:t>说明</w:t>
+            </w:r>
+          </w:p>
+        </w:tc>
+      </w:tr>
+      <w:tr>
+        <w:tc>
+          <w:tcPr>
+            <w:tcW w:type="dxa" w:w="2304"/>
+            <w:tcMar>
+              <w:top w:w="80" w:type="dxa"/>
+              <w:bottom w:w="80" w:type="dxa"/>
+              <w:start w:w="120" w:type="dxa"/>
+              <w:end w:w="120" w:type="dxa"/>
+            </w:tcMar>
+            <w:vAlign w:val="center"/>
+          </w:tcPr>
+          <w:p>
+            <w:pPr>
+              <w:spacing w:after="0" w:before="0"/>
+            </w:pPr>
+            <w:r>
+              <w:rPr>
+                <w:rFonts w:ascii="Calibri" w:hAnsi="Calibri" w:eastAsia="Microsoft YaHei"/>
+                <w:b w:val="0"/>
+                <w:color w:val="0B2545"/>
+                <w:sz w:val="21"/>
+              </w:rPr>
+              <w:t>改动范围</w:t>
+            </w:r>
+          </w:p>
+        </w:tc>
+        <w:tc>
+          <w:tcPr>
+            <w:tcW w:type="dxa" w:w="7776"/>
+            <w:tcMar>
+              <w:top w:w="80" w:type="dxa"/>
+              <w:bottom w:w="80" w:type="dxa"/>
+              <w:start w:w="120" w:type="dxa"/>
+              <w:end w:w="120" w:type="dxa"/>
+            </w:tcMar>
+            <w:vAlign w:val="center"/>
+          </w:tcPr>
+          <w:p>
+            <w:pPr>
+              <w:spacing w:after="0" w:before="0"/>
+            </w:pPr>
+            <w:r>
+              <w:rPr>
+                <w:rFonts w:ascii="Calibri" w:hAnsi="Calibri" w:eastAsia="Microsoft YaHei"/>
+                <w:b w:val="0"/>
+                <w:color w:val="0B2545"/>
+                <w:sz w:val="21"/>
+              </w:rPr>
+              <w:t>仅 projects/jmseu 业务项目,不触碰 framework 核心</w:t>
+            </w:r>
+          </w:p>
+        </w:tc>
+      </w:tr>
+      <w:tr>
+        <w:tc>
+          <w:tcPr>
+            <w:tcW w:type="dxa" w:w="2304"/>
+            <w:tcMar>
+              <w:top w:w="80" w:type="dxa"/>
+              <w:bottom w:w="80" w:type="dxa"/>
+              <w:start w:w="120" w:type="dxa"/>
+              <w:end w:w="120" w:type="dxa"/>
+            </w:tcMar>
+            <w:vAlign w:val="center"/>
+          </w:tcPr>
+          <w:p>
+            <w:pPr>
+              <w:spacing w:after="0" w:before="0"/>
+            </w:pPr>
+            <w:r>
+              <w:rPr>
+                <w:rFonts w:ascii="Calibri" w:hAnsi="Calibri" w:eastAsia="Microsoft YaHei"/>
+                <w:b w:val="0"/>
+                <w:color w:val="0B2545"/>
+                <w:sz w:val="21"/>
+              </w:rPr>
+              <w:t>依赖方向</w:t>
+            </w:r>
+          </w:p>
+        </w:tc>
+        <w:tc>
+          <w:tcPr>
+            <w:tcW w:type="dxa" w:w="7776"/>
+            <w:tcMar>
+              <w:top w:w="80" w:type="dxa"/>
+              <w:bottom w:w="80" w:type="dxa"/>
+              <w:start w:w="120" w:type="dxa"/>
+              <w:end w:w="120" w:type="dxa"/>
+            </w:tcMar>
+            <w:vAlign w:val="center"/>
+          </w:tcPr>
+          <w:p>
+            <w:pPr>
+              <w:spacing w:after="0" w:before="0"/>
+            </w:pPr>
+            <w:r>
+              <w:rPr>
+                <w:rFonts w:ascii="Calibri" w:hAnsi="Calibri" w:eastAsia="Microsoft YaHei"/>
+                <w:b w:val="0"/>
+                <w:color w:val="0B2545"/>
+                <w:sz w:val="21"/>
+              </w:rPr>
+              <w:t>jmseu -&gt; framework(单向向下,规则11)</w:t>
+            </w:r>
+          </w:p>
+        </w:tc>
+      </w:tr>
+      <w:tr>
+        <w:tc>
+          <w:tcPr>
+            <w:tcW w:type="dxa" w:w="2304"/>
+            <w:tcMar>
+              <w:top w:w="80" w:type="dxa"/>
+              <w:bottom w:w="80" w:type="dxa"/>
+              <w:start w:w="120" w:type="dxa"/>
+              <w:end w:w="120" w:type="dxa"/>
+            </w:tcMar>
+            <w:vAlign w:val="center"/>
+          </w:tcPr>
+          <w:p>
+            <w:pPr>
+              <w:spacing w:after="0" w:before="0"/>
+            </w:pPr>
+            <w:r>
+              <w:rPr>
+                <w:rFonts w:ascii="Calibri" w:hAnsi="Calibri" w:eastAsia="Microsoft YaHei"/>
+                <w:b w:val="0"/>
+                <w:color w:val="0B2545"/>
+                <w:sz w:val="21"/>
+              </w:rPr>
+              <w:t>接口变更</w:t>
+            </w:r>
+          </w:p>
+        </w:tc>
+        <w:tc>
+          <w:tcPr>
+            <w:tcW w:type="dxa" w:w="7776"/>
+            <w:tcMar>
+              <w:top w:w="80" w:type="dxa"/>
+              <w:bottom w:w="80" w:type="dxa"/>
+              <w:start w:w="120" w:type="dxa"/>
+              <w:end w:w="120" w:type="dxa"/>
+            </w:tcMar>
+            <w:vAlign w:val="center"/>
+          </w:tcPr>
+          <w:p>
+            <w:pPr>
+              <w:spacing w:after="0" w:before="0"/>
+            </w:pPr>
+            <w:r>
+              <w:rPr>
+                <w:rFonts w:ascii="Calibri" w:hAnsi="Calibri" w:eastAsia="Microsoft YaHei"/>
+                <w:b w:val="0"/>
+                <w:color w:val="0B2545"/>
+                <w:sz w:val="21"/>
+              </w:rPr>
+              <w:t>conftest 新增 pytest_terminal_summary 钩子(pytest标准钩子,无新公共接口)</w:t>
+            </w:r>
+          </w:p>
+        </w:tc>
+      </w:tr>
+      <w:tr>
+        <w:tc>
+          <w:tcPr>
+            <w:tcW w:type="dxa" w:w="2304"/>
+            <w:tcMar>
+              <w:top w:w="80" w:type="dxa"/>
+              <w:bottom w:w="80" w:type="dxa"/>
+              <w:start w:w="120" w:type="dxa"/>
+              <w:end w:w="120" w:type="dxa"/>
+            </w:tcMar>
+            <w:vAlign w:val="center"/>
+          </w:tcPr>
+          <w:p>
+            <w:pPr>
+              <w:spacing w:after="0" w:before="0"/>
+            </w:pPr>
+            <w:r>
+              <w:rPr>
+                <w:rFonts w:ascii="Calibri" w:hAnsi="Calibri" w:eastAsia="Microsoft YaHei"/>
+                <w:b w:val="0"/>
+                <w:color w:val="0B2545"/>
+                <w:sz w:val="21"/>
+              </w:rPr>
+              <w:t>测试隔离</w:t>
+            </w:r>
+          </w:p>
+        </w:tc>
+        <w:tc>
+          <w:tcPr>
+            <w:tcW w:type="dxa" w:w="7776"/>
+            <w:tcMar>
+              <w:top w:w="80" w:type="dxa"/>
+              <w:bottom w:w="80" w:type="dxa"/>
+              <w:start w:w="120" w:type="dxa"/>
+              <w:end w:w="120" w:type="dxa"/>
+            </w:tcMar>
+            <w:vAlign w:val="center"/>
+          </w:tcPr>
+          <w:p>
+            <w:pPr>
+              <w:spacing w:after="0" w:before="0"/>
+            </w:pPr>
+            <w:r>
+              <w:rPr>
+                <w:rFonts w:ascii="Calibri" w:hAnsi="Calibri" w:eastAsia="Microsoft YaHei"/>
+                <w:b w:val="0"/>
+                <w:color w:val="0B2545"/>
+                <w:sz w:val="21"/>
+              </w:rPr>
+              <w:t>假页面测试不变; Allure钩子依赖本地 allure CLI(npm全局3.8.2)+java</w:t>
+            </w:r>
+          </w:p>
+        </w:tc>
+      </w:tr>
+      <w:tr>
+        <w:tc>
+          <w:tcPr>
+            <w:tcW w:type="dxa" w:w="2304"/>
+            <w:tcMar>
+              <w:top w:w="80" w:type="dxa"/>
+              <w:bottom w:w="80" w:type="dxa"/>
+              <w:start w:w="120" w:type="dxa"/>
+              <w:end w:w="120" w:type="dxa"/>
+            </w:tcMar>
+            <w:vAlign w:val="center"/>
+          </w:tcPr>
+          <w:p>
+            <w:pPr>
+              <w:spacing w:after="0" w:before="0"/>
+            </w:pPr>
+            <w:r>
+              <w:rPr>
+                <w:rFonts w:ascii="Calibri" w:hAnsi="Calibri" w:eastAsia="Microsoft YaHei"/>
+                <w:b w:val="0"/>
+                <w:color w:val="0B2545"/>
+                <w:sz w:val="21"/>
+              </w:rPr>
+              <w:t>密钥外置</w:t>
+            </w:r>
+          </w:p>
+        </w:tc>
+        <w:tc>
+          <w:tcPr>
+            <w:tcW w:type="dxa" w:w="7776"/>
+            <w:tcMar>
+              <w:top w:w="80" w:type="dxa"/>
+              <w:bottom w:w="80" w:type="dxa"/>
+              <w:start w:w="120" w:type="dxa"/>
+              <w:end w:w="120" w:type="dxa"/>
+            </w:tcMar>
+            <w:vAlign w:val="center"/>
+          </w:tcPr>
+          <w:p>
+            <w:pPr>
+              <w:spacing w:after="0" w:before="0"/>
+            </w:pPr>
+            <w:r>
+              <w:rPr>
+                <w:rFonts w:ascii="Calibri" w:hAnsi="Calibri" w:eastAsia="Microsoft YaHei"/>
+                <w:b w:val="0"/>
+                <w:color w:val="0B2545"/>
+                <w:sz w:val="21"/>
+              </w:rPr>
+              <w:t>environment.properties 含 base_url(非密钥),凭据仍走 .env(规则10)</w:t>
+            </w:r>
+          </w:p>
+        </w:tc>
+      </w:tr>
+    </w:tbl>
+    <w:p>
+      <w:pPr>
+        <w:spacing w:after="40"/>
+      </w:pPr>
+    </w:p>
+    <w:tbl>
+      <w:tblPr>
+        <w:tblW w:type="auto" w:w="0"/>
+        <w:tblLook w:firstColumn="1" w:firstRow="1" w:lastColumn="0" w:lastRow="0" w:noHBand="0" w:noVBand="1" w:val="04A0"/>
+        <w:tblW w:w="9360" w:type="dxa"/>
+        <w:tblBorders>
+          <w:top w:val="single" w:sz="4" w:space="0" w:color="E2D9B0"/>
+          <w:left w:val="single" w:sz="4" w:space="0" w:color="E2D9B0"/>
+          <w:bottom w:val="single" w:sz="4" w:space="0" w:color="E2D9B0"/>
+          <w:right w:val="single" w:sz="4" w:space="0" w:color="E2D9B0"/>
+          <w:insideH w:val="single" w:sz="4" w:space="0" w:color="E2D9B0"/>
+          <w:insideV w:val="single" w:sz="4" w:space="0" w:color="E2D9B0"/>
+        </w:tblBorders>
+      </w:tblPr>
+      <w:tblGrid>
+        <w:gridCol w:w="9360"/>
+      </w:tblGrid>
+      <w:tr>
+        <w:tc>
+          <w:tcPr>
+            <w:tcW w:type="dxa" w:w="8640"/>
+            <w:shd w:val="clear" w:color="auto" w:fill="FBF6E8"/>
+            <w:tcMar>
+              <w:top w:w="100" w:type="dxa"/>
+              <w:bottom w:w="100" w:type="dxa"/>
+              <w:start w:w="160" w:type="dxa"/>
+              <w:end w:w="160" w:type="dxa"/>
+            </w:tcMar>
+          </w:tcPr>
+          <w:p>
+            <w:pPr>
+              <w:spacing w:after="0"/>
+            </w:pPr>
+            <w:r>
+              <w:rPr>
+                <w:rFonts w:ascii="Calibri" w:hAnsi="Calibri" w:eastAsia="Microsoft YaHei"/>
+                <w:b/>
+                <w:color w:val="0B2545"/>
+                <w:sz w:val="21"/>
+              </w:rPr>
+              <w:t xml:space="preserve">状态 </w:t>
+            </w:r>
+            <w:r>
+              <w:rPr>
+                <w:rFonts w:ascii="Calibri" w:hAnsi="Calibri" w:eastAsia="Microsoft YaHei"/>
+                <w:b w:val="0"/>
+                <w:color w:val="0B2545"/>
+                <w:sz w:val="21"/>
+              </w:rPr>
+              <w:t>jmseu Allure 报告集成收尾完成: pytest_terminal_summary 钩子验证通过(测试结束自动生成 HTML 报告+打印访问路径),补全类型注解修复红线6,ruff/mypy/pytest 全绿。德国业务留痕对话4之后的 Allure 改动已留痕。</w:t>
+            </w:r>
+          </w:p>
+        </w:tc>
+      </w:tr>
+    </w:tbl>
+    <w:p>
+      <w:pPr>
+        <w:spacing w:after="40"/>
+      </w:pPr>
+    </w:p>
+    <w:p>
+      <w:pPr>
+        <w:spacing w:before="320" w:after="160"/>
+        <w:shd w:val="clear" w:color="auto" w:fill="E8F0F9"/>
+        <w:ind w:left="120" w:right="120"/>
+        <w:spacing w:before="120" w:after="120"/>
+      </w:pPr>
+      <w:r>
+        <w:rPr>
+          <w:rFonts w:ascii="Calibri" w:hAnsi="Calibri" w:eastAsia="Microsoft YaHei"/>
+          <w:b/>
+          <w:color w:val="1F4D78"/>
+          <w:sz w:val="22"/>
+        </w:rPr>
+        <w:t>【用户】 纠正 · 对话 6 · 2026-08-04</w:t>
+      </w:r>
+    </w:p>
+    <w:p>
+      <w:pPr>
+        <w:spacing w:after="120"/>
+      </w:pPr>
+      <w:r>
+        <w:rPr>
+          <w:rFonts w:ascii="Calibri" w:hAnsi="Calibri" w:eastAsia="Microsoft YaHei"/>
+          <w:b w:val="0"/>
+          <w:color w:val="0B2545"/>
+          <w:sz w:val="22"/>
+        </w:rPr>
+        <w:t>要求纠正 jmseu README 过时的验证码文档(上轮交付末尾指出的遗留问题).</w:t>
+      </w:r>
+    </w:p>
+    <w:p>
+      <w:pPr>
+        <w:spacing w:before="320" w:after="160"/>
+        <w:shd w:val="clear" w:color="auto" w:fill="EEF4F0"/>
+        <w:ind w:left="120" w:right="120"/>
+        <w:spacing w:before="120" w:after="120"/>
+      </w:pPr>
+      <w:r>
+        <w:rPr>
+          <w:rFonts w:ascii="Calibri" w:hAnsi="Calibri" w:eastAsia="Microsoft YaHei"/>
+          <w:b/>
+          <w:color w:val="1F3A5F"/>
+          <w:sz w:val="22"/>
+        </w:rPr>
+        <w:t>【助手】 交付 · 对话 6 · 2026-08-04</w:t>
+      </w:r>
+    </w:p>
+    <w:p>
+      <w:pPr>
+        <w:spacing w:after="120"/>
+      </w:pPr>
+      <w:r>
+        <w:rPr>
+          <w:rFonts w:ascii="Calibri" w:hAnsi="Calibri" w:eastAsia="Microsoft YaHei"/>
+          <w:b w:val="0"/>
+          <w:color w:val="0B2545"/>
+          <w:sz w:val="22"/>
+        </w:rPr>
+        <w:t xml:space="preserve">对照 </w:t>
+      </w:r>
+      <w:r>
+        <w:rPr>
+          <w:rFonts w:ascii="Consolas" w:hAnsi="Consolas" w:eastAsia="Microsoft YaHei"/>
+          <w:b w:val="0"/>
+          <w:color w:val="0B2545"/>
+          <w:sz w:val="22"/>
+        </w:rPr>
+        <w:t>captcha_page.py</w:t>
+      </w:r>
+      <w:r>
+        <w:rPr>
+          <w:rFonts w:ascii="Calibri" w:hAnsi="Calibri" w:eastAsia="Microsoft YaHei"/>
+          <w:b w:val="0"/>
+          <w:color w:val="0B2545"/>
+          <w:sz w:val="22"/>
+        </w:rPr>
+        <w:t xml:space="preserve"> / </w:t>
+      </w:r>
+      <w:r>
+        <w:rPr>
+          <w:rFonts w:ascii="Consolas" w:hAnsi="Consolas" w:eastAsia="Microsoft YaHei"/>
+          <w:b w:val="0"/>
+          <w:color w:val="0B2545"/>
+          <w:sz w:val="22"/>
+        </w:rPr>
+        <w:t>login_page.py</w:t>
+      </w:r>
+      <w:r>
+        <w:rPr>
+          <w:rFonts w:ascii="Calibri" w:hAnsi="Calibri" w:eastAsia="Microsoft YaHei"/>
+          <w:b w:val="0"/>
+          <w:color w:val="0B2545"/>
+          <w:sz w:val="22"/>
+        </w:rPr>
+        <w:t xml:space="preserve"> 现状代码, 校准 jmseu README 4 处过时内容:</w:t>
+      </w:r>
+    </w:p>
+    <w:p>
+      <w:pPr>
+        <w:spacing w:after="120"/>
+      </w:pPr>
+      <w:r>
+        <w:rPr>
+          <w:rFonts w:ascii="Calibri" w:hAnsi="Calibri" w:eastAsia="Microsoft YaHei"/>
+          <w:b w:val="0"/>
+          <w:color w:val="0B2545"/>
+          <w:sz w:val="22"/>
+        </w:rPr>
+        <w:t xml:space="preserve">(1) 目录结构: 删除已废弃的 </w:t>
+      </w:r>
+      <w:r>
+        <w:rPr>
+          <w:rFonts w:ascii="Consolas" w:hAnsi="Consolas" w:eastAsia="Microsoft YaHei"/>
+          <w:b w:val="0"/>
+          <w:color w:val="0B2545"/>
+          <w:sz w:val="22"/>
+        </w:rPr>
+        <w:t>test_captcha.py</w:t>
+      </w:r>
+      <w:r>
+        <w:rPr>
+          <w:rFonts w:ascii="Calibri" w:hAnsi="Calibri" w:eastAsia="Microsoft YaHei"/>
+          <w:b w:val="0"/>
+          <w:color w:val="0B2545"/>
+          <w:sz w:val="22"/>
+        </w:rPr>
+        <w:t xml:space="preserve"> 行(对话3已删), </w:t>
+      </w:r>
+      <w:r>
+        <w:rPr>
+          <w:rFonts w:ascii="Consolas" w:hAnsi="Consolas" w:eastAsia="Microsoft YaHei"/>
+          <w:b w:val="0"/>
+          <w:color w:val="0B2545"/>
+          <w:sz w:val="22"/>
+        </w:rPr>
+        <w:t>captcha_page.py</w:t>
+      </w:r>
+      <w:r>
+        <w:rPr>
+          <w:rFonts w:ascii="Calibri" w:hAnsi="Calibri" w:eastAsia="Microsoft YaHei"/>
+          <w:b w:val="0"/>
+          <w:color w:val="0B2545"/>
+          <w:sz w:val="22"/>
+        </w:rPr>
+        <w:t xml:space="preserve"> 注释从"求解器"改为"人工滑块验证码(操作员手动完成)".</w:t>
+      </w:r>
+    </w:p>
+    <w:p>
+      <w:pPr>
+        <w:spacing w:after="120"/>
+      </w:pPr>
+      <w:r>
+        <w:rPr>
+          <w:rFonts w:ascii="Calibri" w:hAnsi="Calibri" w:eastAsia="Microsoft YaHei"/>
+          <w:b w:val="0"/>
+          <w:color w:val="0B2545"/>
+          <w:sz w:val="22"/>
+        </w:rPr>
+        <w:t xml:space="preserve">(2) 架构设计验证码描述: 从"三步破解(缺口检测+拟人拖拽+重试)"改为人工处理(human-in-the-loop: 操作员手动滑动, 脚本等待 dashboard 文本 </w:t>
+      </w:r>
+      <w:r>
+        <w:rPr>
+          <w:rFonts w:ascii="Consolas" w:hAnsi="Consolas" w:eastAsia="Microsoft YaHei"/>
+          <w:b w:val="0"/>
+          <w:color w:val="0B2545"/>
+          <w:sz w:val="22"/>
+        </w:rPr>
+        <w:t>功能入口</w:t>
+      </w:r>
+      <w:r>
+        <w:rPr>
+          <w:rFonts w:ascii="Calibri" w:hAnsi="Calibri" w:eastAsia="Microsoft YaHei"/>
+          <w:b w:val="0"/>
+          <w:color w:val="0B2545"/>
+          <w:sz w:val="22"/>
+        </w:rPr>
+        <w:t xml:space="preserve"> 确认登录成功).</w:t>
+      </w:r>
+    </w:p>
+    <w:p>
+      <w:pPr>
+        <w:spacing w:after="120"/>
+      </w:pPr>
+      <w:r>
+        <w:rPr>
+          <w:rFonts w:ascii="Calibri" w:hAnsi="Calibri" w:eastAsia="Microsoft YaHei"/>
+          <w:b w:val="0"/>
+          <w:color w:val="0B2545"/>
+          <w:sz w:val="22"/>
+        </w:rPr>
+        <w:t xml:space="preserve">(3) LoginPage 选择器表: </w:t>
+      </w:r>
+      <w:r>
+        <w:rPr>
+          <w:rFonts w:ascii="Consolas" w:hAnsi="Consolas" w:eastAsia="Microsoft YaHei"/>
+          <w:b w:val="0"/>
+          <w:color w:val="0B2545"/>
+          <w:sz w:val="22"/>
+        </w:rPr>
+        <w:t>COOKIE_ACCEPT</w:t>
+      </w:r>
+      <w:r>
+        <w:rPr>
+          <w:rFonts w:ascii="Calibri" w:hAnsi="Calibri" w:eastAsia="Microsoft YaHei"/>
+          <w:b w:val="0"/>
+          <w:color w:val="0B2545"/>
+          <w:sz w:val="22"/>
+        </w:rPr>
+        <w:t xml:space="preserve"> 从 </w:t>
+      </w:r>
+      <w:r>
+        <w:rPr>
+          <w:rFonts w:ascii="Consolas" w:hAnsi="Consolas" w:eastAsia="Microsoft YaHei"/>
+          <w:b w:val="0"/>
+          <w:color w:val="0B2545"/>
+          <w:sz w:val="22"/>
+        </w:rPr>
+        <w:t>text=接受全部</w:t>
+      </w:r>
+      <w:r>
+        <w:rPr>
+          <w:rFonts w:ascii="Calibri" w:hAnsi="Calibri" w:eastAsia="Microsoft YaHei"/>
+          <w:b w:val="0"/>
+          <w:color w:val="0B2545"/>
+          <w:sz w:val="22"/>
+        </w:rPr>
+        <w:t xml:space="preserve"> 改为 </w:t>
+      </w:r>
+      <w:r>
+        <w:rPr>
+          <w:rFonts w:ascii="Consolas" w:hAnsi="Consolas" w:eastAsia="Microsoft YaHei"/>
+          <w:b w:val="0"/>
+          <w:color w:val="0B2545"/>
+          <w:sz w:val="22"/>
+        </w:rPr>
+        <w:t>text=Alle akzeptieren</w:t>
+      </w:r>
+      <w:r>
+        <w:rPr>
+          <w:rFonts w:ascii="Calibri" w:hAnsi="Calibri" w:eastAsia="Microsoft YaHei"/>
+          <w:b w:val="0"/>
+          <w:color w:val="0B2545"/>
+          <w:sz w:val="22"/>
+        </w:rPr>
+        <w:t xml:space="preserve">; </w:t>
+      </w:r>
+      <w:r>
+        <w:rPr>
+          <w:rFonts w:ascii="Consolas" w:hAnsi="Consolas" w:eastAsia="Microsoft YaHei"/>
+          <w:b w:val="0"/>
+          <w:color w:val="0B2545"/>
+          <w:sz w:val="22"/>
+        </w:rPr>
+        <w:t>REMEMBER_PWD</w:t>
+      </w:r>
+      <w:r>
+        <w:rPr>
+          <w:rFonts w:ascii="Calibri" w:hAnsi="Calibri" w:eastAsia="Microsoft YaHei"/>
+          <w:b w:val="0"/>
+          <w:color w:val="0B2545"/>
+          <w:sz w:val="22"/>
+        </w:rPr>
+        <w:t xml:space="preserve"> 从 </w:t>
+      </w:r>
+      <w:r>
+        <w:rPr>
+          <w:rFonts w:ascii="Consolas" w:hAnsi="Consolas" w:eastAsia="Microsoft YaHei"/>
+          <w:b w:val="0"/>
+          <w:color w:val="0B2545"/>
+          <w:sz w:val="22"/>
+        </w:rPr>
+        <w:t>.rp-check</w:t>
+      </w:r>
+      <w:r>
+        <w:rPr>
+          <w:rFonts w:ascii="Calibri" w:hAnsi="Calibri" w:eastAsia="Microsoft YaHei"/>
+          <w:b w:val="0"/>
+          <w:color w:val="0B2545"/>
+          <w:sz w:val="22"/>
+        </w:rPr>
+        <w:t xml:space="preserve"> 改为 </w:t>
+      </w:r>
+      <w:r>
+        <w:rPr>
+          <w:rFonts w:ascii="Consolas" w:hAnsi="Consolas" w:eastAsia="Microsoft YaHei"/>
+          <w:b w:val="0"/>
+          <w:color w:val="0B2545"/>
+          <w:sz w:val="22"/>
+        </w:rPr>
+        <w:t>.lm-bottom-box &gt; .remember-pwd &gt; .rp-check</w:t>
+      </w:r>
+      <w:r>
+        <w:rPr>
+          <w:rFonts w:ascii="Calibri" w:hAnsi="Calibri" w:eastAsia="Microsoft YaHei"/>
+          <w:b w:val="0"/>
+          <w:color w:val="0B2545"/>
+          <w:sz w:val="22"/>
+        </w:rPr>
+        <w:t>(对齐录制代码).</w:t>
+      </w:r>
+    </w:p>
+    <w:p>
+      <w:pPr>
+        <w:spacing w:after="120"/>
+      </w:pPr>
+      <w:r>
+        <w:rPr>
+          <w:rFonts w:ascii="Calibri" w:hAnsi="Calibri" w:eastAsia="Microsoft YaHei"/>
+          <w:b w:val="0"/>
+          <w:color w:val="0B2545"/>
+          <w:sz w:val="22"/>
+        </w:rPr>
+        <w:t xml:space="preserve">(4) 滑块验证码处理章节整章重写为人工模式(人工滑动+成功检测 </w:t>
+      </w:r>
+      <w:r>
+        <w:rPr>
+          <w:rFonts w:ascii="Consolas" w:hAnsi="Consolas" w:eastAsia="Microsoft YaHei"/>
+          <w:b w:val="0"/>
+          <w:color w:val="0B2545"/>
+          <w:sz w:val="22"/>
+        </w:rPr>
+        <w:t>text=功能入口</w:t>
+      </w:r>
+      <w:r>
+        <w:rPr>
+          <w:rFonts w:ascii="Calibri" w:hAnsi="Calibri" w:eastAsia="Microsoft YaHei"/>
+          <w:b w:val="0"/>
+          <w:color w:val="0B2545"/>
+          <w:sz w:val="22"/>
+        </w:rPr>
+        <w:t>+诊断截图+注意事项). 校准后 README 与代码现状一致.</w:t>
+      </w:r>
+    </w:p>
+    <w:tbl>
+      <w:tblPr>
+        <w:tblStyle w:val="TableGrid"/>
+        <w:tblW w:type="dxa" w:w="10079"/>
+        <w:jc w:val="left"/>
+        <w:tblLayout w:type="fixed"/>
+        <w:tblLook w:firstColumn="1" w:firstRow="1" w:lastColumn="0" w:lastRow="0" w:noHBand="0" w:noVBand="1" w:val="04A0"/>
+        <w:tblBorders>
+          <w:top w:val="single" w:sz="4" w:space="0" w:color="BFBFBF"/>
+          <w:left w:val="single" w:sz="4" w:space="0" w:color="BFBFBF"/>
+          <w:bottom w:val="single" w:sz="4" w:space="0" w:color="BFBFBF"/>
+          <w:right w:val="single" w:sz="4" w:space="0" w:color="BFBFBF"/>
+          <w:insideH w:val="single" w:sz="4" w:space="0" w:color="BFBFBF"/>
+          <w:insideV w:val="single" w:sz="4" w:space="0" w:color="BFBFBF"/>
+        </w:tblBorders>
+      </w:tblPr>
+      <w:tblGrid>
+        <w:gridCol w:w="4031"/>
+        <w:gridCol w:w="4896"/>
+        <w:gridCol w:w="1152"/>
+      </w:tblGrid>
+      <w:tr>
+        <w:tc>
+          <w:tcPr>
+            <w:tcW w:type="dxa" w:w="4031"/>
+            <w:shd w:val="clear" w:color="auto" w:fill="E8EEF5"/>
+            <w:tcMar>
+              <w:top w:w="80" w:type="dxa"/>
+              <w:bottom w:w="80" w:type="dxa"/>
+              <w:start w:w="120" w:type="dxa"/>
+              <w:end w:w="120" w:type="dxa"/>
+            </w:tcMar>
+            <w:vAlign w:val="center"/>
+          </w:tcPr>
+          <w:p>
+            <w:pPr>
+              <w:spacing w:after="0" w:before="0"/>
+            </w:pPr>
+            <w:r>
+              <w:rPr>
+                <w:rFonts w:ascii="Calibri" w:hAnsi="Calibri" w:eastAsia="Microsoft YaHei"/>
+                <w:b/>
+                <w:color w:val="0B2545"/>
+                <w:sz w:val="22"/>
+              </w:rPr>
+              <w:t>文件</w:t>
+            </w:r>
+          </w:p>
+        </w:tc>
+        <w:tc>
+          <w:tcPr>
+            <w:tcW w:type="dxa" w:w="4896"/>
+            <w:shd w:val="clear" w:color="auto" w:fill="E8EEF5"/>
+            <w:tcMar>
+              <w:top w:w="80" w:type="dxa"/>
+              <w:bottom w:w="80" w:type="dxa"/>
+              <w:start w:w="120" w:type="dxa"/>
+              <w:end w:w="120" w:type="dxa"/>
+            </w:tcMar>
+            <w:vAlign w:val="center"/>
+          </w:tcPr>
+          <w:p>
+            <w:pPr>
+              <w:spacing w:after="0" w:before="0"/>
+            </w:pPr>
+            <w:r>
+              <w:rPr>
+                <w:rFonts w:ascii="Calibri" w:hAnsi="Calibri" w:eastAsia="Microsoft YaHei"/>
+                <w:b/>
+                <w:color w:val="0B2545"/>
+                <w:sz w:val="22"/>
+              </w:rPr>
+              <w:t>说明</w:t>
+            </w:r>
+          </w:p>
+        </w:tc>
+        <w:tc>
+          <w:tcPr>
+            <w:tcW w:type="dxa" w:w="1152"/>
+            <w:shd w:val="clear" w:color="auto" w:fill="E8EEF5"/>
+            <w:tcMar>
+              <w:top w:w="80" w:type="dxa"/>
+              <w:bottom w:w="80" w:type="dxa"/>
+              <w:start w:w="120" w:type="dxa"/>
+              <w:end w:w="120" w:type="dxa"/>
+            </w:tcMar>
+            <w:vAlign w:val="center"/>
+          </w:tcPr>
+          <w:p>
+            <w:pPr>
+              <w:spacing w:after="0" w:before="0"/>
+            </w:pPr>
+            <w:r>
+              <w:rPr>
+                <w:rFonts w:ascii="Calibri" w:hAnsi="Calibri" w:eastAsia="Microsoft YaHei"/>
+                <w:b/>
+                <w:color w:val="0B2545"/>
+                <w:sz w:val="22"/>
+              </w:rPr>
+              <w:t>状态</w:t>
+            </w:r>
+          </w:p>
+        </w:tc>
+      </w:tr>
+      <w:tr>
+        <w:tc>
+          <w:tcPr>
+            <w:tcW w:type="dxa" w:w="4031"/>
+            <w:tcMar>
+              <w:top w:w="80" w:type="dxa"/>
+              <w:bottom w:w="80" w:type="dxa"/>
+              <w:start w:w="120" w:type="dxa"/>
+              <w:end w:w="120" w:type="dxa"/>
+            </w:tcMar>
+            <w:vAlign w:val="center"/>
+          </w:tcPr>
+          <w:p>
+            <w:pPr>
+              <w:spacing w:after="0" w:before="0"/>
+            </w:pPr>
+            <w:r>
+              <w:rPr>
+                <w:rFonts w:ascii="Calibri" w:hAnsi="Calibri" w:eastAsia="Microsoft YaHei"/>
+                <w:b w:val="0"/>
+                <w:color w:val="0B2545"/>
+                <w:sz w:val="21"/>
+              </w:rPr>
+              <w:t>projects/jmseu/README.md</w:t>
+            </w:r>
+          </w:p>
+        </w:tc>
+        <w:tc>
+          <w:tcPr>
+            <w:tcW w:type="dxa" w:w="4896"/>
+            <w:tcMar>
+              <w:top w:w="80" w:type="dxa"/>
+              <w:bottom w:w="80" w:type="dxa"/>
+              <w:start w:w="120" w:type="dxa"/>
+              <w:end w:w="120" w:type="dxa"/>
+            </w:tcMar>
+            <w:vAlign w:val="center"/>
+          </w:tcPr>
+          <w:p>
+            <w:pPr>
+              <w:spacing w:after="0" w:before="0"/>
+            </w:pPr>
+            <w:r>
+              <w:rPr>
+                <w:rFonts w:ascii="Calibri" w:hAnsi="Calibri" w:eastAsia="Microsoft YaHei"/>
+                <w:b w:val="0"/>
+                <w:color w:val="0B2545"/>
+                <w:sz w:val="21"/>
+              </w:rPr>
+              <w:t>目录结构删 test_captcha.py+captcha 注释改人工;架构设计验证码描述改人工;选择器表 COOKIE_ACCEPT/REMEMBER_PWD 对齐代码;滑块章节重写</w:t>
+            </w:r>
+          </w:p>
+        </w:tc>
+        <w:tc>
+          <w:tcPr>
+            <w:tcW w:type="dxa" w:w="1152"/>
+            <w:tcMar>
+              <w:top w:w="80" w:type="dxa"/>
+              <w:bottom w:w="80" w:type="dxa"/>
+              <w:start w:w="120" w:type="dxa"/>
+              <w:end w:w="120" w:type="dxa"/>
+            </w:tcMar>
+            <w:vAlign w:val="center"/>
+          </w:tcPr>
+          <w:p>
+            <w:pPr>
+              <w:spacing w:after="0" w:before="0"/>
+            </w:pPr>
+            <w:r>
+              <w:rPr>
+                <w:rFonts w:ascii="Calibri" w:hAnsi="Calibri" w:eastAsia="Microsoft YaHei"/>
+                <w:b w:val="0"/>
+                <w:color w:val="0B2545"/>
+                <w:sz w:val="21"/>
+              </w:rPr>
+              <w:t>修改</w:t>
+            </w:r>
+          </w:p>
+        </w:tc>
+      </w:tr>
+    </w:tbl>
+    <w:p>
+      <w:pPr>
+        <w:spacing w:after="40"/>
+      </w:pPr>
+    </w:p>
+    <w:tbl>
+      <w:tblPr>
+        <w:tblStyle w:val="TableGrid"/>
+        <w:tblW w:type="dxa" w:w="10080"/>
+        <w:jc w:val="left"/>
+        <w:tblLayout w:type="fixed"/>
+        <w:tblLook w:firstColumn="1" w:firstRow="1" w:lastColumn="0" w:lastRow="0" w:noHBand="0" w:noVBand="1" w:val="04A0"/>
+        <w:tblBorders>
+          <w:top w:val="single" w:sz="4" w:space="0" w:color="BFBFBF"/>
+          <w:left w:val="single" w:sz="4" w:space="0" w:color="BFBFBF"/>
+          <w:bottom w:val="single" w:sz="4" w:space="0" w:color="BFBFBF"/>
+          <w:right w:val="single" w:sz="4" w:space="0" w:color="BFBFBF"/>
+          <w:insideH w:val="single" w:sz="4" w:space="0" w:color="BFBFBF"/>
+          <w:insideV w:val="single" w:sz="4" w:space="0" w:color="BFBFBF"/>
+        </w:tblBorders>
+      </w:tblPr>
+      <w:tblGrid>
+        <w:gridCol w:w="2304"/>
+        <w:gridCol w:w="5184"/>
+        <w:gridCol w:w="2592"/>
+      </w:tblGrid>
+      <w:tr>
+        <w:tc>
+          <w:tcPr>
+            <w:tcW w:type="dxa" w:w="2304"/>
+            <w:shd w:val="clear" w:color="auto" w:fill="E8EEF5"/>
+            <w:tcMar>
+              <w:top w:w="80" w:type="dxa"/>
+              <w:bottom w:w="80" w:type="dxa"/>
+              <w:start w:w="120" w:type="dxa"/>
+              <w:end w:w="120" w:type="dxa"/>
+            </w:tcMar>
+            <w:vAlign w:val="center"/>
+          </w:tcPr>
+          <w:p>
+            <w:pPr>
+              <w:spacing w:after="0" w:before="0"/>
+            </w:pPr>
+            <w:r>
+              <w:rPr>
+                <w:rFonts w:ascii="Calibri" w:hAnsi="Calibri" w:eastAsia="Microsoft YaHei"/>
+                <w:b/>
+                <w:color w:val="0B2545"/>
+                <w:sz w:val="22"/>
+              </w:rPr>
+              <w:t>检查项</w:t>
+            </w:r>
+          </w:p>
+        </w:tc>
+        <w:tc>
+          <w:tcPr>
+            <w:tcW w:type="dxa" w:w="5184"/>
+            <w:shd w:val="clear" w:color="auto" w:fill="E8EEF5"/>
+            <w:tcMar>
+              <w:top w:w="80" w:type="dxa"/>
+              <w:bottom w:w="80" w:type="dxa"/>
+              <w:start w:w="120" w:type="dxa"/>
+              <w:end w:w="120" w:type="dxa"/>
+            </w:tcMar>
+            <w:vAlign w:val="center"/>
+          </w:tcPr>
+          <w:p>
+            <w:pPr>
+              <w:spacing w:after="0" w:before="0"/>
+            </w:pPr>
+            <w:r>
+              <w:rPr>
+                <w:rFonts w:ascii="Calibri" w:hAnsi="Calibri" w:eastAsia="Microsoft YaHei"/>
+                <w:b/>
+                <w:color w:val="0B2545"/>
+                <w:sz w:val="22"/>
+              </w:rPr>
+              <w:t>命令</w:t>
+            </w:r>
+          </w:p>
+        </w:tc>
+        <w:tc>
+          <w:tcPr>
+            <w:tcW w:type="dxa" w:w="2592"/>
+            <w:shd w:val="clear" w:color="auto" w:fill="E8EEF5"/>
+            <w:tcMar>
+              <w:top w:w="80" w:type="dxa"/>
+              <w:bottom w:w="80" w:type="dxa"/>
+              <w:start w:w="120" w:type="dxa"/>
+              <w:end w:w="120" w:type="dxa"/>
+            </w:tcMar>
+            <w:vAlign w:val="center"/>
+          </w:tcPr>
+          <w:p>
+            <w:pPr>
+              <w:spacing w:after="0" w:before="0"/>
+            </w:pPr>
+            <w:r>
+              <w:rPr>
+                <w:rFonts w:ascii="Calibri" w:hAnsi="Calibri" w:eastAsia="Microsoft YaHei"/>
+                <w:b/>
+                <w:color w:val="0B2545"/>
+                <w:sz w:val="22"/>
+              </w:rPr>
+              <w:t>结果</w:t>
+            </w:r>
+          </w:p>
+        </w:tc>
+      </w:tr>
+      <w:tr>
+        <w:tc>
+          <w:tcPr>
+            <w:tcW w:type="dxa" w:w="2304"/>
+            <w:tcMar>
+              <w:top w:w="80" w:type="dxa"/>
+              <w:bottom w:w="80" w:type="dxa"/>
+              <w:start w:w="120" w:type="dxa"/>
+              <w:end w:w="120" w:type="dxa"/>
+            </w:tcMar>
+            <w:vAlign w:val="center"/>
+          </w:tcPr>
+          <w:p>
+            <w:pPr>
+              <w:spacing w:after="0" w:before="0"/>
+            </w:pPr>
+            <w:r>
+              <w:rPr>
+                <w:rFonts w:ascii="Calibri" w:hAnsi="Calibri" w:eastAsia="Microsoft YaHei"/>
+                <w:b w:val="0"/>
+                <w:color w:val="0B2545"/>
+                <w:sz w:val="21"/>
+              </w:rPr>
+              <w:t>文档一致性</w:t>
+            </w:r>
+          </w:p>
+        </w:tc>
+        <w:tc>
+          <w:tcPr>
+            <w:tcW w:type="dxa" w:w="5184"/>
+            <w:tcMar>
+              <w:top w:w="80" w:type="dxa"/>
+              <w:bottom w:w="80" w:type="dxa"/>
+              <w:start w:w="120" w:type="dxa"/>
+              <w:end w:w="120" w:type="dxa"/>
+            </w:tcMar>
+            <w:vAlign w:val="center"/>
+          </w:tcPr>
+          <w:p>
+            <w:pPr>
+              <w:spacing w:after="0" w:before="0"/>
+            </w:pPr>
+            <w:r>
+              <w:rPr>
+                <w:rFonts w:ascii="Calibri" w:hAnsi="Calibri" w:eastAsia="Microsoft YaHei"/>
+                <w:b w:val="0"/>
+                <w:color w:val="0B2545"/>
+                <w:sz w:val="21"/>
+              </w:rPr>
+              <w:t>对照 captcha_page.py / login_page.py 现状</w:t>
+            </w:r>
+          </w:p>
+        </w:tc>
+        <w:tc>
+          <w:tcPr>
+            <w:tcW w:type="dxa" w:w="2592"/>
+            <w:tcMar>
+              <w:top w:w="80" w:type="dxa"/>
+              <w:bottom w:w="80" w:type="dxa"/>
+              <w:start w:w="120" w:type="dxa"/>
+              <w:end w:w="120" w:type="dxa"/>
+            </w:tcMar>
+            <w:vAlign w:val="center"/>
+          </w:tcPr>
+          <w:p>
+            <w:pPr>
+              <w:spacing w:after="0" w:before="0"/>
+            </w:pPr>
+            <w:r>
+              <w:rPr>
+                <w:rFonts w:ascii="Calibri" w:hAnsi="Calibri" w:eastAsia="Microsoft YaHei"/>
+                <w:b w:val="0"/>
+                <w:color w:val="0B2545"/>
+                <w:sz w:val="21"/>
+              </w:rPr>
+              <w:t>4 处全部对齐</w:t>
+            </w:r>
+          </w:p>
+        </w:tc>
+      </w:tr>
+      <w:tr>
+        <w:tc>
+          <w:tcPr>
+            <w:tcW w:type="dxa" w:w="2304"/>
+            <w:tcMar>
+              <w:top w:w="80" w:type="dxa"/>
+              <w:bottom w:w="80" w:type="dxa"/>
+              <w:start w:w="120" w:type="dxa"/>
+              <w:end w:w="120" w:type="dxa"/>
+            </w:tcMar>
+            <w:vAlign w:val="center"/>
+          </w:tcPr>
+          <w:p>
+            <w:pPr>
+              <w:spacing w:after="0" w:before="0"/>
+            </w:pPr>
+            <w:r>
+              <w:rPr>
+                <w:rFonts w:ascii="Calibri" w:hAnsi="Calibri" w:eastAsia="Microsoft YaHei"/>
+                <w:b w:val="0"/>
+                <w:color w:val="0B2545"/>
+                <w:sz w:val="21"/>
+              </w:rPr>
+              <w:t>test_captcha.py</w:t>
+            </w:r>
+          </w:p>
+        </w:tc>
+        <w:tc>
+          <w:tcPr>
+            <w:tcW w:type="dxa" w:w="5184"/>
+            <w:tcMar>
+              <w:top w:w="80" w:type="dxa"/>
+              <w:bottom w:w="80" w:type="dxa"/>
+              <w:start w:w="120" w:type="dxa"/>
+              <w:end w:w="120" w:type="dxa"/>
+            </w:tcMar>
+            <w:vAlign w:val="center"/>
+          </w:tcPr>
+          <w:p>
+            <w:pPr>
+              <w:spacing w:after="0" w:before="0"/>
+            </w:pPr>
+            <w:r>
+              <w:rPr>
+                <w:rFonts w:ascii="Calibri" w:hAnsi="Calibri" w:eastAsia="Microsoft YaHei"/>
+                <w:b w:val="0"/>
+                <w:color w:val="0B2545"/>
+                <w:sz w:val="21"/>
+              </w:rPr>
+              <w:t>Test-Path projects/jmseu/testcase</w:t>
+            </w:r>
+          </w:p>
+        </w:tc>
+        <w:tc>
+          <w:tcPr>
+            <w:tcW w:type="dxa" w:w="2592"/>
+            <w:tcMar>
+              <w:top w:w="80" w:type="dxa"/>
+              <w:bottom w:w="80" w:type="dxa"/>
+              <w:start w:w="120" w:type="dxa"/>
+              <w:end w:w="120" w:type="dxa"/>
+            </w:tcMar>
+            <w:vAlign w:val="center"/>
+          </w:tcPr>
+          <w:p>
+            <w:pPr>
+              <w:spacing w:after="0" w:before="0"/>
+            </w:pPr>
+            <w:r>
+              <w:rPr>
+                <w:rFonts w:ascii="Calibri" w:hAnsi="Calibri" w:eastAsia="Microsoft YaHei"/>
+                <w:b w:val="0"/>
+                <w:color w:val="0B2545"/>
+                <w:sz w:val="21"/>
+              </w:rPr>
+              <w:t>已删除(对话3)</w:t>
+            </w:r>
+          </w:p>
+        </w:tc>
+      </w:tr>
+      <w:tr>
+        <w:tc>
+          <w:tcPr>
+            <w:tcW w:type="dxa" w:w="2304"/>
+            <w:tcMar>
+              <w:top w:w="80" w:type="dxa"/>
+              <w:bottom w:w="80" w:type="dxa"/>
+              <w:start w:w="120" w:type="dxa"/>
+              <w:end w:w="120" w:type="dxa"/>
+            </w:tcMar>
+            <w:vAlign w:val="center"/>
+          </w:tcPr>
+          <w:p>
+            <w:pPr>
+              <w:spacing w:after="0" w:before="0"/>
+            </w:pPr>
+            <w:r>
+              <w:rPr>
+                <w:rFonts w:ascii="Calibri" w:hAnsi="Calibri" w:eastAsia="Microsoft YaHei"/>
+                <w:b w:val="0"/>
+                <w:color w:val="0B2545"/>
+                <w:sz w:val="21"/>
+              </w:rPr>
+              <w:t>README 结构</w:t>
+            </w:r>
+          </w:p>
+        </w:tc>
+        <w:tc>
+          <w:tcPr>
+            <w:tcW w:type="dxa" w:w="5184"/>
+            <w:tcMar>
+              <w:top w:w="80" w:type="dxa"/>
+              <w:bottom w:w="80" w:type="dxa"/>
+              <w:start w:w="120" w:type="dxa"/>
+              <w:end w:w="120" w:type="dxa"/>
+            </w:tcMar>
+            <w:vAlign w:val="center"/>
+          </w:tcPr>
+          <w:p>
+            <w:pPr>
+              <w:spacing w:after="0" w:before="0"/>
+            </w:pPr>
+            <w:r>
+              <w:rPr>
+                <w:rFonts w:ascii="Calibri" w:hAnsi="Calibri" w:eastAsia="Microsoft YaHei"/>
+                <w:b w:val="0"/>
+                <w:color w:val="0B2545"/>
+                <w:sz w:val="21"/>
+              </w:rPr>
+              <w:t>章节读回</w:t>
+            </w:r>
+          </w:p>
+        </w:tc>
+        <w:tc>
+          <w:tcPr>
+            <w:tcW w:type="dxa" w:w="2592"/>
+            <w:tcMar>
+              <w:top w:w="80" w:type="dxa"/>
+              <w:bottom w:w="80" w:type="dxa"/>
+              <w:start w:w="120" w:type="dxa"/>
+              <w:end w:w="120" w:type="dxa"/>
+            </w:tcMar>
+            <w:vAlign w:val="center"/>
+          </w:tcPr>
+          <w:p>
+            <w:pPr>
+              <w:spacing w:after="0" w:before="0"/>
+            </w:pPr>
+            <w:r>
+              <w:rPr>
+                <w:rFonts w:ascii="Calibri" w:hAnsi="Calibri" w:eastAsia="Microsoft YaHei"/>
+                <w:b w:val="0"/>
+                <w:color w:val="0B2545"/>
+                <w:sz w:val="21"/>
+              </w:rPr>
+              <w:t>目录/选择器表/滑块章节渲染完整</w:t>
+            </w:r>
+          </w:p>
+        </w:tc>
+      </w:tr>
+    </w:tbl>
+    <w:p>
+      <w:pPr>
+        <w:spacing w:after="40"/>
+      </w:pPr>
+    </w:p>
+    <w:tbl>
+      <w:tblPr>
+        <w:tblStyle w:val="TableGrid"/>
+        <w:tblW w:type="dxa" w:w="10080"/>
+        <w:jc w:val="left"/>
+        <w:tblLayout w:type="fixed"/>
+        <w:tblLook w:firstColumn="1" w:firstRow="1" w:lastColumn="0" w:lastRow="0" w:noHBand="0" w:noVBand="1" w:val="04A0"/>
+        <w:tblBorders>
+          <w:top w:val="single" w:sz="4" w:space="0" w:color="BFBFBF"/>
+          <w:left w:val="single" w:sz="4" w:space="0" w:color="BFBFBF"/>
+          <w:bottom w:val="single" w:sz="4" w:space="0" w:color="BFBFBF"/>
+          <w:right w:val="single" w:sz="4" w:space="0" w:color="BFBFBF"/>
+          <w:insideH w:val="single" w:sz="4" w:space="0" w:color="BFBFBF"/>
+          <w:insideV w:val="single" w:sz="4" w:space="0" w:color="BFBFBF"/>
+        </w:tblBorders>
+      </w:tblPr>
+      <w:tblGrid>
+        <w:gridCol w:w="2304"/>
+        <w:gridCol w:w="7776"/>
+      </w:tblGrid>
+      <w:tr>
+        <w:tc>
+          <w:tcPr>
+            <w:tcW w:type="dxa" w:w="2304"/>
+            <w:shd w:val="clear" w:color="auto" w:fill="E8EEF5"/>
+            <w:tcMar>
+              <w:top w:w="80" w:type="dxa"/>
+              <w:bottom w:w="80" w:type="dxa"/>
+              <w:start w:w="120" w:type="dxa"/>
+              <w:end w:w="120" w:type="dxa"/>
+            </w:tcMar>
+            <w:vAlign w:val="center"/>
+          </w:tcPr>
+          <w:p>
+            <w:pPr>
+              <w:spacing w:after="0" w:before="0"/>
+            </w:pPr>
+            <w:r>
+              <w:rPr>
+                <w:rFonts w:ascii="Calibri" w:hAnsi="Calibri" w:eastAsia="Microsoft YaHei"/>
+                <w:b/>
+                <w:color w:val="0B2545"/>
+                <w:sz w:val="22"/>
+              </w:rPr>
+              <w:t>维度</w:t>
+            </w:r>
+          </w:p>
+        </w:tc>
+        <w:tc>
+          <w:tcPr>
+            <w:tcW w:type="dxa" w:w="7776"/>
+            <w:shd w:val="clear" w:color="auto" w:fill="E8EEF5"/>
+            <w:tcMar>
+              <w:top w:w="80" w:type="dxa"/>
+              <w:bottom w:w="80" w:type="dxa"/>
+              <w:start w:w="120" w:type="dxa"/>
+              <w:end w:w="120" w:type="dxa"/>
+            </w:tcMar>
+            <w:vAlign w:val="center"/>
+          </w:tcPr>
+          <w:p>
+            <w:pPr>
+              <w:spacing w:after="0" w:before="0"/>
+            </w:pPr>
+            <w:r>
+              <w:rPr>
+                <w:rFonts w:ascii="Calibri" w:hAnsi="Calibri" w:eastAsia="Microsoft YaHei"/>
+                <w:b/>
+                <w:color w:val="0B2545"/>
+                <w:sz w:val="22"/>
+              </w:rPr>
+              <w:t>说明</w:t>
+            </w:r>
+          </w:p>
+        </w:tc>
+      </w:tr>
+      <w:tr>
+        <w:tc>
+          <w:tcPr>
+            <w:tcW w:type="dxa" w:w="2304"/>
+            <w:tcMar>
+              <w:top w:w="80" w:type="dxa"/>
+              <w:bottom w:w="80" w:type="dxa"/>
+              <w:start w:w="120" w:type="dxa"/>
+              <w:end w:w="120" w:type="dxa"/>
+            </w:tcMar>
+            <w:vAlign w:val="center"/>
+          </w:tcPr>
+          <w:p>
+            <w:pPr>
+              <w:spacing w:after="0" w:before="0"/>
+            </w:pPr>
+            <w:r>
+              <w:rPr>
+                <w:rFonts w:ascii="Calibri" w:hAnsi="Calibri" w:eastAsia="Microsoft YaHei"/>
+                <w:b w:val="0"/>
+                <w:color w:val="0B2545"/>
+                <w:sz w:val="21"/>
+              </w:rPr>
+              <w:t>改动范围</w:t>
+            </w:r>
+          </w:p>
+        </w:tc>
+        <w:tc>
+          <w:tcPr>
+            <w:tcW w:type="dxa" w:w="7776"/>
+            <w:tcMar>
+              <w:top w:w="80" w:type="dxa"/>
+              <w:bottom w:w="80" w:type="dxa"/>
+              <w:start w:w="120" w:type="dxa"/>
+              <w:end w:w="120" w:type="dxa"/>
+            </w:tcMar>
+            <w:vAlign w:val="center"/>
+          </w:tcPr>
+          <w:p>
+            <w:pPr>
+              <w:spacing w:after="0" w:before="0"/>
+            </w:pPr>
+            <w:r>
+              <w:rPr>
+                <w:rFonts w:ascii="Calibri" w:hAnsi="Calibri" w:eastAsia="Microsoft YaHei"/>
+                <w:b w:val="0"/>
+                <w:color w:val="0B2545"/>
+                <w:sz w:val="21"/>
+              </w:rPr>
+              <w:t>仅 projects/jmseu/README.md 纯文档,不触碰代码</w:t>
+            </w:r>
+          </w:p>
+        </w:tc>
+      </w:tr>
+      <w:tr>
+        <w:tc>
+          <w:tcPr>
+            <w:tcW w:type="dxa" w:w="2304"/>
+            <w:tcMar>
+              <w:top w:w="80" w:type="dxa"/>
+              <w:bottom w:w="80" w:type="dxa"/>
+              <w:start w:w="120" w:type="dxa"/>
+              <w:end w:w="120" w:type="dxa"/>
+            </w:tcMar>
+            <w:vAlign w:val="center"/>
+          </w:tcPr>
+          <w:p>
+            <w:pPr>
+              <w:spacing w:after="0" w:before="0"/>
+            </w:pPr>
+            <w:r>
+              <w:rPr>
+                <w:rFonts w:ascii="Calibri" w:hAnsi="Calibri" w:eastAsia="Microsoft YaHei"/>
+                <w:b w:val="0"/>
+                <w:color w:val="0B2545"/>
+                <w:sz w:val="21"/>
+              </w:rPr>
+              <w:t>依赖方向</w:t>
+            </w:r>
+          </w:p>
+        </w:tc>
+        <w:tc>
+          <w:tcPr>
+            <w:tcW w:type="dxa" w:w="7776"/>
+            <w:tcMar>
+              <w:top w:w="80" w:type="dxa"/>
+              <w:bottom w:w="80" w:type="dxa"/>
+              <w:start w:w="120" w:type="dxa"/>
+              <w:end w:w="120" w:type="dxa"/>
+            </w:tcMar>
+            <w:vAlign w:val="center"/>
+          </w:tcPr>
+          <w:p>
+            <w:pPr>
+              <w:spacing w:after="0" w:before="0"/>
+            </w:pPr>
+            <w:r>
+              <w:rPr>
+                <w:rFonts w:ascii="Calibri" w:hAnsi="Calibri" w:eastAsia="Microsoft YaHei"/>
+                <w:b w:val="0"/>
+                <w:color w:val="0B2545"/>
+                <w:sz w:val="21"/>
+              </w:rPr>
+              <w:t>无代码改动,不影响 framework</w:t>
+            </w:r>
+          </w:p>
+        </w:tc>
+      </w:tr>
+      <w:tr>
+        <w:tc>
+          <w:tcPr>
+            <w:tcW w:type="dxa" w:w="2304"/>
+            <w:tcMar>
+              <w:top w:w="80" w:type="dxa"/>
+              <w:bottom w:w="80" w:type="dxa"/>
+              <w:start w:w="120" w:type="dxa"/>
+              <w:end w:w="120" w:type="dxa"/>
+            </w:tcMar>
+            <w:vAlign w:val="center"/>
+          </w:tcPr>
+          <w:p>
+            <w:pPr>
+              <w:spacing w:after="0" w:before="0"/>
+            </w:pPr>
+            <w:r>
+              <w:rPr>
+                <w:rFonts w:ascii="Calibri" w:hAnsi="Calibri" w:eastAsia="Microsoft YaHei"/>
+                <w:b w:val="0"/>
+                <w:color w:val="0B2545"/>
+                <w:sz w:val="21"/>
+              </w:rPr>
+              <w:t>接口变更</w:t>
+            </w:r>
+          </w:p>
+        </w:tc>
+        <w:tc>
+          <w:tcPr>
+            <w:tcW w:type="dxa" w:w="7776"/>
+            <w:tcMar>
+              <w:top w:w="80" w:type="dxa"/>
+              <w:bottom w:w="80" w:type="dxa"/>
+              <w:start w:w="120" w:type="dxa"/>
+              <w:end w:w="120" w:type="dxa"/>
+            </w:tcMar>
+            <w:vAlign w:val="center"/>
+          </w:tcPr>
+          <w:p>
+            <w:pPr>
+              <w:spacing w:after="0" w:before="0"/>
+            </w:pPr>
+            <w:r>
+              <w:rPr>
+                <w:rFonts w:ascii="Calibri" w:hAnsi="Calibri" w:eastAsia="Microsoft YaHei"/>
+                <w:b w:val="0"/>
+                <w:color w:val="0B2545"/>
+                <w:sz w:val="21"/>
+              </w:rPr>
+              <w:t>无</w:t>
+            </w:r>
+          </w:p>
+        </w:tc>
+      </w:tr>
+      <w:tr>
+        <w:tc>
+          <w:tcPr>
+            <w:tcW w:type="dxa" w:w="2304"/>
+            <w:tcMar>
+              <w:top w:w="80" w:type="dxa"/>
+              <w:bottom w:w="80" w:type="dxa"/>
+              <w:start w:w="120" w:type="dxa"/>
+              <w:end w:w="120" w:type="dxa"/>
+            </w:tcMar>
+            <w:vAlign w:val="center"/>
+          </w:tcPr>
+          <w:p>
+            <w:pPr>
+              <w:spacing w:after="0" w:before="0"/>
+            </w:pPr>
+            <w:r>
+              <w:rPr>
+                <w:rFonts w:ascii="Calibri" w:hAnsi="Calibri" w:eastAsia="Microsoft YaHei"/>
+                <w:b w:val="0"/>
+                <w:color w:val="0B2545"/>
+                <w:sz w:val="21"/>
+              </w:rPr>
+              <w:t>测试影响</w:t>
+            </w:r>
+          </w:p>
+        </w:tc>
+        <w:tc>
+          <w:tcPr>
+            <w:tcW w:type="dxa" w:w="7776"/>
+            <w:tcMar>
+              <w:top w:w="80" w:type="dxa"/>
+              <w:bottom w:w="80" w:type="dxa"/>
+              <w:start w:w="120" w:type="dxa"/>
+              <w:end w:w="120" w:type="dxa"/>
+            </w:tcMar>
+            <w:vAlign w:val="center"/>
+          </w:tcPr>
+          <w:p>
+            <w:pPr>
+              <w:spacing w:after="0" w:before="0"/>
+            </w:pPr>
+            <w:r>
+              <w:rPr>
+                <w:rFonts w:ascii="Calibri" w:hAnsi="Calibri" w:eastAsia="Microsoft YaHei"/>
+                <w:b w:val="0"/>
+                <w:color w:val="0B2545"/>
+                <w:sz w:val="21"/>
+              </w:rPr>
+              <w:t>无(纯文档)</w:t>
+            </w:r>
+          </w:p>
+        </w:tc>
+      </w:tr>
+      <w:tr>
+        <w:tc>
+          <w:tcPr>
+            <w:tcW w:type="dxa" w:w="2304"/>
+            <w:tcMar>
+              <w:top w:w="80" w:type="dxa"/>
+              <w:bottom w:w="80" w:type="dxa"/>
+              <w:start w:w="120" w:type="dxa"/>
+              <w:end w:w="120" w:type="dxa"/>
+            </w:tcMar>
+            <w:vAlign w:val="center"/>
+          </w:tcPr>
+          <w:p>
+            <w:pPr>
+              <w:spacing w:after="0" w:before="0"/>
+            </w:pPr>
+            <w:r>
+              <w:rPr>
+                <w:rFonts w:ascii="Calibri" w:hAnsi="Calibri" w:eastAsia="Microsoft YaHei"/>
+                <w:b w:val="0"/>
+                <w:color w:val="0B2545"/>
+                <w:sz w:val="21"/>
+              </w:rPr>
+              <w:t>密钥外置</w:t>
+            </w:r>
+          </w:p>
+        </w:tc>
+        <w:tc>
+          <w:tcPr>
+            <w:tcW w:type="dxa" w:w="7776"/>
+            <w:tcMar>
+              <w:top w:w="80" w:type="dxa"/>
+              <w:bottom w:w="80" w:type="dxa"/>
+              <w:start w:w="120" w:type="dxa"/>
+              <w:end w:w="120" w:type="dxa"/>
+            </w:tcMar>
+            <w:vAlign w:val="center"/>
+          </w:tcPr>
+          <w:p>
+            <w:pPr>
+              <w:spacing w:after="0" w:before="0"/>
+            </w:pPr>
+            <w:r>
+              <w:rPr>
+                <w:rFonts w:ascii="Calibri" w:hAnsi="Calibri" w:eastAsia="Microsoft YaHei"/>
+                <w:b w:val="0"/>
+                <w:color w:val="0B2545"/>
+                <w:sz w:val="21"/>
+              </w:rPr>
+              <w:t>无</w:t>
+            </w:r>
+          </w:p>
+        </w:tc>
+      </w:tr>
+    </w:tbl>
+    <w:p>
+      <w:pPr>
+        <w:spacing w:after="40"/>
+      </w:pPr>
+    </w:p>
+    <w:tbl>
+      <w:tblPr>
+        <w:tblW w:type="auto" w:w="0"/>
+        <w:tblLook w:firstColumn="1" w:firstRow="1" w:lastColumn="0" w:lastRow="0" w:noHBand="0" w:noVBand="1" w:val="04A0"/>
+        <w:tblW w:w="9360" w:type="dxa"/>
+        <w:tblBorders>
+          <w:top w:val="single" w:sz="4" w:space="0" w:color="E2D9B0"/>
+          <w:left w:val="single" w:sz="4" w:space="0" w:color="E2D9B0"/>
+          <w:bottom w:val="single" w:sz="4" w:space="0" w:color="E2D9B0"/>
+          <w:right w:val="single" w:sz="4" w:space="0" w:color="E2D9B0"/>
+          <w:insideH w:val="single" w:sz="4" w:space="0" w:color="E2D9B0"/>
+          <w:insideV w:val="single" w:sz="4" w:space="0" w:color="E2D9B0"/>
+        </w:tblBorders>
+      </w:tblPr>
+      <w:tblGrid>
+        <w:gridCol w:w="9360"/>
+      </w:tblGrid>
+      <w:tr>
+        <w:tc>
+          <w:tcPr>
+            <w:tcW w:type="dxa" w:w="8640"/>
+            <w:shd w:val="clear" w:color="auto" w:fill="FBF6E8"/>
+            <w:tcMar>
+              <w:top w:w="100" w:type="dxa"/>
+              <w:bottom w:w="100" w:type="dxa"/>
+              <w:start w:w="160" w:type="dxa"/>
+              <w:end w:w="160" w:type="dxa"/>
+            </w:tcMar>
+          </w:tcPr>
+          <w:p>
+            <w:pPr>
+              <w:spacing w:after="0"/>
+            </w:pPr>
+            <w:r>
+              <w:rPr>
+                <w:rFonts w:ascii="Calibri" w:hAnsi="Calibri" w:eastAsia="Microsoft YaHei"/>
+                <w:b/>
+                <w:color w:val="0B2545"/>
+                <w:sz w:val="21"/>
+              </w:rPr>
+              <w:t xml:space="preserve">状态 </w:t>
+            </w:r>
+            <w:r>
+              <w:rPr>
+                <w:rFonts w:ascii="Calibri" w:hAnsi="Calibri" w:eastAsia="Microsoft YaHei"/>
+                <w:b w:val="0"/>
+                <w:color w:val="0B2545"/>
+                <w:sz w:val="21"/>
+              </w:rPr>
+              <w:t>jmseu README 校准完成: 4 处过时文档(目录结构/架构设计/选择器表/滑块章节)已对齐 captcha_page.py 与 login_page.py 现状(人工滑动模式). 纯文档改动, 零代码风险.</w:t>
+            </w:r>
+          </w:p>
+        </w:tc>
+      </w:tr>
+    </w:tbl>
+    <w:p>
+      <w:pPr>
+        <w:spacing w:after="40"/>
+      </w:pPr>
+    </w:p>
+    <w:p>
+      <w:pPr>
+        <w:spacing w:before="320" w:after="160"/>
+        <w:shd w:val="clear" w:color="auto" w:fill="E8F0F9"/>
+        <w:ind w:left="120" w:right="120"/>
+        <w:spacing w:before="120" w:after="120"/>
+      </w:pPr>
+      <w:r>
+        <w:rPr>
+          <w:rFonts w:ascii="Calibri" w:hAnsi="Calibri" w:eastAsia="Microsoft YaHei"/>
+          <w:b/>
+          <w:color w:val="1F4D78"/>
+          <w:sz w:val="22"/>
+        </w:rPr>
+        <w:t>【用户】 PyCharm 跑真实浏览器用例无 Allure 报告 · 对话 7 · 2026-08-04</w:t>
+      </w:r>
+    </w:p>
+    <w:p>
+      <w:pPr>
+        <w:spacing w:after="120"/>
+      </w:pPr>
+      <w:r>
+        <w:rPr>
+          <w:rFonts w:ascii="Calibri" w:hAnsi="Calibri" w:eastAsia="Microsoft YaHei"/>
+          <w:b w:val="0"/>
+          <w:color w:val="0B2545"/>
+          <w:sz w:val="22"/>
+        </w:rPr>
+        <w:t>用 PyCharm 跑德国的真实浏览器用例, 没有输出报告链接, 也没有自动打开报告.</w:t>
+      </w:r>
+    </w:p>
+    <w:p>
+      <w:pPr>
+        <w:spacing w:before="320" w:after="160"/>
+        <w:shd w:val="clear" w:color="auto" w:fill="EEF4F0"/>
+        <w:ind w:left="120" w:right="120"/>
+        <w:spacing w:before="120" w:after="120"/>
+      </w:pPr>
+      <w:r>
+        <w:rPr>
+          <w:rFonts w:ascii="Calibri" w:hAnsi="Calibri" w:eastAsia="Microsoft YaHei"/>
+          <w:b/>
+          <w:color w:val="1F3A5F"/>
+          <w:sz w:val="22"/>
+        </w:rPr>
+        <w:t>【助手】 交付 · 对话 7 · 2026-08-04</w:t>
+      </w:r>
+    </w:p>
+    <w:p>
+      <w:pPr>
+        <w:spacing w:after="120"/>
+      </w:pPr>
+      <w:r>
+        <w:rPr>
+          <w:rFonts w:ascii="Calibri" w:hAnsi="Calibri" w:eastAsia="Microsoft YaHei"/>
+          <w:b w:val="0"/>
+          <w:color w:val="0B2545"/>
+          <w:sz w:val="22"/>
+        </w:rPr>
+        <w:t xml:space="preserve">诊断: 命令行(项目根/jmseu)跑 jmseu 测试, </w:t>
+      </w:r>
+      <w:r>
+        <w:rPr>
+          <w:rFonts w:ascii="Consolas" w:hAnsi="Consolas" w:eastAsia="Microsoft YaHei"/>
+          <w:b w:val="0"/>
+          <w:color w:val="0B2545"/>
+          <w:sz w:val="22"/>
+        </w:rPr>
+        <w:t>pytest_terminal_summary</w:t>
+      </w:r>
+      <w:r>
+        <w:rPr>
+          <w:rFonts w:ascii="Calibri" w:hAnsi="Calibri" w:eastAsia="Microsoft YaHei"/>
+          <w:b w:val="0"/>
+          <w:color w:val="0B2545"/>
+          <w:sz w:val="22"/>
+        </w:rPr>
+        <w:t xml:space="preserve"> 钩子正常输出(Allure 报告+HTML 生成), 说明钩子代码与 jmseu pytest.ini 的 </w:t>
+      </w:r>
+      <w:r>
+        <w:rPr>
+          <w:rFonts w:ascii="Consolas" w:hAnsi="Consolas" w:eastAsia="Microsoft YaHei"/>
+          <w:b w:val="0"/>
+          <w:color w:val="0B2545"/>
+          <w:sz w:val="22"/>
+        </w:rPr>
+        <w:t>--alluredir</w:t>
+      </w:r>
+      <w:r>
+        <w:rPr>
+          <w:rFonts w:ascii="Calibri" w:hAnsi="Calibri" w:eastAsia="Microsoft YaHei"/>
+          <w:b w:val="0"/>
+          <w:color w:val="0B2545"/>
+          <w:sz w:val="22"/>
+        </w:rPr>
+        <w:t xml:space="preserve"> 在命令行生效. 根 pytest.ini 无 </w:t>
+      </w:r>
+      <w:r>
+        <w:rPr>
+          <w:rFonts w:ascii="Consolas" w:hAnsi="Consolas" w:eastAsia="Microsoft YaHei"/>
+          <w:b w:val="0"/>
+          <w:color w:val="0B2545"/>
+          <w:sz w:val="22"/>
+        </w:rPr>
+        <w:t>--alluredir</w:t>
+      </w:r>
+      <w:r>
+        <w:rPr>
+          <w:rFonts w:ascii="Calibri" w:hAnsi="Calibri" w:eastAsia="Microsoft YaHei"/>
+          <w:b w:val="0"/>
+          <w:color w:val="0B2545"/>
+          <w:sz w:val="22"/>
+        </w:rPr>
+        <w:t xml:space="preserve">(只有 </w:t>
+      </w:r>
+      <w:r>
+        <w:rPr>
+          <w:rFonts w:ascii="Consolas" w:hAnsi="Consolas" w:eastAsia="Microsoft YaHei"/>
+          <w:b w:val="0"/>
+          <w:color w:val="0B2545"/>
+          <w:sz w:val="22"/>
+        </w:rPr>
+        <w:t>addopts = -ra --strict-markers</w:t>
+      </w:r>
+      <w:r>
+        <w:rPr>
+          <w:rFonts w:ascii="Calibri" w:hAnsi="Calibri" w:eastAsia="Microsoft YaHei"/>
+          <w:b w:val="0"/>
+          <w:color w:val="0B2545"/>
+          <w:sz w:val="22"/>
+        </w:rPr>
+        <w:t>). 从项目根跑 jmseu 测试, pytest 用 projects/jmseu/pytest.ini(rootdir=jmseu, inifile=jmseu/pytest.ini, alluredir=allure-results), 故 PyCharm 默认配置(工作目录=项目根)应同样生效. 两个问题: (1)钩子无自动打开功能(只打印链接); (2)PyCharm 可能未显示 terminal summary 输出或用了根 ini.</w:t>
+      </w:r>
+    </w:p>
+    <w:p>
+      <w:pPr>
+        <w:spacing w:after="120"/>
+      </w:pPr>
+      <w:r>
+        <w:rPr>
+          <w:rFonts w:ascii="Calibri" w:hAnsi="Calibri" w:eastAsia="Microsoft YaHei"/>
+          <w:b w:val="0"/>
+          <w:color w:val="0B2545"/>
+          <w:sz w:val="22"/>
+        </w:rPr>
+        <w:t xml:space="preserve">改进 conftest.py 三处: (1)新增 </w:t>
+      </w:r>
+      <w:r>
+        <w:rPr>
+          <w:rFonts w:ascii="Consolas" w:hAnsi="Consolas" w:eastAsia="Microsoft YaHei"/>
+          <w:b w:val="0"/>
+          <w:color w:val="0B2545"/>
+          <w:sz w:val="22"/>
+        </w:rPr>
+        <w:t>pytest_report_header</w:t>
+      </w:r>
+      <w:r>
+        <w:rPr>
+          <w:rFonts w:ascii="Calibri" w:hAnsi="Calibri" w:eastAsia="Microsoft YaHei"/>
+          <w:b w:val="0"/>
+          <w:color w:val="0B2545"/>
+          <w:sz w:val="22"/>
+        </w:rPr>
+        <w:t xml:space="preserve"> 钩子, 会话开始打印 </w:t>
+      </w:r>
+      <w:r>
+        <w:rPr>
+          <w:rFonts w:ascii="Consolas" w:hAnsi="Consolas" w:eastAsia="Microsoft YaHei"/>
+          <w:b w:val="0"/>
+          <w:color w:val="0B2545"/>
+          <w:sz w:val="22"/>
+        </w:rPr>
+        <w:t>inifile</w:t>
+      </w:r>
+      <w:r>
+        <w:rPr>
+          <w:rFonts w:ascii="Calibri" w:hAnsi="Calibri" w:eastAsia="Microsoft YaHei"/>
+          <w:b w:val="0"/>
+          <w:color w:val="0B2545"/>
+          <w:sz w:val="22"/>
+        </w:rPr>
+        <w:t xml:space="preserve"> + </w:t>
+      </w:r>
+      <w:r>
+        <w:rPr>
+          <w:rFonts w:ascii="Consolas" w:hAnsi="Consolas" w:eastAsia="Microsoft YaHei"/>
+          <w:b w:val="0"/>
+          <w:color w:val="0B2545"/>
+          <w:sz w:val="22"/>
+        </w:rPr>
+        <w:t>alluredir</w:t>
+      </w:r>
+      <w:r>
+        <w:rPr>
+          <w:rFonts w:ascii="Calibri" w:hAnsi="Calibri" w:eastAsia="Microsoft YaHei"/>
+          <w:b w:val="0"/>
+          <w:color w:val="0B2545"/>
+          <w:sz w:val="22"/>
+        </w:rPr>
+        <w:t>, 跑一次即可确认 PyCharm 用了哪个 ini; (2)</w:t>
+      </w:r>
+      <w:r>
+        <w:rPr>
+          <w:rFonts w:ascii="Consolas" w:hAnsi="Consolas" w:eastAsia="Microsoft YaHei"/>
+          <w:b w:val="0"/>
+          <w:color w:val="0B2545"/>
+          <w:sz w:val="22"/>
+        </w:rPr>
+        <w:t>--alluredir</w:t>
+      </w:r>
+      <w:r>
+        <w:rPr>
+          <w:rFonts w:ascii="Calibri" w:hAnsi="Calibri" w:eastAsia="Microsoft YaHei"/>
+          <w:b w:val="0"/>
+          <w:color w:val="0B2545"/>
+          <w:sz w:val="22"/>
+        </w:rPr>
+        <w:t xml:space="preserve"> 未配置时给出明确提示(不再静默 return); (3)生成 HTML 后自动用默认浏览器打开--Windows 用 </w:t>
+      </w:r>
+      <w:r>
+        <w:rPr>
+          <w:rFonts w:ascii="Consolas" w:hAnsi="Consolas" w:eastAsia="Microsoft YaHei"/>
+          <w:b w:val="0"/>
+          <w:color w:val="0B2545"/>
+          <w:sz w:val="22"/>
+        </w:rPr>
+        <w:t>os.startfile</w:t>
+      </w:r>
+      <w:r>
+        <w:rPr>
+          <w:rFonts w:ascii="Calibri" w:hAnsi="Calibri" w:eastAsia="Microsoft YaHei"/>
+          <w:b w:val="0"/>
+          <w:color w:val="0B2545"/>
+          <w:sz w:val="22"/>
+        </w:rPr>
+        <w:t xml:space="preserve">(文件关联, 比 </w:t>
+      </w:r>
+      <w:r>
+        <w:rPr>
+          <w:rFonts w:ascii="Consolas" w:hAnsi="Consolas" w:eastAsia="Microsoft YaHei"/>
+          <w:b w:val="0"/>
+          <w:color w:val="0B2545"/>
+          <w:sz w:val="22"/>
+        </w:rPr>
+        <w:t>webbrowser.open(file://)</w:t>
+      </w:r>
+      <w:r>
+        <w:rPr>
+          <w:rFonts w:ascii="Calibri" w:hAnsi="Calibri" w:eastAsia="Microsoft YaHei"/>
+          <w:b w:val="0"/>
+          <w:color w:val="0B2545"/>
+          <w:sz w:val="22"/>
+        </w:rPr>
+        <w:t xml:space="preserve"> 可靠), 其他平台 fallback </w:t>
+      </w:r>
+      <w:r>
+        <w:rPr>
+          <w:rFonts w:ascii="Consolas" w:hAnsi="Consolas" w:eastAsia="Microsoft YaHei"/>
+          <w:b w:val="0"/>
+          <w:color w:val="0B2545"/>
+          <w:sz w:val="22"/>
+        </w:rPr>
+        <w:t>webbrowser</w:t>
+      </w:r>
+      <w:r>
+        <w:rPr>
+          <w:rFonts w:ascii="Calibri" w:hAnsi="Calibri" w:eastAsia="Microsoft YaHei"/>
+          <w:b w:val="0"/>
+          <w:color w:val="0B2545"/>
+          <w:sz w:val="22"/>
+        </w:rPr>
+        <w:t>, CI 环境(</w:t>
+      </w:r>
+      <w:r>
+        <w:rPr>
+          <w:rFonts w:ascii="Consolas" w:hAnsi="Consolas" w:eastAsia="Microsoft YaHei"/>
+          <w:b w:val="0"/>
+          <w:color w:val="0B2545"/>
+          <w:sz w:val="22"/>
+        </w:rPr>
+        <w:t>CI</w:t>
+      </w:r>
+      <w:r>
+        <w:rPr>
+          <w:rFonts w:ascii="Calibri" w:hAnsi="Calibri" w:eastAsia="Microsoft YaHei"/>
+          <w:b w:val="0"/>
+          <w:color w:val="0B2545"/>
+          <w:sz w:val="22"/>
+        </w:rPr>
+        <w:t>/</w:t>
+      </w:r>
+      <w:r>
+        <w:rPr>
+          <w:rFonts w:ascii="Consolas" w:hAnsi="Consolas" w:eastAsia="Microsoft YaHei"/>
+          <w:b w:val="0"/>
+          <w:color w:val="0B2545"/>
+          <w:sz w:val="22"/>
+        </w:rPr>
+        <w:t>JENKINS_HOME</w:t>
+      </w:r>
+      <w:r>
+        <w:rPr>
+          <w:rFonts w:ascii="Calibri" w:hAnsi="Calibri" w:eastAsia="Microsoft YaHei"/>
+          <w:b w:val="0"/>
+          <w:color w:val="0B2545"/>
+          <w:sz w:val="22"/>
+        </w:rPr>
+        <w:t>)跳过. 更新 README Allure 章节加自动打开说明 + PyCharm 诊断提示.</w:t>
+      </w:r>
+    </w:p>
+    <w:p>
+      <w:pPr>
+        <w:spacing w:after="120"/>
+      </w:pPr>
+      <w:r>
+        <w:rPr>
+          <w:rFonts w:ascii="Calibri" w:hAnsi="Calibri" w:eastAsia="Microsoft YaHei"/>
+          <w:b w:val="0"/>
+          <w:color w:val="0B2545"/>
+          <w:sz w:val="22"/>
+        </w:rPr>
+        <w:t xml:space="preserve">验证: 从项目根跑确认 report_header 输出 </w:t>
+      </w:r>
+      <w:r>
+        <w:rPr>
+          <w:rFonts w:ascii="Consolas" w:hAnsi="Consolas" w:eastAsia="Microsoft YaHei"/>
+          <w:b w:val="0"/>
+          <w:color w:val="0B2545"/>
+          <w:sz w:val="22"/>
+        </w:rPr>
+        <w:t>inifile=jmseu/pytest.ini alluredir=allure-results</w:t>
+      </w:r>
+      <w:r>
+        <w:rPr>
+          <w:rFonts w:ascii="Calibri" w:hAnsi="Calibri" w:eastAsia="Microsoft YaHei"/>
+          <w:b w:val="0"/>
+          <w:color w:val="0B2545"/>
+          <w:sz w:val="22"/>
+        </w:rPr>
+        <w:t>; CI=1 跑钩子正常输出且跳过自动打开; 沙箱无 GUI 时自动打开走 except 提示手动打开(用户桌面环境会成功).</w:t>
+      </w:r>
+    </w:p>
+    <w:tbl>
+      <w:tblPr>
+        <w:tblStyle w:val="TableGrid"/>
+        <w:tblW w:type="dxa" w:w="10079"/>
+        <w:jc w:val="left"/>
+        <w:tblLayout w:type="fixed"/>
+        <w:tblLook w:firstColumn="1" w:firstRow="1" w:lastColumn="0" w:lastRow="0" w:noHBand="0" w:noVBand="1" w:val="04A0"/>
+        <w:tblBorders>
+          <w:top w:val="single" w:sz="4" w:space="0" w:color="BFBFBF"/>
+          <w:left w:val="single" w:sz="4" w:space="0" w:color="BFBFBF"/>
+          <w:bottom w:val="single" w:sz="4" w:space="0" w:color="BFBFBF"/>
+          <w:right w:val="single" w:sz="4" w:space="0" w:color="BFBFBF"/>
+          <w:insideH w:val="single" w:sz="4" w:space="0" w:color="BFBFBF"/>
+          <w:insideV w:val="single" w:sz="4" w:space="0" w:color="BFBFBF"/>
+        </w:tblBorders>
+      </w:tblPr>
+      <w:tblGrid>
+        <w:gridCol w:w="4031"/>
+        <w:gridCol w:w="4896"/>
+        <w:gridCol w:w="1152"/>
+      </w:tblGrid>
+      <w:tr>
+        <w:tc>
+          <w:tcPr>
+            <w:tcW w:type="dxa" w:w="4031"/>
+            <w:shd w:val="clear" w:color="auto" w:fill="E8EEF5"/>
+            <w:tcMar>
+              <w:top w:w="80" w:type="dxa"/>
+              <w:bottom w:w="80" w:type="dxa"/>
+              <w:start w:w="120" w:type="dxa"/>
+              <w:end w:w="120" w:type="dxa"/>
+            </w:tcMar>
+            <w:vAlign w:val="center"/>
+          </w:tcPr>
+          <w:p>
+            <w:pPr>
+              <w:spacing w:after="0" w:before="0"/>
+            </w:pPr>
+            <w:r>
+              <w:rPr>
+                <w:rFonts w:ascii="Calibri" w:hAnsi="Calibri" w:eastAsia="Microsoft YaHei"/>
+                <w:b/>
+                <w:color w:val="0B2545"/>
+                <w:sz w:val="22"/>
+              </w:rPr>
+              <w:t>文件</w:t>
+            </w:r>
+          </w:p>
+        </w:tc>
+        <w:tc>
+          <w:tcPr>
+            <w:tcW w:type="dxa" w:w="4896"/>
+            <w:shd w:val="clear" w:color="auto" w:fill="E8EEF5"/>
+            <w:tcMar>
+              <w:top w:w="80" w:type="dxa"/>
+              <w:bottom w:w="80" w:type="dxa"/>
+              <w:start w:w="120" w:type="dxa"/>
+              <w:end w:w="120" w:type="dxa"/>
+            </w:tcMar>
+            <w:vAlign w:val="center"/>
+          </w:tcPr>
+          <w:p>
+            <w:pPr>
+              <w:spacing w:after="0" w:before="0"/>
+            </w:pPr>
+            <w:r>
+              <w:rPr>
+                <w:rFonts w:ascii="Calibri" w:hAnsi="Calibri" w:eastAsia="Microsoft YaHei"/>
+                <w:b/>
+                <w:color w:val="0B2545"/>
+                <w:sz w:val="22"/>
+              </w:rPr>
+              <w:t>说明</w:t>
+            </w:r>
+          </w:p>
+        </w:tc>
+        <w:tc>
+          <w:tcPr>
+            <w:tcW w:type="dxa" w:w="1152"/>
+            <w:shd w:val="clear" w:color="auto" w:fill="E8EEF5"/>
+            <w:tcMar>
+              <w:top w:w="80" w:type="dxa"/>
+              <w:bottom w:w="80" w:type="dxa"/>
+              <w:start w:w="120" w:type="dxa"/>
+              <w:end w:w="120" w:type="dxa"/>
+            </w:tcMar>
+            <w:vAlign w:val="center"/>
+          </w:tcPr>
+          <w:p>
+            <w:pPr>
+              <w:spacing w:after="0" w:before="0"/>
+            </w:pPr>
+            <w:r>
+              <w:rPr>
+                <w:rFonts w:ascii="Calibri" w:hAnsi="Calibri" w:eastAsia="Microsoft YaHei"/>
+                <w:b/>
+                <w:color w:val="0B2545"/>
+                <w:sz w:val="22"/>
+              </w:rPr>
+              <w:t>状态</w:t>
+            </w:r>
+          </w:p>
+        </w:tc>
+      </w:tr>
+      <w:tr>
+        <w:tc>
+          <w:tcPr>
+            <w:tcW w:type="dxa" w:w="4031"/>
+            <w:tcMar>
+              <w:top w:w="80" w:type="dxa"/>
+              <w:bottom w:w="80" w:type="dxa"/>
+              <w:start w:w="120" w:type="dxa"/>
+              <w:end w:w="120" w:type="dxa"/>
+            </w:tcMar>
+            <w:vAlign w:val="center"/>
+          </w:tcPr>
+          <w:p>
+            <w:pPr>
+              <w:spacing w:after="0" w:before="0"/>
+            </w:pPr>
+            <w:r>
+              <w:rPr>
+                <w:rFonts w:ascii="Calibri" w:hAnsi="Calibri" w:eastAsia="Microsoft YaHei"/>
+                <w:b w:val="0"/>
+                <w:color w:val="0B2545"/>
+                <w:sz w:val="21"/>
+              </w:rPr>
+              <w:t>projects/jmseu/conftest.py</w:t>
+            </w:r>
+          </w:p>
+        </w:tc>
+        <w:tc>
+          <w:tcPr>
+            <w:tcW w:type="dxa" w:w="4896"/>
+            <w:tcMar>
+              <w:top w:w="80" w:type="dxa"/>
+              <w:bottom w:w="80" w:type="dxa"/>
+              <w:start w:w="120" w:type="dxa"/>
+              <w:end w:w="120" w:type="dxa"/>
+            </w:tcMar>
+            <w:vAlign w:val="center"/>
+          </w:tcPr>
+          <w:p>
+            <w:pPr>
+              <w:spacing w:after="0" w:before="0"/>
+            </w:pPr>
+            <w:r>
+              <w:rPr>
+                <w:rFonts w:ascii="Calibri" w:hAnsi="Calibri" w:eastAsia="Microsoft YaHei"/>
+                <w:b w:val="0"/>
+                <w:color w:val="0B2545"/>
+                <w:sz w:val="21"/>
+              </w:rPr>
+              <w:t>新增 pytest_report_header(诊断 inifile/alluredir); pytest_terminal_summary 改进(--alluredir未配置提示+自动打开报告 os.startfile+CI跳过); 加 import webbrowser</w:t>
+            </w:r>
+          </w:p>
+        </w:tc>
+        <w:tc>
+          <w:tcPr>
+            <w:tcW w:type="dxa" w:w="1152"/>
+            <w:tcMar>
+              <w:top w:w="80" w:type="dxa"/>
+              <w:bottom w:w="80" w:type="dxa"/>
+              <w:start w:w="120" w:type="dxa"/>
+              <w:end w:w="120" w:type="dxa"/>
+            </w:tcMar>
+            <w:vAlign w:val="center"/>
+          </w:tcPr>
+          <w:p>
+            <w:pPr>
+              <w:spacing w:after="0" w:before="0"/>
+            </w:pPr>
+            <w:r>
+              <w:rPr>
+                <w:rFonts w:ascii="Calibri" w:hAnsi="Calibri" w:eastAsia="Microsoft YaHei"/>
+                <w:b w:val="0"/>
+                <w:color w:val="0B2545"/>
+                <w:sz w:val="21"/>
+              </w:rPr>
+              <w:t>修改</w:t>
+            </w:r>
+          </w:p>
+        </w:tc>
+      </w:tr>
+      <w:tr>
+        <w:tc>
+          <w:tcPr>
+            <w:tcW w:type="dxa" w:w="4031"/>
+            <w:tcMar>
+              <w:top w:w="80" w:type="dxa"/>
+              <w:bottom w:w="80" w:type="dxa"/>
+              <w:start w:w="120" w:type="dxa"/>
+              <w:end w:w="120" w:type="dxa"/>
+            </w:tcMar>
+            <w:vAlign w:val="center"/>
+          </w:tcPr>
+          <w:p>
+            <w:pPr>
+              <w:spacing w:after="0" w:before="0"/>
+            </w:pPr>
+            <w:r>
+              <w:rPr>
+                <w:rFonts w:ascii="Calibri" w:hAnsi="Calibri" w:eastAsia="Microsoft YaHei"/>
+                <w:b w:val="0"/>
+                <w:color w:val="0B2545"/>
+                <w:sz w:val="21"/>
+              </w:rPr>
+              <w:t>projects/jmseu/README.md</w:t>
+            </w:r>
+          </w:p>
+        </w:tc>
+        <w:tc>
+          <w:tcPr>
+            <w:tcW w:type="dxa" w:w="4896"/>
+            <w:tcMar>
+              <w:top w:w="80" w:type="dxa"/>
+              <w:bottom w:w="80" w:type="dxa"/>
+              <w:start w:w="120" w:type="dxa"/>
+              <w:end w:w="120" w:type="dxa"/>
+            </w:tcMar>
+            <w:vAlign w:val="center"/>
+          </w:tcPr>
+          <w:p>
+            <w:pPr>
+              <w:spacing w:after="0" w:before="0"/>
+            </w:pPr>
+            <w:r>
+              <w:rPr>
+                <w:rFonts w:ascii="Calibri" w:hAnsi="Calibri" w:eastAsia="Microsoft YaHei"/>
+                <w:b w:val="0"/>
+                <w:color w:val="0B2545"/>
+                <w:sz w:val="21"/>
+              </w:rPr>
+              <w:t>Allure 章节更新: 自动打开说明 + report_header 诊断 + PyCharm 提示(alluredir=None 时设 Working directory=projects/jmseu)</w:t>
+            </w:r>
+          </w:p>
+        </w:tc>
+        <w:tc>
+          <w:tcPr>
+            <w:tcW w:type="dxa" w:w="1152"/>
+            <w:tcMar>
+              <w:top w:w="80" w:type="dxa"/>
+              <w:bottom w:w="80" w:type="dxa"/>
+              <w:start w:w="120" w:type="dxa"/>
+              <w:end w:w="120" w:type="dxa"/>
+            </w:tcMar>
+            <w:vAlign w:val="center"/>
+          </w:tcPr>
+          <w:p>
+            <w:pPr>
+              <w:spacing w:after="0" w:before="0"/>
+            </w:pPr>
+            <w:r>
+              <w:rPr>
+                <w:rFonts w:ascii="Calibri" w:hAnsi="Calibri" w:eastAsia="Microsoft YaHei"/>
+                <w:b w:val="0"/>
+                <w:color w:val="0B2545"/>
+                <w:sz w:val="21"/>
+              </w:rPr>
+              <w:t>修改</w:t>
+            </w:r>
+          </w:p>
+        </w:tc>
+      </w:tr>
+    </w:tbl>
+    <w:p>
+      <w:pPr>
+        <w:spacing w:after="40"/>
+      </w:pPr>
+    </w:p>
+    <w:tbl>
+      <w:tblPr>
+        <w:tblStyle w:val="TableGrid"/>
+        <w:tblW w:type="dxa" w:w="10080"/>
+        <w:jc w:val="left"/>
+        <w:tblLayout w:type="fixed"/>
+        <w:tblLook w:firstColumn="1" w:firstRow="1" w:lastColumn="0" w:lastRow="0" w:noHBand="0" w:noVBand="1" w:val="04A0"/>
+        <w:tblBorders>
+          <w:top w:val="single" w:sz="4" w:space="0" w:color="BFBFBF"/>
+          <w:left w:val="single" w:sz="4" w:space="0" w:color="BFBFBF"/>
+          <w:bottom w:val="single" w:sz="4" w:space="0" w:color="BFBFBF"/>
+          <w:right w:val="single" w:sz="4" w:space="0" w:color="BFBFBF"/>
+          <w:insideH w:val="single" w:sz="4" w:space="0" w:color="BFBFBF"/>
+          <w:insideV w:val="single" w:sz="4" w:space="0" w:color="BFBFBF"/>
+        </w:tblBorders>
+      </w:tblPr>
+      <w:tblGrid>
+        <w:gridCol w:w="2304"/>
+        <w:gridCol w:w="5184"/>
+        <w:gridCol w:w="2592"/>
+      </w:tblGrid>
+      <w:tr>
+        <w:tc>
+          <w:tcPr>
+            <w:tcW w:type="dxa" w:w="2304"/>
+            <w:shd w:val="clear" w:color="auto" w:fill="E8EEF5"/>
+            <w:tcMar>
+              <w:top w:w="80" w:type="dxa"/>
+              <w:bottom w:w="80" w:type="dxa"/>
+              <w:start w:w="120" w:type="dxa"/>
+              <w:end w:w="120" w:type="dxa"/>
+            </w:tcMar>
+            <w:vAlign w:val="center"/>
+          </w:tcPr>
+          <w:p>
+            <w:pPr>
+              <w:spacing w:after="0" w:before="0"/>
+            </w:pPr>
+            <w:r>
+              <w:rPr>
+                <w:rFonts w:ascii="Calibri" w:hAnsi="Calibri" w:eastAsia="Microsoft YaHei"/>
+                <w:b/>
+                <w:color w:val="0B2545"/>
+                <w:sz w:val="22"/>
+              </w:rPr>
+              <w:t>检查项</w:t>
+            </w:r>
+          </w:p>
+        </w:tc>
+        <w:tc>
+          <w:tcPr>
+            <w:tcW w:type="dxa" w:w="5184"/>
+            <w:shd w:val="clear" w:color="auto" w:fill="E8EEF5"/>
+            <w:tcMar>
+              <w:top w:w="80" w:type="dxa"/>
+              <w:bottom w:w="80" w:type="dxa"/>
+              <w:start w:w="120" w:type="dxa"/>
+              <w:end w:w="120" w:type="dxa"/>
+            </w:tcMar>
+            <w:vAlign w:val="center"/>
+          </w:tcPr>
+          <w:p>
+            <w:pPr>
+              <w:spacing w:after="0" w:before="0"/>
+            </w:pPr>
+            <w:r>
+              <w:rPr>
+                <w:rFonts w:ascii="Calibri" w:hAnsi="Calibri" w:eastAsia="Microsoft YaHei"/>
+                <w:b/>
+                <w:color w:val="0B2545"/>
+                <w:sz w:val="22"/>
+              </w:rPr>
+              <w:t>命令</w:t>
+            </w:r>
+          </w:p>
+        </w:tc>
+        <w:tc>
+          <w:tcPr>
+            <w:tcW w:type="dxa" w:w="2592"/>
+            <w:shd w:val="clear" w:color="auto" w:fill="E8EEF5"/>
+            <w:tcMar>
+              <w:top w:w="80" w:type="dxa"/>
+              <w:bottom w:w="80" w:type="dxa"/>
+              <w:start w:w="120" w:type="dxa"/>
+              <w:end w:w="120" w:type="dxa"/>
+            </w:tcMar>
+            <w:vAlign w:val="center"/>
+          </w:tcPr>
+          <w:p>
+            <w:pPr>
+              <w:spacing w:after="0" w:before="0"/>
+            </w:pPr>
+            <w:r>
+              <w:rPr>
+                <w:rFonts w:ascii="Calibri" w:hAnsi="Calibri" w:eastAsia="Microsoft YaHei"/>
+                <w:b/>
+                <w:color w:val="0B2545"/>
+                <w:sz w:val="22"/>
+              </w:rPr>
+              <w:t>结果</w:t>
+            </w:r>
+          </w:p>
+        </w:tc>
+      </w:tr>
+      <w:tr>
+        <w:tc>
+          <w:tcPr>
+            <w:tcW w:type="dxa" w:w="2304"/>
+            <w:tcMar>
+              <w:top w:w="80" w:type="dxa"/>
+              <w:bottom w:w="80" w:type="dxa"/>
+              <w:start w:w="120" w:type="dxa"/>
+              <w:end w:w="120" w:type="dxa"/>
+            </w:tcMar>
+            <w:vAlign w:val="center"/>
+          </w:tcPr>
+          <w:p>
+            <w:pPr>
+              <w:spacing w:after="0" w:before="0"/>
+            </w:pPr>
+            <w:r>
+              <w:rPr>
+                <w:rFonts w:ascii="Calibri" w:hAnsi="Calibri" w:eastAsia="Microsoft YaHei"/>
+                <w:b w:val="0"/>
+                <w:color w:val="0B2545"/>
+                <w:sz w:val="21"/>
+              </w:rPr>
+              <w:t>ruff lint</w:t>
+            </w:r>
+          </w:p>
+        </w:tc>
+        <w:tc>
+          <w:tcPr>
+            <w:tcW w:type="dxa" w:w="5184"/>
+            <w:tcMar>
+              <w:top w:w="80" w:type="dxa"/>
+              <w:bottom w:w="80" w:type="dxa"/>
+              <w:start w:w="120" w:type="dxa"/>
+              <w:end w:w="120" w:type="dxa"/>
+            </w:tcMar>
+            <w:vAlign w:val="center"/>
+          </w:tcPr>
+          <w:p>
+            <w:pPr>
+              <w:spacing w:after="0" w:before="0"/>
+            </w:pPr>
+            <w:r>
+              <w:rPr>
+                <w:rFonts w:ascii="Calibri" w:hAnsi="Calibri" w:eastAsia="Microsoft YaHei"/>
+                <w:b w:val="0"/>
+                <w:color w:val="0B2545"/>
+                <w:sz w:val="21"/>
+              </w:rPr>
+              <w:t>ruff check projects/jmseu/conftest.py</w:t>
+            </w:r>
+          </w:p>
+        </w:tc>
+        <w:tc>
+          <w:tcPr>
+            <w:tcW w:type="dxa" w:w="2592"/>
+            <w:tcMar>
+              <w:top w:w="80" w:type="dxa"/>
+              <w:bottom w:w="80" w:type="dxa"/>
+              <w:start w:w="120" w:type="dxa"/>
+              <w:end w:w="120" w:type="dxa"/>
+            </w:tcMar>
+            <w:vAlign w:val="center"/>
+          </w:tcPr>
+          <w:p>
+            <w:pPr>
+              <w:spacing w:after="0" w:before="0"/>
+            </w:pPr>
+            <w:r>
+              <w:rPr>
+                <w:rFonts w:ascii="Calibri" w:hAnsi="Calibri" w:eastAsia="Microsoft YaHei"/>
+                <w:b w:val="0"/>
+                <w:color w:val="0B2545"/>
+                <w:sz w:val="21"/>
+              </w:rPr>
+              <w:t>All checks passed</w:t>
+            </w:r>
+          </w:p>
+        </w:tc>
+      </w:tr>
+      <w:tr>
+        <w:tc>
+          <w:tcPr>
+            <w:tcW w:type="dxa" w:w="2304"/>
+            <w:tcMar>
+              <w:top w:w="80" w:type="dxa"/>
+              <w:bottom w:w="80" w:type="dxa"/>
+              <w:start w:w="120" w:type="dxa"/>
+              <w:end w:w="120" w:type="dxa"/>
+            </w:tcMar>
+            <w:vAlign w:val="center"/>
+          </w:tcPr>
+          <w:p>
+            <w:pPr>
+              <w:spacing w:after="0" w:before="0"/>
+            </w:pPr>
+            <w:r>
+              <w:rPr>
+                <w:rFonts w:ascii="Calibri" w:hAnsi="Calibri" w:eastAsia="Microsoft YaHei"/>
+                <w:b w:val="0"/>
+                <w:color w:val="0B2545"/>
+                <w:sz w:val="21"/>
+              </w:rPr>
+              <w:t>ruff format</w:t>
+            </w:r>
+          </w:p>
+        </w:tc>
+        <w:tc>
+          <w:tcPr>
+            <w:tcW w:type="dxa" w:w="5184"/>
+            <w:tcMar>
+              <w:top w:w="80" w:type="dxa"/>
+              <w:bottom w:w="80" w:type="dxa"/>
+              <w:start w:w="120" w:type="dxa"/>
+              <w:end w:w="120" w:type="dxa"/>
+            </w:tcMar>
+            <w:vAlign w:val="center"/>
+          </w:tcPr>
+          <w:p>
+            <w:pPr>
+              <w:spacing w:after="0" w:before="0"/>
+            </w:pPr>
+            <w:r>
+              <w:rPr>
+                <w:rFonts w:ascii="Calibri" w:hAnsi="Calibri" w:eastAsia="Microsoft YaHei"/>
+                <w:b w:val="0"/>
+                <w:color w:val="0B2545"/>
+                <w:sz w:val="21"/>
+              </w:rPr>
+              <w:t>ruff format --check projects/jmseu/conftest.py</w:t>
+            </w:r>
+          </w:p>
+        </w:tc>
+        <w:tc>
+          <w:tcPr>
+            <w:tcW w:type="dxa" w:w="2592"/>
+            <w:tcMar>
+              <w:top w:w="80" w:type="dxa"/>
+              <w:bottom w:w="80" w:type="dxa"/>
+              <w:start w:w="120" w:type="dxa"/>
+              <w:end w:w="120" w:type="dxa"/>
+            </w:tcMar>
+            <w:vAlign w:val="center"/>
+          </w:tcPr>
+          <w:p>
+            <w:pPr>
+              <w:spacing w:after="0" w:before="0"/>
+            </w:pPr>
+            <w:r>
+              <w:rPr>
+                <w:rFonts w:ascii="Calibri" w:hAnsi="Calibri" w:eastAsia="Microsoft YaHei"/>
+                <w:b w:val="0"/>
+                <w:color w:val="0B2545"/>
+                <w:sz w:val="21"/>
+              </w:rPr>
+              <w:t>1 file already formatted</w:t>
+            </w:r>
+          </w:p>
+        </w:tc>
+      </w:tr>
+      <w:tr>
+        <w:tc>
+          <w:tcPr>
+            <w:tcW w:type="dxa" w:w="2304"/>
+            <w:tcMar>
+              <w:top w:w="80" w:type="dxa"/>
+              <w:bottom w:w="80" w:type="dxa"/>
+              <w:start w:w="120" w:type="dxa"/>
+              <w:end w:w="120" w:type="dxa"/>
+            </w:tcMar>
+            <w:vAlign w:val="center"/>
+          </w:tcPr>
+          <w:p>
+            <w:pPr>
+              <w:spacing w:after="0" w:before="0"/>
+            </w:pPr>
+            <w:r>
+              <w:rPr>
+                <w:rFonts w:ascii="Calibri" w:hAnsi="Calibri" w:eastAsia="Microsoft YaHei"/>
+                <w:b w:val="0"/>
+                <w:color w:val="0B2545"/>
+                <w:sz w:val="21"/>
+              </w:rPr>
+              <w:t>mypy</w:t>
+            </w:r>
+          </w:p>
+        </w:tc>
+        <w:tc>
+          <w:tcPr>
+            <w:tcW w:type="dxa" w:w="5184"/>
+            <w:tcMar>
+              <w:top w:w="80" w:type="dxa"/>
+              <w:bottom w:w="80" w:type="dxa"/>
+              <w:start w:w="120" w:type="dxa"/>
+              <w:end w:w="120" w:type="dxa"/>
+            </w:tcMar>
+            <w:vAlign w:val="center"/>
+          </w:tcPr>
+          <w:p>
+            <w:pPr>
+              <w:spacing w:after="0" w:before="0"/>
+            </w:pPr>
+            <w:r>
+              <w:rPr>
+                <w:rFonts w:ascii="Calibri" w:hAnsi="Calibri" w:eastAsia="Microsoft YaHei"/>
+                <w:b w:val="0"/>
+                <w:color w:val="0B2545"/>
+                <w:sz w:val="21"/>
+              </w:rPr>
+              <w:t>mypy projects/jmseu/conftest.py</w:t>
+            </w:r>
+          </w:p>
+        </w:tc>
+        <w:tc>
+          <w:tcPr>
+            <w:tcW w:type="dxa" w:w="2592"/>
+            <w:tcMar>
+              <w:top w:w="80" w:type="dxa"/>
+              <w:bottom w:w="80" w:type="dxa"/>
+              <w:start w:w="120" w:type="dxa"/>
+              <w:end w:w="120" w:type="dxa"/>
+            </w:tcMar>
+            <w:vAlign w:val="center"/>
+          </w:tcPr>
+          <w:p>
+            <w:pPr>
+              <w:spacing w:after="0" w:before="0"/>
+            </w:pPr>
+            <w:r>
+              <w:rPr>
+                <w:rFonts w:ascii="Calibri" w:hAnsi="Calibri" w:eastAsia="Microsoft YaHei"/>
+                <w:b w:val="0"/>
+                <w:color w:val="0B2545"/>
+                <w:sz w:val="21"/>
+              </w:rPr>
+              <w:t>Success: no issues</w:t>
+            </w:r>
+          </w:p>
+        </w:tc>
+      </w:tr>
+      <w:tr>
+        <w:tc>
+          <w:tcPr>
+            <w:tcW w:type="dxa" w:w="2304"/>
+            <w:tcMar>
+              <w:top w:w="80" w:type="dxa"/>
+              <w:bottom w:w="80" w:type="dxa"/>
+              <w:start w:w="120" w:type="dxa"/>
+              <w:end w:w="120" w:type="dxa"/>
+            </w:tcMar>
+            <w:vAlign w:val="center"/>
+          </w:tcPr>
+          <w:p>
+            <w:pPr>
+              <w:spacing w:after="0" w:before="0"/>
+            </w:pPr>
+            <w:r>
+              <w:rPr>
+                <w:rFonts w:ascii="Calibri" w:hAnsi="Calibri" w:eastAsia="Microsoft YaHei"/>
+                <w:b w:val="0"/>
+                <w:color w:val="0B2545"/>
+                <w:sz w:val="21"/>
+              </w:rPr>
+              <w:t>report_header</w:t>
+            </w:r>
+          </w:p>
+        </w:tc>
+        <w:tc>
+          <w:tcPr>
+            <w:tcW w:type="dxa" w:w="5184"/>
+            <w:tcMar>
+              <w:top w:w="80" w:type="dxa"/>
+              <w:bottom w:w="80" w:type="dxa"/>
+              <w:start w:w="120" w:type="dxa"/>
+              <w:end w:w="120" w:type="dxa"/>
+            </w:tcMar>
+            <w:vAlign w:val="center"/>
+          </w:tcPr>
+          <w:p>
+            <w:pPr>
+              <w:spacing w:after="0" w:before="0"/>
+            </w:pPr>
+            <w:r>
+              <w:rPr>
+                <w:rFonts w:ascii="Calibri" w:hAnsi="Calibri" w:eastAsia="Microsoft YaHei"/>
+                <w:b w:val="0"/>
+                <w:color w:val="0B2545"/>
+                <w:sz w:val="21"/>
+              </w:rPr>
+              <w:t>pytest (项目根) | Select-String jmseu conftest</w:t>
+            </w:r>
+          </w:p>
+        </w:tc>
+        <w:tc>
+          <w:tcPr>
+            <w:tcW w:type="dxa" w:w="2592"/>
+            <w:tcMar>
+              <w:top w:w="80" w:type="dxa"/>
+              <w:bottom w:w="80" w:type="dxa"/>
+              <w:start w:w="120" w:type="dxa"/>
+              <w:end w:w="120" w:type="dxa"/>
+            </w:tcMar>
+            <w:vAlign w:val="center"/>
+          </w:tcPr>
+          <w:p>
+            <w:pPr>
+              <w:spacing w:after="0" w:before="0"/>
+            </w:pPr>
+            <w:r>
+              <w:rPr>
+                <w:rFonts w:ascii="Calibri" w:hAnsi="Calibri" w:eastAsia="Microsoft YaHei"/>
+                <w:b w:val="0"/>
+                <w:color w:val="0B2545"/>
+                <w:sz w:val="21"/>
+              </w:rPr>
+              <w:t>inifile=jmseu/pytest.ini alluredir=allure-results</w:t>
+            </w:r>
+          </w:p>
+        </w:tc>
+      </w:tr>
+      <w:tr>
+        <w:tc>
+          <w:tcPr>
+            <w:tcW w:type="dxa" w:w="2304"/>
+            <w:tcMar>
+              <w:top w:w="80" w:type="dxa"/>
+              <w:bottom w:w="80" w:type="dxa"/>
+              <w:start w:w="120" w:type="dxa"/>
+              <w:end w:w="120" w:type="dxa"/>
+            </w:tcMar>
+            <w:vAlign w:val="center"/>
+          </w:tcPr>
+          <w:p>
+            <w:pPr>
+              <w:spacing w:after="0" w:before="0"/>
+            </w:pPr>
+            <w:r>
+              <w:rPr>
+                <w:rFonts w:ascii="Calibri" w:hAnsi="Calibri" w:eastAsia="Microsoft YaHei"/>
+                <w:b w:val="0"/>
+                <w:color w:val="0B2545"/>
+                <w:sz w:val="21"/>
+              </w:rPr>
+              <w:t>pytest CI=1</w:t>
+            </w:r>
+          </w:p>
+        </w:tc>
+        <w:tc>
+          <w:tcPr>
+            <w:tcW w:type="dxa" w:w="5184"/>
+            <w:tcMar>
+              <w:top w:w="80" w:type="dxa"/>
+              <w:bottom w:w="80" w:type="dxa"/>
+              <w:start w:w="120" w:type="dxa"/>
+              <w:end w:w="120" w:type="dxa"/>
+            </w:tcMar>
+            <w:vAlign w:val="center"/>
+          </w:tcPr>
+          <w:p>
+            <w:pPr>
+              <w:spacing w:after="0" w:before="0"/>
+            </w:pPr>
+            <w:r>
+              <w:rPr>
+                <w:rFonts w:ascii="Calibri" w:hAnsi="Calibri" w:eastAsia="Microsoft YaHei"/>
+                <w:b w:val="0"/>
+                <w:color w:val="0B2545"/>
+                <w:sz w:val="21"/>
+              </w:rPr>
+              <w:t>pytest test_login_normal_scenario (CI=1)</w:t>
+            </w:r>
+          </w:p>
+        </w:tc>
+        <w:tc>
+          <w:tcPr>
+            <w:tcW w:type="dxa" w:w="2592"/>
+            <w:tcMar>
+              <w:top w:w="80" w:type="dxa"/>
+              <w:bottom w:w="80" w:type="dxa"/>
+              <w:start w:w="120" w:type="dxa"/>
+              <w:end w:w="120" w:type="dxa"/>
+            </w:tcMar>
+            <w:vAlign w:val="center"/>
+          </w:tcPr>
+          <w:p>
+            <w:pPr>
+              <w:spacing w:after="0" w:before="0"/>
+            </w:pPr>
+            <w:r>
+              <w:rPr>
+                <w:rFonts w:ascii="Calibri" w:hAnsi="Calibri" w:eastAsia="Microsoft YaHei"/>
+                <w:b w:val="0"/>
+                <w:color w:val="0B2545"/>
+                <w:sz w:val="21"/>
+              </w:rPr>
+              <w:t>1 passed, 钩子输出正常, 跳过自动打开</w:t>
+            </w:r>
+          </w:p>
+        </w:tc>
+      </w:tr>
+      <w:tr>
+        <w:tc>
+          <w:tcPr>
+            <w:tcW w:type="dxa" w:w="2304"/>
+            <w:tcMar>
+              <w:top w:w="80" w:type="dxa"/>
+              <w:bottom w:w="80" w:type="dxa"/>
+              <w:start w:w="120" w:type="dxa"/>
+              <w:end w:w="120" w:type="dxa"/>
+            </w:tcMar>
+            <w:vAlign w:val="center"/>
+          </w:tcPr>
+          <w:p>
+            <w:pPr>
+              <w:spacing w:after="0" w:before="0"/>
+            </w:pPr>
+            <w:r>
+              <w:rPr>
+                <w:rFonts w:ascii="Calibri" w:hAnsi="Calibri" w:eastAsia="Microsoft YaHei"/>
+                <w:b w:val="0"/>
+                <w:color w:val="0B2545"/>
+                <w:sz w:val="21"/>
+              </w:rPr>
+              <w:t>os.startfile</w:t>
+            </w:r>
+          </w:p>
+        </w:tc>
+        <w:tc>
+          <w:tcPr>
+            <w:tcW w:type="dxa" w:w="5184"/>
+            <w:tcMar>
+              <w:top w:w="80" w:type="dxa"/>
+              <w:bottom w:w="80" w:type="dxa"/>
+              <w:start w:w="120" w:type="dxa"/>
+              <w:end w:w="120" w:type="dxa"/>
+            </w:tcMar>
+            <w:vAlign w:val="center"/>
+          </w:tcPr>
+          <w:p>
+            <w:pPr>
+              <w:spacing w:after="0" w:before="0"/>
+            </w:pPr>
+            <w:r>
+              <w:rPr>
+                <w:rFonts w:ascii="Calibri" w:hAnsi="Calibri" w:eastAsia="Microsoft YaHei"/>
+                <w:b w:val="0"/>
+                <w:color w:val="0B2545"/>
+                <w:sz w:val="21"/>
+              </w:rPr>
+              <w:t>python -c getattr(os,'startfile',None)</w:t>
+            </w:r>
+          </w:p>
+        </w:tc>
+        <w:tc>
+          <w:tcPr>
+            <w:tcW w:type="dxa" w:w="2592"/>
+            <w:tcMar>
+              <w:top w:w="80" w:type="dxa"/>
+              <w:bottom w:w="80" w:type="dxa"/>
+              <w:start w:w="120" w:type="dxa"/>
+              <w:end w:w="120" w:type="dxa"/>
+            </w:tcMar>
+            <w:vAlign w:val="center"/>
+          </w:tcPr>
+          <w:p>
+            <w:pPr>
+              <w:spacing w:after="0" w:before="0"/>
+            </w:pPr>
+            <w:r>
+              <w:rPr>
+                <w:rFonts w:ascii="Calibri" w:hAnsi="Calibri" w:eastAsia="Microsoft YaHei"/>
+                <w:b w:val="0"/>
+                <w:color w:val="0B2545"/>
+                <w:sz w:val="21"/>
+              </w:rPr>
+              <w:t>available: True (Windows)</w:t>
+            </w:r>
+          </w:p>
+        </w:tc>
+      </w:tr>
+    </w:tbl>
+    <w:p>
+      <w:pPr>
+        <w:spacing w:after="40"/>
+      </w:pPr>
+    </w:p>
+    <w:tbl>
+      <w:tblPr>
+        <w:tblStyle w:val="TableGrid"/>
+        <w:tblW w:type="dxa" w:w="10080"/>
+        <w:jc w:val="left"/>
+        <w:tblLayout w:type="fixed"/>
+        <w:tblLook w:firstColumn="1" w:firstRow="1" w:lastColumn="0" w:lastRow="0" w:noHBand="0" w:noVBand="1" w:val="04A0"/>
+        <w:tblBorders>
+          <w:top w:val="single" w:sz="4" w:space="0" w:color="BFBFBF"/>
+          <w:left w:val="single" w:sz="4" w:space="0" w:color="BFBFBF"/>
+          <w:bottom w:val="single" w:sz="4" w:space="0" w:color="BFBFBF"/>
+          <w:right w:val="single" w:sz="4" w:space="0" w:color="BFBFBF"/>
+          <w:insideH w:val="single" w:sz="4" w:space="0" w:color="BFBFBF"/>
+          <w:insideV w:val="single" w:sz="4" w:space="0" w:color="BFBFBF"/>
+        </w:tblBorders>
+      </w:tblPr>
+      <w:tblGrid>
+        <w:gridCol w:w="2304"/>
+        <w:gridCol w:w="7776"/>
+      </w:tblGrid>
+      <w:tr>
+        <w:tc>
+          <w:tcPr>
+            <w:tcW w:type="dxa" w:w="2304"/>
+            <w:shd w:val="clear" w:color="auto" w:fill="E8EEF5"/>
+            <w:tcMar>
+              <w:top w:w="80" w:type="dxa"/>
+              <w:bottom w:w="80" w:type="dxa"/>
+              <w:start w:w="120" w:type="dxa"/>
+              <w:end w:w="120" w:type="dxa"/>
+            </w:tcMar>
+            <w:vAlign w:val="center"/>
+          </w:tcPr>
+          <w:p>
+            <w:pPr>
+              <w:spacing w:after="0" w:before="0"/>
+            </w:pPr>
+            <w:r>
+              <w:rPr>
+                <w:rFonts w:ascii="Calibri" w:hAnsi="Calibri" w:eastAsia="Microsoft YaHei"/>
+                <w:b/>
+                <w:color w:val="0B2545"/>
+                <w:sz w:val="22"/>
+              </w:rPr>
+              <w:t>维度</w:t>
+            </w:r>
+          </w:p>
+        </w:tc>
+        <w:tc>
+          <w:tcPr>
+            <w:tcW w:type="dxa" w:w="7776"/>
+            <w:shd w:val="clear" w:color="auto" w:fill="E8EEF5"/>
+            <w:tcMar>
+              <w:top w:w="80" w:type="dxa"/>
+              <w:bottom w:w="80" w:type="dxa"/>
+              <w:start w:w="120" w:type="dxa"/>
+              <w:end w:w="120" w:type="dxa"/>
+            </w:tcMar>
+            <w:vAlign w:val="center"/>
+          </w:tcPr>
+          <w:p>
+            <w:pPr>
+              <w:spacing w:after="0" w:before="0"/>
+            </w:pPr>
+            <w:r>
+              <w:rPr>
+                <w:rFonts w:ascii="Calibri" w:hAnsi="Calibri" w:eastAsia="Microsoft YaHei"/>
+                <w:b/>
+                <w:color w:val="0B2545"/>
+                <w:sz w:val="22"/>
+              </w:rPr>
+              <w:t>说明</w:t>
+            </w:r>
+          </w:p>
+        </w:tc>
+      </w:tr>
+      <w:tr>
+        <w:tc>
+          <w:tcPr>
+            <w:tcW w:type="dxa" w:w="2304"/>
+            <w:tcMar>
+              <w:top w:w="80" w:type="dxa"/>
+              <w:bottom w:w="80" w:type="dxa"/>
+              <w:start w:w="120" w:type="dxa"/>
+              <w:end w:w="120" w:type="dxa"/>
+            </w:tcMar>
+            <w:vAlign w:val="center"/>
+          </w:tcPr>
+          <w:p>
+            <w:pPr>
+              <w:spacing w:after="0" w:before="0"/>
+            </w:pPr>
+            <w:r>
+              <w:rPr>
+                <w:rFonts w:ascii="Calibri" w:hAnsi="Calibri" w:eastAsia="Microsoft YaHei"/>
+                <w:b w:val="0"/>
+                <w:color w:val="0B2545"/>
+                <w:sz w:val="21"/>
+              </w:rPr>
+              <w:t>改动范围</w:t>
+            </w:r>
+          </w:p>
+        </w:tc>
+        <w:tc>
+          <w:tcPr>
+            <w:tcW w:type="dxa" w:w="7776"/>
+            <w:tcMar>
+              <w:top w:w="80" w:type="dxa"/>
+              <w:bottom w:w="80" w:type="dxa"/>
+              <w:start w:w="120" w:type="dxa"/>
+              <w:end w:w="120" w:type="dxa"/>
+            </w:tcMar>
+            <w:vAlign w:val="center"/>
+          </w:tcPr>
+          <w:p>
+            <w:pPr>
+              <w:spacing w:after="0" w:before="0"/>
+            </w:pPr>
+            <w:r>
+              <w:rPr>
+                <w:rFonts w:ascii="Calibri" w:hAnsi="Calibri" w:eastAsia="Microsoft YaHei"/>
+                <w:b w:val="0"/>
+                <w:color w:val="0B2545"/>
+                <w:sz w:val="21"/>
+              </w:rPr>
+              <w:t>仅 projects/jmseu/conftest.py + README,不触碰 framework 核心</w:t>
+            </w:r>
+          </w:p>
+        </w:tc>
+      </w:tr>
+      <w:tr>
+        <w:tc>
+          <w:tcPr>
+            <w:tcW w:type="dxa" w:w="2304"/>
+            <w:tcMar>
+              <w:top w:w="80" w:type="dxa"/>
+              <w:bottom w:w="80" w:type="dxa"/>
+              <w:start w:w="120" w:type="dxa"/>
+              <w:end w:w="120" w:type="dxa"/>
+            </w:tcMar>
+            <w:vAlign w:val="center"/>
+          </w:tcPr>
+          <w:p>
+            <w:pPr>
+              <w:spacing w:after="0" w:before="0"/>
+            </w:pPr>
+            <w:r>
+              <w:rPr>
+                <w:rFonts w:ascii="Calibri" w:hAnsi="Calibri" w:eastAsia="Microsoft YaHei"/>
+                <w:b w:val="0"/>
+                <w:color w:val="0B2545"/>
+                <w:sz w:val="21"/>
+              </w:rPr>
+              <w:t>依赖方向</w:t>
+            </w:r>
+          </w:p>
+        </w:tc>
+        <w:tc>
+          <w:tcPr>
+            <w:tcW w:type="dxa" w:w="7776"/>
+            <w:tcMar>
+              <w:top w:w="80" w:type="dxa"/>
+              <w:bottom w:w="80" w:type="dxa"/>
+              <w:start w:w="120" w:type="dxa"/>
+              <w:end w:w="120" w:type="dxa"/>
+            </w:tcMar>
+            <w:vAlign w:val="center"/>
+          </w:tcPr>
+          <w:p>
+            <w:pPr>
+              <w:spacing w:after="0" w:before="0"/>
+            </w:pPr>
+            <w:r>
+              <w:rPr>
+                <w:rFonts w:ascii="Calibri" w:hAnsi="Calibri" w:eastAsia="Microsoft YaHei"/>
+                <w:b w:val="0"/>
+                <w:color w:val="0B2545"/>
+                <w:sz w:val="21"/>
+              </w:rPr>
+              <w:t>jmseu -&gt; framework(单向向下,规则11)</w:t>
+            </w:r>
+          </w:p>
+        </w:tc>
+      </w:tr>
+      <w:tr>
+        <w:tc>
+          <w:tcPr>
+            <w:tcW w:type="dxa" w:w="2304"/>
+            <w:tcMar>
+              <w:top w:w="80" w:type="dxa"/>
+              <w:bottom w:w="80" w:type="dxa"/>
+              <w:start w:w="120" w:type="dxa"/>
+              <w:end w:w="120" w:type="dxa"/>
+            </w:tcMar>
+            <w:vAlign w:val="center"/>
+          </w:tcPr>
+          <w:p>
+            <w:pPr>
+              <w:spacing w:after="0" w:before="0"/>
+            </w:pPr>
+            <w:r>
+              <w:rPr>
+                <w:rFonts w:ascii="Calibri" w:hAnsi="Calibri" w:eastAsia="Microsoft YaHei"/>
+                <w:b w:val="0"/>
+                <w:color w:val="0B2545"/>
+                <w:sz w:val="21"/>
+              </w:rPr>
+              <w:t>接口变更</w:t>
+            </w:r>
+          </w:p>
+        </w:tc>
+        <w:tc>
+          <w:tcPr>
+            <w:tcW w:type="dxa" w:w="7776"/>
+            <w:tcMar>
+              <w:top w:w="80" w:type="dxa"/>
+              <w:bottom w:w="80" w:type="dxa"/>
+              <w:start w:w="120" w:type="dxa"/>
+              <w:end w:w="120" w:type="dxa"/>
+            </w:tcMar>
+            <w:vAlign w:val="center"/>
+          </w:tcPr>
+          <w:p>
+            <w:pPr>
+              <w:spacing w:after="0" w:before="0"/>
+            </w:pPr>
+            <w:r>
+              <w:rPr>
+                <w:rFonts w:ascii="Calibri" w:hAnsi="Calibri" w:eastAsia="Microsoft YaHei"/>
+                <w:b w:val="0"/>
+                <w:color w:val="0B2545"/>
+                <w:sz w:val="21"/>
+              </w:rPr>
+              <w:t>新增 pytest_report_header 钩子(pytest标准钩子,无新公共接口)</w:t>
+            </w:r>
+          </w:p>
+        </w:tc>
+      </w:tr>
+      <w:tr>
+        <w:tc>
+          <w:tcPr>
+            <w:tcW w:type="dxa" w:w="2304"/>
+            <w:tcMar>
+              <w:top w:w="80" w:type="dxa"/>
+              <w:bottom w:w="80" w:type="dxa"/>
+              <w:start w:w="120" w:type="dxa"/>
+              <w:end w:w="120" w:type="dxa"/>
+            </w:tcMar>
+            <w:vAlign w:val="center"/>
+          </w:tcPr>
+          <w:p>
+            <w:pPr>
+              <w:spacing w:after="0" w:before="0"/>
+            </w:pPr>
+            <w:r>
+              <w:rPr>
+                <w:rFonts w:ascii="Calibri" w:hAnsi="Calibri" w:eastAsia="Microsoft YaHei"/>
+                <w:b w:val="0"/>
+                <w:color w:val="0B2545"/>
+                <w:sz w:val="21"/>
+              </w:rPr>
+              <w:t>测试隔离</w:t>
+            </w:r>
+          </w:p>
+        </w:tc>
+        <w:tc>
+          <w:tcPr>
+            <w:tcW w:type="dxa" w:w="7776"/>
+            <w:tcMar>
+              <w:top w:w="80" w:type="dxa"/>
+              <w:bottom w:w="80" w:type="dxa"/>
+              <w:start w:w="120" w:type="dxa"/>
+              <w:end w:w="120" w:type="dxa"/>
+            </w:tcMar>
+            <w:vAlign w:val="center"/>
+          </w:tcPr>
+          <w:p>
+            <w:pPr>
+              <w:spacing w:after="0" w:before="0"/>
+            </w:pPr>
+            <w:r>
+              <w:rPr>
+                <w:rFonts w:ascii="Calibri" w:hAnsi="Calibri" w:eastAsia="Microsoft YaHei"/>
+                <w:b w:val="0"/>
+                <w:color w:val="0B2545"/>
+                <w:sz w:val="21"/>
+              </w:rPr>
+              <w:t>假页面测试不变; 自动打开依赖本地 GUI(CI/Jenkins 跳过)</w:t>
+            </w:r>
+          </w:p>
+        </w:tc>
+      </w:tr>
+      <w:tr>
+        <w:tc>
+          <w:tcPr>
+            <w:tcW w:type="dxa" w:w="2304"/>
+            <w:tcMar>
+              <w:top w:w="80" w:type="dxa"/>
+              <w:bottom w:w="80" w:type="dxa"/>
+              <w:start w:w="120" w:type="dxa"/>
+              <w:end w:w="120" w:type="dxa"/>
+            </w:tcMar>
+            <w:vAlign w:val="center"/>
+          </w:tcPr>
+          <w:p>
+            <w:pPr>
+              <w:spacing w:after="0" w:before="0"/>
+            </w:pPr>
+            <w:r>
+              <w:rPr>
+                <w:rFonts w:ascii="Calibri" w:hAnsi="Calibri" w:eastAsia="Microsoft YaHei"/>
+                <w:b w:val="0"/>
+                <w:color w:val="0B2545"/>
+                <w:sz w:val="21"/>
+              </w:rPr>
+              <w:t>密钥外置</w:t>
+            </w:r>
+          </w:p>
+        </w:tc>
+        <w:tc>
+          <w:tcPr>
+            <w:tcW w:type="dxa" w:w="7776"/>
+            <w:tcMar>
+              <w:top w:w="80" w:type="dxa"/>
+              <w:bottom w:w="80" w:type="dxa"/>
+              <w:start w:w="120" w:type="dxa"/>
+              <w:end w:w="120" w:type="dxa"/>
+            </w:tcMar>
+            <w:vAlign w:val="center"/>
+          </w:tcPr>
+          <w:p>
+            <w:pPr>
+              <w:spacing w:after="0" w:before="0"/>
+            </w:pPr>
+            <w:r>
+              <w:rPr>
+                <w:rFonts w:ascii="Calibri" w:hAnsi="Calibri" w:eastAsia="Microsoft YaHei"/>
+                <w:b w:val="0"/>
+                <w:color w:val="0B2545"/>
+                <w:sz w:val="21"/>
+              </w:rPr>
+              <w:t>无</w:t>
+            </w:r>
+          </w:p>
+        </w:tc>
+      </w:tr>
+    </w:tbl>
+    <w:p>
+      <w:pPr>
+        <w:spacing w:after="40"/>
+      </w:pPr>
+    </w:p>
+    <w:tbl>
+      <w:tblPr>
+        <w:tblW w:type="auto" w:w="0"/>
+        <w:tblLook w:firstColumn="1" w:firstRow="1" w:lastColumn="0" w:lastRow="0" w:noHBand="0" w:noVBand="1" w:val="04A0"/>
+        <w:tblW w:w="9360" w:type="dxa"/>
+        <w:tblBorders>
+          <w:top w:val="single" w:sz="4" w:space="0" w:color="E2D9B0"/>
+          <w:left w:val="single" w:sz="4" w:space="0" w:color="E2D9B0"/>
+          <w:bottom w:val="single" w:sz="4" w:space="0" w:color="E2D9B0"/>
+          <w:right w:val="single" w:sz="4" w:space="0" w:color="E2D9B0"/>
+          <w:insideH w:val="single" w:sz="4" w:space="0" w:color="E2D9B0"/>
+          <w:insideV w:val="single" w:sz="4" w:space="0" w:color="E2D9B0"/>
+        </w:tblBorders>
+      </w:tblPr>
+      <w:tblGrid>
+        <w:gridCol w:w="9360"/>
+      </w:tblGrid>
+      <w:tr>
+        <w:tc>
+          <w:tcPr>
+            <w:tcW w:type="dxa" w:w="8640"/>
+            <w:shd w:val="clear" w:color="auto" w:fill="FBF6E8"/>
+            <w:tcMar>
+              <w:top w:w="100" w:type="dxa"/>
+              <w:bottom w:w="100" w:type="dxa"/>
+              <w:start w:w="160" w:type="dxa"/>
+              <w:end w:w="160" w:type="dxa"/>
+            </w:tcMar>
+          </w:tcPr>
+          <w:p>
+            <w:pPr>
+              <w:spacing w:after="0"/>
+            </w:pPr>
+            <w:r>
+              <w:rPr>
+                <w:rFonts w:ascii="Calibri" w:hAnsi="Calibri" w:eastAsia="Microsoft YaHei"/>
+                <w:b/>
+                <w:color w:val="0B2545"/>
+                <w:sz w:val="21"/>
+              </w:rPr>
+              <w:t xml:space="preserve">状态 </w:t>
+            </w:r>
+            <w:r>
+              <w:rPr>
+                <w:rFonts w:ascii="Calibri" w:hAnsi="Calibri" w:eastAsia="Microsoft YaHei"/>
+                <w:b w:val="0"/>
+                <w:color w:val="0B2545"/>
+                <w:sz w:val="21"/>
+              </w:rPr>
+              <w:t>PyCharm Allure 报告问题诊断与改进完成: 新增 report_header 诊断(确认用哪个 ini)、--alluredir 未配置提示、自动打开报告(Windows os.startfile). 用户在 PyCharm 跑真实浏览器测试后会自动打开 Allure 报告. 已留痕.</w:t>
+            </w:r>
+          </w:p>
+        </w:tc>
+      </w:tr>
+    </w:tbl>
+    <w:p>
+      <w:pPr>
+        <w:spacing w:after="40"/>
+      </w:pPr>
+    </w:p>
+    <w:p>
+      <w:pPr>
+        <w:spacing w:before="320" w:after="160"/>
+        <w:shd w:val="clear" w:color="auto" w:fill="E8F0F9"/>
+        <w:ind w:left="120" w:right="120"/>
+        <w:spacing w:before="120" w:after="120"/>
+      </w:pPr>
+      <w:r>
+        <w:rPr>
+          <w:rFonts w:ascii="Calibri" w:hAnsi="Calibri" w:eastAsia="Microsoft YaHei"/>
+          <w:b/>
+          <w:color w:val="1F4D78"/>
+          <w:sz w:val="22"/>
+        </w:rPr>
+        <w:t>【用户】 PyCharm 跑测试仍无自动打开报告 · 对话 8 · 2026-08-05</w:t>
+      </w:r>
+    </w:p>
+    <w:p>
+      <w:pPr>
+        <w:spacing w:after="120"/>
+      </w:pPr>
+      <w:r>
+        <w:rPr>
+          <w:rFonts w:ascii="Calibri" w:hAnsi="Calibri" w:eastAsia="Microsoft YaHei"/>
+          <w:b w:val="0"/>
+          <w:color w:val="0B2545"/>
+          <w:sz w:val="22"/>
+        </w:rPr>
+        <w:t>用户在 PyCharm 跑真实浏览器用例(test_login_real_browser), 控制台只有测试通过日志, 没有报告输出也没有自动打开. 上一轮(对话7)改进后仍无效.</w:t>
+      </w:r>
+    </w:p>
+    <w:p>
+      <w:pPr>
+        <w:spacing w:before="320" w:after="160"/>
+        <w:shd w:val="clear" w:color="auto" w:fill="EEF4F0"/>
+        <w:ind w:left="120" w:right="120"/>
+        <w:spacing w:before="120" w:after="120"/>
+      </w:pPr>
+      <w:r>
+        <w:rPr>
+          <w:rFonts w:ascii="Calibri" w:hAnsi="Calibri" w:eastAsia="Microsoft YaHei"/>
+          <w:b/>
+          <w:color w:val="1F3A5F"/>
+          <w:sz w:val="22"/>
+        </w:rPr>
+        <w:t>【助手】 交付 · 对话 8 · 2026-08-05</w:t>
+      </w:r>
+    </w:p>
+    <w:p>
+      <w:pPr>
+        <w:spacing w:after="120"/>
+      </w:pPr>
+      <w:r>
+        <w:rPr>
+          <w:rFonts w:ascii="Calibri" w:hAnsi="Calibri" w:eastAsia="Microsoft YaHei"/>
+          <w:b w:val="0"/>
+          <w:color w:val="0B2545"/>
+          <w:sz w:val="22"/>
+        </w:rPr>
+        <w:t xml:space="preserve">用户提供 PyCharm 控制台输出, 命令行显示 </w:t>
+      </w:r>
+      <w:r>
+        <w:rPr>
+          <w:rFonts w:ascii="Consolas" w:hAnsi="Consolas" w:eastAsia="Microsoft YaHei"/>
+          <w:b w:val="0"/>
+          <w:color w:val="0B2545"/>
+          <w:sz w:val="22"/>
+        </w:rPr>
+        <w:t>Launching pytest with arguments ... --no-header --no-summary -q</w:t>
+      </w:r>
+      <w:r>
+        <w:rPr>
+          <w:rFonts w:ascii="Calibri" w:hAnsi="Calibri" w:eastAsia="Microsoft YaHei"/>
+          <w:b w:val="0"/>
+          <w:color w:val="0B2545"/>
+          <w:sz w:val="22"/>
+        </w:rPr>
+        <w:t xml:space="preserve">. 读取 PyCharm 的 </w:t>
+      </w:r>
+      <w:r>
+        <w:rPr>
+          <w:rFonts w:ascii="Consolas" w:hAnsi="Consolas" w:eastAsia="Microsoft YaHei"/>
+          <w:b w:val="0"/>
+          <w:color w:val="0B2545"/>
+          <w:sz w:val="22"/>
+        </w:rPr>
+        <w:t>_jb_pytest_runner.py</w:t>
+      </w:r>
+      <w:r>
+        <w:rPr>
+          <w:rFonts w:ascii="Calibri" w:hAnsi="Calibri" w:eastAsia="Microsoft YaHei"/>
+          <w:b w:val="0"/>
+          <w:color w:val="0B2545"/>
+          <w:sz w:val="22"/>
+        </w:rPr>
+        <w:t xml:space="preserve"> 确认: pytest&gt;=6 时强制加 </w:t>
+      </w:r>
+      <w:r>
+        <w:rPr>
+          <w:rFonts w:ascii="Consolas" w:hAnsi="Consolas" w:eastAsia="Microsoft YaHei"/>
+          <w:b w:val="0"/>
+          <w:color w:val="0B2545"/>
+          <w:sz w:val="22"/>
+        </w:rPr>
+        <w:t>--no-header --no-summary -q</w:t>
+      </w:r>
+      <w:r>
+        <w:rPr>
+          <w:rFonts w:ascii="Calibri" w:hAnsi="Calibri" w:eastAsia="Microsoft YaHei"/>
+          <w:b w:val="0"/>
+          <w:color w:val="0B2545"/>
+          <w:sz w:val="22"/>
+        </w:rPr>
+        <w:t xml:space="preserve">(除非传 </w:t>
+      </w:r>
+      <w:r>
+        <w:rPr>
+          <w:rFonts w:ascii="Consolas" w:hAnsi="Consolas" w:eastAsia="Microsoft YaHei"/>
+          <w:b w:val="0"/>
+          <w:color w:val="0B2545"/>
+          <w:sz w:val="22"/>
+        </w:rPr>
+        <w:t>--jb-show-summary</w:t>
+      </w:r>
+      <w:r>
+        <w:rPr>
+          <w:rFonts w:ascii="Calibri" w:hAnsi="Calibri" w:eastAsia="Microsoft YaHei"/>
+          <w:b w:val="0"/>
+          <w:color w:val="0B2545"/>
+          <w:sz w:val="22"/>
+        </w:rPr>
+        <w:t xml:space="preserve">). </w:t>
+      </w:r>
+      <w:r>
+        <w:rPr>
+          <w:rFonts w:ascii="Consolas" w:hAnsi="Consolas" w:eastAsia="Microsoft YaHei"/>
+          <w:b w:val="0"/>
+          <w:color w:val="0B2545"/>
+          <w:sz w:val="22"/>
+        </w:rPr>
+        <w:t>--no-summary</w:t>
+      </w:r>
+      <w:r>
+        <w:rPr>
+          <w:rFonts w:ascii="Calibri" w:hAnsi="Calibri" w:eastAsia="Microsoft YaHei"/>
+          <w:b w:val="0"/>
+          <w:color w:val="0B2545"/>
+          <w:sz w:val="22"/>
+        </w:rPr>
+        <w:t xml:space="preserve"> 抑制 </w:t>
+      </w:r>
+      <w:r>
+        <w:rPr>
+          <w:rFonts w:ascii="Consolas" w:hAnsi="Consolas" w:eastAsia="Microsoft YaHei"/>
+          <w:b w:val="0"/>
+          <w:color w:val="0B2545"/>
+          <w:sz w:val="22"/>
+        </w:rPr>
+        <w:t>pytest_terminal_summary</w:t>
+      </w:r>
+      <w:r>
+        <w:rPr>
+          <w:rFonts w:ascii="Calibri" w:hAnsi="Calibri" w:eastAsia="Microsoft YaHei"/>
+          <w:b w:val="0"/>
+          <w:color w:val="0B2545"/>
+          <w:sz w:val="22"/>
+        </w:rPr>
+        <w:t xml:space="preserve"> 钩子(不执行其内容), </w:t>
+      </w:r>
+      <w:r>
+        <w:rPr>
+          <w:rFonts w:ascii="Consolas" w:hAnsi="Consolas" w:eastAsia="Microsoft YaHei"/>
+          <w:b w:val="0"/>
+          <w:color w:val="0B2545"/>
+          <w:sz w:val="22"/>
+        </w:rPr>
+        <w:t>--no-header</w:t>
+      </w:r>
+      <w:r>
+        <w:rPr>
+          <w:rFonts w:ascii="Calibri" w:hAnsi="Calibri" w:eastAsia="Microsoft YaHei"/>
+          <w:b w:val="0"/>
+          <w:color w:val="0B2545"/>
+          <w:sz w:val="22"/>
+        </w:rPr>
+        <w:t xml:space="preserve"> 抑制 </w:t>
+      </w:r>
+      <w:r>
+        <w:rPr>
+          <w:rFonts w:ascii="Consolas" w:hAnsi="Consolas" w:eastAsia="Microsoft YaHei"/>
+          <w:b w:val="0"/>
+          <w:color w:val="0B2545"/>
+          <w:sz w:val="22"/>
+        </w:rPr>
+        <w:t>pytest_report_header</w:t>
+      </w:r>
+      <w:r>
+        <w:rPr>
+          <w:rFonts w:ascii="Calibri" w:hAnsi="Calibri" w:eastAsia="Microsoft YaHei"/>
+          <w:b w:val="0"/>
+          <w:color w:val="0B2545"/>
+          <w:sz w:val="22"/>
+        </w:rPr>
+        <w:t>. 故上轮(对话7)放在 terminal_summary 的生成 HTML+自动打开根本没触发.</w:t>
+      </w:r>
+    </w:p>
+    <w:p>
+      <w:pPr>
+        <w:spacing w:after="120"/>
+      </w:pPr>
+      <w:r>
+        <w:rPr>
+          <w:rFonts w:ascii="Calibri" w:hAnsi="Calibri" w:eastAsia="Microsoft YaHei"/>
+          <w:b w:val="0"/>
+          <w:color w:val="0B2545"/>
+          <w:sz w:val="22"/>
+        </w:rPr>
+        <w:t xml:space="preserve">改进: 把生成 HTML + 自动打开从 </w:t>
+      </w:r>
+      <w:r>
+        <w:rPr>
+          <w:rFonts w:ascii="Consolas" w:hAnsi="Consolas" w:eastAsia="Microsoft YaHei"/>
+          <w:b w:val="0"/>
+          <w:color w:val="0B2545"/>
+          <w:sz w:val="22"/>
+        </w:rPr>
+        <w:t>pytest_terminal_summary</w:t>
+      </w:r>
+      <w:r>
+        <w:rPr>
+          <w:rFonts w:ascii="Calibri" w:hAnsi="Calibri" w:eastAsia="Microsoft YaHei"/>
+          <w:b w:val="0"/>
+          <w:color w:val="0B2545"/>
+          <w:sz w:val="22"/>
+        </w:rPr>
+        <w:t xml:space="preserve"> 移到 </w:t>
+      </w:r>
+      <w:r>
+        <w:rPr>
+          <w:rFonts w:ascii="Consolas" w:hAnsi="Consolas" w:eastAsia="Microsoft YaHei"/>
+          <w:b w:val="0"/>
+          <w:color w:val="0B2545"/>
+          <w:sz w:val="22"/>
+        </w:rPr>
+        <w:t>pytest_sessionfinish</w:t>
+      </w:r>
+      <w:r>
+        <w:rPr>
+          <w:rFonts w:ascii="Calibri" w:hAnsi="Calibri" w:eastAsia="Microsoft YaHei"/>
+          <w:b w:val="0"/>
+          <w:color w:val="0B2545"/>
+          <w:sz w:val="22"/>
+        </w:rPr>
+        <w:t xml:space="preserve">(不受 </w:t>
+      </w:r>
+      <w:r>
+        <w:rPr>
+          <w:rFonts w:ascii="Consolas" w:hAnsi="Consolas" w:eastAsia="Microsoft YaHei"/>
+          <w:b w:val="0"/>
+          <w:color w:val="0B2545"/>
+          <w:sz w:val="22"/>
+        </w:rPr>
+        <w:t>--no-summary</w:t>
+      </w:r>
+      <w:r>
+        <w:rPr>
+          <w:rFonts w:ascii="Calibri" w:hAnsi="Calibri" w:eastAsia="Microsoft YaHei"/>
+          <w:b w:val="0"/>
+          <w:color w:val="0B2545"/>
+          <w:sz w:val="22"/>
+        </w:rPr>
+        <w:t xml:space="preserve"> 影响). 报告路径改用 </w:t>
+      </w:r>
+      <w:r>
+        <w:rPr>
+          <w:rFonts w:ascii="Consolas" w:hAnsi="Consolas" w:eastAsia="Microsoft YaHei"/>
+          <w:b w:val="0"/>
+          <w:color w:val="0B2545"/>
+          <w:sz w:val="22"/>
+        </w:rPr>
+        <w:t>logger.info</w:t>
+      </w:r>
+      <w:r>
+        <w:rPr>
+          <w:rFonts w:ascii="Calibri" w:hAnsi="Calibri" w:eastAsia="Microsoft YaHei"/>
+          <w:b w:val="0"/>
+          <w:color w:val="0B2545"/>
+          <w:sz w:val="22"/>
+        </w:rPr>
+        <w:t xml:space="preserve"> 输出(loguru, IDE 控制台可见, 同 captcha_page 的 INFO 行). </w:t>
+      </w:r>
+      <w:r>
+        <w:rPr>
+          <w:rFonts w:ascii="Consolas" w:hAnsi="Consolas" w:eastAsia="Microsoft YaHei"/>
+          <w:b w:val="0"/>
+          <w:color w:val="0B2545"/>
+          <w:sz w:val="22"/>
+        </w:rPr>
+        <w:t>pytest_terminal_summary</w:t>
+      </w:r>
+      <w:r>
+        <w:rPr>
+          <w:rFonts w:ascii="Calibri" w:hAnsi="Calibri" w:eastAsia="Microsoft YaHei"/>
+          <w:b w:val="0"/>
+          <w:color w:val="0B2545"/>
+          <w:sz w:val="22"/>
+        </w:rPr>
+        <w:t xml:space="preserve"> 简化为命令行场景额外打印(不生成, 复用 sessionfinish 结果). 抽出 </w:t>
+      </w:r>
+      <w:r>
+        <w:rPr>
+          <w:rFonts w:ascii="Consolas" w:hAnsi="Consolas" w:eastAsia="Microsoft YaHei"/>
+          <w:b w:val="0"/>
+          <w:color w:val="0B2545"/>
+          <w:sz w:val="22"/>
+        </w:rPr>
+        <w:t>_generate_and_open_report</w:t>
+      </w:r>
+      <w:r>
+        <w:rPr>
+          <w:rFonts w:ascii="Calibri" w:hAnsi="Calibri" w:eastAsia="Microsoft YaHei"/>
+          <w:b w:val="0"/>
+          <w:color w:val="0B2545"/>
+          <w:sz w:val="22"/>
+        </w:rPr>
+        <w:t xml:space="preserve"> helper. 加 </w:t>
+      </w:r>
+      <w:r>
+        <w:rPr>
+          <w:rFonts w:ascii="Consolas" w:hAnsi="Consolas" w:eastAsia="Microsoft YaHei"/>
+          <w:b w:val="0"/>
+          <w:color w:val="0B2545"/>
+          <w:sz w:val="22"/>
+        </w:rPr>
+        <w:t>from loguru import logger</w:t>
+      </w:r>
+      <w:r>
+        <w:rPr>
+          <w:rFonts w:ascii="Calibri" w:hAnsi="Calibri" w:eastAsia="Microsoft YaHei"/>
+          <w:b w:val="0"/>
+          <w:color w:val="0B2545"/>
+          <w:sz w:val="22"/>
+        </w:rPr>
+        <w:t>.</w:t>
+      </w:r>
+    </w:p>
+    <w:p>
+      <w:pPr>
+        <w:spacing w:after="120"/>
+      </w:pPr>
+      <w:r>
+        <w:rPr>
+          <w:rFonts w:ascii="Calibri" w:hAnsi="Calibri" w:eastAsia="Microsoft YaHei"/>
+          <w:b w:val="0"/>
+          <w:color w:val="0B2545"/>
+          <w:sz w:val="22"/>
+        </w:rPr>
+        <w:t>验证: 模拟 PyCharm(</w:t>
+      </w:r>
+      <w:r>
+        <w:rPr>
+          <w:rFonts w:ascii="Consolas" w:hAnsi="Consolas" w:eastAsia="Microsoft YaHei"/>
+          <w:b w:val="0"/>
+          <w:color w:val="0B2545"/>
+          <w:sz w:val="22"/>
+        </w:rPr>
+        <w:t>--no-header --no-summary -q</w:t>
+      </w:r>
+      <w:r>
+        <w:rPr>
+          <w:rFonts w:ascii="Calibri" w:hAnsi="Calibri" w:eastAsia="Microsoft YaHei"/>
+          <w:b w:val="0"/>
+          <w:color w:val="0B2545"/>
+          <w:sz w:val="22"/>
+        </w:rPr>
+        <w:t xml:space="preserve">)跑假页面测试, </w:t>
+      </w:r>
+      <w:r>
+        <w:rPr>
+          <w:rFonts w:ascii="Consolas" w:hAnsi="Consolas" w:eastAsia="Microsoft YaHei"/>
+          <w:b w:val="0"/>
+          <w:color w:val="0B2545"/>
+          <w:sz w:val="22"/>
+        </w:rPr>
+        <w:t>pytest_sessionfinish</w:t>
+      </w:r>
+      <w:r>
+        <w:rPr>
+          <w:rFonts w:ascii="Calibri" w:hAnsi="Calibri" w:eastAsia="Microsoft YaHei"/>
+          <w:b w:val="0"/>
+          <w:color w:val="0B2545"/>
+          <w:sz w:val="22"/>
+        </w:rPr>
+        <w:t xml:space="preserve"> 正常执行--logger 输出 </w:t>
+      </w:r>
+      <w:r>
+        <w:rPr>
+          <w:rFonts w:ascii="Consolas" w:hAnsi="Consolas" w:eastAsia="Microsoft YaHei"/>
+          <w:b w:val="0"/>
+          <w:color w:val="0B2545"/>
+          <w:sz w:val="22"/>
+        </w:rPr>
+        <w:t>Allure HTML 报告: allure-report</w:t>
+      </w:r>
+      <w:r>
+        <w:rPr>
+          <w:rFonts w:ascii="Calibri" w:hAnsi="Calibri" w:eastAsia="Microsoft YaHei"/>
+          <w:b w:val="0"/>
+          <w:color w:val="0B2545"/>
+          <w:sz w:val="22"/>
+        </w:rPr>
+        <w:t xml:space="preserve"> + </w:t>
+      </w:r>
+      <w:r>
+        <w:rPr>
+          <w:rFonts w:ascii="Consolas" w:hAnsi="Consolas" w:eastAsia="Microsoft YaHei"/>
+          <w:b w:val="0"/>
+          <w:color w:val="0B2545"/>
+          <w:sz w:val="22"/>
+        </w:rPr>
+        <w:t>打开文件: allure-report\index.html</w:t>
+      </w:r>
+      <w:r>
+        <w:rPr>
+          <w:rFonts w:ascii="Calibri" w:hAnsi="Calibri" w:eastAsia="Microsoft YaHei"/>
+          <w:b w:val="0"/>
+          <w:color w:val="0B2545"/>
+          <w:sz w:val="22"/>
+        </w:rPr>
+        <w:t xml:space="preserve">, HTML 生成成功(CI=1 跳过自动打开). 非 CI 自动打开: 沙箱无 GUI 走 except 输出 </w:t>
+      </w:r>
+      <w:r>
+        <w:rPr>
+          <w:rFonts w:ascii="Consolas" w:hAnsi="Consolas" w:eastAsia="Microsoft YaHei"/>
+          <w:b w:val="0"/>
+          <w:color w:val="0B2545"/>
+          <w:sz w:val="22"/>
+        </w:rPr>
+        <w:t>自动打开失败</w:t>
+      </w:r>
+      <w:r>
+        <w:rPr>
+          <w:rFonts w:ascii="Calibri" w:hAnsi="Calibri" w:eastAsia="Microsoft YaHei"/>
+          <w:b w:val="0"/>
+          <w:color w:val="0B2545"/>
+          <w:sz w:val="22"/>
+        </w:rPr>
+        <w:t xml:space="preserve"> warning(用户桌面环境会成功).</w:t>
+      </w:r>
+    </w:p>
+    <w:tbl>
+      <w:tblPr>
+        <w:tblStyle w:val="TableGrid"/>
+        <w:tblW w:type="dxa" w:w="10079"/>
+        <w:jc w:val="left"/>
+        <w:tblLayout w:type="fixed"/>
+        <w:tblLook w:firstColumn="1" w:firstRow="1" w:lastColumn="0" w:lastRow="0" w:noHBand="0" w:noVBand="1" w:val="04A0"/>
+        <w:tblBorders>
+          <w:top w:val="single" w:sz="4" w:space="0" w:color="BFBFBF"/>
+          <w:left w:val="single" w:sz="4" w:space="0" w:color="BFBFBF"/>
+          <w:bottom w:val="single" w:sz="4" w:space="0" w:color="BFBFBF"/>
+          <w:right w:val="single" w:sz="4" w:space="0" w:color="BFBFBF"/>
+          <w:insideH w:val="single" w:sz="4" w:space="0" w:color="BFBFBF"/>
+          <w:insideV w:val="single" w:sz="4" w:space="0" w:color="BFBFBF"/>
+        </w:tblBorders>
+      </w:tblPr>
+      <w:tblGrid>
+        <w:gridCol w:w="4031"/>
+        <w:gridCol w:w="4896"/>
+        <w:gridCol w:w="1152"/>
+      </w:tblGrid>
+      <w:tr>
+        <w:tc>
+          <w:tcPr>
+            <w:tcW w:type="dxa" w:w="4031"/>
+            <w:shd w:val="clear" w:color="auto" w:fill="E8EEF5"/>
+            <w:tcMar>
+              <w:top w:w="80" w:type="dxa"/>
+              <w:bottom w:w="80" w:type="dxa"/>
+              <w:start w:w="120" w:type="dxa"/>
+              <w:end w:w="120" w:type="dxa"/>
+            </w:tcMar>
+            <w:vAlign w:val="center"/>
+          </w:tcPr>
+          <w:p>
+            <w:pPr>
+              <w:spacing w:after="0" w:before="0"/>
+            </w:pPr>
+            <w:r>
+              <w:rPr>
+                <w:rFonts w:ascii="Calibri" w:hAnsi="Calibri" w:eastAsia="Microsoft YaHei"/>
+                <w:b/>
+                <w:color w:val="0B2545"/>
+                <w:sz w:val="22"/>
+              </w:rPr>
+              <w:t>文件</w:t>
+            </w:r>
+          </w:p>
+        </w:tc>
+        <w:tc>
+          <w:tcPr>
+            <w:tcW w:type="dxa" w:w="4896"/>
+            <w:shd w:val="clear" w:color="auto" w:fill="E8EEF5"/>
+            <w:tcMar>
+              <w:top w:w="80" w:type="dxa"/>
+              <w:bottom w:w="80" w:type="dxa"/>
+              <w:start w:w="120" w:type="dxa"/>
+              <w:end w:w="120" w:type="dxa"/>
+            </w:tcMar>
+            <w:vAlign w:val="center"/>
+          </w:tcPr>
+          <w:p>
+            <w:pPr>
+              <w:spacing w:after="0" w:before="0"/>
+            </w:pPr>
+            <w:r>
+              <w:rPr>
+                <w:rFonts w:ascii="Calibri" w:hAnsi="Calibri" w:eastAsia="Microsoft YaHei"/>
+                <w:b/>
+                <w:color w:val="0B2545"/>
+                <w:sz w:val="22"/>
+              </w:rPr>
+              <w:t>说明</w:t>
+            </w:r>
+          </w:p>
+        </w:tc>
+        <w:tc>
+          <w:tcPr>
+            <w:tcW w:type="dxa" w:w="1152"/>
+            <w:shd w:val="clear" w:color="auto" w:fill="E8EEF5"/>
+            <w:tcMar>
+              <w:top w:w="80" w:type="dxa"/>
+              <w:bottom w:w="80" w:type="dxa"/>
+              <w:start w:w="120" w:type="dxa"/>
+              <w:end w:w="120" w:type="dxa"/>
+            </w:tcMar>
+            <w:vAlign w:val="center"/>
+          </w:tcPr>
+          <w:p>
+            <w:pPr>
+              <w:spacing w:after="0" w:before="0"/>
+            </w:pPr>
+            <w:r>
+              <w:rPr>
+                <w:rFonts w:ascii="Calibri" w:hAnsi="Calibri" w:eastAsia="Microsoft YaHei"/>
+                <w:b/>
+                <w:color w:val="0B2545"/>
+                <w:sz w:val="22"/>
+              </w:rPr>
+              <w:t>状态</w:t>
+            </w:r>
+          </w:p>
+        </w:tc>
+      </w:tr>
+      <w:tr>
+        <w:tc>
+          <w:tcPr>
+            <w:tcW w:type="dxa" w:w="4031"/>
+            <w:tcMar>
+              <w:top w:w="80" w:type="dxa"/>
+              <w:bottom w:w="80" w:type="dxa"/>
+              <w:start w:w="120" w:type="dxa"/>
+              <w:end w:w="120" w:type="dxa"/>
+            </w:tcMar>
+            <w:vAlign w:val="center"/>
+          </w:tcPr>
+          <w:p>
+            <w:pPr>
+              <w:spacing w:after="0" w:before="0"/>
+            </w:pPr>
+            <w:r>
+              <w:rPr>
+                <w:rFonts w:ascii="Calibri" w:hAnsi="Calibri" w:eastAsia="Microsoft YaHei"/>
+                <w:b w:val="0"/>
+                <w:color w:val="0B2545"/>
+                <w:sz w:val="21"/>
+              </w:rPr>
+              <w:t>projects/jmseu/conftest.py</w:t>
+            </w:r>
+          </w:p>
+        </w:tc>
+        <w:tc>
+          <w:tcPr>
+            <w:tcW w:type="dxa" w:w="4896"/>
+            <w:tcMar>
+              <w:top w:w="80" w:type="dxa"/>
+              <w:bottom w:w="80" w:type="dxa"/>
+              <w:start w:w="120" w:type="dxa"/>
+              <w:end w:w="120" w:type="dxa"/>
+            </w:tcMar>
+            <w:vAlign w:val="center"/>
+          </w:tcPr>
+          <w:p>
+            <w:pPr>
+              <w:spacing w:after="0" w:before="0"/>
+            </w:pPr>
+            <w:r>
+              <w:rPr>
+                <w:rFonts w:ascii="Calibri" w:hAnsi="Calibri" w:eastAsia="Microsoft YaHei"/>
+                <w:b w:val="0"/>
+                <w:color w:val="0B2545"/>
+                <w:sz w:val="21"/>
+              </w:rPr>
+              <w:t>重构 Allure 钩子: 生成 HTML+自动打开从 pytest_terminal_summary 移到 pytest_sessionfinish(不受 --no-summary); logger.info 输出报告路径; _generate_and_open_report helper; terminal_summary 简化为只打印; 加 import loguru</w:t>
+            </w:r>
+          </w:p>
+        </w:tc>
+        <w:tc>
+          <w:tcPr>
+            <w:tcW w:type="dxa" w:w="1152"/>
+            <w:tcMar>
+              <w:top w:w="80" w:type="dxa"/>
+              <w:bottom w:w="80" w:type="dxa"/>
+              <w:start w:w="120" w:type="dxa"/>
+              <w:end w:w="120" w:type="dxa"/>
+            </w:tcMar>
+            <w:vAlign w:val="center"/>
+          </w:tcPr>
+          <w:p>
+            <w:pPr>
+              <w:spacing w:after="0" w:before="0"/>
+            </w:pPr>
+            <w:r>
+              <w:rPr>
+                <w:rFonts w:ascii="Calibri" w:hAnsi="Calibri" w:eastAsia="Microsoft YaHei"/>
+                <w:b w:val="0"/>
+                <w:color w:val="0B2545"/>
+                <w:sz w:val="21"/>
+              </w:rPr>
+              <w:t>重构</w:t>
+            </w:r>
+          </w:p>
+        </w:tc>
+      </w:tr>
+      <w:tr>
+        <w:tc>
+          <w:tcPr>
+            <w:tcW w:type="dxa" w:w="4031"/>
+            <w:tcMar>
+              <w:top w:w="80" w:type="dxa"/>
+              <w:bottom w:w="80" w:type="dxa"/>
+              <w:start w:w="120" w:type="dxa"/>
+              <w:end w:w="120" w:type="dxa"/>
+            </w:tcMar>
+            <w:vAlign w:val="center"/>
+          </w:tcPr>
+          <w:p>
+            <w:pPr>
+              <w:spacing w:after="0" w:before="0"/>
+            </w:pPr>
+            <w:r>
+              <w:rPr>
+                <w:rFonts w:ascii="Calibri" w:hAnsi="Calibri" w:eastAsia="Microsoft YaHei"/>
+                <w:b w:val="0"/>
+                <w:color w:val="0B2545"/>
+                <w:sz w:val="21"/>
+              </w:rPr>
+              <w:t>projects/jmseu/README.md</w:t>
+            </w:r>
+          </w:p>
+        </w:tc>
+        <w:tc>
+          <w:tcPr>
+            <w:tcW w:type="dxa" w:w="4896"/>
+            <w:tcMar>
+              <w:top w:w="80" w:type="dxa"/>
+              <w:bottom w:w="80" w:type="dxa"/>
+              <w:start w:w="120" w:type="dxa"/>
+              <w:end w:w="120" w:type="dxa"/>
+            </w:tcMar>
+            <w:vAlign w:val="center"/>
+          </w:tcPr>
+          <w:p>
+            <w:pPr>
+              <w:spacing w:after="0" w:before="0"/>
+            </w:pPr>
+            <w:r>
+              <w:rPr>
+                <w:rFonts w:ascii="Calibri" w:hAnsi="Calibri" w:eastAsia="Microsoft YaHei"/>
+                <w:b w:val="0"/>
+                <w:color w:val="0B2545"/>
+                <w:sz w:val="21"/>
+              </w:rPr>
+              <w:t>Allure 章节: 三钩子职责说明 + PyCharm --no-summary 抑制说明 + sessionfinish 承担生成与打开</w:t>
+            </w:r>
+          </w:p>
+        </w:tc>
+        <w:tc>
+          <w:tcPr>
+            <w:tcW w:type="dxa" w:w="1152"/>
+            <w:tcMar>
+              <w:top w:w="80" w:type="dxa"/>
+              <w:bottom w:w="80" w:type="dxa"/>
+              <w:start w:w="120" w:type="dxa"/>
+              <w:end w:w="120" w:type="dxa"/>
+            </w:tcMar>
+            <w:vAlign w:val="center"/>
+          </w:tcPr>
+          <w:p>
+            <w:pPr>
+              <w:spacing w:after="0" w:before="0"/>
+            </w:pPr>
+            <w:r>
+              <w:rPr>
+                <w:rFonts w:ascii="Calibri" w:hAnsi="Calibri" w:eastAsia="Microsoft YaHei"/>
+                <w:b w:val="0"/>
+                <w:color w:val="0B2545"/>
+                <w:sz w:val="21"/>
+              </w:rPr>
+              <w:t>修改</w:t>
+            </w:r>
+          </w:p>
+        </w:tc>
+      </w:tr>
+    </w:tbl>
+    <w:p>
+      <w:pPr>
+        <w:spacing w:after="40"/>
+      </w:pPr>
+    </w:p>
+    <w:tbl>
+      <w:tblPr>
+        <w:tblStyle w:val="TableGrid"/>
+        <w:tblW w:type="dxa" w:w="10080"/>
+        <w:jc w:val="left"/>
+        <w:tblLayout w:type="fixed"/>
+        <w:tblLook w:firstColumn="1" w:firstRow="1" w:lastColumn="0" w:lastRow="0" w:noHBand="0" w:noVBand="1" w:val="04A0"/>
+        <w:tblBorders>
+          <w:top w:val="single" w:sz="4" w:space="0" w:color="BFBFBF"/>
+          <w:left w:val="single" w:sz="4" w:space="0" w:color="BFBFBF"/>
+          <w:bottom w:val="single" w:sz="4" w:space="0" w:color="BFBFBF"/>
+          <w:right w:val="single" w:sz="4" w:space="0" w:color="BFBFBF"/>
+          <w:insideH w:val="single" w:sz="4" w:space="0" w:color="BFBFBF"/>
+          <w:insideV w:val="single" w:sz="4" w:space="0" w:color="BFBFBF"/>
+        </w:tblBorders>
+      </w:tblPr>
+      <w:tblGrid>
+        <w:gridCol w:w="2304"/>
+        <w:gridCol w:w="5184"/>
+        <w:gridCol w:w="2592"/>
+      </w:tblGrid>
+      <w:tr>
+        <w:tc>
+          <w:tcPr>
+            <w:tcW w:type="dxa" w:w="2304"/>
+            <w:shd w:val="clear" w:color="auto" w:fill="E8EEF5"/>
+            <w:tcMar>
+              <w:top w:w="80" w:type="dxa"/>
+              <w:bottom w:w="80" w:type="dxa"/>
+              <w:start w:w="120" w:type="dxa"/>
+              <w:end w:w="120" w:type="dxa"/>
+            </w:tcMar>
+            <w:vAlign w:val="center"/>
+          </w:tcPr>
+          <w:p>
+            <w:pPr>
+              <w:spacing w:after="0" w:before="0"/>
+            </w:pPr>
+            <w:r>
+              <w:rPr>
+                <w:rFonts w:ascii="Calibri" w:hAnsi="Calibri" w:eastAsia="Microsoft YaHei"/>
+                <w:b/>
+                <w:color w:val="0B2545"/>
+                <w:sz w:val="22"/>
+              </w:rPr>
+              <w:t>检查项</w:t>
+            </w:r>
+          </w:p>
+        </w:tc>
+        <w:tc>
+          <w:tcPr>
+            <w:tcW w:type="dxa" w:w="5184"/>
+            <w:shd w:val="clear" w:color="auto" w:fill="E8EEF5"/>
+            <w:tcMar>
+              <w:top w:w="80" w:type="dxa"/>
+              <w:bottom w:w="80" w:type="dxa"/>
+              <w:start w:w="120" w:type="dxa"/>
+              <w:end w:w="120" w:type="dxa"/>
+            </w:tcMar>
+            <w:vAlign w:val="center"/>
+          </w:tcPr>
+          <w:p>
+            <w:pPr>
+              <w:spacing w:after="0" w:before="0"/>
+            </w:pPr>
+            <w:r>
+              <w:rPr>
+                <w:rFonts w:ascii="Calibri" w:hAnsi="Calibri" w:eastAsia="Microsoft YaHei"/>
+                <w:b/>
+                <w:color w:val="0B2545"/>
+                <w:sz w:val="22"/>
+              </w:rPr>
+              <w:t>命令</w:t>
+            </w:r>
+          </w:p>
+        </w:tc>
+        <w:tc>
+          <w:tcPr>
+            <w:tcW w:type="dxa" w:w="2592"/>
+            <w:shd w:val="clear" w:color="auto" w:fill="E8EEF5"/>
+            <w:tcMar>
+              <w:top w:w="80" w:type="dxa"/>
+              <w:bottom w:w="80" w:type="dxa"/>
+              <w:start w:w="120" w:type="dxa"/>
+              <w:end w:w="120" w:type="dxa"/>
+            </w:tcMar>
+            <w:vAlign w:val="center"/>
+          </w:tcPr>
+          <w:p>
+            <w:pPr>
+              <w:spacing w:after="0" w:before="0"/>
+            </w:pPr>
+            <w:r>
+              <w:rPr>
+                <w:rFonts w:ascii="Calibri" w:hAnsi="Calibri" w:eastAsia="Microsoft YaHei"/>
+                <w:b/>
+                <w:color w:val="0B2545"/>
+                <w:sz w:val="22"/>
+              </w:rPr>
+              <w:t>结果</w:t>
+            </w:r>
+          </w:p>
+        </w:tc>
+      </w:tr>
+      <w:tr>
+        <w:tc>
+          <w:tcPr>
+            <w:tcW w:type="dxa" w:w="2304"/>
+            <w:tcMar>
+              <w:top w:w="80" w:type="dxa"/>
+              <w:bottom w:w="80" w:type="dxa"/>
+              <w:start w:w="120" w:type="dxa"/>
+              <w:end w:w="120" w:type="dxa"/>
+            </w:tcMar>
+            <w:vAlign w:val="center"/>
+          </w:tcPr>
+          <w:p>
+            <w:pPr>
+              <w:spacing w:after="0" w:before="0"/>
+            </w:pPr>
+            <w:r>
+              <w:rPr>
+                <w:rFonts w:ascii="Calibri" w:hAnsi="Calibri" w:eastAsia="Microsoft YaHei"/>
+                <w:b w:val="0"/>
+                <w:color w:val="0B2545"/>
+                <w:sz w:val="21"/>
+              </w:rPr>
+              <w:t>ruff lint</w:t>
+            </w:r>
+          </w:p>
+        </w:tc>
+        <w:tc>
+          <w:tcPr>
+            <w:tcW w:type="dxa" w:w="5184"/>
+            <w:tcMar>
+              <w:top w:w="80" w:type="dxa"/>
+              <w:bottom w:w="80" w:type="dxa"/>
+              <w:start w:w="120" w:type="dxa"/>
+              <w:end w:w="120" w:type="dxa"/>
+            </w:tcMar>
+            <w:vAlign w:val="center"/>
+          </w:tcPr>
+          <w:p>
+            <w:pPr>
+              <w:spacing w:after="0" w:before="0"/>
+            </w:pPr>
+            <w:r>
+              <w:rPr>
+                <w:rFonts w:ascii="Calibri" w:hAnsi="Calibri" w:eastAsia="Microsoft YaHei"/>
+                <w:b w:val="0"/>
+                <w:color w:val="0B2545"/>
+                <w:sz w:val="21"/>
+              </w:rPr>
+              <w:t>ruff check projects/jmseu/conftest.py</w:t>
+            </w:r>
+          </w:p>
+        </w:tc>
+        <w:tc>
+          <w:tcPr>
+            <w:tcW w:type="dxa" w:w="2592"/>
+            <w:tcMar>
+              <w:top w:w="80" w:type="dxa"/>
+              <w:bottom w:w="80" w:type="dxa"/>
+              <w:start w:w="120" w:type="dxa"/>
+              <w:end w:w="120" w:type="dxa"/>
+            </w:tcMar>
+            <w:vAlign w:val="center"/>
+          </w:tcPr>
+          <w:p>
+            <w:pPr>
+              <w:spacing w:after="0" w:before="0"/>
+            </w:pPr>
+            <w:r>
+              <w:rPr>
+                <w:rFonts w:ascii="Calibri" w:hAnsi="Calibri" w:eastAsia="Microsoft YaHei"/>
+                <w:b w:val="0"/>
+                <w:color w:val="0B2545"/>
+                <w:sz w:val="21"/>
+              </w:rPr>
+              <w:t>All checks passed</w:t>
+            </w:r>
+          </w:p>
+        </w:tc>
+      </w:tr>
+      <w:tr>
+        <w:tc>
+          <w:tcPr>
+            <w:tcW w:type="dxa" w:w="2304"/>
+            <w:tcMar>
+              <w:top w:w="80" w:type="dxa"/>
+              <w:bottom w:w="80" w:type="dxa"/>
+              <w:start w:w="120" w:type="dxa"/>
+              <w:end w:w="120" w:type="dxa"/>
+            </w:tcMar>
+            <w:vAlign w:val="center"/>
+          </w:tcPr>
+          <w:p>
+            <w:pPr>
+              <w:spacing w:after="0" w:before="0"/>
+            </w:pPr>
+            <w:r>
+              <w:rPr>
+                <w:rFonts w:ascii="Calibri" w:hAnsi="Calibri" w:eastAsia="Microsoft YaHei"/>
+                <w:b w:val="0"/>
+                <w:color w:val="0B2545"/>
+                <w:sz w:val="21"/>
+              </w:rPr>
+              <w:t>ruff format</w:t>
+            </w:r>
+          </w:p>
+        </w:tc>
+        <w:tc>
+          <w:tcPr>
+            <w:tcW w:type="dxa" w:w="5184"/>
+            <w:tcMar>
+              <w:top w:w="80" w:type="dxa"/>
+              <w:bottom w:w="80" w:type="dxa"/>
+              <w:start w:w="120" w:type="dxa"/>
+              <w:end w:w="120" w:type="dxa"/>
+            </w:tcMar>
+            <w:vAlign w:val="center"/>
+          </w:tcPr>
+          <w:p>
+            <w:pPr>
+              <w:spacing w:after="0" w:before="0"/>
+            </w:pPr>
+            <w:r>
+              <w:rPr>
+                <w:rFonts w:ascii="Calibri" w:hAnsi="Calibri" w:eastAsia="Microsoft YaHei"/>
+                <w:b w:val="0"/>
+                <w:color w:val="0B2545"/>
+                <w:sz w:val="21"/>
+              </w:rPr>
+              <w:t>ruff format projects/jmseu/conftest.py</w:t>
+            </w:r>
+          </w:p>
+        </w:tc>
+        <w:tc>
+          <w:tcPr>
+            <w:tcW w:type="dxa" w:w="2592"/>
+            <w:tcMar>
+              <w:top w:w="80" w:type="dxa"/>
+              <w:bottom w:w="80" w:type="dxa"/>
+              <w:start w:w="120" w:type="dxa"/>
+              <w:end w:w="120" w:type="dxa"/>
+            </w:tcMar>
+            <w:vAlign w:val="center"/>
+          </w:tcPr>
+          <w:p>
+            <w:pPr>
+              <w:spacing w:after="0" w:before="0"/>
+            </w:pPr>
+            <w:r>
+              <w:rPr>
+                <w:rFonts w:ascii="Calibri" w:hAnsi="Calibri" w:eastAsia="Microsoft YaHei"/>
+                <w:b w:val="0"/>
+                <w:color w:val="0B2545"/>
+                <w:sz w:val="21"/>
+              </w:rPr>
+              <w:t>1 file reformatted</w:t>
+            </w:r>
+          </w:p>
+        </w:tc>
+      </w:tr>
+      <w:tr>
+        <w:tc>
+          <w:tcPr>
+            <w:tcW w:type="dxa" w:w="2304"/>
+            <w:tcMar>
+              <w:top w:w="80" w:type="dxa"/>
+              <w:bottom w:w="80" w:type="dxa"/>
+              <w:start w:w="120" w:type="dxa"/>
+              <w:end w:w="120" w:type="dxa"/>
+            </w:tcMar>
+            <w:vAlign w:val="center"/>
+          </w:tcPr>
+          <w:p>
+            <w:pPr>
+              <w:spacing w:after="0" w:before="0"/>
+            </w:pPr>
+            <w:r>
+              <w:rPr>
+                <w:rFonts w:ascii="Calibri" w:hAnsi="Calibri" w:eastAsia="Microsoft YaHei"/>
+                <w:b w:val="0"/>
+                <w:color w:val="0B2545"/>
+                <w:sz w:val="21"/>
+              </w:rPr>
+              <w:t>mypy</w:t>
+            </w:r>
+          </w:p>
+        </w:tc>
+        <w:tc>
+          <w:tcPr>
+            <w:tcW w:type="dxa" w:w="5184"/>
+            <w:tcMar>
+              <w:top w:w="80" w:type="dxa"/>
+              <w:bottom w:w="80" w:type="dxa"/>
+              <w:start w:w="120" w:type="dxa"/>
+              <w:end w:w="120" w:type="dxa"/>
+            </w:tcMar>
+            <w:vAlign w:val="center"/>
+          </w:tcPr>
+          <w:p>
+            <w:pPr>
+              <w:spacing w:after="0" w:before="0"/>
+            </w:pPr>
+            <w:r>
+              <w:rPr>
+                <w:rFonts w:ascii="Calibri" w:hAnsi="Calibri" w:eastAsia="Microsoft YaHei"/>
+                <w:b w:val="0"/>
+                <w:color w:val="0B2545"/>
+                <w:sz w:val="21"/>
+              </w:rPr>
+              <w:t>mypy projects/jmseu/conftest.py</w:t>
+            </w:r>
+          </w:p>
+        </w:tc>
+        <w:tc>
+          <w:tcPr>
+            <w:tcW w:type="dxa" w:w="2592"/>
+            <w:tcMar>
+              <w:top w:w="80" w:type="dxa"/>
+              <w:bottom w:w="80" w:type="dxa"/>
+              <w:start w:w="120" w:type="dxa"/>
+              <w:end w:w="120" w:type="dxa"/>
+            </w:tcMar>
+            <w:vAlign w:val="center"/>
+          </w:tcPr>
+          <w:p>
+            <w:pPr>
+              <w:spacing w:after="0" w:before="0"/>
+            </w:pPr>
+            <w:r>
+              <w:rPr>
+                <w:rFonts w:ascii="Calibri" w:hAnsi="Calibri" w:eastAsia="Microsoft YaHei"/>
+                <w:b w:val="0"/>
+                <w:color w:val="0B2545"/>
+                <w:sz w:val="21"/>
+              </w:rPr>
+              <w:t>Success: no issues</w:t>
+            </w:r>
+          </w:p>
+        </w:tc>
+      </w:tr>
+      <w:tr>
+        <w:tc>
+          <w:tcPr>
+            <w:tcW w:type="dxa" w:w="2304"/>
+            <w:tcMar>
+              <w:top w:w="80" w:type="dxa"/>
+              <w:bottom w:w="80" w:type="dxa"/>
+              <w:start w:w="120" w:type="dxa"/>
+              <w:end w:w="120" w:type="dxa"/>
+            </w:tcMar>
+            <w:vAlign w:val="center"/>
+          </w:tcPr>
+          <w:p>
+            <w:pPr>
+              <w:spacing w:after="0" w:before="0"/>
+            </w:pPr>
+            <w:r>
+              <w:rPr>
+                <w:rFonts w:ascii="Calibri" w:hAnsi="Calibri" w:eastAsia="Microsoft YaHei"/>
+                <w:b w:val="0"/>
+                <w:color w:val="0B2545"/>
+                <w:sz w:val="21"/>
+              </w:rPr>
+              <w:t>模拟PyCharm</w:t>
+            </w:r>
+          </w:p>
+        </w:tc>
+        <w:tc>
+          <w:tcPr>
+            <w:tcW w:type="dxa" w:w="5184"/>
+            <w:tcMar>
+              <w:top w:w="80" w:type="dxa"/>
+              <w:bottom w:w="80" w:type="dxa"/>
+              <w:start w:w="120" w:type="dxa"/>
+              <w:end w:w="120" w:type="dxa"/>
+            </w:tcMar>
+            <w:vAlign w:val="center"/>
+          </w:tcPr>
+          <w:p>
+            <w:pPr>
+              <w:spacing w:after="0" w:before="0"/>
+            </w:pPr>
+            <w:r>
+              <w:rPr>
+                <w:rFonts w:ascii="Calibri" w:hAnsi="Calibri" w:eastAsia="Microsoft YaHei"/>
+                <w:b w:val="0"/>
+                <w:color w:val="0B2545"/>
+                <w:sz w:val="21"/>
+              </w:rPr>
+              <w:t>pytest --no-header --no-summary -q (CI=1)</w:t>
+            </w:r>
+          </w:p>
+        </w:tc>
+        <w:tc>
+          <w:tcPr>
+            <w:tcW w:type="dxa" w:w="2592"/>
+            <w:tcMar>
+              <w:top w:w="80" w:type="dxa"/>
+              <w:bottom w:w="80" w:type="dxa"/>
+              <w:start w:w="120" w:type="dxa"/>
+              <w:end w:w="120" w:type="dxa"/>
+            </w:tcMar>
+            <w:vAlign w:val="center"/>
+          </w:tcPr>
+          <w:p>
+            <w:pPr>
+              <w:spacing w:after="0" w:before="0"/>
+            </w:pPr>
+            <w:r>
+              <w:rPr>
+                <w:rFonts w:ascii="Calibri" w:hAnsi="Calibri" w:eastAsia="Microsoft YaHei"/>
+                <w:b w:val="0"/>
+                <w:color w:val="0B2545"/>
+                <w:sz w:val="21"/>
+              </w:rPr>
+              <w:t>1 passed; sessionfinish 执行: logger 输出 Allure HTML 报告 + 打开文件, HTML 生成</w:t>
+            </w:r>
+          </w:p>
+        </w:tc>
+      </w:tr>
+      <w:tr>
+        <w:tc>
+          <w:tcPr>
+            <w:tcW w:type="dxa" w:w="2304"/>
+            <w:tcMar>
+              <w:top w:w="80" w:type="dxa"/>
+              <w:bottom w:w="80" w:type="dxa"/>
+              <w:start w:w="120" w:type="dxa"/>
+              <w:end w:w="120" w:type="dxa"/>
+            </w:tcMar>
+            <w:vAlign w:val="center"/>
+          </w:tcPr>
+          <w:p>
+            <w:pPr>
+              <w:spacing w:after="0" w:before="0"/>
+            </w:pPr>
+            <w:r>
+              <w:rPr>
+                <w:rFonts w:ascii="Calibri" w:hAnsi="Calibri" w:eastAsia="Microsoft YaHei"/>
+                <w:b w:val="0"/>
+                <w:color w:val="0B2545"/>
+                <w:sz w:val="21"/>
+              </w:rPr>
+              <w:t>非CI自动打开</w:t>
+            </w:r>
+          </w:p>
+        </w:tc>
+        <w:tc>
+          <w:tcPr>
+            <w:tcW w:type="dxa" w:w="5184"/>
+            <w:tcMar>
+              <w:top w:w="80" w:type="dxa"/>
+              <w:bottom w:w="80" w:type="dxa"/>
+              <w:start w:w="120" w:type="dxa"/>
+              <w:end w:w="120" w:type="dxa"/>
+            </w:tcMar>
+            <w:vAlign w:val="center"/>
+          </w:tcPr>
+          <w:p>
+            <w:pPr>
+              <w:spacing w:after="0" w:before="0"/>
+            </w:pPr>
+            <w:r>
+              <w:rPr>
+                <w:rFonts w:ascii="Calibri" w:hAnsi="Calibri" w:eastAsia="Microsoft YaHei"/>
+                <w:b w:val="0"/>
+                <w:color w:val="0B2545"/>
+                <w:sz w:val="21"/>
+              </w:rPr>
+              <w:t>pytest --no-summary (无CI)</w:t>
+            </w:r>
+          </w:p>
+        </w:tc>
+        <w:tc>
+          <w:tcPr>
+            <w:tcW w:type="dxa" w:w="2592"/>
+            <w:tcMar>
+              <w:top w:w="80" w:type="dxa"/>
+              <w:bottom w:w="80" w:type="dxa"/>
+              <w:start w:w="120" w:type="dxa"/>
+              <w:end w:w="120" w:type="dxa"/>
+            </w:tcMar>
+            <w:vAlign w:val="center"/>
+          </w:tcPr>
+          <w:p>
+            <w:pPr>
+              <w:spacing w:after="0" w:before="0"/>
+            </w:pPr>
+            <w:r>
+              <w:rPr>
+                <w:rFonts w:ascii="Calibri" w:hAnsi="Calibri" w:eastAsia="Microsoft YaHei"/>
+                <w:b w:val="0"/>
+                <w:color w:val="0B2545"/>
+                <w:sz w:val="21"/>
+              </w:rPr>
+              <w:t>logger.warning 自动打开失败(沙箱无GUI); 用户桌面会成功</w:t>
+            </w:r>
+          </w:p>
+        </w:tc>
+      </w:tr>
+    </w:tbl>
+    <w:p>
+      <w:pPr>
+        <w:spacing w:after="40"/>
+      </w:pPr>
+    </w:p>
+    <w:tbl>
+      <w:tblPr>
+        <w:tblStyle w:val="TableGrid"/>
+        <w:tblW w:type="dxa" w:w="10080"/>
+        <w:jc w:val="left"/>
+        <w:tblLayout w:type="fixed"/>
+        <w:tblLook w:firstColumn="1" w:firstRow="1" w:lastColumn="0" w:lastRow="0" w:noHBand="0" w:noVBand="1" w:val="04A0"/>
+        <w:tblBorders>
+          <w:top w:val="single" w:sz="4" w:space="0" w:color="BFBFBF"/>
+          <w:left w:val="single" w:sz="4" w:space="0" w:color="BFBFBF"/>
+          <w:bottom w:val="single" w:sz="4" w:space="0" w:color="BFBFBF"/>
+          <w:right w:val="single" w:sz="4" w:space="0" w:color="BFBFBF"/>
+          <w:insideH w:val="single" w:sz="4" w:space="0" w:color="BFBFBF"/>
+          <w:insideV w:val="single" w:sz="4" w:space="0" w:color="BFBFBF"/>
+        </w:tblBorders>
+      </w:tblPr>
+      <w:tblGrid>
+        <w:gridCol w:w="2304"/>
+        <w:gridCol w:w="7776"/>
+      </w:tblGrid>
+      <w:tr>
+        <w:tc>
+          <w:tcPr>
+            <w:tcW w:type="dxa" w:w="2304"/>
+            <w:shd w:val="clear" w:color="auto" w:fill="E8EEF5"/>
+            <w:tcMar>
+              <w:top w:w="80" w:type="dxa"/>
+              <w:bottom w:w="80" w:type="dxa"/>
+              <w:start w:w="120" w:type="dxa"/>
+              <w:end w:w="120" w:type="dxa"/>
+            </w:tcMar>
+            <w:vAlign w:val="center"/>
+          </w:tcPr>
+          <w:p>
+            <w:pPr>
+              <w:spacing w:after="0" w:before="0"/>
+            </w:pPr>
+            <w:r>
+              <w:rPr>
+                <w:rFonts w:ascii="Calibri" w:hAnsi="Calibri" w:eastAsia="Microsoft YaHei"/>
+                <w:b/>
+                <w:color w:val="0B2545"/>
+                <w:sz w:val="22"/>
+              </w:rPr>
+              <w:t>维度</w:t>
+            </w:r>
+          </w:p>
+        </w:tc>
+        <w:tc>
+          <w:tcPr>
+            <w:tcW w:type="dxa" w:w="7776"/>
+            <w:shd w:val="clear" w:color="auto" w:fill="E8EEF5"/>
+            <w:tcMar>
+              <w:top w:w="80" w:type="dxa"/>
+              <w:bottom w:w="80" w:type="dxa"/>
+              <w:start w:w="120" w:type="dxa"/>
+              <w:end w:w="120" w:type="dxa"/>
+            </w:tcMar>
+            <w:vAlign w:val="center"/>
+          </w:tcPr>
+          <w:p>
+            <w:pPr>
+              <w:spacing w:after="0" w:before="0"/>
+            </w:pPr>
+            <w:r>
+              <w:rPr>
+                <w:rFonts w:ascii="Calibri" w:hAnsi="Calibri" w:eastAsia="Microsoft YaHei"/>
+                <w:b/>
+                <w:color w:val="0B2545"/>
+                <w:sz w:val="22"/>
+              </w:rPr>
+              <w:t>说明</w:t>
+            </w:r>
+          </w:p>
+        </w:tc>
+      </w:tr>
+      <w:tr>
+        <w:tc>
+          <w:tcPr>
+            <w:tcW w:type="dxa" w:w="2304"/>
+            <w:tcMar>
+              <w:top w:w="80" w:type="dxa"/>
+              <w:bottom w:w="80" w:type="dxa"/>
+              <w:start w:w="120" w:type="dxa"/>
+              <w:end w:w="120" w:type="dxa"/>
+            </w:tcMar>
+            <w:vAlign w:val="center"/>
+          </w:tcPr>
+          <w:p>
+            <w:pPr>
+              <w:spacing w:after="0" w:before="0"/>
+            </w:pPr>
+            <w:r>
+              <w:rPr>
+                <w:rFonts w:ascii="Calibri" w:hAnsi="Calibri" w:eastAsia="Microsoft YaHei"/>
+                <w:b w:val="0"/>
+                <w:color w:val="0B2545"/>
+                <w:sz w:val="21"/>
+              </w:rPr>
+              <w:t>改动范围</w:t>
+            </w:r>
+          </w:p>
+        </w:tc>
+        <w:tc>
+          <w:tcPr>
+            <w:tcW w:type="dxa" w:w="7776"/>
+            <w:tcMar>
+              <w:top w:w="80" w:type="dxa"/>
+              <w:bottom w:w="80" w:type="dxa"/>
+              <w:start w:w="120" w:type="dxa"/>
+              <w:end w:w="120" w:type="dxa"/>
+            </w:tcMar>
+            <w:vAlign w:val="center"/>
+          </w:tcPr>
+          <w:p>
+            <w:pPr>
+              <w:spacing w:after="0" w:before="0"/>
+            </w:pPr>
+            <w:r>
+              <w:rPr>
+                <w:rFonts w:ascii="Calibri" w:hAnsi="Calibri" w:eastAsia="Microsoft YaHei"/>
+                <w:b w:val="0"/>
+                <w:color w:val="0B2545"/>
+                <w:sz w:val="21"/>
+              </w:rPr>
+              <w:t>仅 projects/jmseu/conftest.py + README,不触碰 framework 核心</w:t>
+            </w:r>
+          </w:p>
+        </w:tc>
+      </w:tr>
+      <w:tr>
+        <w:tc>
+          <w:tcPr>
+            <w:tcW w:type="dxa" w:w="2304"/>
+            <w:tcMar>
+              <w:top w:w="80" w:type="dxa"/>
+              <w:bottom w:w="80" w:type="dxa"/>
+              <w:start w:w="120" w:type="dxa"/>
+              <w:end w:w="120" w:type="dxa"/>
+            </w:tcMar>
+            <w:vAlign w:val="center"/>
+          </w:tcPr>
+          <w:p>
+            <w:pPr>
+              <w:spacing w:after="0" w:before="0"/>
+            </w:pPr>
+            <w:r>
+              <w:rPr>
+                <w:rFonts w:ascii="Calibri" w:hAnsi="Calibri" w:eastAsia="Microsoft YaHei"/>
+                <w:b w:val="0"/>
+                <w:color w:val="0B2545"/>
+                <w:sz w:val="21"/>
+              </w:rPr>
+              <w:t>依赖方向</w:t>
+            </w:r>
+          </w:p>
+        </w:tc>
+        <w:tc>
+          <w:tcPr>
+            <w:tcW w:type="dxa" w:w="7776"/>
+            <w:tcMar>
+              <w:top w:w="80" w:type="dxa"/>
+              <w:bottom w:w="80" w:type="dxa"/>
+              <w:start w:w="120" w:type="dxa"/>
+              <w:end w:w="120" w:type="dxa"/>
+            </w:tcMar>
+            <w:vAlign w:val="center"/>
+          </w:tcPr>
+          <w:p>
+            <w:pPr>
+              <w:spacing w:after="0" w:before="0"/>
+            </w:pPr>
+            <w:r>
+              <w:rPr>
+                <w:rFonts w:ascii="Calibri" w:hAnsi="Calibri" w:eastAsia="Microsoft YaHei"/>
+                <w:b w:val="0"/>
+                <w:color w:val="0B2545"/>
+                <w:sz w:val="21"/>
+              </w:rPr>
+              <w:t>jmseu -&gt; framework(单向向下,规则11)</w:t>
+            </w:r>
+          </w:p>
+        </w:tc>
+      </w:tr>
+      <w:tr>
+        <w:tc>
+          <w:tcPr>
+            <w:tcW w:type="dxa" w:w="2304"/>
+            <w:tcMar>
+              <w:top w:w="80" w:type="dxa"/>
+              <w:bottom w:w="80" w:type="dxa"/>
+              <w:start w:w="120" w:type="dxa"/>
+              <w:end w:w="120" w:type="dxa"/>
+            </w:tcMar>
+            <w:vAlign w:val="center"/>
+          </w:tcPr>
+          <w:p>
+            <w:pPr>
+              <w:spacing w:after="0" w:before="0"/>
+            </w:pPr>
+            <w:r>
+              <w:rPr>
+                <w:rFonts w:ascii="Calibri" w:hAnsi="Calibri" w:eastAsia="Microsoft YaHei"/>
+                <w:b w:val="0"/>
+                <w:color w:val="0B2545"/>
+                <w:sz w:val="21"/>
+              </w:rPr>
+              <w:t>接口变更</w:t>
+            </w:r>
+          </w:p>
+        </w:tc>
+        <w:tc>
+          <w:tcPr>
+            <w:tcW w:type="dxa" w:w="7776"/>
+            <w:tcMar>
+              <w:top w:w="80" w:type="dxa"/>
+              <w:bottom w:w="80" w:type="dxa"/>
+              <w:start w:w="120" w:type="dxa"/>
+              <w:end w:w="120" w:type="dxa"/>
+            </w:tcMar>
+            <w:vAlign w:val="center"/>
+          </w:tcPr>
+          <w:p>
+            <w:pPr>
+              <w:spacing w:after="0" w:before="0"/>
+            </w:pPr>
+            <w:r>
+              <w:rPr>
+                <w:rFonts w:ascii="Calibri" w:hAnsi="Calibri" w:eastAsia="Microsoft YaHei"/>
+                <w:b w:val="0"/>
+                <w:color w:val="0B2545"/>
+                <w:sz w:val="21"/>
+              </w:rPr>
+              <w:t>pytest_sessionfinish 扩展职责(生成HTML+打开); pytest_terminal_summary 简化(只打印,不生成)</w:t>
+            </w:r>
+          </w:p>
+        </w:tc>
+      </w:tr>
+      <w:tr>
+        <w:tc>
+          <w:tcPr>
+            <w:tcW w:type="dxa" w:w="2304"/>
+            <w:tcMar>
+              <w:top w:w="80" w:type="dxa"/>
+              <w:bottom w:w="80" w:type="dxa"/>
+              <w:start w:w="120" w:type="dxa"/>
+              <w:end w:w="120" w:type="dxa"/>
+            </w:tcMar>
+            <w:vAlign w:val="center"/>
+          </w:tcPr>
+          <w:p>
+            <w:pPr>
+              <w:spacing w:after="0" w:before="0"/>
+            </w:pPr>
+            <w:r>
+              <w:rPr>
+                <w:rFonts w:ascii="Calibri" w:hAnsi="Calibri" w:eastAsia="Microsoft YaHei"/>
+                <w:b w:val="0"/>
+                <w:color w:val="0B2545"/>
+                <w:sz w:val="21"/>
+              </w:rPr>
+              <w:t>测试隔离</w:t>
+            </w:r>
+          </w:p>
+        </w:tc>
+        <w:tc>
+          <w:tcPr>
+            <w:tcW w:type="dxa" w:w="7776"/>
+            <w:tcMar>
+              <w:top w:w="80" w:type="dxa"/>
+              <w:bottom w:w="80" w:type="dxa"/>
+              <w:start w:w="120" w:type="dxa"/>
+              <w:end w:w="120" w:type="dxa"/>
+            </w:tcMar>
+            <w:vAlign w:val="center"/>
+          </w:tcPr>
+          <w:p>
+            <w:pPr>
+              <w:spacing w:after="0" w:before="0"/>
+            </w:pPr>
+            <w:r>
+              <w:rPr>
+                <w:rFonts w:ascii="Calibri" w:hAnsi="Calibri" w:eastAsia="Microsoft YaHei"/>
+                <w:b w:val="0"/>
+                <w:color w:val="0B2545"/>
+                <w:sz w:val="21"/>
+              </w:rPr>
+              <w:t>假页面测试不变; 自动打开依赖本地 GUI(CI/Jenkins 跳过)</w:t>
+            </w:r>
+          </w:p>
+        </w:tc>
+      </w:tr>
+      <w:tr>
+        <w:tc>
+          <w:tcPr>
+            <w:tcW w:type="dxa" w:w="2304"/>
+            <w:tcMar>
+              <w:top w:w="80" w:type="dxa"/>
+              <w:bottom w:w="80" w:type="dxa"/>
+              <w:start w:w="120" w:type="dxa"/>
+              <w:end w:w="120" w:type="dxa"/>
+            </w:tcMar>
+            <w:vAlign w:val="center"/>
+          </w:tcPr>
+          <w:p>
+            <w:pPr>
+              <w:spacing w:after="0" w:before="0"/>
+            </w:pPr>
+            <w:r>
+              <w:rPr>
+                <w:rFonts w:ascii="Calibri" w:hAnsi="Calibri" w:eastAsia="Microsoft YaHei"/>
+                <w:b w:val="0"/>
+                <w:color w:val="0B2545"/>
+                <w:sz w:val="21"/>
+              </w:rPr>
+              <w:t>密钥外置</w:t>
+            </w:r>
+          </w:p>
+        </w:tc>
+        <w:tc>
+          <w:tcPr>
+            <w:tcW w:type="dxa" w:w="7776"/>
+            <w:tcMar>
+              <w:top w:w="80" w:type="dxa"/>
+              <w:bottom w:w="80" w:type="dxa"/>
+              <w:start w:w="120" w:type="dxa"/>
+              <w:end w:w="120" w:type="dxa"/>
+            </w:tcMar>
+            <w:vAlign w:val="center"/>
+          </w:tcPr>
+          <w:p>
+            <w:pPr>
+              <w:spacing w:after="0" w:before="0"/>
+            </w:pPr>
+            <w:r>
+              <w:rPr>
+                <w:rFonts w:ascii="Calibri" w:hAnsi="Calibri" w:eastAsia="Microsoft YaHei"/>
+                <w:b w:val="0"/>
+                <w:color w:val="0B2545"/>
+                <w:sz w:val="21"/>
+              </w:rPr>
+              <w:t>无</w:t>
+            </w:r>
+          </w:p>
+        </w:tc>
+      </w:tr>
+    </w:tbl>
+    <w:p>
+      <w:pPr>
+        <w:spacing w:after="40"/>
+      </w:pPr>
+    </w:p>
+    <w:tbl>
+      <w:tblPr>
+        <w:tblW w:type="auto" w:w="0"/>
+        <w:tblLook w:firstColumn="1" w:firstRow="1" w:lastColumn="0" w:lastRow="0" w:noHBand="0" w:noVBand="1" w:val="04A0"/>
+        <w:tblW w:w="9360" w:type="dxa"/>
+        <w:tblBorders>
+          <w:top w:val="single" w:sz="4" w:space="0" w:color="E2D9B0"/>
+          <w:left w:val="single" w:sz="4" w:space="0" w:color="E2D9B0"/>
+          <w:bottom w:val="single" w:sz="4" w:space="0" w:color="E2D9B0"/>
+          <w:right w:val="single" w:sz="4" w:space="0" w:color="E2D9B0"/>
+          <w:insideH w:val="single" w:sz="4" w:space="0" w:color="E2D9B0"/>
+          <w:insideV w:val="single" w:sz="4" w:space="0" w:color="E2D9B0"/>
+        </w:tblBorders>
+      </w:tblPr>
+      <w:tblGrid>
+        <w:gridCol w:w="9360"/>
+      </w:tblGrid>
+      <w:tr>
+        <w:tc>
+          <w:tcPr>
+            <w:tcW w:type="dxa" w:w="8640"/>
+            <w:shd w:val="clear" w:color="auto" w:fill="FBF6E8"/>
+            <w:tcMar>
+              <w:top w:w="100" w:type="dxa"/>
+              <w:bottom w:w="100" w:type="dxa"/>
+              <w:start w:w="160" w:type="dxa"/>
+              <w:end w:w="160" w:type="dxa"/>
+            </w:tcMar>
+          </w:tcPr>
+          <w:p>
+            <w:pPr>
+              <w:spacing w:after="0"/>
+            </w:pPr>
+            <w:r>
+              <w:rPr>
+                <w:rFonts w:ascii="Calibri" w:hAnsi="Calibri" w:eastAsia="Microsoft YaHei"/>
+                <w:b/>
+                <w:color w:val="0B2545"/>
+                <w:sz w:val="21"/>
+              </w:rPr>
+              <w:t xml:space="preserve">状态 </w:t>
+            </w:r>
+            <w:r>
+              <w:rPr>
+                <w:rFonts w:ascii="Calibri" w:hAnsi="Calibri" w:eastAsia="Microsoft YaHei"/>
+                <w:b w:val="0"/>
+                <w:color w:val="0B2545"/>
+                <w:sz w:val="21"/>
+              </w:rPr>
+              <w:t>PyCharm Allure 报告根因定位并修复: PyCharm 的 _jb_pytest_runner.py 强制 --no-summary 抑制 pytest_terminal_summary. 将生成 HTML+自动打开移到 pytest_sessionfinish(不受抑制) + logger 输出. 模拟 --no-summary 验证通过. 已留痕.</w:t>
+            </w:r>
+          </w:p>
+        </w:tc>
+      </w:tr>
+    </w:tbl>
+    <w:p>
+      <w:pPr>
+        <w:spacing w:after="40"/>
+      </w:pPr>
+    </w:p>
+    <w:p>
+      <w:pPr>
+        <w:spacing w:before="320" w:after="160"/>
+        <w:shd w:val="clear" w:color="auto" w:fill="E8F0F9"/>
+        <w:ind w:left="120" w:right="120"/>
+        <w:spacing w:before="120" w:after="120"/>
+      </w:pPr>
+      <w:r>
+        <w:rPr>
+          <w:rFonts w:ascii="Calibri" w:hAnsi="Calibri" w:eastAsia="Microsoft YaHei"/>
+          <w:b/>
+          <w:color w:val="1F4D78"/>
+          <w:sz w:val="22"/>
+        </w:rPr>
+        <w:t>【用户】 报告转圈+想要可点击路径 · 对话 9 · 2026-08-05</w:t>
+      </w:r>
+    </w:p>
+    <w:p>
+      <w:pPr>
+        <w:spacing w:after="120"/>
+      </w:pPr>
+      <w:r>
+        <w:rPr>
+          <w:rFonts w:ascii="Calibri" w:hAnsi="Calibri" w:eastAsia="Microsoft YaHei"/>
+          <w:b w:val="0"/>
+          <w:color w:val="0B2545"/>
+          <w:sz w:val="22"/>
+        </w:rPr>
+        <w:t>PyCharm 跑测试后报告弹出了浏览器, 但一直转圈加载; 控制台希望输出报告详细路径可点击跳转.</w:t>
+      </w:r>
+    </w:p>
+    <w:p>
+      <w:pPr>
+        <w:spacing w:before="320" w:after="160"/>
+        <w:shd w:val="clear" w:color="auto" w:fill="EEF4F0"/>
+        <w:ind w:left="120" w:right="120"/>
+        <w:spacing w:before="120" w:after="120"/>
+      </w:pPr>
+      <w:r>
+        <w:rPr>
+          <w:rFonts w:ascii="Calibri" w:hAnsi="Calibri" w:eastAsia="Microsoft YaHei"/>
+          <w:b/>
+          <w:color w:val="1F3A5F"/>
+          <w:sz w:val="22"/>
+        </w:rPr>
+        <w:t>【助手】 交付 · 对话 9 · 2026-08-05</w:t>
+      </w:r>
+    </w:p>
+    <w:p>
+      <w:pPr>
+        <w:spacing w:after="120"/>
+      </w:pPr>
+      <w:r>
+        <w:rPr>
+          <w:rFonts w:ascii="Calibri" w:hAnsi="Calibri" w:eastAsia="Microsoft YaHei"/>
+          <w:b w:val="0"/>
+          <w:color w:val="0B2545"/>
+          <w:sz w:val="22"/>
+        </w:rPr>
+        <w:t xml:space="preserve">诊断: (1)转圈根因--allure-report 含 </w:t>
+      </w:r>
+      <w:r>
+        <w:rPr>
+          <w:rFonts w:ascii="Consolas" w:hAnsi="Consolas" w:eastAsia="Microsoft YaHei"/>
+          <w:b w:val="0"/>
+          <w:color w:val="0B2545"/>
+          <w:sz w:val="22"/>
+        </w:rPr>
+        <w:t>data/</w:t>
+      </w:r>
+      <w:r>
+        <w:rPr>
+          <w:rFonts w:ascii="Calibri" w:hAnsi="Calibri" w:eastAsia="Microsoft YaHei"/>
+          <w:b w:val="0"/>
+          <w:color w:val="0B2545"/>
+          <w:sz w:val="22"/>
+        </w:rPr>
+        <w:t xml:space="preserve"> 目录(attachments/test-results/test-env-groups), 报告是 SPA 通过 fetch 加载 data/*.json; Chrome 用 file:// 打开禁止跨源 fetch, 故转圈. (2)路径不可点击--之前 logger 输出相对路径 </w:t>
+      </w:r>
+      <w:r>
+        <w:rPr>
+          <w:rFonts w:ascii="Consolas" w:hAnsi="Consolas" w:eastAsia="Microsoft YaHei"/>
+          <w:b w:val="0"/>
+          <w:color w:val="0B2545"/>
+          <w:sz w:val="22"/>
+        </w:rPr>
+        <w:t>allure-report</w:t>
+      </w:r>
+      <w:r>
+        <w:rPr>
+          <w:rFonts w:ascii="Calibri" w:hAnsi="Calibri" w:eastAsia="Microsoft YaHei"/>
+          <w:b w:val="0"/>
+          <w:color w:val="0B2545"/>
+          <w:sz w:val="22"/>
+        </w:rPr>
+        <w:t>, PyCharm 控制台不识别为可点击链接.</w:t>
+      </w:r>
+    </w:p>
+    <w:p>
+      <w:pPr>
+        <w:spacing w:after="120"/>
+      </w:pPr>
+      <w:r>
+        <w:rPr>
+          <w:rFonts w:ascii="Calibri" w:hAnsi="Calibri" w:eastAsia="Microsoft YaHei"/>
+          <w:b w:val="0"/>
+          <w:color w:val="0B2545"/>
+          <w:sz w:val="22"/>
+        </w:rPr>
+        <w:t xml:space="preserve">改进 </w:t>
+      </w:r>
+      <w:r>
+        <w:rPr>
+          <w:rFonts w:ascii="Consolas" w:hAnsi="Consolas" w:eastAsia="Microsoft YaHei"/>
+          <w:b w:val="0"/>
+          <w:color w:val="0B2545"/>
+          <w:sz w:val="22"/>
+        </w:rPr>
+        <w:t>_generate_and_open_report</w:t>
+      </w:r>
+      <w:r>
+        <w:rPr>
+          <w:rFonts w:ascii="Calibri" w:hAnsi="Calibri" w:eastAsia="Microsoft YaHei"/>
+          <w:b w:val="0"/>
+          <w:color w:val="0B2545"/>
+          <w:sz w:val="22"/>
+        </w:rPr>
+        <w:t>: (1)logger 输出报告</w:t>
+      </w:r>
+      <w:r>
+        <w:rPr>
+          <w:rFonts w:ascii="Calibri" w:hAnsi="Calibri" w:eastAsia="Microsoft YaHei"/>
+          <w:b/>
+          <w:color w:val="0B2545"/>
+          <w:sz w:val="22"/>
+        </w:rPr>
+        <w:t>绝对路径</w:t>
+      </w:r>
+      <w:r>
+        <w:rPr>
+          <w:rFonts w:ascii="Calibri" w:hAnsi="Calibri" w:eastAsia="Microsoft YaHei"/>
+          <w:b w:val="0"/>
+          <w:color w:val="0B2545"/>
+          <w:sz w:val="22"/>
+        </w:rPr>
+        <w:t>(</w:t>
+      </w:r>
+      <w:r>
+        <w:rPr>
+          <w:rFonts w:ascii="Consolas" w:hAnsi="Consolas" w:eastAsia="Microsoft YaHei"/>
+          <w:b w:val="0"/>
+          <w:color w:val="0B2545"/>
+          <w:sz w:val="22"/>
+        </w:rPr>
+        <w:t>resolve()</w:t>
+      </w:r>
+      <w:r>
+        <w:rPr>
+          <w:rFonts w:ascii="Calibri" w:hAnsi="Calibri" w:eastAsia="Microsoft YaHei"/>
+          <w:b w:val="0"/>
+          <w:color w:val="0B2545"/>
+          <w:sz w:val="22"/>
+        </w:rPr>
+        <w:t xml:space="preserve">, 如 C:\\...\\allure-report\\index.html, IDE 控制台可点击); (2)logger 输出 </w:t>
+      </w:r>
+      <w:r>
+        <w:rPr>
+          <w:rFonts w:ascii="Consolas" w:hAnsi="Consolas" w:eastAsia="Microsoft YaHei"/>
+          <w:b w:val="0"/>
+          <w:color w:val="0B2545"/>
+          <w:sz w:val="22"/>
+        </w:rPr>
+        <w:t>allure open</w:t>
+      </w:r>
+      <w:r>
+        <w:rPr>
+          <w:rFonts w:ascii="Calibri" w:hAnsi="Calibri" w:eastAsia="Microsoft YaHei"/>
+          <w:b w:val="0"/>
+          <w:color w:val="0B2545"/>
+          <w:sz w:val="22"/>
+        </w:rPr>
+        <w:t xml:space="preserve"> 命令(用户可复制运行, 不转圈); (3)自动打开改为 </w:t>
+      </w:r>
+      <w:r>
+        <w:rPr>
+          <w:rFonts w:ascii="Consolas" w:hAnsi="Consolas" w:eastAsia="Microsoft YaHei"/>
+          <w:b w:val="0"/>
+          <w:color w:val="0B2545"/>
+          <w:sz w:val="22"/>
+        </w:rPr>
+        <w:t>allure open</w:t>
+      </w:r>
+      <w:r>
+        <w:rPr>
+          <w:rFonts w:ascii="Calibri" w:hAnsi="Calibri" w:eastAsia="Microsoft YaHei"/>
+          <w:b w:val="0"/>
+          <w:color w:val="0B2545"/>
+          <w:sz w:val="22"/>
+        </w:rPr>
+        <w:t>(subprocess.Popen 后台启动本地 HTTP 服务器, allure open 自带打开浏览器, 通过 http 加载不转圈), 失败 fallback os.startfile(index.html).</w:t>
+      </w:r>
+    </w:p>
+    <w:p>
+      <w:pPr>
+        <w:spacing w:after="120"/>
+      </w:pPr>
+      <w:r>
+        <w:rPr>
+          <w:rFonts w:ascii="Calibri" w:hAnsi="Calibri" w:eastAsia="Microsoft YaHei"/>
+          <w:b w:val="0"/>
+          <w:color w:val="0B2545"/>
+          <w:sz w:val="22"/>
+        </w:rPr>
+        <w:t>更新 README Allure 章节: 转圈说明(SPA+fetch+file:// 跨源限制) + allure open 推荐 + 绝对路径可点击 + PyCharm sessionfinish 说明.</w:t>
+      </w:r>
+    </w:p>
+    <w:tbl>
+      <w:tblPr>
+        <w:tblStyle w:val="TableGrid"/>
+        <w:tblW w:type="dxa" w:w="10079"/>
+        <w:jc w:val="left"/>
+        <w:tblLayout w:type="fixed"/>
+        <w:tblLook w:firstColumn="1" w:firstRow="1" w:lastColumn="0" w:lastRow="0" w:noHBand="0" w:noVBand="1" w:val="04A0"/>
+        <w:tblBorders>
+          <w:top w:val="single" w:sz="4" w:space="0" w:color="BFBFBF"/>
+          <w:left w:val="single" w:sz="4" w:space="0" w:color="BFBFBF"/>
+          <w:bottom w:val="single" w:sz="4" w:space="0" w:color="BFBFBF"/>
+          <w:right w:val="single" w:sz="4" w:space="0" w:color="BFBFBF"/>
+          <w:insideH w:val="single" w:sz="4" w:space="0" w:color="BFBFBF"/>
+          <w:insideV w:val="single" w:sz="4" w:space="0" w:color="BFBFBF"/>
+        </w:tblBorders>
+      </w:tblPr>
+      <w:tblGrid>
+        <w:gridCol w:w="4031"/>
+        <w:gridCol w:w="4896"/>
+        <w:gridCol w:w="1152"/>
+      </w:tblGrid>
+      <w:tr>
+        <w:tc>
+          <w:tcPr>
+            <w:tcW w:type="dxa" w:w="4031"/>
+            <w:shd w:val="clear" w:color="auto" w:fill="E8EEF5"/>
+            <w:tcMar>
+              <w:top w:w="80" w:type="dxa"/>
+              <w:bottom w:w="80" w:type="dxa"/>
+              <w:start w:w="120" w:type="dxa"/>
+              <w:end w:w="120" w:type="dxa"/>
+            </w:tcMar>
+            <w:vAlign w:val="center"/>
+          </w:tcPr>
+          <w:p>
+            <w:pPr>
+              <w:spacing w:after="0" w:before="0"/>
+            </w:pPr>
+            <w:r>
+              <w:rPr>
+                <w:rFonts w:ascii="Calibri" w:hAnsi="Calibri" w:eastAsia="Microsoft YaHei"/>
+                <w:b/>
+                <w:color w:val="0B2545"/>
+                <w:sz w:val="22"/>
+              </w:rPr>
+              <w:t>文件</w:t>
+            </w:r>
+          </w:p>
+        </w:tc>
+        <w:tc>
+          <w:tcPr>
+            <w:tcW w:type="dxa" w:w="4896"/>
+            <w:shd w:val="clear" w:color="auto" w:fill="E8EEF5"/>
+            <w:tcMar>
+              <w:top w:w="80" w:type="dxa"/>
+              <w:bottom w:w="80" w:type="dxa"/>
+              <w:start w:w="120" w:type="dxa"/>
+              <w:end w:w="120" w:type="dxa"/>
+            </w:tcMar>
+            <w:vAlign w:val="center"/>
+          </w:tcPr>
+          <w:p>
+            <w:pPr>
+              <w:spacing w:after="0" w:before="0"/>
+            </w:pPr>
+            <w:r>
+              <w:rPr>
+                <w:rFonts w:ascii="Calibri" w:hAnsi="Calibri" w:eastAsia="Microsoft YaHei"/>
+                <w:b/>
+                <w:color w:val="0B2545"/>
+                <w:sz w:val="22"/>
+              </w:rPr>
+              <w:t>说明</w:t>
+            </w:r>
+          </w:p>
+        </w:tc>
+        <w:tc>
+          <w:tcPr>
+            <w:tcW w:type="dxa" w:w="1152"/>
+            <w:shd w:val="clear" w:color="auto" w:fill="E8EEF5"/>
+            <w:tcMar>
+              <w:top w:w="80" w:type="dxa"/>
+              <w:bottom w:w="80" w:type="dxa"/>
+              <w:start w:w="120" w:type="dxa"/>
+              <w:end w:w="120" w:type="dxa"/>
+            </w:tcMar>
+            <w:vAlign w:val="center"/>
+          </w:tcPr>
+          <w:p>
+            <w:pPr>
+              <w:spacing w:after="0" w:before="0"/>
+            </w:pPr>
+            <w:r>
+              <w:rPr>
+                <w:rFonts w:ascii="Calibri" w:hAnsi="Calibri" w:eastAsia="Microsoft YaHei"/>
+                <w:b/>
+                <w:color w:val="0B2545"/>
+                <w:sz w:val="22"/>
+              </w:rPr>
+              <w:t>状态</w:t>
+            </w:r>
+          </w:p>
+        </w:tc>
+      </w:tr>
+      <w:tr>
+        <w:tc>
+          <w:tcPr>
+            <w:tcW w:type="dxa" w:w="4031"/>
+            <w:tcMar>
+              <w:top w:w="80" w:type="dxa"/>
+              <w:bottom w:w="80" w:type="dxa"/>
+              <w:start w:w="120" w:type="dxa"/>
+              <w:end w:w="120" w:type="dxa"/>
+            </w:tcMar>
+            <w:vAlign w:val="center"/>
+          </w:tcPr>
+          <w:p>
+            <w:pPr>
+              <w:spacing w:after="0" w:before="0"/>
+            </w:pPr>
+            <w:r>
+              <w:rPr>
+                <w:rFonts w:ascii="Calibri" w:hAnsi="Calibri" w:eastAsia="Microsoft YaHei"/>
+                <w:b w:val="0"/>
+                <w:color w:val="0B2545"/>
+                <w:sz w:val="21"/>
+              </w:rPr>
+              <w:t>projects/jmseu/conftest.py</w:t>
+            </w:r>
+          </w:p>
+        </w:tc>
+        <w:tc>
+          <w:tcPr>
+            <w:tcW w:type="dxa" w:w="4896"/>
+            <w:tcMar>
+              <w:top w:w="80" w:type="dxa"/>
+              <w:bottom w:w="80" w:type="dxa"/>
+              <w:start w:w="120" w:type="dxa"/>
+              <w:end w:w="120" w:type="dxa"/>
+            </w:tcMar>
+            <w:vAlign w:val="center"/>
+          </w:tcPr>
+          <w:p>
+            <w:pPr>
+              <w:spacing w:after="0" w:before="0"/>
+            </w:pPr>
+            <w:r>
+              <w:rPr>
+                <w:rFonts w:ascii="Calibri" w:hAnsi="Calibri" w:eastAsia="Microsoft YaHei"/>
+                <w:b w:val="0"/>
+                <w:color w:val="0B2545"/>
+                <w:sz w:val="21"/>
+              </w:rPr>
+              <w:t>_generate_and_open_report 改进: logger 绝对路径(可点击)+allure open 命令; 自动打开改 allure open(Popen 服务器, 不转圈), fallback os.startfile</w:t>
+            </w:r>
+          </w:p>
+        </w:tc>
+        <w:tc>
+          <w:tcPr>
+            <w:tcW w:type="dxa" w:w="1152"/>
+            <w:tcMar>
+              <w:top w:w="80" w:type="dxa"/>
+              <w:bottom w:w="80" w:type="dxa"/>
+              <w:start w:w="120" w:type="dxa"/>
+              <w:end w:w="120" w:type="dxa"/>
+            </w:tcMar>
+            <w:vAlign w:val="center"/>
+          </w:tcPr>
+          <w:p>
+            <w:pPr>
+              <w:spacing w:after="0" w:before="0"/>
+            </w:pPr>
+            <w:r>
+              <w:rPr>
+                <w:rFonts w:ascii="Calibri" w:hAnsi="Calibri" w:eastAsia="Microsoft YaHei"/>
+                <w:b w:val="0"/>
+                <w:color w:val="0B2545"/>
+                <w:sz w:val="21"/>
+              </w:rPr>
+              <w:t>修改</w:t>
+            </w:r>
+          </w:p>
+        </w:tc>
+      </w:tr>
+      <w:tr>
+        <w:tc>
+          <w:tcPr>
+            <w:tcW w:type="dxa" w:w="4031"/>
+            <w:tcMar>
+              <w:top w:w="80" w:type="dxa"/>
+              <w:bottom w:w="80" w:type="dxa"/>
+              <w:start w:w="120" w:type="dxa"/>
+              <w:end w:w="120" w:type="dxa"/>
+            </w:tcMar>
+            <w:vAlign w:val="center"/>
+          </w:tcPr>
+          <w:p>
+            <w:pPr>
+              <w:spacing w:after="0" w:before="0"/>
+            </w:pPr>
+            <w:r>
+              <w:rPr>
+                <w:rFonts w:ascii="Calibri" w:hAnsi="Calibri" w:eastAsia="Microsoft YaHei"/>
+                <w:b w:val="0"/>
+                <w:color w:val="0B2545"/>
+                <w:sz w:val="21"/>
+              </w:rPr>
+              <w:t>projects/jmseu/README.md</w:t>
+            </w:r>
+          </w:p>
+        </w:tc>
+        <w:tc>
+          <w:tcPr>
+            <w:tcW w:type="dxa" w:w="4896"/>
+            <w:tcMar>
+              <w:top w:w="80" w:type="dxa"/>
+              <w:bottom w:w="80" w:type="dxa"/>
+              <w:start w:w="120" w:type="dxa"/>
+              <w:end w:w="120" w:type="dxa"/>
+            </w:tcMar>
+            <w:vAlign w:val="center"/>
+          </w:tcPr>
+          <w:p>
+            <w:pPr>
+              <w:spacing w:after="0" w:before="0"/>
+            </w:pPr>
+            <w:r>
+              <w:rPr>
+                <w:rFonts w:ascii="Calibri" w:hAnsi="Calibri" w:eastAsia="Microsoft YaHei"/>
+                <w:b w:val="0"/>
+                <w:color w:val="0B2545"/>
+                <w:sz w:val="21"/>
+              </w:rPr>
+              <w:t>Allure 章节: 转圈说明 + allure open 推荐 + 绝对路径 + PyCharm sessionfinish</w:t>
+            </w:r>
+          </w:p>
+        </w:tc>
+        <w:tc>
+          <w:tcPr>
+            <w:tcW w:type="dxa" w:w="1152"/>
+            <w:tcMar>
+              <w:top w:w="80" w:type="dxa"/>
+              <w:bottom w:w="80" w:type="dxa"/>
+              <w:start w:w="120" w:type="dxa"/>
+              <w:end w:w="120" w:type="dxa"/>
+            </w:tcMar>
+            <w:vAlign w:val="center"/>
+          </w:tcPr>
+          <w:p>
+            <w:pPr>
+              <w:spacing w:after="0" w:before="0"/>
+            </w:pPr>
+            <w:r>
+              <w:rPr>
+                <w:rFonts w:ascii="Calibri" w:hAnsi="Calibri" w:eastAsia="Microsoft YaHei"/>
+                <w:b w:val="0"/>
+                <w:color w:val="0B2545"/>
+                <w:sz w:val="21"/>
+              </w:rPr>
+              <w:t>修改</w:t>
+            </w:r>
+          </w:p>
+        </w:tc>
+      </w:tr>
+    </w:tbl>
+    <w:p>
+      <w:pPr>
+        <w:spacing w:after="40"/>
+      </w:pPr>
+    </w:p>
+    <w:tbl>
+      <w:tblPr>
+        <w:tblStyle w:val="TableGrid"/>
+        <w:tblW w:type="dxa" w:w="10080"/>
+        <w:jc w:val="left"/>
+        <w:tblLayout w:type="fixed"/>
+        <w:tblLook w:firstColumn="1" w:firstRow="1" w:lastColumn="0" w:lastRow="0" w:noHBand="0" w:noVBand="1" w:val="04A0"/>
+        <w:tblBorders>
+          <w:top w:val="single" w:sz="4" w:space="0" w:color="BFBFBF"/>
+          <w:left w:val="single" w:sz="4" w:space="0" w:color="BFBFBF"/>
+          <w:bottom w:val="single" w:sz="4" w:space="0" w:color="BFBFBF"/>
+          <w:right w:val="single" w:sz="4" w:space="0" w:color="BFBFBF"/>
+          <w:insideH w:val="single" w:sz="4" w:space="0" w:color="BFBFBF"/>
+          <w:insideV w:val="single" w:sz="4" w:space="0" w:color="BFBFBF"/>
+        </w:tblBorders>
+      </w:tblPr>
+      <w:tblGrid>
+        <w:gridCol w:w="2304"/>
+        <w:gridCol w:w="5184"/>
+        <w:gridCol w:w="2592"/>
+      </w:tblGrid>
+      <w:tr>
+        <w:tc>
+          <w:tcPr>
+            <w:tcW w:type="dxa" w:w="2304"/>
+            <w:shd w:val="clear" w:color="auto" w:fill="E8EEF5"/>
+            <w:tcMar>
+              <w:top w:w="80" w:type="dxa"/>
+              <w:bottom w:w="80" w:type="dxa"/>
+              <w:start w:w="120" w:type="dxa"/>
+              <w:end w:w="120" w:type="dxa"/>
+            </w:tcMar>
+            <w:vAlign w:val="center"/>
+          </w:tcPr>
+          <w:p>
+            <w:pPr>
+              <w:spacing w:after="0" w:before="0"/>
+            </w:pPr>
+            <w:r>
+              <w:rPr>
+                <w:rFonts w:ascii="Calibri" w:hAnsi="Calibri" w:eastAsia="Microsoft YaHei"/>
+                <w:b/>
+                <w:color w:val="0B2545"/>
+                <w:sz w:val="22"/>
+              </w:rPr>
+              <w:t>检查项</w:t>
+            </w:r>
+          </w:p>
+        </w:tc>
+        <w:tc>
+          <w:tcPr>
+            <w:tcW w:type="dxa" w:w="5184"/>
+            <w:shd w:val="clear" w:color="auto" w:fill="E8EEF5"/>
+            <w:tcMar>
+              <w:top w:w="80" w:type="dxa"/>
+              <w:bottom w:w="80" w:type="dxa"/>
+              <w:start w:w="120" w:type="dxa"/>
+              <w:end w:w="120" w:type="dxa"/>
+            </w:tcMar>
+            <w:vAlign w:val="center"/>
+          </w:tcPr>
+          <w:p>
+            <w:pPr>
+              <w:spacing w:after="0" w:before="0"/>
+            </w:pPr>
+            <w:r>
+              <w:rPr>
+                <w:rFonts w:ascii="Calibri" w:hAnsi="Calibri" w:eastAsia="Microsoft YaHei"/>
+                <w:b/>
+                <w:color w:val="0B2545"/>
+                <w:sz w:val="22"/>
+              </w:rPr>
+              <w:t>命令</w:t>
+            </w:r>
+          </w:p>
+        </w:tc>
+        <w:tc>
+          <w:tcPr>
+            <w:tcW w:type="dxa" w:w="2592"/>
+            <w:shd w:val="clear" w:color="auto" w:fill="E8EEF5"/>
+            <w:tcMar>
+              <w:top w:w="80" w:type="dxa"/>
+              <w:bottom w:w="80" w:type="dxa"/>
+              <w:start w:w="120" w:type="dxa"/>
+              <w:end w:w="120" w:type="dxa"/>
+            </w:tcMar>
+            <w:vAlign w:val="center"/>
+          </w:tcPr>
+          <w:p>
+            <w:pPr>
+              <w:spacing w:after="0" w:before="0"/>
+            </w:pPr>
+            <w:r>
+              <w:rPr>
+                <w:rFonts w:ascii="Calibri" w:hAnsi="Calibri" w:eastAsia="Microsoft YaHei"/>
+                <w:b/>
+                <w:color w:val="0B2545"/>
+                <w:sz w:val="22"/>
+              </w:rPr>
+              <w:t>结果</w:t>
+            </w:r>
+          </w:p>
+        </w:tc>
+      </w:tr>
+      <w:tr>
+        <w:tc>
+          <w:tcPr>
+            <w:tcW w:type="dxa" w:w="2304"/>
+            <w:tcMar>
+              <w:top w:w="80" w:type="dxa"/>
+              <w:bottom w:w="80" w:type="dxa"/>
+              <w:start w:w="120" w:type="dxa"/>
+              <w:end w:w="120" w:type="dxa"/>
+            </w:tcMar>
+            <w:vAlign w:val="center"/>
+          </w:tcPr>
+          <w:p>
+            <w:pPr>
+              <w:spacing w:after="0" w:before="0"/>
+            </w:pPr>
+            <w:r>
+              <w:rPr>
+                <w:rFonts w:ascii="Calibri" w:hAnsi="Calibri" w:eastAsia="Microsoft YaHei"/>
+                <w:b w:val="0"/>
+                <w:color w:val="0B2545"/>
+                <w:sz w:val="21"/>
+              </w:rPr>
+              <w:t>ruff lint</w:t>
+            </w:r>
+          </w:p>
+        </w:tc>
+        <w:tc>
+          <w:tcPr>
+            <w:tcW w:type="dxa" w:w="5184"/>
+            <w:tcMar>
+              <w:top w:w="80" w:type="dxa"/>
+              <w:bottom w:w="80" w:type="dxa"/>
+              <w:start w:w="120" w:type="dxa"/>
+              <w:end w:w="120" w:type="dxa"/>
+            </w:tcMar>
+            <w:vAlign w:val="center"/>
+          </w:tcPr>
+          <w:p>
+            <w:pPr>
+              <w:spacing w:after="0" w:before="0"/>
+            </w:pPr>
+            <w:r>
+              <w:rPr>
+                <w:rFonts w:ascii="Calibri" w:hAnsi="Calibri" w:eastAsia="Microsoft YaHei"/>
+                <w:b w:val="0"/>
+                <w:color w:val="0B2545"/>
+                <w:sz w:val="21"/>
+              </w:rPr>
+              <w:t>ruff check projects/jmseu/conftest.py</w:t>
+            </w:r>
+          </w:p>
+        </w:tc>
+        <w:tc>
+          <w:tcPr>
+            <w:tcW w:type="dxa" w:w="2592"/>
+            <w:tcMar>
+              <w:top w:w="80" w:type="dxa"/>
+              <w:bottom w:w="80" w:type="dxa"/>
+              <w:start w:w="120" w:type="dxa"/>
+              <w:end w:w="120" w:type="dxa"/>
+            </w:tcMar>
+            <w:vAlign w:val="center"/>
+          </w:tcPr>
+          <w:p>
+            <w:pPr>
+              <w:spacing w:after="0" w:before="0"/>
+            </w:pPr>
+            <w:r>
+              <w:rPr>
+                <w:rFonts w:ascii="Calibri" w:hAnsi="Calibri" w:eastAsia="Microsoft YaHei"/>
+                <w:b w:val="0"/>
+                <w:color w:val="0B2545"/>
+                <w:sz w:val="21"/>
+              </w:rPr>
+              <w:t>All checks passed</w:t>
+            </w:r>
+          </w:p>
+        </w:tc>
+      </w:tr>
+      <w:tr>
+        <w:tc>
+          <w:tcPr>
+            <w:tcW w:type="dxa" w:w="2304"/>
+            <w:tcMar>
+              <w:top w:w="80" w:type="dxa"/>
+              <w:bottom w:w="80" w:type="dxa"/>
+              <w:start w:w="120" w:type="dxa"/>
+              <w:end w:w="120" w:type="dxa"/>
+            </w:tcMar>
+            <w:vAlign w:val="center"/>
+          </w:tcPr>
+          <w:p>
+            <w:pPr>
+              <w:spacing w:after="0" w:before="0"/>
+            </w:pPr>
+            <w:r>
+              <w:rPr>
+                <w:rFonts w:ascii="Calibri" w:hAnsi="Calibri" w:eastAsia="Microsoft YaHei"/>
+                <w:b w:val="0"/>
+                <w:color w:val="0B2545"/>
+                <w:sz w:val="21"/>
+              </w:rPr>
+              <w:t>ruff format</w:t>
+            </w:r>
+          </w:p>
+        </w:tc>
+        <w:tc>
+          <w:tcPr>
+            <w:tcW w:type="dxa" w:w="5184"/>
+            <w:tcMar>
+              <w:top w:w="80" w:type="dxa"/>
+              <w:bottom w:w="80" w:type="dxa"/>
+              <w:start w:w="120" w:type="dxa"/>
+              <w:end w:w="120" w:type="dxa"/>
+            </w:tcMar>
+            <w:vAlign w:val="center"/>
+          </w:tcPr>
+          <w:p>
+            <w:pPr>
+              <w:spacing w:after="0" w:before="0"/>
+            </w:pPr>
+            <w:r>
+              <w:rPr>
+                <w:rFonts w:ascii="Calibri" w:hAnsi="Calibri" w:eastAsia="Microsoft YaHei"/>
+                <w:b w:val="0"/>
+                <w:color w:val="0B2545"/>
+                <w:sz w:val="21"/>
+              </w:rPr>
+              <w:t>ruff format projects/jmseu/conftest.py</w:t>
+            </w:r>
+          </w:p>
+        </w:tc>
+        <w:tc>
+          <w:tcPr>
+            <w:tcW w:type="dxa" w:w="2592"/>
+            <w:tcMar>
+              <w:top w:w="80" w:type="dxa"/>
+              <w:bottom w:w="80" w:type="dxa"/>
+              <w:start w:w="120" w:type="dxa"/>
+              <w:end w:w="120" w:type="dxa"/>
+            </w:tcMar>
+            <w:vAlign w:val="center"/>
+          </w:tcPr>
+          <w:p>
+            <w:pPr>
+              <w:spacing w:after="0" w:before="0"/>
+            </w:pPr>
+            <w:r>
+              <w:rPr>
+                <w:rFonts w:ascii="Calibri" w:hAnsi="Calibri" w:eastAsia="Microsoft YaHei"/>
+                <w:b w:val="0"/>
+                <w:color w:val="0B2545"/>
+                <w:sz w:val="21"/>
+              </w:rPr>
+              <w:t>1 file reformatted</w:t>
+            </w:r>
+          </w:p>
+        </w:tc>
+      </w:tr>
+      <w:tr>
+        <w:tc>
+          <w:tcPr>
+            <w:tcW w:type="dxa" w:w="2304"/>
+            <w:tcMar>
+              <w:top w:w="80" w:type="dxa"/>
+              <w:bottom w:w="80" w:type="dxa"/>
+              <w:start w:w="120" w:type="dxa"/>
+              <w:end w:w="120" w:type="dxa"/>
+            </w:tcMar>
+            <w:vAlign w:val="center"/>
+          </w:tcPr>
+          <w:p>
+            <w:pPr>
+              <w:spacing w:after="0" w:before="0"/>
+            </w:pPr>
+            <w:r>
+              <w:rPr>
+                <w:rFonts w:ascii="Calibri" w:hAnsi="Calibri" w:eastAsia="Microsoft YaHei"/>
+                <w:b w:val="0"/>
+                <w:color w:val="0B2545"/>
+                <w:sz w:val="21"/>
+              </w:rPr>
+              <w:t>mypy</w:t>
+            </w:r>
+          </w:p>
+        </w:tc>
+        <w:tc>
+          <w:tcPr>
+            <w:tcW w:type="dxa" w:w="5184"/>
+            <w:tcMar>
+              <w:top w:w="80" w:type="dxa"/>
+              <w:bottom w:w="80" w:type="dxa"/>
+              <w:start w:w="120" w:type="dxa"/>
+              <w:end w:w="120" w:type="dxa"/>
+            </w:tcMar>
+            <w:vAlign w:val="center"/>
+          </w:tcPr>
+          <w:p>
+            <w:pPr>
+              <w:spacing w:after="0" w:before="0"/>
+            </w:pPr>
+            <w:r>
+              <w:rPr>
+                <w:rFonts w:ascii="Calibri" w:hAnsi="Calibri" w:eastAsia="Microsoft YaHei"/>
+                <w:b w:val="0"/>
+                <w:color w:val="0B2545"/>
+                <w:sz w:val="21"/>
+              </w:rPr>
+              <w:t>mypy projects/jmseu/conftest.py</w:t>
+            </w:r>
+          </w:p>
+        </w:tc>
+        <w:tc>
+          <w:tcPr>
+            <w:tcW w:type="dxa" w:w="2592"/>
+            <w:tcMar>
+              <w:top w:w="80" w:type="dxa"/>
+              <w:bottom w:w="80" w:type="dxa"/>
+              <w:start w:w="120" w:type="dxa"/>
+              <w:end w:w="120" w:type="dxa"/>
+            </w:tcMar>
+            <w:vAlign w:val="center"/>
+          </w:tcPr>
+          <w:p>
+            <w:pPr>
+              <w:spacing w:after="0" w:before="0"/>
+            </w:pPr>
+            <w:r>
+              <w:rPr>
+                <w:rFonts w:ascii="Calibri" w:hAnsi="Calibri" w:eastAsia="Microsoft YaHei"/>
+                <w:b w:val="0"/>
+                <w:color w:val="0B2545"/>
+                <w:sz w:val="21"/>
+              </w:rPr>
+              <w:t>Success: no issues</w:t>
+            </w:r>
+          </w:p>
+        </w:tc>
+      </w:tr>
+      <w:tr>
+        <w:tc>
+          <w:tcPr>
+            <w:tcW w:type="dxa" w:w="2304"/>
+            <w:tcMar>
+              <w:top w:w="80" w:type="dxa"/>
+              <w:bottom w:w="80" w:type="dxa"/>
+              <w:start w:w="120" w:type="dxa"/>
+              <w:end w:w="120" w:type="dxa"/>
+            </w:tcMar>
+            <w:vAlign w:val="center"/>
+          </w:tcPr>
+          <w:p>
+            <w:pPr>
+              <w:spacing w:after="0" w:before="0"/>
+            </w:pPr>
+            <w:r>
+              <w:rPr>
+                <w:rFonts w:ascii="Calibri" w:hAnsi="Calibri" w:eastAsia="Microsoft YaHei"/>
+                <w:b w:val="0"/>
+                <w:color w:val="0B2545"/>
+                <w:sz w:val="21"/>
+              </w:rPr>
+              <w:t>CI=1验证</w:t>
+            </w:r>
+          </w:p>
+        </w:tc>
+        <w:tc>
+          <w:tcPr>
+            <w:tcW w:type="dxa" w:w="5184"/>
+            <w:tcMar>
+              <w:top w:w="80" w:type="dxa"/>
+              <w:bottom w:w="80" w:type="dxa"/>
+              <w:start w:w="120" w:type="dxa"/>
+              <w:end w:w="120" w:type="dxa"/>
+            </w:tcMar>
+            <w:vAlign w:val="center"/>
+          </w:tcPr>
+          <w:p>
+            <w:pPr>
+              <w:spacing w:after="0" w:before="0"/>
+            </w:pPr>
+            <w:r>
+              <w:rPr>
+                <w:rFonts w:ascii="Calibri" w:hAnsi="Calibri" w:eastAsia="Microsoft YaHei"/>
+                <w:b w:val="0"/>
+                <w:color w:val="0B2545"/>
+                <w:sz w:val="21"/>
+              </w:rPr>
+              <w:t>pytest --no-summary (CI=1)</w:t>
+            </w:r>
+          </w:p>
+        </w:tc>
+        <w:tc>
+          <w:tcPr>
+            <w:tcW w:type="dxa" w:w="2592"/>
+            <w:tcMar>
+              <w:top w:w="80" w:type="dxa"/>
+              <w:bottom w:w="80" w:type="dxa"/>
+              <w:start w:w="120" w:type="dxa"/>
+              <w:end w:w="120" w:type="dxa"/>
+            </w:tcMar>
+            <w:vAlign w:val="center"/>
+          </w:tcPr>
+          <w:p>
+            <w:pPr>
+              <w:spacing w:after="0" w:before="0"/>
+            </w:pPr>
+            <w:r>
+              <w:rPr>
+                <w:rFonts w:ascii="Calibri" w:hAnsi="Calibri" w:eastAsia="Microsoft YaHei"/>
+                <w:b w:val="0"/>
+                <w:color w:val="0B2545"/>
+                <w:sz w:val="21"/>
+              </w:rPr>
+              <w:t>logger 输出绝对路径 C:\\...\\index.html + allure open 命令</w:t>
+            </w:r>
+          </w:p>
+        </w:tc>
+      </w:tr>
+    </w:tbl>
+    <w:p>
+      <w:pPr>
+        <w:spacing w:after="40"/>
+      </w:pPr>
+    </w:p>
+    <w:tbl>
+      <w:tblPr>
+        <w:tblStyle w:val="TableGrid"/>
+        <w:tblW w:type="dxa" w:w="10080"/>
+        <w:jc w:val="left"/>
+        <w:tblLayout w:type="fixed"/>
+        <w:tblLook w:firstColumn="1" w:firstRow="1" w:lastColumn="0" w:lastRow="0" w:noHBand="0" w:noVBand="1" w:val="04A0"/>
+        <w:tblBorders>
+          <w:top w:val="single" w:sz="4" w:space="0" w:color="BFBFBF"/>
+          <w:left w:val="single" w:sz="4" w:space="0" w:color="BFBFBF"/>
+          <w:bottom w:val="single" w:sz="4" w:space="0" w:color="BFBFBF"/>
+          <w:right w:val="single" w:sz="4" w:space="0" w:color="BFBFBF"/>
+          <w:insideH w:val="single" w:sz="4" w:space="0" w:color="BFBFBF"/>
+          <w:insideV w:val="single" w:sz="4" w:space="0" w:color="BFBFBF"/>
+        </w:tblBorders>
+      </w:tblPr>
+      <w:tblGrid>
+        <w:gridCol w:w="2304"/>
+        <w:gridCol w:w="7776"/>
+      </w:tblGrid>
+      <w:tr>
+        <w:tc>
+          <w:tcPr>
+            <w:tcW w:type="dxa" w:w="2304"/>
+            <w:shd w:val="clear" w:color="auto" w:fill="E8EEF5"/>
+            <w:tcMar>
+              <w:top w:w="80" w:type="dxa"/>
+              <w:bottom w:w="80" w:type="dxa"/>
+              <w:start w:w="120" w:type="dxa"/>
+              <w:end w:w="120" w:type="dxa"/>
+            </w:tcMar>
+            <w:vAlign w:val="center"/>
+          </w:tcPr>
+          <w:p>
+            <w:pPr>
+              <w:spacing w:after="0" w:before="0"/>
+            </w:pPr>
+            <w:r>
+              <w:rPr>
+                <w:rFonts w:ascii="Calibri" w:hAnsi="Calibri" w:eastAsia="Microsoft YaHei"/>
+                <w:b/>
+                <w:color w:val="0B2545"/>
+                <w:sz w:val="22"/>
+              </w:rPr>
+              <w:t>维度</w:t>
+            </w:r>
+          </w:p>
+        </w:tc>
+        <w:tc>
+          <w:tcPr>
+            <w:tcW w:type="dxa" w:w="7776"/>
+            <w:shd w:val="clear" w:color="auto" w:fill="E8EEF5"/>
+            <w:tcMar>
+              <w:top w:w="80" w:type="dxa"/>
+              <w:bottom w:w="80" w:type="dxa"/>
+              <w:start w:w="120" w:type="dxa"/>
+              <w:end w:w="120" w:type="dxa"/>
+            </w:tcMar>
+            <w:vAlign w:val="center"/>
+          </w:tcPr>
+          <w:p>
+            <w:pPr>
+              <w:spacing w:after="0" w:before="0"/>
+            </w:pPr>
+            <w:r>
+              <w:rPr>
+                <w:rFonts w:ascii="Calibri" w:hAnsi="Calibri" w:eastAsia="Microsoft YaHei"/>
+                <w:b/>
+                <w:color w:val="0B2545"/>
+                <w:sz w:val="22"/>
+              </w:rPr>
+              <w:t>说明</w:t>
+            </w:r>
+          </w:p>
+        </w:tc>
+      </w:tr>
+      <w:tr>
+        <w:tc>
+          <w:tcPr>
+            <w:tcW w:type="dxa" w:w="2304"/>
+            <w:tcMar>
+              <w:top w:w="80" w:type="dxa"/>
+              <w:bottom w:w="80" w:type="dxa"/>
+              <w:start w:w="120" w:type="dxa"/>
+              <w:end w:w="120" w:type="dxa"/>
+            </w:tcMar>
+            <w:vAlign w:val="center"/>
+          </w:tcPr>
+          <w:p>
+            <w:pPr>
+              <w:spacing w:after="0" w:before="0"/>
+            </w:pPr>
+            <w:r>
+              <w:rPr>
+                <w:rFonts w:ascii="Calibri" w:hAnsi="Calibri" w:eastAsia="Microsoft YaHei"/>
+                <w:b w:val="0"/>
+                <w:color w:val="0B2545"/>
+                <w:sz w:val="21"/>
+              </w:rPr>
+              <w:t>改动范围</w:t>
+            </w:r>
+          </w:p>
+        </w:tc>
+        <w:tc>
+          <w:tcPr>
+            <w:tcW w:type="dxa" w:w="7776"/>
+            <w:tcMar>
+              <w:top w:w="80" w:type="dxa"/>
+              <w:bottom w:w="80" w:type="dxa"/>
+              <w:start w:w="120" w:type="dxa"/>
+              <w:end w:w="120" w:type="dxa"/>
+            </w:tcMar>
+            <w:vAlign w:val="center"/>
+          </w:tcPr>
+          <w:p>
+            <w:pPr>
+              <w:spacing w:after="0" w:before="0"/>
+            </w:pPr>
+            <w:r>
+              <w:rPr>
+                <w:rFonts w:ascii="Calibri" w:hAnsi="Calibri" w:eastAsia="Microsoft YaHei"/>
+                <w:b w:val="0"/>
+                <w:color w:val="0B2545"/>
+                <w:sz w:val="21"/>
+              </w:rPr>
+              <w:t>仅 projects/jmseu/conftest.py + README,不触碰 framework</w:t>
+            </w:r>
+          </w:p>
+        </w:tc>
+      </w:tr>
+      <w:tr>
+        <w:tc>
+          <w:tcPr>
+            <w:tcW w:type="dxa" w:w="2304"/>
+            <w:tcMar>
+              <w:top w:w="80" w:type="dxa"/>
+              <w:bottom w:w="80" w:type="dxa"/>
+              <w:start w:w="120" w:type="dxa"/>
+              <w:end w:w="120" w:type="dxa"/>
+            </w:tcMar>
+            <w:vAlign w:val="center"/>
+          </w:tcPr>
+          <w:p>
+            <w:pPr>
+              <w:spacing w:after="0" w:before="0"/>
+            </w:pPr>
+            <w:r>
+              <w:rPr>
+                <w:rFonts w:ascii="Calibri" w:hAnsi="Calibri" w:eastAsia="Microsoft YaHei"/>
+                <w:b w:val="0"/>
+                <w:color w:val="0B2545"/>
+                <w:sz w:val="21"/>
+              </w:rPr>
+              <w:t>依赖方向</w:t>
+            </w:r>
+          </w:p>
+        </w:tc>
+        <w:tc>
+          <w:tcPr>
+            <w:tcW w:type="dxa" w:w="7776"/>
+            <w:tcMar>
+              <w:top w:w="80" w:type="dxa"/>
+              <w:bottom w:w="80" w:type="dxa"/>
+              <w:start w:w="120" w:type="dxa"/>
+              <w:end w:w="120" w:type="dxa"/>
+            </w:tcMar>
+            <w:vAlign w:val="center"/>
+          </w:tcPr>
+          <w:p>
+            <w:pPr>
+              <w:spacing w:after="0" w:before="0"/>
+            </w:pPr>
+            <w:r>
+              <w:rPr>
+                <w:rFonts w:ascii="Calibri" w:hAnsi="Calibri" w:eastAsia="Microsoft YaHei"/>
+                <w:b w:val="0"/>
+                <w:color w:val="0B2545"/>
+                <w:sz w:val="21"/>
+              </w:rPr>
+              <w:t>jmseu -&gt; framework(规则11)</w:t>
+            </w:r>
+          </w:p>
+        </w:tc>
+      </w:tr>
+      <w:tr>
+        <w:tc>
+          <w:tcPr>
+            <w:tcW w:type="dxa" w:w="2304"/>
+            <w:tcMar>
+              <w:top w:w="80" w:type="dxa"/>
+              <w:bottom w:w="80" w:type="dxa"/>
+              <w:start w:w="120" w:type="dxa"/>
+              <w:end w:w="120" w:type="dxa"/>
+            </w:tcMar>
+            <w:vAlign w:val="center"/>
+          </w:tcPr>
+          <w:p>
+            <w:pPr>
+              <w:spacing w:after="0" w:before="0"/>
+            </w:pPr>
+            <w:r>
+              <w:rPr>
+                <w:rFonts w:ascii="Calibri" w:hAnsi="Calibri" w:eastAsia="Microsoft YaHei"/>
+                <w:b w:val="0"/>
+                <w:color w:val="0B2545"/>
+                <w:sz w:val="21"/>
+              </w:rPr>
+              <w:t>接口变更</w:t>
+            </w:r>
+          </w:p>
+        </w:tc>
+        <w:tc>
+          <w:tcPr>
+            <w:tcW w:type="dxa" w:w="7776"/>
+            <w:tcMar>
+              <w:top w:w="80" w:type="dxa"/>
+              <w:bottom w:w="80" w:type="dxa"/>
+              <w:start w:w="120" w:type="dxa"/>
+              <w:end w:w="120" w:type="dxa"/>
+            </w:tcMar>
+            <w:vAlign w:val="center"/>
+          </w:tcPr>
+          <w:p>
+            <w:pPr>
+              <w:spacing w:after="0" w:before="0"/>
+            </w:pPr>
+            <w:r>
+              <w:rPr>
+                <w:rFonts w:ascii="Calibri" w:hAnsi="Calibri" w:eastAsia="Microsoft YaHei"/>
+                <w:b w:val="0"/>
+                <w:color w:val="0B2545"/>
+                <w:sz w:val="21"/>
+              </w:rPr>
+              <w:t>无(内部 helper 改进)</w:t>
+            </w:r>
+          </w:p>
+        </w:tc>
+      </w:tr>
+      <w:tr>
+        <w:tc>
+          <w:tcPr>
+            <w:tcW w:type="dxa" w:w="2304"/>
+            <w:tcMar>
+              <w:top w:w="80" w:type="dxa"/>
+              <w:bottom w:w="80" w:type="dxa"/>
+              <w:start w:w="120" w:type="dxa"/>
+              <w:end w:w="120" w:type="dxa"/>
+            </w:tcMar>
+            <w:vAlign w:val="center"/>
+          </w:tcPr>
+          <w:p>
+            <w:pPr>
+              <w:spacing w:after="0" w:before="0"/>
+            </w:pPr>
+            <w:r>
+              <w:rPr>
+                <w:rFonts w:ascii="Calibri" w:hAnsi="Calibri" w:eastAsia="Microsoft YaHei"/>
+                <w:b w:val="0"/>
+                <w:color w:val="0B2545"/>
+                <w:sz w:val="21"/>
+              </w:rPr>
+              <w:t>测试隔离</w:t>
+            </w:r>
+          </w:p>
+        </w:tc>
+        <w:tc>
+          <w:tcPr>
+            <w:tcW w:type="dxa" w:w="7776"/>
+            <w:tcMar>
+              <w:top w:w="80" w:type="dxa"/>
+              <w:bottom w:w="80" w:type="dxa"/>
+              <w:start w:w="120" w:type="dxa"/>
+              <w:end w:w="120" w:type="dxa"/>
+            </w:tcMar>
+            <w:vAlign w:val="center"/>
+          </w:tcPr>
+          <w:p>
+            <w:pPr>
+              <w:spacing w:after="0" w:before="0"/>
+            </w:pPr>
+            <w:r>
+              <w:rPr>
+                <w:rFonts w:ascii="Calibri" w:hAnsi="Calibri" w:eastAsia="Microsoft YaHei"/>
+                <w:b w:val="0"/>
+                <w:color w:val="0B2545"/>
+                <w:sz w:val="21"/>
+              </w:rPr>
+              <w:t>假页面测试不变; allure open 依赖本地 allure CLI+GUI(CI 跳过)</w:t>
+            </w:r>
+          </w:p>
+        </w:tc>
+      </w:tr>
+      <w:tr>
+        <w:tc>
+          <w:tcPr>
+            <w:tcW w:type="dxa" w:w="2304"/>
+            <w:tcMar>
+              <w:top w:w="80" w:type="dxa"/>
+              <w:bottom w:w="80" w:type="dxa"/>
+              <w:start w:w="120" w:type="dxa"/>
+              <w:end w:w="120" w:type="dxa"/>
+            </w:tcMar>
+            <w:vAlign w:val="center"/>
+          </w:tcPr>
+          <w:p>
+            <w:pPr>
+              <w:spacing w:after="0" w:before="0"/>
+            </w:pPr>
+            <w:r>
+              <w:rPr>
+                <w:rFonts w:ascii="Calibri" w:hAnsi="Calibri" w:eastAsia="Microsoft YaHei"/>
+                <w:b w:val="0"/>
+                <w:color w:val="0B2545"/>
+                <w:sz w:val="21"/>
+              </w:rPr>
+              <w:t>密钥外置</w:t>
+            </w:r>
+          </w:p>
+        </w:tc>
+        <w:tc>
+          <w:tcPr>
+            <w:tcW w:type="dxa" w:w="7776"/>
+            <w:tcMar>
+              <w:top w:w="80" w:type="dxa"/>
+              <w:bottom w:w="80" w:type="dxa"/>
+              <w:start w:w="120" w:type="dxa"/>
+              <w:end w:w="120" w:type="dxa"/>
+            </w:tcMar>
+            <w:vAlign w:val="center"/>
+          </w:tcPr>
+          <w:p>
+            <w:pPr>
+              <w:spacing w:after="0" w:before="0"/>
+            </w:pPr>
+            <w:r>
+              <w:rPr>
+                <w:rFonts w:ascii="Calibri" w:hAnsi="Calibri" w:eastAsia="Microsoft YaHei"/>
+                <w:b w:val="0"/>
+                <w:color w:val="0B2545"/>
+                <w:sz w:val="21"/>
+              </w:rPr>
+              <w:t>无</w:t>
+            </w:r>
+          </w:p>
+        </w:tc>
+      </w:tr>
+    </w:tbl>
+    <w:p>
+      <w:pPr>
+        <w:spacing w:after="40"/>
+      </w:pPr>
+    </w:p>
+    <w:tbl>
+      <w:tblPr>
+        <w:tblW w:type="auto" w:w="0"/>
+        <w:tblLook w:firstColumn="1" w:firstRow="1" w:lastColumn="0" w:lastRow="0" w:noHBand="0" w:noVBand="1" w:val="04A0"/>
+        <w:tblW w:w="9360" w:type="dxa"/>
+        <w:tblBorders>
+          <w:top w:val="single" w:sz="4" w:space="0" w:color="E2D9B0"/>
+          <w:left w:val="single" w:sz="4" w:space="0" w:color="E2D9B0"/>
+          <w:bottom w:val="single" w:sz="4" w:space="0" w:color="E2D9B0"/>
+          <w:right w:val="single" w:sz="4" w:space="0" w:color="E2D9B0"/>
+          <w:insideH w:val="single" w:sz="4" w:space="0" w:color="E2D9B0"/>
+          <w:insideV w:val="single" w:sz="4" w:space="0" w:color="E2D9B0"/>
+        </w:tblBorders>
+      </w:tblPr>
+      <w:tblGrid>
+        <w:gridCol w:w="9360"/>
+      </w:tblGrid>
+      <w:tr>
+        <w:tc>
+          <w:tcPr>
+            <w:tcW w:type="dxa" w:w="8640"/>
+            <w:shd w:val="clear" w:color="auto" w:fill="FBF6E8"/>
+            <w:tcMar>
+              <w:top w:w="100" w:type="dxa"/>
+              <w:bottom w:w="100" w:type="dxa"/>
+              <w:start w:w="160" w:type="dxa"/>
+              <w:end w:w="160" w:type="dxa"/>
+            </w:tcMar>
+          </w:tcPr>
+          <w:p>
+            <w:pPr>
+              <w:spacing w:after="0"/>
+            </w:pPr>
+            <w:r>
+              <w:rPr>
+                <w:rFonts w:ascii="Calibri" w:hAnsi="Calibri" w:eastAsia="Microsoft YaHei"/>
+                <w:b/>
+                <w:color w:val="0B2545"/>
+                <w:sz w:val="21"/>
+              </w:rPr>
+              <w:t xml:space="preserve">状态 </w:t>
+            </w:r>
+            <w:r>
+              <w:rPr>
+                <w:rFonts w:ascii="Calibri" w:hAnsi="Calibri" w:eastAsia="Microsoft YaHei"/>
+                <w:b w:val="0"/>
+                <w:color w:val="0B2545"/>
+                <w:sz w:val="21"/>
+              </w:rPr>
+              <w:t>Allure 转圈(file://跨源fetch)与路径不可点击修复: logger 输出绝对路径(可点击)+allure open 命令; 自动打开改 allure open 本地服务器(不转圈). CI=1 验证 logger 输出绝对路径. 已留痕.</w:t>
+            </w:r>
+          </w:p>
+        </w:tc>
+      </w:tr>
+    </w:tbl>
+    <w:p>
+      <w:pPr>
+        <w:spacing w:after="40"/>
+      </w:pPr>
+    </w:p>
+    <w:p>
+      <w:pPr>
+        <w:spacing w:before="320" w:after="160"/>
+        <w:shd w:val="clear" w:color="auto" w:fill="E8F0F9"/>
+        <w:ind w:left="120" w:right="120"/>
+        <w:spacing w:before="120" w:after="120"/>
+      </w:pPr>
+      <w:r>
+        <w:rPr>
+          <w:rFonts w:ascii="Calibri" w:hAnsi="Calibri" w:eastAsia="Microsoft YaHei"/>
+          <w:b/>
+          <w:color w:val="1F4D78"/>
+          <w:sz w:val="22"/>
+        </w:rPr>
+        <w:t>【用户】 Allure报告端口优化-固定端口+自动清理 · 对话 10 · 2026-08-05</w:t>
+      </w:r>
+    </w:p>
+    <w:p>
+      <w:pPr>
+        <w:spacing w:after="120"/>
+      </w:pPr>
+      <w:r>
+        <w:rPr>
+          <w:rFonts w:ascii="Calibri" w:hAnsi="Calibri" w:eastAsia="Microsoft YaHei"/>
+          <w:b w:val="0"/>
+          <w:color w:val="0B2545"/>
+          <w:sz w:val="22"/>
+        </w:rPr>
+        <w:t xml:space="preserve">上一轮用 </w:t>
+      </w:r>
+      <w:r>
+        <w:rPr>
+          <w:rFonts w:ascii="Consolas" w:hAnsi="Consolas" w:eastAsia="Microsoft YaHei"/>
+          <w:b w:val="0"/>
+          <w:color w:val="0B2545"/>
+          <w:sz w:val="22"/>
+        </w:rPr>
+        <w:t>allure open</w:t>
+      </w:r>
+      <w:r>
+        <w:rPr>
+          <w:rFonts w:ascii="Calibri" w:hAnsi="Calibri" w:eastAsia="Microsoft YaHei"/>
+          <w:b w:val="0"/>
+          <w:color w:val="0B2545"/>
+          <w:sz w:val="22"/>
+        </w:rPr>
+        <w:t xml:space="preserve"> 解决了转圈, 但未固定端口也未清理旧服务器, 多次运行会进程堆积. 希望固定端口 + 启动前自动清理旧服务器.</w:t>
+      </w:r>
+    </w:p>
+    <w:p>
+      <w:pPr>
+        <w:spacing w:before="320" w:after="160"/>
+        <w:shd w:val="clear" w:color="auto" w:fill="EEF4F0"/>
+        <w:ind w:left="120" w:right="120"/>
+        <w:spacing w:before="120" w:after="120"/>
+      </w:pPr>
+      <w:r>
+        <w:rPr>
+          <w:rFonts w:ascii="Calibri" w:hAnsi="Calibri" w:eastAsia="Microsoft YaHei"/>
+          <w:b/>
+          <w:color w:val="1F3A5F"/>
+          <w:sz w:val="22"/>
+        </w:rPr>
+        <w:t>【助手】 交付 · 对话 10 · 2026-08-05</w:t>
+      </w:r>
+    </w:p>
+    <w:p>
+      <w:pPr>
+        <w:spacing w:after="120"/>
+      </w:pPr>
+      <w:r>
+        <w:rPr>
+          <w:rFonts w:ascii="Calibri" w:hAnsi="Calibri" w:eastAsia="Microsoft YaHei"/>
+          <w:b/>
+          <w:color w:val="0B2545"/>
+          <w:sz w:val="22"/>
+        </w:rPr>
+        <w:t>根因诊断</w:t>
+      </w:r>
+      <w:r>
+        <w:rPr>
+          <w:rFonts w:ascii="Calibri" w:hAnsi="Calibri" w:eastAsia="Microsoft YaHei"/>
+          <w:b w:val="0"/>
+          <w:color w:val="0B2545"/>
+          <w:sz w:val="22"/>
+        </w:rPr>
+        <w:t xml:space="preserve">: 上一轮的 </w:t>
+      </w:r>
+      <w:r>
+        <w:rPr>
+          <w:rFonts w:ascii="Consolas" w:hAnsi="Consolas" w:eastAsia="Microsoft YaHei"/>
+          <w:b w:val="0"/>
+          <w:color w:val="0B2545"/>
+          <w:sz w:val="22"/>
+        </w:rPr>
+        <w:t>_kill_port_process</w:t>
+      </w:r>
+      <w:r>
+        <w:rPr>
+          <w:rFonts w:ascii="Calibri" w:hAnsi="Calibri" w:eastAsia="Microsoft YaHei"/>
+          <w:b w:val="0"/>
+          <w:color w:val="0B2545"/>
+          <w:sz w:val="22"/>
+        </w:rPr>
+        <w:t xml:space="preserve"> 用 </w:t>
+      </w:r>
+      <w:r>
+        <w:rPr>
+          <w:rFonts w:ascii="Consolas" w:hAnsi="Consolas" w:eastAsia="Microsoft YaHei"/>
+          <w:b w:val="0"/>
+          <w:color w:val="0B2545"/>
+          <w:sz w:val="22"/>
+        </w:rPr>
+        <w:t>Get-NetTCPConnection -LocalPort 5274 -State Listen</w:t>
+      </w:r>
+      <w:r>
+        <w:rPr>
+          <w:rFonts w:ascii="Calibri" w:hAnsi="Calibri" w:eastAsia="Microsoft YaHei"/>
+          <w:b w:val="0"/>
+          <w:color w:val="0B2545"/>
+          <w:sz w:val="22"/>
+        </w:rPr>
+        <w:t xml:space="preserve"> 检测旧服务器. 实测该 cmdlet 在本机</w:t>
+      </w:r>
+      <w:r>
+        <w:rPr>
+          <w:rFonts w:ascii="Calibri" w:hAnsi="Calibri" w:eastAsia="Microsoft YaHei"/>
+          <w:b/>
+          <w:color w:val="0B2545"/>
+          <w:sz w:val="22"/>
+        </w:rPr>
+        <w:t>无法报告 `0.0.0.0`/`[::]` 通配监听器</w:t>
+      </w:r>
+      <w:r>
+        <w:rPr>
+          <w:rFonts w:ascii="Calibri" w:hAnsi="Calibri" w:eastAsia="Microsoft YaHei"/>
+          <w:b w:val="0"/>
+          <w:color w:val="0B2545"/>
+          <w:sz w:val="22"/>
+        </w:rPr>
+        <w:t xml:space="preserve"> -- 端口 5274 明明有 node 进程 LISTENING(netstat 可见), </w:t>
+      </w:r>
+      <w:r>
+        <w:rPr>
+          <w:rFonts w:ascii="Consolas" w:hAnsi="Consolas" w:eastAsia="Microsoft YaHei"/>
+          <w:b w:val="0"/>
+          <w:color w:val="0B2545"/>
+          <w:sz w:val="22"/>
+        </w:rPr>
+        <w:t>Get-NetTCPConnection</w:t>
+      </w:r>
+      <w:r>
+        <w:rPr>
+          <w:rFonts w:ascii="Calibri" w:hAnsi="Calibri" w:eastAsia="Microsoft YaHei"/>
+          <w:b w:val="0"/>
+          <w:color w:val="0B2545"/>
+          <w:sz w:val="22"/>
+        </w:rPr>
+        <w:t xml:space="preserve"> 却返回空. 导致旧服务器不可见 -&gt; 从不清理 -&gt; 新 </w:t>
+      </w:r>
+      <w:r>
+        <w:rPr>
+          <w:rFonts w:ascii="Consolas" w:hAnsi="Consolas" w:eastAsia="Microsoft YaHei"/>
+          <w:b w:val="0"/>
+          <w:color w:val="0B2545"/>
+          <w:sz w:val="22"/>
+        </w:rPr>
+        <w:t>allure open</w:t>
+      </w:r>
+      <w:r>
+        <w:rPr>
+          <w:rFonts w:ascii="Calibri" w:hAnsi="Calibri" w:eastAsia="Microsoft YaHei"/>
+          <w:b w:val="0"/>
+          <w:color w:val="0B2545"/>
+          <w:sz w:val="22"/>
+        </w:rPr>
+        <w:t xml:space="preserve"> 命中 </w:t>
+      </w:r>
+      <w:r>
+        <w:rPr>
+          <w:rFonts w:ascii="Consolas" w:hAnsi="Consolas" w:eastAsia="Microsoft YaHei"/>
+          <w:b w:val="0"/>
+          <w:color w:val="0B2545"/>
+          <w:sz w:val="22"/>
+        </w:rPr>
+        <w:t>EADDRINUSE</w:t>
+      </w:r>
+      <w:r>
+        <w:rPr>
+          <w:rFonts w:ascii="Calibri" w:hAnsi="Calibri" w:eastAsia="Microsoft YaHei"/>
+          <w:b w:val="0"/>
+          <w:color w:val="0B2545"/>
+          <w:sz w:val="22"/>
+        </w:rPr>
+        <w:t xml:space="preserve"> 静默退出 -&gt; 旧服务器一直占着端口, 报告停在上一次内容.</w:t>
+      </w:r>
+    </w:p>
+    <w:p>
+      <w:pPr>
+        <w:spacing w:after="120"/>
+      </w:pPr>
+      <w:r>
+        <w:rPr>
+          <w:rFonts w:ascii="Calibri" w:hAnsi="Calibri" w:eastAsia="Microsoft YaHei"/>
+          <w:b/>
+          <w:color w:val="0B2545"/>
+          <w:sz w:val="22"/>
+        </w:rPr>
+        <w:t>修复</w:t>
+      </w:r>
+      <w:r>
+        <w:rPr>
+          <w:rFonts w:ascii="Calibri" w:hAnsi="Calibri" w:eastAsia="Microsoft YaHei"/>
+          <w:b w:val="0"/>
+          <w:color w:val="0B2545"/>
+          <w:sz w:val="22"/>
+        </w:rPr>
+        <w:t xml:space="preserve">: </w:t>
+      </w:r>
+      <w:r>
+        <w:rPr>
+          <w:rFonts w:ascii="Consolas" w:hAnsi="Consolas" w:eastAsia="Microsoft YaHei"/>
+          <w:b w:val="0"/>
+          <w:color w:val="0B2545"/>
+          <w:sz w:val="22"/>
+        </w:rPr>
+        <w:t>_kill_port_process</w:t>
+      </w:r>
+      <w:r>
+        <w:rPr>
+          <w:rFonts w:ascii="Calibri" w:hAnsi="Calibri" w:eastAsia="Microsoft YaHei"/>
+          <w:b w:val="0"/>
+          <w:color w:val="0B2545"/>
+          <w:sz w:val="22"/>
+        </w:rPr>
+        <w:t xml:space="preserve"> 改用 </w:t>
+      </w:r>
+      <w:r>
+        <w:rPr>
+          <w:rFonts w:ascii="Consolas" w:hAnsi="Consolas" w:eastAsia="Microsoft YaHei"/>
+          <w:b w:val="0"/>
+          <w:color w:val="0B2545"/>
+          <w:sz w:val="22"/>
+        </w:rPr>
+        <w:t>netstat -ano</w:t>
+      </w:r>
+      <w:r>
+        <w:rPr>
+          <w:rFonts w:ascii="Calibri" w:hAnsi="Calibri" w:eastAsia="Microsoft YaHei"/>
+          <w:b w:val="0"/>
+          <w:color w:val="0B2545"/>
+          <w:sz w:val="22"/>
+        </w:rPr>
+        <w:t xml:space="preserve"> 解析. 单个 PowerShell 脚本: </w:t>
+      </w:r>
+      <w:r>
+        <w:rPr>
+          <w:rFonts w:ascii="Consolas" w:hAnsi="Consolas" w:eastAsia="Microsoft YaHei"/>
+          <w:b w:val="0"/>
+          <w:color w:val="0B2545"/>
+          <w:sz w:val="22"/>
+        </w:rPr>
+        <w:t>netstat -ano | Select-String LISTENING | regex 匹配 :端口</w:t>
+      </w:r>
+      <w:r>
+        <w:rPr>
+          <w:rFonts w:ascii="Calibri" w:hAnsi="Calibri" w:eastAsia="Microsoft YaHei"/>
+          <w:b w:val="0"/>
+          <w:color w:val="0B2545"/>
+          <w:sz w:val="22"/>
+        </w:rPr>
+        <w:t xml:space="preserve"> 取 PID, </w:t>
+      </w:r>
+      <w:r>
+        <w:rPr>
+          <w:rFonts w:ascii="Consolas" w:hAnsi="Consolas" w:eastAsia="Microsoft YaHei"/>
+          <w:b w:val="0"/>
+          <w:color w:val="0B2545"/>
+          <w:sz w:val="22"/>
+        </w:rPr>
+        <w:t>Get-Process</w:t>
+      </w:r>
+      <w:r>
+        <w:rPr>
+          <w:rFonts w:ascii="Calibri" w:hAnsi="Calibri" w:eastAsia="Microsoft YaHei"/>
+          <w:b w:val="0"/>
+          <w:color w:val="0B2545"/>
+          <w:sz w:val="22"/>
+        </w:rPr>
+        <w:t xml:space="preserve"> 校验 ProcessName 匹配 </w:t>
+      </w:r>
+      <w:r>
+        <w:rPr>
+          <w:rFonts w:ascii="Consolas" w:hAnsi="Consolas" w:eastAsia="Microsoft YaHei"/>
+          <w:b w:val="0"/>
+          <w:color w:val="0B2545"/>
+          <w:sz w:val="22"/>
+        </w:rPr>
+        <w:t>java|allure|node</w:t>
+      </w:r>
+      <w:r>
+        <w:rPr>
+          <w:rFonts w:ascii="Calibri" w:hAnsi="Calibri" w:eastAsia="Microsoft YaHei"/>
+          <w:b w:val="0"/>
+          <w:color w:val="0B2545"/>
+          <w:sz w:val="22"/>
+        </w:rPr>
+        <w:t xml:space="preserve"> 后 </w:t>
+      </w:r>
+      <w:r>
+        <w:rPr>
+          <w:rFonts w:ascii="Consolas" w:hAnsi="Consolas" w:eastAsia="Microsoft YaHei"/>
+          <w:b w:val="0"/>
+          <w:color w:val="0B2545"/>
+          <w:sz w:val="22"/>
+        </w:rPr>
+        <w:t>Stop-Process</w:t>
+      </w:r>
+      <w:r>
+        <w:rPr>
+          <w:rFonts w:ascii="Calibri" w:hAnsi="Calibri" w:eastAsia="Microsoft YaHei"/>
+          <w:b w:val="0"/>
+          <w:color w:val="0B2545"/>
+          <w:sz w:val="22"/>
+        </w:rPr>
+        <w:t xml:space="preserve">(避免误杀无关应用), 输出已清理的 PID/进程名. 用 </w:t>
+      </w:r>
+      <w:r>
+        <w:rPr>
+          <w:rFonts w:ascii="Consolas" w:hAnsi="Consolas" w:eastAsia="Microsoft YaHei"/>
+          <w:b w:val="0"/>
+          <w:color w:val="0B2545"/>
+          <w:sz w:val="22"/>
+        </w:rPr>
+        <w:t>__PORT__</w:t>
+      </w:r>
+      <w:r>
+        <w:rPr>
+          <w:rFonts w:ascii="Calibri" w:hAnsi="Calibri" w:eastAsia="Microsoft YaHei"/>
+          <w:b w:val="0"/>
+          <w:color w:val="0B2545"/>
+          <w:sz w:val="22"/>
+        </w:rPr>
+        <w:t xml:space="preserve"> 占位符 + </w:t>
+      </w:r>
+      <w:r>
+        <w:rPr>
+          <w:rFonts w:ascii="Consolas" w:hAnsi="Consolas" w:eastAsia="Microsoft YaHei"/>
+          <w:b w:val="0"/>
+          <w:color w:val="0B2545"/>
+          <w:sz w:val="22"/>
+        </w:rPr>
+        <w:t>.replace()</w:t>
+      </w:r>
+      <w:r>
+        <w:rPr>
+          <w:rFonts w:ascii="Calibri" w:hAnsi="Calibri" w:eastAsia="Microsoft YaHei"/>
+          <w:b w:val="0"/>
+          <w:color w:val="0B2545"/>
+          <w:sz w:val="22"/>
+        </w:rPr>
+        <w:t xml:space="preserve"> 注入端口号(避免 f-string/format 与 PowerShell 花括号冲突).</w:t>
+      </w:r>
+    </w:p>
+    <w:p>
+      <w:pPr>
+        <w:spacing w:after="120"/>
+      </w:pPr>
+      <w:r>
+        <w:rPr>
+          <w:rFonts w:ascii="Calibri" w:hAnsi="Calibri" w:eastAsia="Microsoft YaHei"/>
+          <w:b/>
+          <w:color w:val="0B2545"/>
+          <w:sz w:val="22"/>
+        </w:rPr>
+        <w:t>端到端验证</w:t>
+      </w:r>
+      <w:r>
+        <w:rPr>
+          <w:rFonts w:ascii="Calibri" w:hAnsi="Calibri" w:eastAsia="Microsoft YaHei"/>
+          <w:b w:val="0"/>
+          <w:color w:val="0B2545"/>
+          <w:sz w:val="22"/>
+        </w:rPr>
+        <w:t xml:space="preserve">: 运行1(假页面测试, 无 CI)启动服务器 A(pid 12100, 10s 后 netstat 确认 LISTENING); 运行2 日志输出 </w:t>
+      </w:r>
+      <w:r>
+        <w:rPr>
+          <w:rFonts w:ascii="Consolas" w:hAnsi="Consolas" w:eastAsia="Microsoft YaHei"/>
+          <w:b w:val="0"/>
+          <w:color w:val="0B2545"/>
+          <w:sz w:val="22"/>
+        </w:rPr>
+        <w:t>端口 5274 旧服务器已清理: 12100/node</w:t>
+      </w:r>
+      <w:r>
+        <w:rPr>
+          <w:rFonts w:ascii="Calibri" w:hAnsi="Calibri" w:eastAsia="Microsoft YaHei"/>
+          <w:b w:val="0"/>
+          <w:color w:val="0B2545"/>
+          <w:sz w:val="22"/>
+        </w:rPr>
+        <w:t xml:space="preserve">, 随后启动服务器 B(pid 55328). 旧服务器被杀、新服务器接管, </w:t>
+      </w:r>
+      <w:r>
+        <w:rPr>
+          <w:rFonts w:ascii="Calibri" w:hAnsi="Calibri" w:eastAsia="Microsoft YaHei"/>
+          <w:b/>
+          <w:color w:val="0B2545"/>
+          <w:sz w:val="22"/>
+        </w:rPr>
+        <w:t>无进程堆积</w:t>
+      </w:r>
+      <w:r>
+        <w:rPr>
+          <w:rFonts w:ascii="Calibri" w:hAnsi="Calibri" w:eastAsia="Microsoft YaHei"/>
+          <w:b w:val="0"/>
+          <w:color w:val="0B2545"/>
+          <w:sz w:val="22"/>
+        </w:rPr>
+        <w:t xml:space="preserve">. CI=1 模式跳过 </w:t>
+      </w:r>
+      <w:r>
+        <w:rPr>
+          <w:rFonts w:ascii="Consolas" w:hAnsi="Consolas" w:eastAsia="Microsoft YaHei"/>
+          <w:b w:val="0"/>
+          <w:color w:val="0B2545"/>
+          <w:sz w:val="22"/>
+        </w:rPr>
+        <w:t>allure open</w:t>
+      </w:r>
+      <w:r>
+        <w:rPr>
+          <w:rFonts w:ascii="Calibri" w:hAnsi="Calibri" w:eastAsia="Microsoft YaHei"/>
+          <w:b w:val="0"/>
+          <w:color w:val="0B2545"/>
+          <w:sz w:val="22"/>
+        </w:rPr>
+        <w:t>(仅生成 HTML + 输出绝对路径).</w:t>
+      </w:r>
+    </w:p>
+    <w:tbl>
+      <w:tblPr>
+        <w:tblStyle w:val="TableGrid"/>
+        <w:tblW w:type="dxa" w:w="10079"/>
+        <w:jc w:val="left"/>
+        <w:tblLayout w:type="fixed"/>
+        <w:tblLook w:firstColumn="1" w:firstRow="1" w:lastColumn="0" w:lastRow="0" w:noHBand="0" w:noVBand="1" w:val="04A0"/>
+        <w:tblBorders>
+          <w:top w:val="single" w:sz="4" w:space="0" w:color="BFBFBF"/>
+          <w:left w:val="single" w:sz="4" w:space="0" w:color="BFBFBF"/>
+          <w:bottom w:val="single" w:sz="4" w:space="0" w:color="BFBFBF"/>
+          <w:right w:val="single" w:sz="4" w:space="0" w:color="BFBFBF"/>
+          <w:insideH w:val="single" w:sz="4" w:space="0" w:color="BFBFBF"/>
+          <w:insideV w:val="single" w:sz="4" w:space="0" w:color="BFBFBF"/>
+        </w:tblBorders>
+      </w:tblPr>
+      <w:tblGrid>
+        <w:gridCol w:w="4031"/>
+        <w:gridCol w:w="4896"/>
+        <w:gridCol w:w="1152"/>
+      </w:tblGrid>
+      <w:tr>
+        <w:tc>
+          <w:tcPr>
+            <w:tcW w:type="dxa" w:w="4031"/>
+            <w:shd w:val="clear" w:color="auto" w:fill="E8EEF5"/>
+            <w:tcMar>
+              <w:top w:w="80" w:type="dxa"/>
+              <w:bottom w:w="80" w:type="dxa"/>
+              <w:start w:w="120" w:type="dxa"/>
+              <w:end w:w="120" w:type="dxa"/>
+            </w:tcMar>
+            <w:vAlign w:val="center"/>
+          </w:tcPr>
+          <w:p>
+            <w:pPr>
+              <w:spacing w:after="0" w:before="0"/>
+            </w:pPr>
+            <w:r>
+              <w:rPr>
+                <w:rFonts w:ascii="Calibri" w:hAnsi="Calibri" w:eastAsia="Microsoft YaHei"/>
+                <w:b/>
+                <w:color w:val="0B2545"/>
+                <w:sz w:val="22"/>
+              </w:rPr>
+              <w:t>文件</w:t>
+            </w:r>
+          </w:p>
+        </w:tc>
+        <w:tc>
+          <w:tcPr>
+            <w:tcW w:type="dxa" w:w="4896"/>
+            <w:shd w:val="clear" w:color="auto" w:fill="E8EEF5"/>
+            <w:tcMar>
+              <w:top w:w="80" w:type="dxa"/>
+              <w:bottom w:w="80" w:type="dxa"/>
+              <w:start w:w="120" w:type="dxa"/>
+              <w:end w:w="120" w:type="dxa"/>
+            </w:tcMar>
+            <w:vAlign w:val="center"/>
+          </w:tcPr>
+          <w:p>
+            <w:pPr>
+              <w:spacing w:after="0" w:before="0"/>
+            </w:pPr>
+            <w:r>
+              <w:rPr>
+                <w:rFonts w:ascii="Calibri" w:hAnsi="Calibri" w:eastAsia="Microsoft YaHei"/>
+                <w:b/>
+                <w:color w:val="0B2545"/>
+                <w:sz w:val="22"/>
+              </w:rPr>
+              <w:t>说明</w:t>
+            </w:r>
+          </w:p>
+        </w:tc>
+        <w:tc>
+          <w:tcPr>
+            <w:tcW w:type="dxa" w:w="1152"/>
+            <w:shd w:val="clear" w:color="auto" w:fill="E8EEF5"/>
+            <w:tcMar>
+              <w:top w:w="80" w:type="dxa"/>
+              <w:bottom w:w="80" w:type="dxa"/>
+              <w:start w:w="120" w:type="dxa"/>
+              <w:end w:w="120" w:type="dxa"/>
+            </w:tcMar>
+            <w:vAlign w:val="center"/>
+          </w:tcPr>
+          <w:p>
+            <w:pPr>
+              <w:spacing w:after="0" w:before="0"/>
+            </w:pPr>
+            <w:r>
+              <w:rPr>
+                <w:rFonts w:ascii="Calibri" w:hAnsi="Calibri" w:eastAsia="Microsoft YaHei"/>
+                <w:b/>
+                <w:color w:val="0B2545"/>
+                <w:sz w:val="22"/>
+              </w:rPr>
+              <w:t>状态</w:t>
+            </w:r>
+          </w:p>
+        </w:tc>
+      </w:tr>
+      <w:tr>
+        <w:tc>
+          <w:tcPr>
+            <w:tcW w:type="dxa" w:w="4031"/>
+            <w:tcMar>
+              <w:top w:w="80" w:type="dxa"/>
+              <w:bottom w:w="80" w:type="dxa"/>
+              <w:start w:w="120" w:type="dxa"/>
+              <w:end w:w="120" w:type="dxa"/>
+            </w:tcMar>
+            <w:vAlign w:val="center"/>
+          </w:tcPr>
+          <w:p>
+            <w:pPr>
+              <w:spacing w:after="0" w:before="0"/>
+            </w:pPr>
+            <w:r>
+              <w:rPr>
+                <w:rFonts w:ascii="Calibri" w:hAnsi="Calibri" w:eastAsia="Microsoft YaHei"/>
+                <w:b w:val="0"/>
+                <w:color w:val="0B2545"/>
+                <w:sz w:val="21"/>
+              </w:rPr>
+              <w:t>projects/jmseu/conftest.py</w:t>
+            </w:r>
+          </w:p>
+        </w:tc>
+        <w:tc>
+          <w:tcPr>
+            <w:tcW w:type="dxa" w:w="4896"/>
+            <w:tcMar>
+              <w:top w:w="80" w:type="dxa"/>
+              <w:bottom w:w="80" w:type="dxa"/>
+              <w:start w:w="120" w:type="dxa"/>
+              <w:end w:w="120" w:type="dxa"/>
+            </w:tcMar>
+            <w:vAlign w:val="center"/>
+          </w:tcPr>
+          <w:p>
+            <w:pPr>
+              <w:spacing w:after="0" w:before="0"/>
+            </w:pPr>
+            <w:r>
+              <w:rPr>
+                <w:rFonts w:ascii="Consolas" w:hAnsi="Consolas" w:eastAsia="Microsoft YaHei"/>
+                <w:b w:val="0"/>
+                <w:color w:val="0B2545"/>
+                <w:sz w:val="21"/>
+              </w:rPr>
+              <w:t>_kill_port_process</w:t>
+            </w:r>
+            <w:r>
+              <w:rPr>
+                <w:rFonts w:ascii="Calibri" w:hAnsi="Calibri" w:eastAsia="Microsoft YaHei"/>
+                <w:b w:val="0"/>
+                <w:color w:val="0B2545"/>
+                <w:sz w:val="21"/>
+              </w:rPr>
+              <w:t>: Get-NetTCPConnection -&gt; netstat -ano 解析(修复通配监听器漏检); 校验进程名 java|allure|node 后 Stop-Process; logger 输出已清理 PID</w:t>
+            </w:r>
+          </w:p>
+        </w:tc>
+        <w:tc>
+          <w:tcPr>
+            <w:tcW w:type="dxa" w:w="1152"/>
+            <w:tcMar>
+              <w:top w:w="80" w:type="dxa"/>
+              <w:bottom w:w="80" w:type="dxa"/>
+              <w:start w:w="120" w:type="dxa"/>
+              <w:end w:w="120" w:type="dxa"/>
+            </w:tcMar>
+            <w:vAlign w:val="center"/>
+          </w:tcPr>
+          <w:p>
+            <w:pPr>
+              <w:spacing w:after="0" w:before="0"/>
+            </w:pPr>
+            <w:r>
+              <w:rPr>
+                <w:rFonts w:ascii="Calibri" w:hAnsi="Calibri" w:eastAsia="Microsoft YaHei"/>
+                <w:b w:val="0"/>
+                <w:color w:val="0B2545"/>
+                <w:sz w:val="21"/>
+              </w:rPr>
+              <w:t>修改</w:t>
+            </w:r>
+          </w:p>
+        </w:tc>
+      </w:tr>
+      <w:tr>
+        <w:tc>
+          <w:tcPr>
+            <w:tcW w:type="dxa" w:w="4031"/>
+            <w:tcMar>
+              <w:top w:w="80" w:type="dxa"/>
+              <w:bottom w:w="80" w:type="dxa"/>
+              <w:start w:w="120" w:type="dxa"/>
+              <w:end w:w="120" w:type="dxa"/>
+            </w:tcMar>
+            <w:vAlign w:val="center"/>
+          </w:tcPr>
+          <w:p>
+            <w:pPr>
+              <w:spacing w:after="0" w:before="0"/>
+            </w:pPr>
+            <w:r>
+              <w:rPr>
+                <w:rFonts w:ascii="Calibri" w:hAnsi="Calibri" w:eastAsia="Microsoft YaHei"/>
+                <w:b w:val="0"/>
+                <w:color w:val="0B2545"/>
+                <w:sz w:val="21"/>
+              </w:rPr>
+              <w:t>projects/jmseu/README.md</w:t>
+            </w:r>
+          </w:p>
+        </w:tc>
+        <w:tc>
+          <w:tcPr>
+            <w:tcW w:type="dxa" w:w="4896"/>
+            <w:tcMar>
+              <w:top w:w="80" w:type="dxa"/>
+              <w:bottom w:w="80" w:type="dxa"/>
+              <w:start w:w="120" w:type="dxa"/>
+              <w:end w:w="120" w:type="dxa"/>
+            </w:tcMar>
+            <w:vAlign w:val="center"/>
+          </w:tcPr>
+          <w:p>
+            <w:pPr>
+              <w:spacing w:after="0" w:before="0"/>
+            </w:pPr>
+            <w:r>
+              <w:rPr>
+                <w:rFonts w:ascii="Calibri" w:hAnsi="Calibri" w:eastAsia="Microsoft YaHei"/>
+                <w:b w:val="0"/>
+                <w:color w:val="0B2545"/>
+                <w:sz w:val="21"/>
+              </w:rPr>
+              <w:t>Allure 章节: allure open 补充固定端口 5274 + netstat 清理旧服务器说明</w:t>
+            </w:r>
+          </w:p>
+        </w:tc>
+        <w:tc>
+          <w:tcPr>
+            <w:tcW w:type="dxa" w:w="1152"/>
+            <w:tcMar>
+              <w:top w:w="80" w:type="dxa"/>
+              <w:bottom w:w="80" w:type="dxa"/>
+              <w:start w:w="120" w:type="dxa"/>
+              <w:end w:w="120" w:type="dxa"/>
+            </w:tcMar>
+            <w:vAlign w:val="center"/>
+          </w:tcPr>
+          <w:p>
+            <w:pPr>
+              <w:spacing w:after="0" w:before="0"/>
+            </w:pPr>
+            <w:r>
+              <w:rPr>
+                <w:rFonts w:ascii="Calibri" w:hAnsi="Calibri" w:eastAsia="Microsoft YaHei"/>
+                <w:b w:val="0"/>
+                <w:color w:val="0B2545"/>
+                <w:sz w:val="21"/>
+              </w:rPr>
+              <w:t>修改</w:t>
+            </w:r>
+          </w:p>
+        </w:tc>
+      </w:tr>
+    </w:tbl>
+    <w:p>
+      <w:pPr>
+        <w:spacing w:after="40"/>
+      </w:pPr>
+    </w:p>
+    <w:tbl>
+      <w:tblPr>
+        <w:tblStyle w:val="TableGrid"/>
+        <w:tblW w:type="dxa" w:w="10080"/>
+        <w:jc w:val="left"/>
+        <w:tblLayout w:type="fixed"/>
+        <w:tblLook w:firstColumn="1" w:firstRow="1" w:lastColumn="0" w:lastRow="0" w:noHBand="0" w:noVBand="1" w:val="04A0"/>
+        <w:tblBorders>
+          <w:top w:val="single" w:sz="4" w:space="0" w:color="BFBFBF"/>
+          <w:left w:val="single" w:sz="4" w:space="0" w:color="BFBFBF"/>
+          <w:bottom w:val="single" w:sz="4" w:space="0" w:color="BFBFBF"/>
+          <w:right w:val="single" w:sz="4" w:space="0" w:color="BFBFBF"/>
+          <w:insideH w:val="single" w:sz="4" w:space="0" w:color="BFBFBF"/>
+          <w:insideV w:val="single" w:sz="4" w:space="0" w:color="BFBFBF"/>
+        </w:tblBorders>
+      </w:tblPr>
+      <w:tblGrid>
+        <w:gridCol w:w="2304"/>
+        <w:gridCol w:w="5184"/>
+        <w:gridCol w:w="2592"/>
+      </w:tblGrid>
+      <w:tr>
+        <w:tc>
+          <w:tcPr>
+            <w:tcW w:type="dxa" w:w="2304"/>
+            <w:shd w:val="clear" w:color="auto" w:fill="E8EEF5"/>
+            <w:tcMar>
+              <w:top w:w="80" w:type="dxa"/>
+              <w:bottom w:w="80" w:type="dxa"/>
+              <w:start w:w="120" w:type="dxa"/>
+              <w:end w:w="120" w:type="dxa"/>
+            </w:tcMar>
+            <w:vAlign w:val="center"/>
+          </w:tcPr>
+          <w:p>
+            <w:pPr>
+              <w:spacing w:after="0" w:before="0"/>
+            </w:pPr>
+            <w:r>
+              <w:rPr>
+                <w:rFonts w:ascii="Calibri" w:hAnsi="Calibri" w:eastAsia="Microsoft YaHei"/>
+                <w:b/>
+                <w:color w:val="0B2545"/>
+                <w:sz w:val="22"/>
+              </w:rPr>
+              <w:t>检查项</w:t>
+            </w:r>
+          </w:p>
+        </w:tc>
+        <w:tc>
+          <w:tcPr>
+            <w:tcW w:type="dxa" w:w="5184"/>
+            <w:shd w:val="clear" w:color="auto" w:fill="E8EEF5"/>
+            <w:tcMar>
+              <w:top w:w="80" w:type="dxa"/>
+              <w:bottom w:w="80" w:type="dxa"/>
+              <w:start w:w="120" w:type="dxa"/>
+              <w:end w:w="120" w:type="dxa"/>
+            </w:tcMar>
+            <w:vAlign w:val="center"/>
+          </w:tcPr>
+          <w:p>
+            <w:pPr>
+              <w:spacing w:after="0" w:before="0"/>
+            </w:pPr>
+            <w:r>
+              <w:rPr>
+                <w:rFonts w:ascii="Calibri" w:hAnsi="Calibri" w:eastAsia="Microsoft YaHei"/>
+                <w:b/>
+                <w:color w:val="0B2545"/>
+                <w:sz w:val="22"/>
+              </w:rPr>
+              <w:t>命令</w:t>
+            </w:r>
+          </w:p>
+        </w:tc>
+        <w:tc>
+          <w:tcPr>
+            <w:tcW w:type="dxa" w:w="2592"/>
+            <w:shd w:val="clear" w:color="auto" w:fill="E8EEF5"/>
+            <w:tcMar>
+              <w:top w:w="80" w:type="dxa"/>
+              <w:bottom w:w="80" w:type="dxa"/>
+              <w:start w:w="120" w:type="dxa"/>
+              <w:end w:w="120" w:type="dxa"/>
+            </w:tcMar>
+            <w:vAlign w:val="center"/>
+          </w:tcPr>
+          <w:p>
+            <w:pPr>
+              <w:spacing w:after="0" w:before="0"/>
+            </w:pPr>
+            <w:r>
+              <w:rPr>
+                <w:rFonts w:ascii="Calibri" w:hAnsi="Calibri" w:eastAsia="Microsoft YaHei"/>
+                <w:b/>
+                <w:color w:val="0B2545"/>
+                <w:sz w:val="22"/>
+              </w:rPr>
+              <w:t>结果</w:t>
+            </w:r>
+          </w:p>
+        </w:tc>
+      </w:tr>
+      <w:tr>
+        <w:tc>
+          <w:tcPr>
+            <w:tcW w:type="dxa" w:w="2304"/>
+            <w:tcMar>
+              <w:top w:w="80" w:type="dxa"/>
+              <w:bottom w:w="80" w:type="dxa"/>
+              <w:start w:w="120" w:type="dxa"/>
+              <w:end w:w="120" w:type="dxa"/>
+            </w:tcMar>
+            <w:vAlign w:val="center"/>
+          </w:tcPr>
+          <w:p>
+            <w:pPr>
+              <w:spacing w:after="0" w:before="0"/>
+            </w:pPr>
+            <w:r>
+              <w:rPr>
+                <w:rFonts w:ascii="Calibri" w:hAnsi="Calibri" w:eastAsia="Microsoft YaHei"/>
+                <w:b w:val="0"/>
+                <w:color w:val="0B2545"/>
+                <w:sz w:val="21"/>
+              </w:rPr>
+              <w:t>ruff lint</w:t>
+            </w:r>
+          </w:p>
+        </w:tc>
+        <w:tc>
+          <w:tcPr>
+            <w:tcW w:type="dxa" w:w="5184"/>
+            <w:tcMar>
+              <w:top w:w="80" w:type="dxa"/>
+              <w:bottom w:w="80" w:type="dxa"/>
+              <w:start w:w="120" w:type="dxa"/>
+              <w:end w:w="120" w:type="dxa"/>
+            </w:tcMar>
+            <w:vAlign w:val="center"/>
+          </w:tcPr>
+          <w:p>
+            <w:pPr>
+              <w:spacing w:after="0" w:before="0"/>
+            </w:pPr>
+            <w:r>
+              <w:rPr>
+                <w:rFonts w:ascii="Calibri" w:hAnsi="Calibri" w:eastAsia="Microsoft YaHei"/>
+                <w:b w:val="0"/>
+                <w:color w:val="0B2545"/>
+                <w:sz w:val="21"/>
+              </w:rPr>
+              <w:t>ruff check conftest.py</w:t>
+            </w:r>
+          </w:p>
+        </w:tc>
+        <w:tc>
+          <w:tcPr>
+            <w:tcW w:type="dxa" w:w="2592"/>
+            <w:tcMar>
+              <w:top w:w="80" w:type="dxa"/>
+              <w:bottom w:w="80" w:type="dxa"/>
+              <w:start w:w="120" w:type="dxa"/>
+              <w:end w:w="120" w:type="dxa"/>
+            </w:tcMar>
+            <w:vAlign w:val="center"/>
+          </w:tcPr>
+          <w:p>
+            <w:pPr>
+              <w:spacing w:after="0" w:before="0"/>
+            </w:pPr>
+            <w:r>
+              <w:rPr>
+                <w:rFonts w:ascii="Calibri" w:hAnsi="Calibri" w:eastAsia="Microsoft YaHei"/>
+                <w:b w:val="0"/>
+                <w:color w:val="0B2545"/>
+                <w:sz w:val="21"/>
+              </w:rPr>
+              <w:t>All checks passed</w:t>
+            </w:r>
+          </w:p>
+        </w:tc>
+      </w:tr>
+      <w:tr>
+        <w:tc>
+          <w:tcPr>
+            <w:tcW w:type="dxa" w:w="2304"/>
+            <w:tcMar>
+              <w:top w:w="80" w:type="dxa"/>
+              <w:bottom w:w="80" w:type="dxa"/>
+              <w:start w:w="120" w:type="dxa"/>
+              <w:end w:w="120" w:type="dxa"/>
+            </w:tcMar>
+            <w:vAlign w:val="center"/>
+          </w:tcPr>
+          <w:p>
+            <w:pPr>
+              <w:spacing w:after="0" w:before="0"/>
+            </w:pPr>
+            <w:r>
+              <w:rPr>
+                <w:rFonts w:ascii="Calibri" w:hAnsi="Calibri" w:eastAsia="Microsoft YaHei"/>
+                <w:b w:val="0"/>
+                <w:color w:val="0B2545"/>
+                <w:sz w:val="21"/>
+              </w:rPr>
+              <w:t>mypy</w:t>
+            </w:r>
+          </w:p>
+        </w:tc>
+        <w:tc>
+          <w:tcPr>
+            <w:tcW w:type="dxa" w:w="5184"/>
+            <w:tcMar>
+              <w:top w:w="80" w:type="dxa"/>
+              <w:bottom w:w="80" w:type="dxa"/>
+              <w:start w:w="120" w:type="dxa"/>
+              <w:end w:w="120" w:type="dxa"/>
+            </w:tcMar>
+            <w:vAlign w:val="center"/>
+          </w:tcPr>
+          <w:p>
+            <w:pPr>
+              <w:spacing w:after="0" w:before="0"/>
+            </w:pPr>
+            <w:r>
+              <w:rPr>
+                <w:rFonts w:ascii="Calibri" w:hAnsi="Calibri" w:eastAsia="Microsoft YaHei"/>
+                <w:b w:val="0"/>
+                <w:color w:val="0B2545"/>
+                <w:sz w:val="21"/>
+              </w:rPr>
+              <w:t>mypy conftest.py</w:t>
+            </w:r>
+          </w:p>
+        </w:tc>
+        <w:tc>
+          <w:tcPr>
+            <w:tcW w:type="dxa" w:w="2592"/>
+            <w:tcMar>
+              <w:top w:w="80" w:type="dxa"/>
+              <w:bottom w:w="80" w:type="dxa"/>
+              <w:start w:w="120" w:type="dxa"/>
+              <w:end w:w="120" w:type="dxa"/>
+            </w:tcMar>
+            <w:vAlign w:val="center"/>
+          </w:tcPr>
+          <w:p>
+            <w:pPr>
+              <w:spacing w:after="0" w:before="0"/>
+            </w:pPr>
+            <w:r>
+              <w:rPr>
+                <w:rFonts w:ascii="Calibri" w:hAnsi="Calibri" w:eastAsia="Microsoft YaHei"/>
+                <w:b w:val="0"/>
+                <w:color w:val="0B2545"/>
+                <w:sz w:val="21"/>
+              </w:rPr>
+              <w:t>仅 framework import-untyped(预存), 无新增</w:t>
+            </w:r>
+          </w:p>
+        </w:tc>
+      </w:tr>
+      <w:tr>
+        <w:tc>
+          <w:tcPr>
+            <w:tcW w:type="dxa" w:w="2304"/>
+            <w:tcMar>
+              <w:top w:w="80" w:type="dxa"/>
+              <w:bottom w:w="80" w:type="dxa"/>
+              <w:start w:w="120" w:type="dxa"/>
+              <w:end w:w="120" w:type="dxa"/>
+            </w:tcMar>
+            <w:vAlign w:val="center"/>
+          </w:tcPr>
+          <w:p>
+            <w:pPr>
+              <w:spacing w:after="0" w:before="0"/>
+            </w:pPr>
+            <w:r>
+              <w:rPr>
+                <w:rFonts w:ascii="Calibri" w:hAnsi="Calibri" w:eastAsia="Microsoft YaHei"/>
+                <w:b w:val="0"/>
+                <w:color w:val="0B2545"/>
+                <w:sz w:val="21"/>
+              </w:rPr>
+              <w:t>端到端测试</w:t>
+            </w:r>
+          </w:p>
+        </w:tc>
+        <w:tc>
+          <w:tcPr>
+            <w:tcW w:type="dxa" w:w="5184"/>
+            <w:tcMar>
+              <w:top w:w="80" w:type="dxa"/>
+              <w:bottom w:w="80" w:type="dxa"/>
+              <w:start w:w="120" w:type="dxa"/>
+              <w:end w:w="120" w:type="dxa"/>
+            </w:tcMar>
+            <w:vAlign w:val="center"/>
+          </w:tcPr>
+          <w:p>
+            <w:pPr>
+              <w:spacing w:after="0" w:before="0"/>
+            </w:pPr>
+            <w:r>
+              <w:rPr>
+                <w:rFonts w:ascii="Calibri" w:hAnsi="Calibri" w:eastAsia="Microsoft YaHei"/>
+                <w:b w:val="0"/>
+                <w:color w:val="0B2545"/>
+                <w:sz w:val="21"/>
+              </w:rPr>
+              <w:t>pytest test_login_normal_scenario x2(无 CI)</w:t>
+            </w:r>
+          </w:p>
+        </w:tc>
+        <w:tc>
+          <w:tcPr>
+            <w:tcW w:type="dxa" w:w="2592"/>
+            <w:tcMar>
+              <w:top w:w="80" w:type="dxa"/>
+              <w:bottom w:w="80" w:type="dxa"/>
+              <w:start w:w="120" w:type="dxa"/>
+              <w:end w:w="120" w:type="dxa"/>
+            </w:tcMar>
+            <w:vAlign w:val="center"/>
+          </w:tcPr>
+          <w:p>
+            <w:pPr>
+              <w:spacing w:after="0" w:before="0"/>
+            </w:pPr>
+            <w:r>
+              <w:rPr>
+                <w:rFonts w:ascii="Calibri" w:hAnsi="Calibri" w:eastAsia="Microsoft YaHei"/>
+                <w:b w:val="0"/>
+                <w:color w:val="0B2545"/>
+                <w:sz w:val="21"/>
+              </w:rPr>
+              <w:t>运行2 日志: 旧服务器已清理 12100/node; 新服务器 55328 接管, 无堆积</w:t>
+            </w:r>
+          </w:p>
+        </w:tc>
+      </w:tr>
+      <w:tr>
+        <w:tc>
+          <w:tcPr>
+            <w:tcW w:type="dxa" w:w="2304"/>
+            <w:tcMar>
+              <w:top w:w="80" w:type="dxa"/>
+              <w:bottom w:w="80" w:type="dxa"/>
+              <w:start w:w="120" w:type="dxa"/>
+              <w:end w:w="120" w:type="dxa"/>
+            </w:tcMar>
+            <w:vAlign w:val="center"/>
+          </w:tcPr>
+          <w:p>
+            <w:pPr>
+              <w:spacing w:after="0" w:before="0"/>
+            </w:pPr>
+            <w:r>
+              <w:rPr>
+                <w:rFonts w:ascii="Calibri" w:hAnsi="Calibri" w:eastAsia="Microsoft YaHei"/>
+                <w:b w:val="0"/>
+                <w:color w:val="0B2545"/>
+                <w:sz w:val="21"/>
+              </w:rPr>
+              <w:t>CI 模式</w:t>
+            </w:r>
+          </w:p>
+        </w:tc>
+        <w:tc>
+          <w:tcPr>
+            <w:tcW w:type="dxa" w:w="5184"/>
+            <w:tcMar>
+              <w:top w:w="80" w:type="dxa"/>
+              <w:bottom w:w="80" w:type="dxa"/>
+              <w:start w:w="120" w:type="dxa"/>
+              <w:end w:w="120" w:type="dxa"/>
+            </w:tcMar>
+            <w:vAlign w:val="center"/>
+          </w:tcPr>
+          <w:p>
+            <w:pPr>
+              <w:spacing w:after="0" w:before="0"/>
+            </w:pPr>
+            <w:r>
+              <w:rPr>
+                <w:rFonts w:ascii="Calibri" w:hAnsi="Calibri" w:eastAsia="Microsoft YaHei"/>
+                <w:b w:val="0"/>
+                <w:color w:val="0B2545"/>
+                <w:sz w:val="21"/>
+              </w:rPr>
+              <w:t>CI=1 pytest</w:t>
+            </w:r>
+          </w:p>
+        </w:tc>
+        <w:tc>
+          <w:tcPr>
+            <w:tcW w:type="dxa" w:w="2592"/>
+            <w:tcMar>
+              <w:top w:w="80" w:type="dxa"/>
+              <w:bottom w:w="80" w:type="dxa"/>
+              <w:start w:w="120" w:type="dxa"/>
+              <w:end w:w="120" w:type="dxa"/>
+            </w:tcMar>
+            <w:vAlign w:val="center"/>
+          </w:tcPr>
+          <w:p>
+            <w:pPr>
+              <w:spacing w:after="0" w:before="0"/>
+            </w:pPr>
+            <w:r>
+              <w:rPr>
+                <w:rFonts w:ascii="Calibri" w:hAnsi="Calibri" w:eastAsia="Microsoft YaHei"/>
+                <w:b w:val="0"/>
+                <w:color w:val="0B2545"/>
+                <w:sz w:val="21"/>
+              </w:rPr>
+              <w:t>跳过 allure open, 仅生成 HTML + 绝对路径日志</w:t>
+            </w:r>
+          </w:p>
+        </w:tc>
+      </w:tr>
+    </w:tbl>
+    <w:p>
+      <w:pPr>
+        <w:spacing w:after="40"/>
+      </w:pPr>
+    </w:p>
+    <w:tbl>
+      <w:tblPr>
+        <w:tblStyle w:val="TableGrid"/>
+        <w:tblW w:type="dxa" w:w="10080"/>
+        <w:jc w:val="left"/>
+        <w:tblLayout w:type="fixed"/>
+        <w:tblLook w:firstColumn="1" w:firstRow="1" w:lastColumn="0" w:lastRow="0" w:noHBand="0" w:noVBand="1" w:val="04A0"/>
+        <w:tblBorders>
+          <w:top w:val="single" w:sz="4" w:space="0" w:color="BFBFBF"/>
+          <w:left w:val="single" w:sz="4" w:space="0" w:color="BFBFBF"/>
+          <w:bottom w:val="single" w:sz="4" w:space="0" w:color="BFBFBF"/>
+          <w:right w:val="single" w:sz="4" w:space="0" w:color="BFBFBF"/>
+          <w:insideH w:val="single" w:sz="4" w:space="0" w:color="BFBFBF"/>
+          <w:insideV w:val="single" w:sz="4" w:space="0" w:color="BFBFBF"/>
+        </w:tblBorders>
+      </w:tblPr>
+      <w:tblGrid>
+        <w:gridCol w:w="2304"/>
+        <w:gridCol w:w="7776"/>
+      </w:tblGrid>
+      <w:tr>
+        <w:tc>
+          <w:tcPr>
+            <w:tcW w:type="dxa" w:w="2304"/>
+            <w:shd w:val="clear" w:color="auto" w:fill="E8EEF5"/>
+            <w:tcMar>
+              <w:top w:w="80" w:type="dxa"/>
+              <w:bottom w:w="80" w:type="dxa"/>
+              <w:start w:w="120" w:type="dxa"/>
+              <w:end w:w="120" w:type="dxa"/>
+            </w:tcMar>
+            <w:vAlign w:val="center"/>
+          </w:tcPr>
+          <w:p>
+            <w:pPr>
+              <w:spacing w:after="0" w:before="0"/>
+            </w:pPr>
+            <w:r>
+              <w:rPr>
+                <w:rFonts w:ascii="Calibri" w:hAnsi="Calibri" w:eastAsia="Microsoft YaHei"/>
+                <w:b/>
+                <w:color w:val="0B2545"/>
+                <w:sz w:val="22"/>
+              </w:rPr>
+              <w:t>维度</w:t>
+            </w:r>
+          </w:p>
+        </w:tc>
+        <w:tc>
+          <w:tcPr>
+            <w:tcW w:type="dxa" w:w="7776"/>
+            <w:shd w:val="clear" w:color="auto" w:fill="E8EEF5"/>
+            <w:tcMar>
+              <w:top w:w="80" w:type="dxa"/>
+              <w:bottom w:w="80" w:type="dxa"/>
+              <w:start w:w="120" w:type="dxa"/>
+              <w:end w:w="120" w:type="dxa"/>
+            </w:tcMar>
+            <w:vAlign w:val="center"/>
+          </w:tcPr>
+          <w:p>
+            <w:pPr>
+              <w:spacing w:after="0" w:before="0"/>
+            </w:pPr>
+            <w:r>
+              <w:rPr>
+                <w:rFonts w:ascii="Calibri" w:hAnsi="Calibri" w:eastAsia="Microsoft YaHei"/>
+                <w:b/>
+                <w:color w:val="0B2545"/>
+                <w:sz w:val="22"/>
+              </w:rPr>
+              <w:t>说明</w:t>
+            </w:r>
+          </w:p>
+        </w:tc>
+      </w:tr>
+      <w:tr>
+        <w:tc>
+          <w:tcPr>
+            <w:tcW w:type="dxa" w:w="2304"/>
+            <w:tcMar>
+              <w:top w:w="80" w:type="dxa"/>
+              <w:bottom w:w="80" w:type="dxa"/>
+              <w:start w:w="120" w:type="dxa"/>
+              <w:end w:w="120" w:type="dxa"/>
+            </w:tcMar>
+            <w:vAlign w:val="center"/>
+          </w:tcPr>
+          <w:p>
+            <w:pPr>
+              <w:spacing w:after="0" w:before="0"/>
+            </w:pPr>
+            <w:r>
+              <w:rPr>
+                <w:rFonts w:ascii="Calibri" w:hAnsi="Calibri" w:eastAsia="Microsoft YaHei"/>
+                <w:b w:val="0"/>
+                <w:color w:val="0B2545"/>
+                <w:sz w:val="21"/>
+              </w:rPr>
+              <w:t>改动范围</w:t>
+            </w:r>
+          </w:p>
+        </w:tc>
+        <w:tc>
+          <w:tcPr>
+            <w:tcW w:type="dxa" w:w="7776"/>
+            <w:tcMar>
+              <w:top w:w="80" w:type="dxa"/>
+              <w:bottom w:w="80" w:type="dxa"/>
+              <w:start w:w="120" w:type="dxa"/>
+              <w:end w:w="120" w:type="dxa"/>
+            </w:tcMar>
+            <w:vAlign w:val="center"/>
+          </w:tcPr>
+          <w:p>
+            <w:pPr>
+              <w:spacing w:after="0" w:before="0"/>
+            </w:pPr>
+            <w:r>
+              <w:rPr>
+                <w:rFonts w:ascii="Calibri" w:hAnsi="Calibri" w:eastAsia="Microsoft YaHei"/>
+                <w:b w:val="0"/>
+                <w:color w:val="0B2545"/>
+                <w:sz w:val="21"/>
+              </w:rPr>
+              <w:t>仅 projects/jmseu/conftest.py(_kill_port_process)+README, 不触碰 framework</w:t>
+            </w:r>
+          </w:p>
+        </w:tc>
+      </w:tr>
+      <w:tr>
+        <w:tc>
+          <w:tcPr>
+            <w:tcW w:type="dxa" w:w="2304"/>
+            <w:tcMar>
+              <w:top w:w="80" w:type="dxa"/>
+              <w:bottom w:w="80" w:type="dxa"/>
+              <w:start w:w="120" w:type="dxa"/>
+              <w:end w:w="120" w:type="dxa"/>
+            </w:tcMar>
+            <w:vAlign w:val="center"/>
+          </w:tcPr>
+          <w:p>
+            <w:pPr>
+              <w:spacing w:after="0" w:before="0"/>
+            </w:pPr>
+            <w:r>
+              <w:rPr>
+                <w:rFonts w:ascii="Calibri" w:hAnsi="Calibri" w:eastAsia="Microsoft YaHei"/>
+                <w:b w:val="0"/>
+                <w:color w:val="0B2545"/>
+                <w:sz w:val="21"/>
+              </w:rPr>
+              <w:t>依赖方向</w:t>
+            </w:r>
+          </w:p>
+        </w:tc>
+        <w:tc>
+          <w:tcPr>
+            <w:tcW w:type="dxa" w:w="7776"/>
+            <w:tcMar>
+              <w:top w:w="80" w:type="dxa"/>
+              <w:bottom w:w="80" w:type="dxa"/>
+              <w:start w:w="120" w:type="dxa"/>
+              <w:end w:w="120" w:type="dxa"/>
+            </w:tcMar>
+            <w:vAlign w:val="center"/>
+          </w:tcPr>
+          <w:p>
+            <w:pPr>
+              <w:spacing w:after="0" w:before="0"/>
+            </w:pPr>
+            <w:r>
+              <w:rPr>
+                <w:rFonts w:ascii="Calibri" w:hAnsi="Calibri" w:eastAsia="Microsoft YaHei"/>
+                <w:b w:val="0"/>
+                <w:color w:val="0B2545"/>
+                <w:sz w:val="21"/>
+              </w:rPr>
+              <w:t>jmseu -&gt; framework(规则11)</w:t>
+            </w:r>
+          </w:p>
+        </w:tc>
+      </w:tr>
+      <w:tr>
+        <w:tc>
+          <w:tcPr>
+            <w:tcW w:type="dxa" w:w="2304"/>
+            <w:tcMar>
+              <w:top w:w="80" w:type="dxa"/>
+              <w:bottom w:w="80" w:type="dxa"/>
+              <w:start w:w="120" w:type="dxa"/>
+              <w:end w:w="120" w:type="dxa"/>
+            </w:tcMar>
+            <w:vAlign w:val="center"/>
+          </w:tcPr>
+          <w:p>
+            <w:pPr>
+              <w:spacing w:after="0" w:before="0"/>
+            </w:pPr>
+            <w:r>
+              <w:rPr>
+                <w:rFonts w:ascii="Calibri" w:hAnsi="Calibri" w:eastAsia="Microsoft YaHei"/>
+                <w:b w:val="0"/>
+                <w:color w:val="0B2545"/>
+                <w:sz w:val="21"/>
+              </w:rPr>
+              <w:t>接口变更</w:t>
+            </w:r>
+          </w:p>
+        </w:tc>
+        <w:tc>
+          <w:tcPr>
+            <w:tcW w:type="dxa" w:w="7776"/>
+            <w:tcMar>
+              <w:top w:w="80" w:type="dxa"/>
+              <w:bottom w:w="80" w:type="dxa"/>
+              <w:start w:w="120" w:type="dxa"/>
+              <w:end w:w="120" w:type="dxa"/>
+            </w:tcMar>
+            <w:vAlign w:val="center"/>
+          </w:tcPr>
+          <w:p>
+            <w:pPr>
+              <w:spacing w:after="0" w:before="0"/>
+            </w:pPr>
+            <w:r>
+              <w:rPr>
+                <w:rFonts w:ascii="Calibri" w:hAnsi="Calibri" w:eastAsia="Microsoft YaHei"/>
+                <w:b w:val="0"/>
+                <w:color w:val="0B2545"/>
+                <w:sz w:val="21"/>
+              </w:rPr>
+              <w:t>无(内部 helper 改进)</w:t>
+            </w:r>
+          </w:p>
+        </w:tc>
+      </w:tr>
+      <w:tr>
+        <w:tc>
+          <w:tcPr>
+            <w:tcW w:type="dxa" w:w="2304"/>
+            <w:tcMar>
+              <w:top w:w="80" w:type="dxa"/>
+              <w:bottom w:w="80" w:type="dxa"/>
+              <w:start w:w="120" w:type="dxa"/>
+              <w:end w:w="120" w:type="dxa"/>
+            </w:tcMar>
+            <w:vAlign w:val="center"/>
+          </w:tcPr>
+          <w:p>
+            <w:pPr>
+              <w:spacing w:after="0" w:before="0"/>
+            </w:pPr>
+            <w:r>
+              <w:rPr>
+                <w:rFonts w:ascii="Calibri" w:hAnsi="Calibri" w:eastAsia="Microsoft YaHei"/>
+                <w:b w:val="0"/>
+                <w:color w:val="0B2545"/>
+                <w:sz w:val="21"/>
+              </w:rPr>
+              <w:t>测试隔离</w:t>
+            </w:r>
+          </w:p>
+        </w:tc>
+        <w:tc>
+          <w:tcPr>
+            <w:tcW w:type="dxa" w:w="7776"/>
+            <w:tcMar>
+              <w:top w:w="80" w:type="dxa"/>
+              <w:bottom w:w="80" w:type="dxa"/>
+              <w:start w:w="120" w:type="dxa"/>
+              <w:end w:w="120" w:type="dxa"/>
+            </w:tcMar>
+            <w:vAlign w:val="center"/>
+          </w:tcPr>
+          <w:p>
+            <w:pPr>
+              <w:spacing w:after="0" w:before="0"/>
+            </w:pPr>
+            <w:r>
+              <w:rPr>
+                <w:rFonts w:ascii="Calibri" w:hAnsi="Calibri" w:eastAsia="Microsoft YaHei"/>
+                <w:b w:val="0"/>
+                <w:color w:val="0B2545"/>
+                <w:sz w:val="21"/>
+              </w:rPr>
+              <w:t>假页面测试不变; allure open 依赖本地 allure CLI+GUI(CI 跳过)</w:t>
+            </w:r>
+          </w:p>
+        </w:tc>
+      </w:tr>
+      <w:tr>
+        <w:tc>
+          <w:tcPr>
+            <w:tcW w:type="dxa" w:w="2304"/>
+            <w:tcMar>
+              <w:top w:w="80" w:type="dxa"/>
+              <w:bottom w:w="80" w:type="dxa"/>
+              <w:start w:w="120" w:type="dxa"/>
+              <w:end w:w="120" w:type="dxa"/>
+            </w:tcMar>
+            <w:vAlign w:val="center"/>
+          </w:tcPr>
+          <w:p>
+            <w:pPr>
+              <w:spacing w:after="0" w:before="0"/>
+            </w:pPr>
+            <w:r>
+              <w:rPr>
+                <w:rFonts w:ascii="Calibri" w:hAnsi="Calibri" w:eastAsia="Microsoft YaHei"/>
+                <w:b w:val="0"/>
+                <w:color w:val="0B2545"/>
+                <w:sz w:val="21"/>
+              </w:rPr>
+              <w:t>平台耦合</w:t>
+            </w:r>
+          </w:p>
+        </w:tc>
+        <w:tc>
+          <w:tcPr>
+            <w:tcW w:type="dxa" w:w="7776"/>
+            <w:tcMar>
+              <w:top w:w="80" w:type="dxa"/>
+              <w:bottom w:w="80" w:type="dxa"/>
+              <w:start w:w="120" w:type="dxa"/>
+              <w:end w:w="120" w:type="dxa"/>
+            </w:tcMar>
+            <w:vAlign w:val="center"/>
+          </w:tcPr>
+          <w:p>
+            <w:pPr>
+              <w:spacing w:after="0" w:before="0"/>
+            </w:pPr>
+            <w:r>
+              <w:rPr>
+                <w:rFonts w:ascii="Calibri" w:hAnsi="Calibri" w:eastAsia="Microsoft YaHei"/>
+                <w:b w:val="0"/>
+                <w:color w:val="0B2545"/>
+                <w:sz w:val="21"/>
+              </w:rPr>
+              <w:t>netstat+Get-Process 仅 Windows, 非 win32 直接 return</w:t>
+            </w:r>
+          </w:p>
+        </w:tc>
+      </w:tr>
+    </w:tbl>
+    <w:p>
+      <w:pPr>
+        <w:spacing w:after="40"/>
+      </w:pPr>
+    </w:p>
+    <w:tbl>
+      <w:tblPr>
+        <w:tblW w:type="auto" w:w="0"/>
+        <w:tblLook w:firstColumn="1" w:firstRow="1" w:lastColumn="0" w:lastRow="0" w:noHBand="0" w:noVBand="1" w:val="04A0"/>
+        <w:tblW w:w="9360" w:type="dxa"/>
+        <w:tblBorders>
+          <w:top w:val="single" w:sz="4" w:space="0" w:color="E2D9B0"/>
+          <w:left w:val="single" w:sz="4" w:space="0" w:color="E2D9B0"/>
+          <w:bottom w:val="single" w:sz="4" w:space="0" w:color="E2D9B0"/>
+          <w:right w:val="single" w:sz="4" w:space="0" w:color="E2D9B0"/>
+          <w:insideH w:val="single" w:sz="4" w:space="0" w:color="E2D9B0"/>
+          <w:insideV w:val="single" w:sz="4" w:space="0" w:color="E2D9B0"/>
+        </w:tblBorders>
+      </w:tblPr>
+      <w:tblGrid>
+        <w:gridCol w:w="9360"/>
+      </w:tblGrid>
+      <w:tr>
+        <w:tc>
+          <w:tcPr>
+            <w:tcW w:type="dxa" w:w="8640"/>
+            <w:shd w:val="clear" w:color="auto" w:fill="FBF6E8"/>
+            <w:tcMar>
+              <w:top w:w="100" w:type="dxa"/>
+              <w:bottom w:w="100" w:type="dxa"/>
+              <w:start w:w="160" w:type="dxa"/>
+              <w:end w:w="160" w:type="dxa"/>
+            </w:tcMar>
+          </w:tcPr>
+          <w:p>
+            <w:pPr>
+              <w:spacing w:after="0"/>
+            </w:pPr>
+            <w:r>
+              <w:rPr>
+                <w:rFonts w:ascii="Calibri" w:hAnsi="Calibri" w:eastAsia="Microsoft YaHei"/>
+                <w:b/>
+                <w:color w:val="0B2545"/>
+                <w:sz w:val="21"/>
+              </w:rPr>
+              <w:t xml:space="preserve">状态 </w:t>
+            </w:r>
+            <w:r>
+              <w:rPr>
+                <w:rFonts w:ascii="Calibri" w:hAnsi="Calibri" w:eastAsia="Microsoft YaHei"/>
+                <w:b w:val="0"/>
+                <w:color w:val="0B2545"/>
+                <w:sz w:val="21"/>
+              </w:rPr>
+              <w:t xml:space="preserve">Allure 端口优化完成: 固定端口 5274 + </w:t>
+            </w:r>
+            <w:r>
+              <w:rPr>
+                <w:rFonts w:ascii="Consolas" w:hAnsi="Consolas" w:eastAsia="Microsoft YaHei"/>
+                <w:b w:val="0"/>
+                <w:color w:val="0B2545"/>
+                <w:sz w:val="21"/>
+              </w:rPr>
+              <w:t>_kill_port_process</w:t>
+            </w:r>
+            <w:r>
+              <w:rPr>
+                <w:rFonts w:ascii="Calibri" w:hAnsi="Calibri" w:eastAsia="Microsoft YaHei"/>
+                <w:b w:val="0"/>
+                <w:color w:val="0B2545"/>
+                <w:sz w:val="21"/>
+              </w:rPr>
+              <w:t xml:space="preserve"> 改用 netstat -ano(修复 Get-NetTCPConnection 漏报通配监听器). 端到端验证: 运行2 杀旧(pid 12100)启新(pid 55328), 无进程堆积. 已留痕.</w:t>
+            </w:r>
+          </w:p>
+        </w:tc>
+      </w:tr>
+    </w:tbl>
+    <w:p>
+      <w:pPr>
+        <w:spacing w:after="40"/>
+      </w:pPr>
+    </w:p>
     <w:sectPr>
       <w:pgSz w:w="12240" w:h="15840"/>
       <w:pgMar w:top="1440" w:right="1800" w:bottom="1440" w:left="1800" w:header="720" w:footer="720" w:gutter="0"/>
